--- a/chap5.docx
+++ b/chap5.docx
@@ -9,7 +9,6 @@
           <w:ilvl w:val="0"/>
           <w:numId w:val="2"/>
         </w:numPr>
-        <w:spacing w:line="276" w:lineRule="auto"/>
         <w:rPr>
           <w:rFonts w:asciiTheme="majorBidi" w:hAnsiTheme="majorBidi" w:cstheme="majorBidi"/>
         </w:rPr>
@@ -24,7 +23,7 @@
     <w:p>
       <w:pPr>
         <w:pStyle w:val="NormalWeb"/>
-        <w:spacing w:line="276" w:lineRule="auto"/>
+        <w:spacing w:line="360" w:lineRule="auto"/>
         <w:jc w:val="both"/>
         <w:rPr>
           <w:rFonts w:asciiTheme="majorBidi" w:hAnsiTheme="majorBidi" w:cstheme="majorBidi"/>
@@ -34,7 +33,79 @@
         <w:rPr>
           <w:rFonts w:asciiTheme="majorBidi" w:hAnsiTheme="majorBidi" w:cstheme="majorBidi"/>
         </w:rPr>
-        <w:t>Les Sprints 1 et 2 ayant permis de mettre en place le pipeline d'acquisition, de nettoyage et d'analyse intelligente des emails, le Sprint 3 se concentre sur deux axes essentiels : la sécurisation de l'accès à la plateforme et l'intégration d'un module OCR pour le traitement des pièces jointes. À travers quatre user stories (US9 à US12), ce chapitre présente les concepts théoriques, les choix d'implémentation et les résultats obtenus au terme de ce sprint.</w:t>
+        <w:t>Les Sprints 1 et 2 ayant permis de mettre en place le pipeline d'acquisition, de nettoyage et d'analyse intelligente des emails</w:t>
+      </w:r>
+      <w:r>
+        <w:rPr>
+          <w:rFonts w:asciiTheme="majorBidi" w:hAnsiTheme="majorBidi" w:cstheme="majorBidi"/>
+        </w:rPr>
+        <w:t xml:space="preserve">. A la fin du sprint 2, </w:t>
+      </w:r>
+      <w:r>
+        <w:rPr>
+          <w:rFonts w:asciiTheme="majorBidi" w:hAnsiTheme="majorBidi" w:cstheme="majorBidi"/>
+        </w:rPr>
+        <w:t>un nouveau</w:t>
+      </w:r>
+      <w:r>
+        <w:rPr>
+          <w:rFonts w:asciiTheme="majorBidi" w:hAnsiTheme="majorBidi" w:cstheme="majorBidi"/>
+        </w:rPr>
+        <w:t xml:space="preserve"> user story a été </w:t>
+      </w:r>
+      <w:r>
+        <w:rPr>
+          <w:rFonts w:asciiTheme="majorBidi" w:hAnsiTheme="majorBidi" w:cstheme="majorBidi"/>
+        </w:rPr>
+        <w:t>dégagé en</w:t>
+      </w:r>
+      <w:r>
+        <w:rPr>
+          <w:rFonts w:asciiTheme="majorBidi" w:hAnsiTheme="majorBidi" w:cstheme="majorBidi"/>
+        </w:rPr>
+        <w:t xml:space="preserve"> rapport avec l’analyse des </w:t>
+      </w:r>
+      <w:r>
+        <w:rPr>
+          <w:rFonts w:asciiTheme="majorBidi" w:hAnsiTheme="majorBidi" w:cstheme="majorBidi"/>
+        </w:rPr>
+        <w:t>pièces</w:t>
+      </w:r>
+      <w:r>
+        <w:rPr>
+          <w:rFonts w:asciiTheme="majorBidi" w:hAnsiTheme="majorBidi" w:cstheme="majorBidi"/>
+        </w:rPr>
+        <w:t xml:space="preserve"> jointes.</w:t>
+      </w:r>
+      <w:r>
+        <w:rPr>
+          <w:rFonts w:asciiTheme="majorBidi" w:hAnsiTheme="majorBidi" w:cstheme="majorBidi"/>
+        </w:rPr>
+        <w:t xml:space="preserve"> </w:t>
+      </w:r>
+      <w:r>
+        <w:rPr>
+          <w:rFonts w:asciiTheme="majorBidi" w:hAnsiTheme="majorBidi" w:cstheme="majorBidi"/>
+        </w:rPr>
+        <w:t>L</w:t>
+      </w:r>
+      <w:r>
+        <w:rPr>
+          <w:rFonts w:asciiTheme="majorBidi" w:hAnsiTheme="majorBidi" w:cstheme="majorBidi"/>
+        </w:rPr>
+        <w:t xml:space="preserve">e Sprint 3 </w:t>
+      </w:r>
+      <w:r>
+        <w:rPr>
+          <w:rFonts w:asciiTheme="majorBidi" w:hAnsiTheme="majorBidi" w:cstheme="majorBidi"/>
+        </w:rPr>
+        <w:t xml:space="preserve">s’articule </w:t>
+      </w:r>
+      <w:r>
+        <w:rPr>
+          <w:rFonts w:asciiTheme="majorBidi" w:hAnsiTheme="majorBidi" w:cstheme="majorBidi"/>
+        </w:rPr>
+        <w:t>sur deux axes essentiels : la sécurisation de l'accès à la plateforme et l'intégration d'un module OCR pour le traitement des pièces jointes. À travers quatre user stories (US9 à US12), ce chapitre présente les concepts théoriques, les choix d'implémentation et les résultats obtenus au terme de ce sprint.</w:t>
       </w:r>
     </w:p>
     <w:p>
@@ -44,7 +115,7 @@
           <w:ilvl w:val="0"/>
           <w:numId w:val="2"/>
         </w:numPr>
-        <w:spacing w:line="276" w:lineRule="auto"/>
+        <w:spacing w:line="360" w:lineRule="auto"/>
         <w:jc w:val="both"/>
         <w:rPr>
           <w:rFonts w:asciiTheme="majorBidi" w:hAnsiTheme="majorBidi" w:cstheme="majorBidi"/>
@@ -100,7 +171,7 @@
           <w:p>
             <w:pPr>
               <w:pStyle w:val="NormalWeb"/>
-              <w:spacing w:line="276" w:lineRule="auto"/>
+              <w:spacing w:line="360" w:lineRule="auto"/>
               <w:jc w:val="both"/>
               <w:rPr>
                 <w:rFonts w:asciiTheme="majorBidi" w:hAnsiTheme="majorBidi" w:cstheme="majorBidi"/>
@@ -126,7 +197,7 @@
           <w:p>
             <w:pPr>
               <w:pStyle w:val="NormalWeb"/>
-              <w:spacing w:line="276" w:lineRule="auto"/>
+              <w:spacing w:line="360" w:lineRule="auto"/>
               <w:jc w:val="both"/>
               <w:rPr>
                 <w:rFonts w:asciiTheme="majorBidi" w:hAnsiTheme="majorBidi" w:cstheme="majorBidi"/>
@@ -157,7 +228,7 @@
           <w:p>
             <w:pPr>
               <w:pStyle w:val="NormalWeb"/>
-              <w:spacing w:line="276" w:lineRule="auto"/>
+              <w:spacing w:line="360" w:lineRule="auto"/>
               <w:jc w:val="both"/>
               <w:rPr>
                 <w:rFonts w:asciiTheme="majorBidi" w:hAnsiTheme="majorBidi" w:cstheme="majorBidi"/>
@@ -182,7 +253,7 @@
               <w:tabs>
                 <w:tab w:val="left" w:pos="1791"/>
               </w:tabs>
-              <w:spacing w:line="276" w:lineRule="auto"/>
+              <w:spacing w:line="360" w:lineRule="auto"/>
               <w:jc w:val="both"/>
               <w:rPr>
                 <w:rFonts w:asciiTheme="majorBidi" w:hAnsiTheme="majorBidi" w:cstheme="majorBidi"/>
@@ -209,7 +280,7 @@
           <w:p>
             <w:pPr>
               <w:pStyle w:val="NormalWeb"/>
-              <w:spacing w:line="276" w:lineRule="auto"/>
+              <w:spacing w:line="360" w:lineRule="auto"/>
               <w:jc w:val="both"/>
               <w:rPr>
                 <w:rFonts w:asciiTheme="majorBidi" w:hAnsiTheme="majorBidi" w:cstheme="majorBidi"/>
@@ -231,7 +302,7 @@
           <w:p>
             <w:pPr>
               <w:pStyle w:val="NormalWeb"/>
-              <w:spacing w:line="276" w:lineRule="auto"/>
+              <w:spacing w:line="360" w:lineRule="auto"/>
               <w:jc w:val="both"/>
               <w:rPr>
                 <w:rFonts w:asciiTheme="majorBidi" w:hAnsiTheme="majorBidi" w:cstheme="majorBidi"/>
@@ -255,7 +326,7 @@
           <w:p>
             <w:pPr>
               <w:pStyle w:val="NormalWeb"/>
-              <w:spacing w:line="276" w:lineRule="auto"/>
+              <w:spacing w:line="360" w:lineRule="auto"/>
               <w:jc w:val="both"/>
               <w:rPr>
                 <w:rFonts w:asciiTheme="majorBidi" w:hAnsiTheme="majorBidi" w:cstheme="majorBidi"/>
@@ -265,7 +336,13 @@
               <w:rPr>
                 <w:rFonts w:asciiTheme="majorBidi" w:hAnsiTheme="majorBidi" w:cstheme="majorBidi"/>
               </w:rPr>
-              <w:t>US11</w:t>
+              <w:t>US1</w:t>
+            </w:r>
+            <w:r>
+              <w:rPr>
+                <w:rFonts w:asciiTheme="majorBidi" w:hAnsiTheme="majorBidi" w:cstheme="majorBidi"/>
+              </w:rPr>
+              <w:t>1</w:t>
             </w:r>
           </w:p>
         </w:tc>
@@ -277,53 +354,7 @@
           <w:p>
             <w:pPr>
               <w:pStyle w:val="NormalWeb"/>
-              <w:spacing w:line="276" w:lineRule="auto"/>
-              <w:jc w:val="both"/>
-              <w:rPr>
-                <w:rFonts w:asciiTheme="majorBidi" w:hAnsiTheme="majorBidi" w:cstheme="majorBidi"/>
-              </w:rPr>
-            </w:pPr>
-            <w:r>
-              <w:rPr>
-                <w:rFonts w:asciiTheme="majorBidi" w:hAnsiTheme="majorBidi" w:cstheme="majorBidi"/>
-              </w:rPr>
-              <w:t>En tant que système, je veux gérer les droits d'accès afin de sécuriser les fonctionnalités</w:t>
-            </w:r>
-          </w:p>
-        </w:tc>
-      </w:tr>
-      <w:tr>
-        <w:tc>
-          <w:tcPr>
-            <w:tcW w:w="763" w:type="dxa"/>
-            <w:vAlign w:val="center"/>
-          </w:tcPr>
-          <w:p>
-            <w:pPr>
-              <w:pStyle w:val="NormalWeb"/>
-              <w:spacing w:line="276" w:lineRule="auto"/>
-              <w:jc w:val="both"/>
-              <w:rPr>
-                <w:rFonts w:asciiTheme="majorBidi" w:hAnsiTheme="majorBidi" w:cstheme="majorBidi"/>
-              </w:rPr>
-            </w:pPr>
-            <w:r>
-              <w:rPr>
-                <w:rFonts w:asciiTheme="majorBidi" w:hAnsiTheme="majorBidi" w:cstheme="majorBidi"/>
-              </w:rPr>
-              <w:t>US12</w:t>
-            </w:r>
-          </w:p>
-        </w:tc>
-        <w:tc>
-          <w:tcPr>
-            <w:tcW w:w="8299" w:type="dxa"/>
-            <w:vAlign w:val="center"/>
-          </w:tcPr>
-          <w:p>
-            <w:pPr>
-              <w:pStyle w:val="NormalWeb"/>
-              <w:spacing w:line="276" w:lineRule="auto"/>
+              <w:spacing w:line="360" w:lineRule="auto"/>
               <w:jc w:val="both"/>
               <w:rPr>
                 <w:rFonts w:asciiTheme="majorBidi" w:hAnsiTheme="majorBidi" w:cstheme="majorBidi"/>
@@ -342,11 +373,25 @@
     <w:p>
       <w:pPr>
         <w:pStyle w:val="NormalWeb"/>
+        <w:spacing w:line="360" w:lineRule="auto"/>
+        <w:jc w:val="both"/>
+        <w:rPr>
+          <w:rFonts w:asciiTheme="majorBidi" w:hAnsiTheme="majorBidi" w:cstheme="majorBidi"/>
+          <w:b/>
+          <w:bCs/>
+          <w:sz w:val="32"/>
+          <w:szCs w:val="32"/>
+        </w:rPr>
+      </w:pPr>
+    </w:p>
+    <w:p>
+      <w:pPr>
+        <w:pStyle w:val="NormalWeb"/>
         <w:numPr>
           <w:ilvl w:val="0"/>
           <w:numId w:val="2"/>
         </w:numPr>
-        <w:spacing w:line="276" w:lineRule="auto"/>
+        <w:spacing w:line="360" w:lineRule="auto"/>
         <w:jc w:val="both"/>
         <w:rPr>
           <w:rFonts w:asciiTheme="majorBidi" w:hAnsiTheme="majorBidi" w:cstheme="majorBidi"/>
@@ -374,7 +419,7 @@
           <w:ilvl w:val="1"/>
           <w:numId w:val="2"/>
         </w:numPr>
-        <w:spacing w:line="276" w:lineRule="auto"/>
+        <w:spacing w:line="360" w:lineRule="auto"/>
         <w:jc w:val="both"/>
         <w:rPr>
           <w:rFonts w:asciiTheme="majorBidi" w:hAnsiTheme="majorBidi" w:cstheme="majorBidi"/>
@@ -398,7 +443,7 @@
     <w:p>
       <w:pPr>
         <w:pStyle w:val="NormalWeb"/>
-        <w:spacing w:line="276" w:lineRule="auto"/>
+        <w:spacing w:line="360" w:lineRule="auto"/>
         <w:jc w:val="both"/>
         <w:rPr>
           <w:rFonts w:asciiTheme="majorBidi" w:hAnsiTheme="majorBidi" w:cstheme="majorBidi"/>
@@ -428,7 +473,7 @@
     <w:p>
       <w:pPr>
         <w:pStyle w:val="NormalWeb"/>
-        <w:spacing w:line="276" w:lineRule="auto"/>
+        <w:spacing w:line="360" w:lineRule="auto"/>
         <w:jc w:val="both"/>
         <w:rPr>
           <w:rFonts w:asciiTheme="majorBidi" w:hAnsiTheme="majorBidi" w:cstheme="majorBidi"/>
@@ -440,10 +485,10 @@
           <w:noProof/>
         </w:rPr>
         <w:drawing>
-          <wp:inline distT="0" distB="0" distL="0" distR="0" wp14:anchorId="2D9FBFE5" wp14:editId="15D8661D">
-            <wp:extent cx="4699000" cy="3457674"/>
-            <wp:effectExtent l="0" t="0" r="6350" b="9525"/>
-            <wp:docPr id="1" name="Picture 1"/>
+          <wp:inline distT="0" distB="0" distL="0" distR="0" wp14:anchorId="454F4614" wp14:editId="2736FB72">
+            <wp:extent cx="5760720" cy="1908987"/>
+            <wp:effectExtent l="0" t="0" r="0" b="0"/>
+            <wp:docPr id="34" name="Picture 34"/>
             <wp:cNvGraphicFramePr>
               <a:graphicFrameLocks xmlns:a="http://schemas.openxmlformats.org/drawingml/2006/main" noChangeAspect="1"/>
             </wp:cNvGraphicFramePr>
@@ -451,7 +496,7 @@
               <a:graphicData uri="http://schemas.openxmlformats.org/drawingml/2006/picture">
                 <pic:pic xmlns:pic="http://schemas.openxmlformats.org/drawingml/2006/picture">
                   <pic:nvPicPr>
-                    <pic:cNvPr id="1" name="Picture 1"/>
+                    <pic:cNvPr id="34" name="Picture 34"/>
                     <pic:cNvPicPr/>
                   </pic:nvPicPr>
                   <pic:blipFill>
@@ -469,7 +514,7 @@
                   <pic:spPr>
                     <a:xfrm>
                       <a:off x="0" y="0"/>
-                      <a:ext cx="4734191" cy="3483569"/>
+                      <a:ext cx="5760720" cy="1908987"/>
                     </a:xfrm>
                     <a:prstGeom prst="rect">
                       <a:avLst/>
@@ -489,7 +534,7 @@
           <w:ilvl w:val="1"/>
           <w:numId w:val="2"/>
         </w:numPr>
-        <w:spacing w:line="276" w:lineRule="auto"/>
+        <w:spacing w:line="360" w:lineRule="auto"/>
         <w:jc w:val="both"/>
         <w:rPr>
           <w:rFonts w:asciiTheme="majorBidi" w:hAnsiTheme="majorBidi" w:cstheme="majorBidi"/>
@@ -510,7 +555,7 @@
     <w:p>
       <w:pPr>
         <w:pStyle w:val="NormalWeb"/>
-        <w:spacing w:line="276" w:lineRule="auto"/>
+        <w:spacing w:line="360" w:lineRule="auto"/>
         <w:jc w:val="both"/>
         <w:rPr>
           <w:rFonts w:asciiTheme="majorBidi" w:hAnsiTheme="majorBidi" w:cstheme="majorBidi"/>
@@ -520,27 +565,19 @@
         <w:rPr>
           <w:rFonts w:asciiTheme="majorBidi" w:hAnsiTheme="majorBidi" w:cstheme="majorBidi"/>
         </w:rPr>
-        <w:t xml:space="preserve">Afin d'illustrer les mécanismes d'authentification, de gestion des utilisateurs ainsi que la définition des rôles et des droits d'accès, le diagramme de séquence suivant est présenté dans la </w:t>
-      </w:r>
-      <w:r>
-        <w:rPr>
-          <w:rFonts w:asciiTheme="majorBidi" w:hAnsiTheme="majorBidi" w:cstheme="majorBidi"/>
-          <w:b/>
-          <w:bCs/>
-        </w:rPr>
-        <w:t>figure</w:t>
-      </w:r>
-      <w:r>
-        <w:rPr>
-          <w:rFonts w:asciiTheme="majorBidi" w:hAnsiTheme="majorBidi" w:cstheme="majorBidi"/>
-        </w:rPr>
-        <w:t>.</w:t>
+        <w:t>Afin d'illustrer les mécanismes d'authentification, de gestion des utilisateurs ainsi que la définition des rôles et des droits d'accès, le diagramme de séquence suivant</w:t>
+      </w:r>
+      <w:r>
+        <w:rPr>
+          <w:rFonts w:asciiTheme="majorBidi" w:hAnsiTheme="majorBidi" w:cstheme="majorBidi"/>
+        </w:rPr>
+        <w:t xml:space="preserve"> présente la modélisation dynamique du cas d’utilisation relatif à l’authentification.</w:t>
       </w:r>
     </w:p>
     <w:p>
       <w:pPr>
         <w:pStyle w:val="NormalWeb"/>
-        <w:spacing w:line="276" w:lineRule="auto"/>
+        <w:spacing w:line="360" w:lineRule="auto"/>
         <w:jc w:val="both"/>
         <w:rPr>
           <w:rFonts w:asciiTheme="majorBidi" w:hAnsiTheme="majorBidi" w:cstheme="majorBidi"/>
@@ -552,9 +589,9 @@
           <w:noProof/>
         </w:rPr>
         <w:drawing>
-          <wp:inline distT="0" distB="0" distL="0" distR="0" wp14:anchorId="09C742EE" wp14:editId="215A8F77">
-            <wp:extent cx="6157183" cy="4834393"/>
-            <wp:effectExtent l="0" t="0" r="0" b="4445"/>
+          <wp:inline distT="0" distB="0" distL="0" distR="0" wp14:anchorId="09C742EE" wp14:editId="2C94D84B">
+            <wp:extent cx="5821533" cy="3657600"/>
+            <wp:effectExtent l="0" t="0" r="8255" b="0"/>
             <wp:docPr id="2" name="Picture 2"/>
             <wp:cNvGraphicFramePr>
               <a:graphicFrameLocks xmlns:a="http://schemas.openxmlformats.org/drawingml/2006/main" noChangeAspect="1"/>
@@ -566,7 +603,7 @@
                     <pic:cNvPr id="2" name="Picture 2"/>
                     <pic:cNvPicPr/>
                   </pic:nvPicPr>
-                  <pic:blipFill>
+                  <pic:blipFill rotWithShape="1">
                     <a:blip r:embed="rId6" cstate="print">
                       <a:extLst>
                         <a:ext uri="{28A0092B-C50C-407E-A947-70E740481C1C}">
@@ -574,18 +611,25 @@
                         </a:ext>
                       </a:extLst>
                     </a:blip>
-                    <a:stretch>
-                      <a:fillRect/>
-                    </a:stretch>
+                    <a:srcRect l="3841" b="36944"/>
+                    <a:stretch/>
                   </pic:blipFill>
-                  <pic:spPr>
+                  <pic:spPr bwMode="auto">
                     <a:xfrm>
                       <a:off x="0" y="0"/>
-                      <a:ext cx="6157183" cy="4834393"/>
+                      <a:ext cx="5842796" cy="3670959"/>
                     </a:xfrm>
                     <a:prstGeom prst="rect">
                       <a:avLst/>
                     </a:prstGeom>
+                    <a:ln>
+                      <a:noFill/>
+                    </a:ln>
+                    <a:extLst>
+                      <a:ext uri="{53640926-AAD7-44D8-BBD7-CCE9431645EC}">
+                        <a14:shadowObscured xmlns:a14="http://schemas.microsoft.com/office/drawing/2010/main"/>
+                      </a:ext>
+                    </a:extLst>
                   </pic:spPr>
                 </pic:pic>
               </a:graphicData>
@@ -597,11 +641,21 @@
     <w:p>
       <w:pPr>
         <w:pStyle w:val="NormalWeb"/>
+        <w:spacing w:line="360" w:lineRule="auto"/>
+        <w:jc w:val="both"/>
+        <w:rPr>
+          <w:rFonts w:asciiTheme="majorBidi" w:hAnsiTheme="majorBidi" w:cstheme="majorBidi"/>
+        </w:rPr>
+      </w:pPr>
+    </w:p>
+    <w:p>
+      <w:pPr>
+        <w:pStyle w:val="NormalWeb"/>
         <w:numPr>
           <w:ilvl w:val="1"/>
           <w:numId w:val="2"/>
         </w:numPr>
-        <w:spacing w:line="276" w:lineRule="auto"/>
+        <w:spacing w:line="360" w:lineRule="auto"/>
         <w:jc w:val="both"/>
         <w:rPr>
           <w:rFonts w:asciiTheme="majorBidi" w:hAnsiTheme="majorBidi" w:cstheme="majorBidi"/>
@@ -624,32 +678,23 @@
     </w:p>
     <w:p>
       <w:pPr>
-        <w:pStyle w:val="NormalWeb"/>
-        <w:spacing w:line="276" w:lineRule="auto"/>
+        <w:spacing w:before="100" w:beforeAutospacing="1" w:after="100" w:afterAutospacing="1" w:line="360" w:lineRule="auto"/>
         <w:jc w:val="both"/>
         <w:rPr>
-          <w:rFonts w:asciiTheme="majorBidi" w:hAnsiTheme="majorBidi" w:cstheme="majorBidi"/>
-        </w:rPr>
-      </w:pPr>
-      <w:r>
-        <w:rPr>
-          <w:rFonts w:asciiTheme="majorBidi" w:hAnsiTheme="majorBidi" w:cstheme="majorBidi"/>
-        </w:rPr>
-        <w:t xml:space="preserve">Pour améliorer la précision du traitement des tickets, nous avons ajouté un module OCR avant la phase d’analyse. Le système récupère ainsi la liste des pièces jointes depuis le fichier Excel et les envoie au module OCR, comme illustré dans la </w:t>
-      </w:r>
-      <w:r>
-        <w:rPr>
-          <w:rFonts w:asciiTheme="majorBidi" w:hAnsiTheme="majorBidi" w:cstheme="majorBidi"/>
-          <w:b/>
-          <w:bCs/>
-        </w:rPr>
-        <w:t>figure</w:t>
-      </w:r>
-      <w:r>
-        <w:rPr>
-          <w:rFonts w:asciiTheme="majorBidi" w:hAnsiTheme="majorBidi" w:cstheme="majorBidi"/>
-        </w:rPr>
-        <w:t>.</w:t>
+          <w:rFonts w:ascii="Times New Roman" w:eastAsia="Times New Roman" w:hAnsi="Times New Roman" w:cs="Times New Roman"/>
+          <w:sz w:val="24"/>
+          <w:szCs w:val="24"/>
+          <w:lang w:eastAsia="fr-FR"/>
+        </w:rPr>
+      </w:pPr>
+      <w:r>
+        <w:rPr>
+          <w:rFonts w:ascii="Times New Roman" w:eastAsia="Times New Roman" w:hAnsi="Times New Roman" w:cs="Times New Roman"/>
+          <w:sz w:val="24"/>
+          <w:szCs w:val="24"/>
+          <w:lang w:eastAsia="fr-FR"/>
+        </w:rPr>
+        <w:t>Pour améliorer la précision du traitement des tickets, nous avons ajouté un module OCR avant la phase d’analyse. Le système récupère ainsi la liste des pièces jointes depuis le fichier Excel et les envoie au module OCR, comme illustré dans la figure. D’abord, le système récupère la liste des pièces jointes de l’e-mail à analyser, puis l’envoie vers l’unité d’analyse OCR. Pour chaque élément de cette liste, le système vérifie le type de la pièce jointe et ajoute son contenu à l’e-mail à analyser.</w:t>
       </w:r>
     </w:p>
     <w:p>
@@ -657,7 +702,7 @@
         <w:tabs>
           <w:tab w:val="left" w:pos="927"/>
         </w:tabs>
-        <w:spacing w:line="276" w:lineRule="auto"/>
+        <w:spacing w:line="360" w:lineRule="auto"/>
         <w:jc w:val="both"/>
         <w:rPr>
           <w:rFonts w:asciiTheme="majorBidi" w:hAnsiTheme="majorBidi" w:cstheme="majorBidi"/>
@@ -676,9 +721,9 @@
         </w:rPr>
         <w:lastRenderedPageBreak/>
         <w:drawing>
-          <wp:inline distT="0" distB="0" distL="0" distR="0" wp14:anchorId="1999135C" wp14:editId="52055203">
-            <wp:extent cx="5752024" cy="1984172"/>
-            <wp:effectExtent l="0" t="0" r="1270" b="0"/>
+          <wp:inline distT="0" distB="0" distL="0" distR="0" wp14:anchorId="1999135C" wp14:editId="70BFBCE5">
+            <wp:extent cx="5772150" cy="1991114"/>
+            <wp:effectExtent l="0" t="0" r="0" b="9525"/>
             <wp:docPr id="3" name="Picture 3"/>
             <wp:cNvGraphicFramePr>
               <a:graphicFrameLocks xmlns:a="http://schemas.openxmlformats.org/drawingml/2006/main" noChangeAspect="1"/>
@@ -705,7 +750,7 @@
                   <pic:spPr>
                     <a:xfrm>
                       <a:off x="0" y="0"/>
-                      <a:ext cx="5752024" cy="1984172"/>
+                      <a:ext cx="5842113" cy="2015248"/>
                     </a:xfrm>
                     <a:prstGeom prst="rect">
                       <a:avLst/>
@@ -728,7 +773,7 @@
         <w:tabs>
           <w:tab w:val="left" w:pos="927"/>
         </w:tabs>
-        <w:spacing w:line="276" w:lineRule="auto"/>
+        <w:spacing w:line="360" w:lineRule="auto"/>
         <w:jc w:val="both"/>
         <w:rPr>
           <w:rFonts w:asciiTheme="majorBidi" w:hAnsiTheme="majorBidi" w:cstheme="majorBidi"/>
@@ -761,7 +806,7 @@
         <w:tabs>
           <w:tab w:val="left" w:pos="927"/>
         </w:tabs>
-        <w:spacing w:line="276" w:lineRule="auto"/>
+        <w:spacing w:line="360" w:lineRule="auto"/>
         <w:jc w:val="both"/>
         <w:rPr>
           <w:rFonts w:asciiTheme="majorBidi" w:hAnsiTheme="majorBidi" w:cstheme="majorBidi"/>
@@ -789,7 +834,7 @@
         <w:tabs>
           <w:tab w:val="left" w:pos="927"/>
         </w:tabs>
-        <w:spacing w:line="276" w:lineRule="auto"/>
+        <w:spacing w:line="360" w:lineRule="auto"/>
         <w:jc w:val="both"/>
         <w:rPr>
           <w:rFonts w:asciiTheme="majorBidi" w:hAnsiTheme="majorBidi" w:cstheme="majorBidi"/>
@@ -908,7 +953,7 @@
         <w:tabs>
           <w:tab w:val="left" w:pos="927"/>
         </w:tabs>
-        <w:spacing w:line="276" w:lineRule="auto"/>
+        <w:spacing w:line="360" w:lineRule="auto"/>
         <w:jc w:val="both"/>
         <w:rPr>
           <w:rFonts w:asciiTheme="majorBidi" w:hAnsiTheme="majorBidi" w:cstheme="majorBidi"/>
@@ -927,7 +972,7 @@
           <w:sz w:val="28"/>
           <w:szCs w:val="28"/>
         </w:rPr>
-        <w:t>Gestion des rôles</w:t>
+        <w:t>Hachage des mots de passe — bcrypt</w:t>
       </w:r>
     </w:p>
     <w:p>
@@ -935,7 +980,7 @@
         <w:tabs>
           <w:tab w:val="left" w:pos="927"/>
         </w:tabs>
-        <w:spacing w:line="276" w:lineRule="auto"/>
+        <w:spacing w:line="360" w:lineRule="auto"/>
         <w:jc w:val="both"/>
         <w:rPr>
           <w:rFonts w:asciiTheme="majorBidi" w:hAnsiTheme="majorBidi" w:cstheme="majorBidi"/>
@@ -951,7 +996,7 @@
           <w:szCs w:val="24"/>
           <w:lang w:eastAsia="fr-FR"/>
         </w:rPr>
-        <w:t>La gestion des rôles permet de bien séparer les droits d'accès dans l'application. Chaque utilisateur possède un rôle spécifique défini dans le backend. Ce système permet de différencier les accès : ainsi, seul l'administrateur peut</w:t>
+        <w:t>Pour garantir la confidentialité des comptes utilisateurs, l'application n'enregistre jamais les mots de passe en clair dans la base de</w:t>
       </w:r>
       <w:r>
         <w:rPr>
@@ -969,7 +1014,225 @@
           <w:szCs w:val="24"/>
           <w:lang w:eastAsia="fr-FR"/>
         </w:rPr>
-        <w:t>utiliser les fonctions de gestion. Avant de donner accès à une page ou à une fonction, le serveur vérifie si le rôle de l'utilisateur</w:t>
+        <w:t>données</w:t>
+      </w:r>
+      <w:r>
+        <w:rPr>
+          <w:rFonts w:asciiTheme="majorBidi" w:hAnsiTheme="majorBidi" w:cstheme="majorBidi"/>
+          <w:sz w:val="24"/>
+          <w:szCs w:val="24"/>
+          <w:lang w:eastAsia="fr-FR"/>
+        </w:rPr>
+        <w:t>. Plusieurs bibliothèque d’hachage peut être utiliser, tels</w:t>
+      </w:r>
+      <w:r>
+        <w:rPr>
+          <w:rFonts w:asciiTheme="majorBidi" w:hAnsiTheme="majorBidi" w:cstheme="majorBidi"/>
+          <w:sz w:val="24"/>
+          <w:szCs w:val="24"/>
+          <w:lang w:eastAsia="fr-FR"/>
+        </w:rPr>
+        <w:t xml:space="preserve"> </w:t>
+      </w:r>
+      <w:r>
+        <w:rPr>
+          <w:rFonts w:asciiTheme="majorBidi" w:hAnsiTheme="majorBidi" w:cstheme="majorBidi"/>
+          <w:sz w:val="24"/>
+          <w:szCs w:val="24"/>
+          <w:lang w:eastAsia="fr-FR"/>
+        </w:rPr>
+        <w:t>qu</w:t>
+      </w:r>
+      <w:r>
+        <w:rPr>
+          <w:rFonts w:asciiTheme="majorBidi" w:hAnsiTheme="majorBidi" w:cstheme="majorBidi"/>
+          <w:sz w:val="24"/>
+          <w:szCs w:val="24"/>
+          <w:lang w:eastAsia="fr-FR"/>
+        </w:rPr>
+        <w:t>e bcrypt [</w:t>
+      </w:r>
+      <w:hyperlink r:id="rId8" w:history="1">
+        <w:r>
+          <w:rPr>
+            <w:rStyle w:val="Hyperlink"/>
+            <w:rFonts w:ascii="Segoe UI" w:hAnsi="Segoe UI" w:cs="Segoe UI"/>
+            <w:color w:val="0069CC"/>
+            <w:sz w:val="20"/>
+            <w:szCs w:val="20"/>
+            <w:shd w:val="clear" w:color="auto" w:fill="FAFAFD"/>
+          </w:rPr>
+          <w:t>https://cheatsheetseries.owasp.org/cheatsheets/Password_Storage_Cheat_Sheet.html#bcrypt</w:t>
+        </w:r>
+      </w:hyperlink>
+      <w:r>
+        <w:rPr>
+          <w:rFonts w:asciiTheme="majorBidi" w:hAnsiTheme="majorBidi" w:cstheme="majorBidi"/>
+          <w:sz w:val="24"/>
+          <w:szCs w:val="24"/>
+          <w:lang w:eastAsia="fr-FR"/>
+        </w:rPr>
+        <w:t>], PBKDF2 [</w:t>
+      </w:r>
+      <w:hyperlink r:id="rId9" w:history="1">
+        <w:r>
+          <w:rPr>
+            <w:rStyle w:val="Hyperlink"/>
+            <w:rFonts w:ascii="Segoe UI" w:hAnsi="Segoe UI" w:cs="Segoe UI"/>
+            <w:color w:val="0069CC"/>
+            <w:sz w:val="20"/>
+            <w:szCs w:val="20"/>
+            <w:shd w:val="clear" w:color="auto" w:fill="FAFAFD"/>
+          </w:rPr>
+          <w:t>https://www.rfc-editor.org/rfc/rfc2898.html</w:t>
+        </w:r>
+      </w:hyperlink>
+      <w:r>
+        <w:rPr>
+          <w:rFonts w:asciiTheme="majorBidi" w:hAnsiTheme="majorBidi" w:cstheme="majorBidi"/>
+          <w:sz w:val="24"/>
+          <w:szCs w:val="24"/>
+          <w:lang w:eastAsia="fr-FR"/>
+        </w:rPr>
+        <w:t xml:space="preserve">], </w:t>
+      </w:r>
+      <w:proofErr w:type="spellStart"/>
+      <w:r>
+        <w:rPr>
+          <w:rFonts w:asciiTheme="majorBidi" w:hAnsiTheme="majorBidi" w:cstheme="majorBidi"/>
+          <w:sz w:val="24"/>
+          <w:szCs w:val="24"/>
+          <w:lang w:eastAsia="fr-FR"/>
+        </w:rPr>
+        <w:t>scrypt</w:t>
+      </w:r>
+      <w:proofErr w:type="spellEnd"/>
+      <w:r>
+        <w:rPr>
+          <w:rFonts w:asciiTheme="majorBidi" w:hAnsiTheme="majorBidi" w:cstheme="majorBidi"/>
+          <w:sz w:val="24"/>
+          <w:szCs w:val="24"/>
+          <w:lang w:eastAsia="fr-FR"/>
+        </w:rPr>
+        <w:t xml:space="preserve"> [</w:t>
+      </w:r>
+      <w:hyperlink r:id="rId10" w:history="1">
+        <w:r>
+          <w:rPr>
+            <w:rStyle w:val="Hyperlink"/>
+            <w:rFonts w:ascii="Segoe UI" w:hAnsi="Segoe UI" w:cs="Segoe UI"/>
+            <w:color w:val="0069CC"/>
+            <w:sz w:val="20"/>
+            <w:szCs w:val="20"/>
+            <w:shd w:val="clear" w:color="auto" w:fill="FAFAFD"/>
+          </w:rPr>
+          <w:t>https://www.rfc-editor.org/rfc/rfc2898.html</w:t>
+        </w:r>
+      </w:hyperlink>
+      <w:r>
+        <w:rPr>
+          <w:rFonts w:asciiTheme="majorBidi" w:hAnsiTheme="majorBidi" w:cstheme="majorBidi"/>
+          <w:sz w:val="24"/>
+          <w:szCs w:val="24"/>
+          <w:lang w:eastAsia="fr-FR"/>
+        </w:rPr>
+        <w:t>] et Argon2 [</w:t>
+      </w:r>
+      <w:hyperlink r:id="rId11" w:history="1">
+        <w:r>
+          <w:rPr>
+            <w:rStyle w:val="Hyperlink"/>
+            <w:rFonts w:ascii="Segoe UI" w:hAnsi="Segoe UI" w:cs="Segoe UI"/>
+            <w:color w:val="0069CC"/>
+            <w:sz w:val="20"/>
+            <w:szCs w:val="20"/>
+            <w:shd w:val="clear" w:color="auto" w:fill="FAFAFD"/>
+          </w:rPr>
+          <w:t>https://www.rfc-editor.org/rfc/rfc9106.html</w:t>
+        </w:r>
+      </w:hyperlink>
+      <w:r>
+        <w:rPr>
+          <w:rFonts w:asciiTheme="majorBidi" w:hAnsiTheme="majorBidi" w:cstheme="majorBidi"/>
+          <w:sz w:val="24"/>
+          <w:szCs w:val="24"/>
+          <w:lang w:eastAsia="fr-FR"/>
+        </w:rPr>
+        <w:t>]</w:t>
+      </w:r>
+      <w:r>
+        <w:rPr>
+          <w:rFonts w:asciiTheme="majorBidi" w:hAnsiTheme="majorBidi" w:cstheme="majorBidi"/>
+          <w:sz w:val="24"/>
+          <w:szCs w:val="24"/>
+          <w:lang w:eastAsia="fr-FR"/>
+        </w:rPr>
+        <w:t xml:space="preserve">. </w:t>
+      </w:r>
+      <w:r>
+        <w:rPr>
+          <w:rFonts w:asciiTheme="majorBidi" w:hAnsiTheme="majorBidi" w:cstheme="majorBidi"/>
+          <w:sz w:val="24"/>
+          <w:szCs w:val="24"/>
+          <w:lang w:eastAsia="fr-FR"/>
+        </w:rPr>
+        <w:t xml:space="preserve">Des études ont été menées et puis ont montré que bcrypt est l’un des </w:t>
+      </w:r>
+      <w:proofErr w:type="gramStart"/>
+      <w:r>
+        <w:rPr>
+          <w:rFonts w:asciiTheme="majorBidi" w:hAnsiTheme="majorBidi" w:cstheme="majorBidi"/>
+          <w:sz w:val="24"/>
+          <w:szCs w:val="24"/>
+          <w:lang w:eastAsia="fr-FR"/>
+        </w:rPr>
+        <w:t xml:space="preserve">meilleurs  </w:t>
+      </w:r>
+      <w:r>
+        <w:rPr>
+          <w:rFonts w:asciiTheme="majorBidi" w:hAnsiTheme="majorBidi" w:cstheme="majorBidi"/>
+          <w:sz w:val="24"/>
+          <w:szCs w:val="24"/>
+          <w:lang w:eastAsia="fr-FR"/>
+        </w:rPr>
+        <w:t>algorithme</w:t>
+      </w:r>
+      <w:r>
+        <w:rPr>
+          <w:rFonts w:asciiTheme="majorBidi" w:hAnsiTheme="majorBidi" w:cstheme="majorBidi"/>
+          <w:sz w:val="24"/>
+          <w:szCs w:val="24"/>
+          <w:lang w:eastAsia="fr-FR"/>
+        </w:rPr>
+        <w:t>s</w:t>
+      </w:r>
+      <w:proofErr w:type="gramEnd"/>
+      <w:r>
+        <w:rPr>
+          <w:rFonts w:asciiTheme="majorBidi" w:hAnsiTheme="majorBidi" w:cstheme="majorBidi"/>
+          <w:sz w:val="24"/>
+          <w:szCs w:val="24"/>
+          <w:lang w:eastAsia="fr-FR"/>
+        </w:rPr>
+        <w:t xml:space="preserve"> de hachage robuste</w:t>
+      </w:r>
+      <w:r>
+        <w:rPr>
+          <w:rFonts w:asciiTheme="majorBidi" w:hAnsiTheme="majorBidi" w:cstheme="majorBidi"/>
+          <w:sz w:val="24"/>
+          <w:szCs w:val="24"/>
+          <w:lang w:eastAsia="fr-FR"/>
+        </w:rPr>
+        <w:t>, à cet effet nous allons utiliser bcrypt</w:t>
+      </w:r>
+      <w:r>
+        <w:rPr>
+          <w:rFonts w:asciiTheme="majorBidi" w:hAnsiTheme="majorBidi" w:cstheme="majorBidi"/>
+          <w:sz w:val="24"/>
+          <w:szCs w:val="24"/>
+          <w:lang w:eastAsia="fr-FR"/>
+        </w:rPr>
+        <w:t>. Le hachage est une transformation irréversible. Le mot de passe est converti en une chaîne de caractères unique et illisible. Même en cas d'accès non autorisé à la base de données, il est</w:t>
       </w:r>
       <w:r>
         <w:rPr>
@@ -987,7 +1250,17 @@
           <w:szCs w:val="24"/>
           <w:lang w:eastAsia="fr-FR"/>
         </w:rPr>
-        <w:t>correspond bien aux permissions demandées. Cette méthode sécurise l'application en empêchant les utilisateurs classiques d'accéder aux</w:t>
+        <w:t xml:space="preserve">impossible de retrouver le mot de passe original à partir de </w:t>
+      </w:r>
+      <w:r>
+        <w:rPr>
+          <w:rFonts w:asciiTheme="majorBidi" w:hAnsiTheme="majorBidi" w:cstheme="majorBidi"/>
+          <w:sz w:val="24"/>
+          <w:szCs w:val="24"/>
+          <w:lang w:eastAsia="fr-FR"/>
+        </w:rPr>
+        <w:lastRenderedPageBreak/>
+        <w:t>son empreinte. Lors de la connexion, le système hache le mot de passe saisi par</w:t>
       </w:r>
       <w:r>
         <w:rPr>
@@ -1005,7 +1278,7 @@
           <w:szCs w:val="24"/>
           <w:lang w:eastAsia="fr-FR"/>
         </w:rPr>
-        <w:t>options d'administration.</w:t>
+        <w:t>l'utilisateur et le compare à l'empreinte stockée pour valider l'identité.</w:t>
       </w:r>
     </w:p>
     <w:p>
@@ -1018,26 +1291,26 @@
         <w:tabs>
           <w:tab w:val="left" w:pos="927"/>
         </w:tabs>
-        <w:spacing w:line="276" w:lineRule="auto"/>
+        <w:spacing w:line="360" w:lineRule="auto"/>
         <w:jc w:val="both"/>
+        <w:rPr>
+          <w:rFonts w:asciiTheme="majorBidi" w:hAnsiTheme="majorBidi" w:cstheme="majorBidi"/>
+          <w:b/>
+          <w:bCs/>
+          <w:sz w:val="32"/>
+          <w:szCs w:val="32"/>
+          <w:lang w:eastAsia="fr-FR"/>
+        </w:rPr>
+      </w:pPr>
+      <w:r>
         <w:rPr>
           <w:rFonts w:asciiTheme="majorBidi" w:hAnsiTheme="majorBidi" w:cstheme="majorBidi"/>
           <w:b/>
           <w:bCs/>
           <w:sz w:val="28"/>
           <w:szCs w:val="28"/>
-          <w:lang w:eastAsia="fr-FR"/>
-        </w:rPr>
-      </w:pPr>
-      <w:r>
-        <w:rPr>
-          <w:rFonts w:asciiTheme="majorBidi" w:hAnsiTheme="majorBidi" w:cstheme="majorBidi"/>
-          <w:b/>
-          <w:bCs/>
-          <w:sz w:val="28"/>
-          <w:szCs w:val="28"/>
-        </w:rPr>
-        <w:t>Hachage des mots de passe — bcrypt</w:t>
+        </w:rPr>
+        <w:t>OCR — Reconnaissance optique de caractères</w:t>
       </w:r>
     </w:p>
     <w:p>
@@ -1045,7 +1318,7 @@
         <w:tabs>
           <w:tab w:val="left" w:pos="927"/>
         </w:tabs>
-        <w:spacing w:line="276" w:lineRule="auto"/>
+        <w:spacing w:line="360" w:lineRule="auto"/>
         <w:jc w:val="both"/>
         <w:rPr>
           <w:rFonts w:asciiTheme="majorBidi" w:hAnsiTheme="majorBidi" w:cstheme="majorBidi"/>
@@ -1061,7 +1334,367 @@
           <w:szCs w:val="24"/>
           <w:lang w:eastAsia="fr-FR"/>
         </w:rPr>
-        <w:t>Pour garantir la confidentialité des comptes utilisateurs, l'application n'enregistre jamais les mots de passe en clair dans la base de</w:t>
+        <w:t>Pour transformer les documents visuels en données textuelles, nous avons développé un module</w:t>
+      </w:r>
+      <w:r>
+        <w:rPr>
+          <w:rFonts w:asciiTheme="majorBidi" w:hAnsiTheme="majorBidi" w:cstheme="majorBidi"/>
+          <w:sz w:val="24"/>
+          <w:szCs w:val="24"/>
+          <w:lang w:eastAsia="fr-FR"/>
+        </w:rPr>
+        <w:t xml:space="preserve"> se basant sur deux bibliothèques OCR </w:t>
+      </w:r>
+      <w:r>
+        <w:rPr>
+          <w:rFonts w:asciiTheme="majorBidi" w:hAnsiTheme="majorBidi" w:cstheme="majorBidi"/>
+          <w:sz w:val="24"/>
+          <w:szCs w:val="24"/>
+          <w:lang w:eastAsia="fr-FR"/>
+        </w:rPr>
+        <w:t>:</w:t>
+      </w:r>
+    </w:p>
+    <w:p>
+      <w:pPr>
+        <w:spacing w:line="360" w:lineRule="auto"/>
+        <w:jc w:val="both"/>
+        <w:rPr>
+          <w:rFonts w:asciiTheme="majorBidi" w:hAnsiTheme="majorBidi" w:cstheme="majorBidi"/>
+          <w:sz w:val="24"/>
+          <w:szCs w:val="24"/>
+          <w:lang w:eastAsia="fr-FR"/>
+        </w:rPr>
+      </w:pPr>
+      <w:proofErr w:type="spellStart"/>
+      <w:proofErr w:type="gramStart"/>
+      <w:r>
+        <w:rPr>
+          <w:rFonts w:asciiTheme="majorBidi" w:hAnsiTheme="majorBidi" w:cstheme="majorBidi"/>
+          <w:b/>
+          <w:bCs/>
+          <w:sz w:val="24"/>
+          <w:szCs w:val="24"/>
+          <w:lang w:eastAsia="fr-FR"/>
+        </w:rPr>
+        <w:t>pytesseract</w:t>
+      </w:r>
+      <w:proofErr w:type="spellEnd"/>
+      <w:proofErr w:type="gramEnd"/>
+      <w:r>
+        <w:rPr>
+          <w:rFonts w:asciiTheme="majorBidi" w:hAnsiTheme="majorBidi" w:cstheme="majorBidi"/>
+          <w:sz w:val="24"/>
+          <w:szCs w:val="24"/>
+          <w:lang w:eastAsia="fr-FR"/>
+        </w:rPr>
+        <w:t xml:space="preserve"> : </w:t>
+      </w:r>
+      <w:r>
+        <w:rPr>
+          <w:rFonts w:asciiTheme="majorBidi" w:hAnsiTheme="majorBidi" w:cstheme="majorBidi"/>
+          <w:sz w:val="24"/>
+          <w:szCs w:val="24"/>
+          <w:lang w:eastAsia="fr-FR"/>
+        </w:rPr>
+        <w:t xml:space="preserve">Elle est basée sur l’outils </w:t>
+      </w:r>
+      <w:proofErr w:type="spellStart"/>
+      <w:r>
+        <w:rPr>
+          <w:rFonts w:asciiTheme="majorBidi" w:hAnsiTheme="majorBidi" w:cstheme="majorBidi"/>
+          <w:sz w:val="24"/>
+          <w:szCs w:val="24"/>
+          <w:lang w:eastAsia="fr-FR"/>
+        </w:rPr>
+        <w:t>Teserract</w:t>
+      </w:r>
+      <w:proofErr w:type="spellEnd"/>
+      <w:r>
+        <w:rPr>
+          <w:rFonts w:asciiTheme="majorBidi" w:hAnsiTheme="majorBidi" w:cstheme="majorBidi"/>
+          <w:sz w:val="24"/>
+          <w:szCs w:val="24"/>
+          <w:lang w:eastAsia="fr-FR"/>
+        </w:rPr>
+        <w:t xml:space="preserve"> OCR qui est u</w:t>
+      </w:r>
+      <w:r>
+        <w:rPr>
+          <w:rFonts w:asciiTheme="majorBidi" w:hAnsiTheme="majorBidi" w:cstheme="majorBidi"/>
+          <w:sz w:val="24"/>
+          <w:szCs w:val="24"/>
+          <w:lang w:eastAsia="fr-FR"/>
+        </w:rPr>
+        <w:t>tilisé pour le traitement des images. Cet outil analyse les pixels de l'image pour identifier les</w:t>
+      </w:r>
+      <w:r>
+        <w:rPr>
+          <w:rFonts w:asciiTheme="majorBidi" w:hAnsiTheme="majorBidi" w:cstheme="majorBidi"/>
+          <w:sz w:val="24"/>
+          <w:szCs w:val="24"/>
+          <w:lang w:eastAsia="fr-FR"/>
+        </w:rPr>
+        <w:t xml:space="preserve"> </w:t>
+      </w:r>
+      <w:r>
+        <w:rPr>
+          <w:rFonts w:asciiTheme="majorBidi" w:hAnsiTheme="majorBidi" w:cstheme="majorBidi"/>
+          <w:sz w:val="24"/>
+          <w:szCs w:val="24"/>
+          <w:lang w:eastAsia="fr-FR"/>
+        </w:rPr>
+        <w:t xml:space="preserve">caractères et les convertir en chaînes de </w:t>
+      </w:r>
+      <w:r>
+        <w:rPr>
+          <w:rFonts w:asciiTheme="majorBidi" w:hAnsiTheme="majorBidi" w:cstheme="majorBidi"/>
+          <w:sz w:val="24"/>
+          <w:szCs w:val="24"/>
+          <w:lang w:eastAsia="fr-FR"/>
+        </w:rPr>
+        <w:t>caractères.</w:t>
+      </w:r>
+      <w:r>
+        <w:rPr>
+          <w:rFonts w:asciiTheme="majorBidi" w:hAnsiTheme="majorBidi" w:cstheme="majorBidi"/>
+          <w:sz w:val="24"/>
+          <w:szCs w:val="24"/>
+          <w:lang w:eastAsia="fr-FR"/>
+        </w:rPr>
+        <w:t xml:space="preserve"> [</w:t>
+      </w:r>
+      <w:r>
+        <w:t>Https://pypi.org/project/pytesseract/</w:t>
+      </w:r>
+      <w:r>
+        <w:t>, H</w:t>
+      </w:r>
+      <w:r>
+        <w:t>ttps://github.com/tesseract-ocr/tesseract</w:t>
+      </w:r>
+      <w:r>
+        <w:rPr>
+          <w:rFonts w:asciiTheme="majorBidi" w:hAnsiTheme="majorBidi" w:cstheme="majorBidi"/>
+          <w:sz w:val="24"/>
+          <w:szCs w:val="24"/>
+          <w:lang w:eastAsia="fr-FR"/>
+        </w:rPr>
+        <w:t>]</w:t>
+      </w:r>
+    </w:p>
+    <w:p>
+      <w:pPr>
+        <w:tabs>
+          <w:tab w:val="left" w:pos="927"/>
+        </w:tabs>
+        <w:spacing w:line="360" w:lineRule="auto"/>
+        <w:jc w:val="both"/>
+        <w:rPr>
+          <w:rFonts w:asciiTheme="majorBidi" w:hAnsiTheme="majorBidi" w:cstheme="majorBidi"/>
+          <w:sz w:val="24"/>
+          <w:szCs w:val="24"/>
+          <w:lang w:eastAsia="fr-FR"/>
+        </w:rPr>
+      </w:pPr>
+      <w:proofErr w:type="spellStart"/>
+      <w:proofErr w:type="gramStart"/>
+      <w:r>
+        <w:rPr>
+          <w:rFonts w:asciiTheme="majorBidi" w:hAnsiTheme="majorBidi" w:cstheme="majorBidi"/>
+          <w:b/>
+          <w:bCs/>
+          <w:sz w:val="24"/>
+          <w:szCs w:val="24"/>
+          <w:lang w:eastAsia="fr-FR"/>
+        </w:rPr>
+        <w:t>spaCyLayou</w:t>
+      </w:r>
+      <w:r>
+        <w:rPr>
+          <w:rFonts w:asciiTheme="majorBidi" w:hAnsiTheme="majorBidi" w:cstheme="majorBidi"/>
+          <w:b/>
+          <w:bCs/>
+          <w:sz w:val="24"/>
+          <w:szCs w:val="24"/>
+          <w:lang w:eastAsia="fr-FR"/>
+        </w:rPr>
+        <w:t>t</w:t>
+      </w:r>
+      <w:proofErr w:type="spellEnd"/>
+      <w:proofErr w:type="gramEnd"/>
+      <w:r>
+        <w:rPr>
+          <w:rFonts w:asciiTheme="majorBidi" w:hAnsiTheme="majorBidi" w:cstheme="majorBidi"/>
+          <w:sz w:val="24"/>
+          <w:szCs w:val="24"/>
+          <w:lang w:eastAsia="fr-FR"/>
+        </w:rPr>
+        <w:t xml:space="preserve"> : Utilisé pour le traitement des fichiers PDF. Cet outil ne se contente pas d'extraire le texte, il analyse la mise en page du</w:t>
+      </w:r>
+      <w:r>
+        <w:rPr>
+          <w:rFonts w:asciiTheme="majorBidi" w:hAnsiTheme="majorBidi" w:cstheme="majorBidi"/>
+          <w:sz w:val="24"/>
+          <w:szCs w:val="24"/>
+          <w:lang w:eastAsia="fr-FR"/>
+        </w:rPr>
+        <w:t xml:space="preserve"> </w:t>
+      </w:r>
+      <w:r>
+        <w:rPr>
+          <w:rFonts w:asciiTheme="majorBidi" w:hAnsiTheme="majorBidi" w:cstheme="majorBidi"/>
+          <w:sz w:val="24"/>
+          <w:szCs w:val="24"/>
+          <w:lang w:eastAsia="fr-FR"/>
+        </w:rPr>
+        <w:t>document (</w:t>
+      </w:r>
+      <w:proofErr w:type="spellStart"/>
+      <w:r>
+        <w:rPr>
+          <w:rFonts w:asciiTheme="majorBidi" w:hAnsiTheme="majorBidi" w:cstheme="majorBidi"/>
+          <w:sz w:val="24"/>
+          <w:szCs w:val="24"/>
+          <w:lang w:eastAsia="fr-FR"/>
+        </w:rPr>
+        <w:t>layout</w:t>
+      </w:r>
+      <w:proofErr w:type="spellEnd"/>
+      <w:r>
+        <w:rPr>
+          <w:rFonts w:asciiTheme="majorBidi" w:hAnsiTheme="majorBidi" w:cstheme="majorBidi"/>
+          <w:sz w:val="24"/>
+          <w:szCs w:val="24"/>
+          <w:lang w:eastAsia="fr-FR"/>
+        </w:rPr>
+        <w:t xml:space="preserve">), permettant de distinguer les titres, les tableaux et la structure des </w:t>
+      </w:r>
+      <w:r>
+        <w:rPr>
+          <w:rFonts w:asciiTheme="majorBidi" w:hAnsiTheme="majorBidi" w:cstheme="majorBidi"/>
+          <w:sz w:val="24"/>
+          <w:szCs w:val="24"/>
+          <w:lang w:eastAsia="fr-FR"/>
+        </w:rPr>
+        <w:t>pages.</w:t>
+      </w:r>
+      <w:r>
+        <w:rPr>
+          <w:rFonts w:asciiTheme="majorBidi" w:hAnsiTheme="majorBidi" w:cstheme="majorBidi"/>
+          <w:sz w:val="24"/>
+          <w:szCs w:val="24"/>
+          <w:lang w:eastAsia="fr-FR"/>
+        </w:rPr>
+        <w:t xml:space="preserve"> [</w:t>
+      </w:r>
+      <w:r>
+        <w:t>Https://github.com/explosion/spacy-layout</w:t>
+      </w:r>
+      <w:r>
+        <w:rPr>
+          <w:rFonts w:asciiTheme="majorBidi" w:hAnsiTheme="majorBidi" w:cstheme="majorBidi"/>
+          <w:sz w:val="24"/>
+          <w:szCs w:val="24"/>
+          <w:lang w:eastAsia="fr-FR"/>
+        </w:rPr>
+        <w:t>]</w:t>
+      </w:r>
+    </w:p>
+    <w:p>
+      <w:pPr>
+        <w:tabs>
+          <w:tab w:val="left" w:pos="927"/>
+        </w:tabs>
+        <w:spacing w:line="360" w:lineRule="auto"/>
+        <w:jc w:val="both"/>
+        <w:rPr>
+          <w:rFonts w:asciiTheme="majorBidi" w:hAnsiTheme="majorBidi" w:cstheme="majorBidi"/>
+          <w:sz w:val="24"/>
+          <w:szCs w:val="24"/>
+          <w:lang w:eastAsia="fr-FR"/>
+        </w:rPr>
+      </w:pPr>
+      <w:r>
+        <w:rPr>
+          <w:rFonts w:asciiTheme="majorBidi" w:hAnsiTheme="majorBidi" w:cstheme="majorBidi"/>
+          <w:sz w:val="24"/>
+          <w:szCs w:val="24"/>
+          <w:lang w:eastAsia="fr-FR"/>
+        </w:rPr>
+        <w:t xml:space="preserve">Le flux de traitement suit les étapes suivantes : l'utilisateur télécharge un document </w:t>
+      </w:r>
+      <w:r>
+        <w:rPr>
+          <w:rFonts w:asciiTheme="majorBidi" w:hAnsiTheme="majorBidi" w:cstheme="majorBidi"/>
+          <w:sz w:val="24"/>
+          <w:szCs w:val="24"/>
+          <w:lang w:eastAsia="fr-FR"/>
+        </w:rPr>
+        <w:t>et</w:t>
+      </w:r>
+      <w:r>
+        <w:rPr>
+          <w:rFonts w:asciiTheme="majorBidi" w:hAnsiTheme="majorBidi" w:cstheme="majorBidi"/>
+          <w:sz w:val="24"/>
+          <w:szCs w:val="24"/>
+          <w:lang w:eastAsia="fr-FR"/>
+        </w:rPr>
+        <w:t xml:space="preserve"> le système détecte le format (image ou</w:t>
+      </w:r>
+      <w:r>
+        <w:rPr>
+          <w:rFonts w:asciiTheme="majorBidi" w:hAnsiTheme="majorBidi" w:cstheme="majorBidi"/>
+          <w:sz w:val="24"/>
+          <w:szCs w:val="24"/>
+          <w:lang w:eastAsia="fr-FR"/>
+        </w:rPr>
+        <w:t xml:space="preserve"> </w:t>
+      </w:r>
+      <w:r>
+        <w:rPr>
+          <w:rFonts w:asciiTheme="majorBidi" w:hAnsiTheme="majorBidi" w:cstheme="majorBidi"/>
+          <w:sz w:val="24"/>
+          <w:szCs w:val="24"/>
+          <w:lang w:eastAsia="fr-FR"/>
+        </w:rPr>
+        <w:t>PDF)</w:t>
+      </w:r>
+      <w:r>
+        <w:rPr>
+          <w:rFonts w:asciiTheme="majorBidi" w:hAnsiTheme="majorBidi" w:cstheme="majorBidi"/>
+          <w:sz w:val="24"/>
+          <w:szCs w:val="24"/>
+          <w:lang w:eastAsia="fr-FR"/>
+        </w:rPr>
+        <w:t>. L’outil</w:t>
+      </w:r>
+      <w:r>
+        <w:rPr>
+          <w:rFonts w:asciiTheme="majorBidi" w:hAnsiTheme="majorBidi" w:cstheme="majorBidi"/>
+          <w:sz w:val="24"/>
+          <w:szCs w:val="24"/>
+          <w:lang w:eastAsia="fr-FR"/>
+        </w:rPr>
+        <w:t xml:space="preserve"> OCR approprié extrait le texte</w:t>
+      </w:r>
+      <w:r>
+        <w:rPr>
+          <w:rFonts w:asciiTheme="majorBidi" w:hAnsiTheme="majorBidi" w:cstheme="majorBidi"/>
+          <w:sz w:val="24"/>
+          <w:szCs w:val="24"/>
+          <w:lang w:eastAsia="fr-FR"/>
+        </w:rPr>
+        <w:t>, puis</w:t>
+      </w:r>
+      <w:r>
+        <w:rPr>
+          <w:rFonts w:asciiTheme="majorBidi" w:hAnsiTheme="majorBidi" w:cstheme="majorBidi"/>
+          <w:sz w:val="24"/>
+          <w:szCs w:val="24"/>
+          <w:lang w:eastAsia="fr-FR"/>
+        </w:rPr>
+        <w:t xml:space="preserve"> le texte récupéré est transmis au module de classification pour</w:t>
       </w:r>
       <w:r>
         <w:rPr>
@@ -1079,7 +1712,7 @@
           <w:szCs w:val="24"/>
           <w:lang w:eastAsia="fr-FR"/>
         </w:rPr>
-        <w:t>données. Nous utilisons pour cela la bibliothèque bcrypt, un algorithme de hachage robuste. Le hachage est une transformation irréversible. Le mot de passe est converti en une chaîne de caractères unique et illisible. Même en cas d'accès non autorisé à la base de données, il est</w:t>
+        <w:t>analyse. Cette approche permet d'augmenter considérablement la précision du système en intégrant l'ensemble des informations contenues dans</w:t>
       </w:r>
       <w:r>
         <w:rPr>
@@ -1097,25 +1730,39 @@
           <w:szCs w:val="24"/>
           <w:lang w:eastAsia="fr-FR"/>
         </w:rPr>
-        <w:t>impossible de retrouver le mot de passe original à partir de son empreinte. Lors de la connexion, le système hache le mot de passe saisi par</w:t>
-      </w:r>
-      <w:r>
-        <w:rPr>
-          <w:rFonts w:asciiTheme="majorBidi" w:eastAsia="MS Gothic" w:hAnsiTheme="majorBidi" w:cstheme="majorBidi"/>
-          <w:sz w:val="24"/>
-          <w:szCs w:val="24"/>
-          <w:lang w:eastAsia="fr-FR"/>
-        </w:rPr>
-        <w:t xml:space="preserve"> </w:t>
-      </w:r>
-      <w:r>
-        <w:rPr>
-          <w:rFonts w:asciiTheme="majorBidi" w:hAnsiTheme="majorBidi" w:cstheme="majorBidi"/>
-          <w:sz w:val="24"/>
-          <w:szCs w:val="24"/>
-          <w:lang w:eastAsia="fr-FR"/>
-        </w:rPr>
-        <w:t>l'utilisateur et le compare à l'empreinte stockée pour valider l'identité.</w:t>
+        <w:t>les pièces jointes.</w:t>
+      </w:r>
+    </w:p>
+    <w:p>
+      <w:pPr>
+        <w:pStyle w:val="ListParagraph"/>
+        <w:numPr>
+          <w:ilvl w:val="0"/>
+          <w:numId w:val="2"/>
+        </w:numPr>
+        <w:tabs>
+          <w:tab w:val="left" w:pos="927"/>
+        </w:tabs>
+        <w:spacing w:line="360" w:lineRule="auto"/>
+        <w:jc w:val="both"/>
+        <w:rPr>
+          <w:rFonts w:asciiTheme="majorBidi" w:hAnsiTheme="majorBidi" w:cstheme="majorBidi"/>
+          <w:b/>
+          <w:bCs/>
+          <w:sz w:val="32"/>
+          <w:szCs w:val="32"/>
+          <w:lang w:eastAsia="fr-FR"/>
+        </w:rPr>
+      </w:pPr>
+      <w:r>
+        <w:rPr>
+          <w:rFonts w:asciiTheme="majorBidi" w:hAnsiTheme="majorBidi" w:cstheme="majorBidi"/>
+          <w:b/>
+          <w:bCs/>
+          <w:sz w:val="32"/>
+          <w:szCs w:val="32"/>
+        </w:rPr>
+        <w:t>Activité de réalisation</w:t>
       </w:r>
     </w:p>
     <w:p>
@@ -1128,392 +1775,7 @@
         <w:tabs>
           <w:tab w:val="left" w:pos="927"/>
         </w:tabs>
-        <w:spacing w:line="276" w:lineRule="auto"/>
-        <w:jc w:val="both"/>
-        <w:rPr>
-          <w:rFonts w:asciiTheme="majorBidi" w:hAnsiTheme="majorBidi" w:cstheme="majorBidi"/>
-          <w:b/>
-          <w:bCs/>
-          <w:sz w:val="32"/>
-          <w:szCs w:val="32"/>
-          <w:lang w:eastAsia="fr-FR"/>
-        </w:rPr>
-      </w:pPr>
-      <w:r>
-        <w:rPr>
-          <w:rFonts w:asciiTheme="majorBidi" w:hAnsiTheme="majorBidi" w:cstheme="majorBidi"/>
-          <w:b/>
-          <w:bCs/>
-          <w:sz w:val="28"/>
-          <w:szCs w:val="28"/>
-        </w:rPr>
-        <w:t>OCR — Reconnaissance optique de caractères</w:t>
-      </w:r>
-    </w:p>
-    <w:p>
-      <w:pPr>
-        <w:tabs>
-          <w:tab w:val="left" w:pos="927"/>
-        </w:tabs>
-        <w:spacing w:line="276" w:lineRule="auto"/>
-        <w:jc w:val="both"/>
-        <w:rPr>
-          <w:rFonts w:asciiTheme="majorBidi" w:hAnsiTheme="majorBidi" w:cstheme="majorBidi"/>
-          <w:sz w:val="24"/>
-          <w:szCs w:val="24"/>
-          <w:lang w:eastAsia="fr-FR"/>
-        </w:rPr>
-      </w:pPr>
-      <w:r>
-        <w:rPr>
-          <w:rFonts w:asciiTheme="majorBidi" w:hAnsiTheme="majorBidi" w:cstheme="majorBidi"/>
-          <w:sz w:val="24"/>
-          <w:szCs w:val="24"/>
-          <w:lang w:eastAsia="fr-FR"/>
-        </w:rPr>
-        <w:lastRenderedPageBreak/>
-        <w:t>Pour transformer les documents visuels en données textuelles, nous avons développé un module d'OCR s'appuyant sur deux outils principaux :</w:t>
-      </w:r>
-    </w:p>
-    <w:p>
-      <w:pPr>
-        <w:pStyle w:val="ListParagraph"/>
-        <w:numPr>
-          <w:ilvl w:val="0"/>
-          <w:numId w:val="5"/>
-        </w:numPr>
-        <w:tabs>
-          <w:tab w:val="left" w:pos="927"/>
-        </w:tabs>
-        <w:spacing w:line="276" w:lineRule="auto"/>
-        <w:jc w:val="both"/>
-        <w:rPr>
-          <w:rFonts w:asciiTheme="majorBidi" w:hAnsiTheme="majorBidi" w:cstheme="majorBidi"/>
-          <w:sz w:val="24"/>
-          <w:szCs w:val="24"/>
-          <w:lang w:eastAsia="fr-FR"/>
-        </w:rPr>
-      </w:pPr>
-      <w:r>
-        <w:rPr>
-          <w:rFonts w:asciiTheme="majorBidi" w:hAnsiTheme="majorBidi" w:cstheme="majorBidi"/>
-          <w:b/>
-          <w:bCs/>
-          <w:sz w:val="24"/>
-          <w:szCs w:val="24"/>
-          <w:lang w:eastAsia="fr-FR"/>
-        </w:rPr>
-        <w:t>Tesseract OCR (</w:t>
-      </w:r>
-      <w:proofErr w:type="spellStart"/>
-      <w:r>
-        <w:rPr>
-          <w:rFonts w:asciiTheme="majorBidi" w:hAnsiTheme="majorBidi" w:cstheme="majorBidi"/>
-          <w:b/>
-          <w:bCs/>
-          <w:sz w:val="24"/>
-          <w:szCs w:val="24"/>
-          <w:lang w:eastAsia="fr-FR"/>
-        </w:rPr>
-        <w:t>pytesseract</w:t>
-      </w:r>
-      <w:proofErr w:type="spellEnd"/>
-      <w:r>
-        <w:rPr>
-          <w:rFonts w:asciiTheme="majorBidi" w:hAnsiTheme="majorBidi" w:cstheme="majorBidi"/>
-          <w:b/>
-          <w:bCs/>
-          <w:sz w:val="24"/>
-          <w:szCs w:val="24"/>
-          <w:lang w:eastAsia="fr-FR"/>
-        </w:rPr>
-        <w:t>)</w:t>
-      </w:r>
-      <w:r>
-        <w:rPr>
-          <w:rFonts w:asciiTheme="majorBidi" w:hAnsiTheme="majorBidi" w:cstheme="majorBidi"/>
-          <w:sz w:val="24"/>
-          <w:szCs w:val="24"/>
-          <w:lang w:eastAsia="fr-FR"/>
-        </w:rPr>
-        <w:t xml:space="preserve"> : Utilisé pour le traitement des images. Cet outil analyse les pixels de l'image pour identifier les</w:t>
-      </w:r>
-      <w:r>
-        <w:rPr>
-          <w:rFonts w:asciiTheme="majorBidi" w:hAnsiTheme="majorBidi" w:cstheme="majorBidi"/>
-          <w:sz w:val="24"/>
-          <w:szCs w:val="24"/>
-          <w:lang w:eastAsia="fr-FR"/>
-        </w:rPr>
-        <w:t xml:space="preserve"> </w:t>
-      </w:r>
-      <w:r>
-        <w:rPr>
-          <w:rFonts w:asciiTheme="majorBidi" w:hAnsiTheme="majorBidi" w:cstheme="majorBidi"/>
-          <w:sz w:val="24"/>
-          <w:szCs w:val="24"/>
-          <w:lang w:eastAsia="fr-FR"/>
-        </w:rPr>
-        <w:t>caractères et les convertir en chaînes de caractères.</w:t>
-      </w:r>
-    </w:p>
-    <w:p>
-      <w:pPr>
-        <w:pStyle w:val="ListParagraph"/>
-        <w:numPr>
-          <w:ilvl w:val="0"/>
-          <w:numId w:val="5"/>
-        </w:numPr>
-        <w:tabs>
-          <w:tab w:val="left" w:pos="927"/>
-        </w:tabs>
-        <w:spacing w:line="276" w:lineRule="auto"/>
-        <w:jc w:val="both"/>
-        <w:rPr>
-          <w:rFonts w:asciiTheme="majorBidi" w:hAnsiTheme="majorBidi" w:cstheme="majorBidi"/>
-          <w:sz w:val="24"/>
-          <w:szCs w:val="24"/>
-          <w:lang w:eastAsia="fr-FR"/>
-        </w:rPr>
-      </w:pPr>
-      <w:proofErr w:type="spellStart"/>
-      <w:proofErr w:type="gramStart"/>
-      <w:r>
-        <w:rPr>
-          <w:rFonts w:asciiTheme="majorBidi" w:hAnsiTheme="majorBidi" w:cstheme="majorBidi"/>
-          <w:b/>
-          <w:bCs/>
-          <w:sz w:val="24"/>
-          <w:szCs w:val="24"/>
-          <w:lang w:eastAsia="fr-FR"/>
-        </w:rPr>
-        <w:t>spaCyLayout</w:t>
-      </w:r>
-      <w:proofErr w:type="spellEnd"/>
-      <w:proofErr w:type="gramEnd"/>
-      <w:r>
-        <w:rPr>
-          <w:rFonts w:asciiTheme="majorBidi" w:hAnsiTheme="majorBidi" w:cstheme="majorBidi"/>
-          <w:sz w:val="24"/>
-          <w:szCs w:val="24"/>
-          <w:lang w:eastAsia="fr-FR"/>
-        </w:rPr>
-        <w:t xml:space="preserve"> : Utilisé pour le traitement des fichiers PDF. Cet outil ne se contente pas d'extraire le texte, il analyse la mise en page du</w:t>
-      </w:r>
-      <w:r>
-        <w:rPr>
-          <w:rFonts w:asciiTheme="majorBidi" w:hAnsiTheme="majorBidi" w:cstheme="majorBidi"/>
-          <w:sz w:val="24"/>
-          <w:szCs w:val="24"/>
-          <w:lang w:eastAsia="fr-FR"/>
-        </w:rPr>
-        <w:t xml:space="preserve"> </w:t>
-      </w:r>
-      <w:r>
-        <w:rPr>
-          <w:rFonts w:asciiTheme="majorBidi" w:hAnsiTheme="majorBidi" w:cstheme="majorBidi"/>
-          <w:sz w:val="24"/>
-          <w:szCs w:val="24"/>
-          <w:lang w:eastAsia="fr-FR"/>
-        </w:rPr>
-        <w:t>document (</w:t>
-      </w:r>
-      <w:proofErr w:type="spellStart"/>
-      <w:r>
-        <w:rPr>
-          <w:rFonts w:asciiTheme="majorBidi" w:hAnsiTheme="majorBidi" w:cstheme="majorBidi"/>
-          <w:sz w:val="24"/>
-          <w:szCs w:val="24"/>
-          <w:lang w:eastAsia="fr-FR"/>
-        </w:rPr>
-        <w:t>layout</w:t>
-      </w:r>
-      <w:proofErr w:type="spellEnd"/>
-      <w:r>
-        <w:rPr>
-          <w:rFonts w:asciiTheme="majorBidi" w:hAnsiTheme="majorBidi" w:cstheme="majorBidi"/>
-          <w:sz w:val="24"/>
-          <w:szCs w:val="24"/>
-          <w:lang w:eastAsia="fr-FR"/>
-        </w:rPr>
-        <w:t>), permettant de distinguer les titres, les tableaux et la structure des pages.</w:t>
-      </w:r>
-    </w:p>
-    <w:p>
-      <w:pPr>
-        <w:tabs>
-          <w:tab w:val="left" w:pos="927"/>
-        </w:tabs>
-        <w:spacing w:line="276" w:lineRule="auto"/>
-        <w:jc w:val="both"/>
-        <w:rPr>
-          <w:rFonts w:asciiTheme="majorBidi" w:hAnsiTheme="majorBidi" w:cstheme="majorBidi"/>
-          <w:sz w:val="24"/>
-          <w:szCs w:val="24"/>
-          <w:lang w:eastAsia="fr-FR"/>
-        </w:rPr>
-      </w:pPr>
-      <w:r>
-        <w:rPr>
-          <w:rFonts w:asciiTheme="majorBidi" w:hAnsiTheme="majorBidi" w:cstheme="majorBidi"/>
-          <w:sz w:val="24"/>
-          <w:szCs w:val="24"/>
-          <w:lang w:eastAsia="fr-FR"/>
-        </w:rPr>
-        <w:t xml:space="preserve">Le flux de traitement suit les étapes suivantes : l'utilisateur télécharge un document </w:t>
-      </w:r>
-      <w:r>
-        <w:rPr>
-          <w:rFonts w:asciiTheme="majorBidi" w:hAnsiTheme="majorBidi" w:cstheme="majorBidi"/>
-          <w:sz w:val="24"/>
-          <w:szCs w:val="24"/>
-          <w:lang w:eastAsia="fr-FR"/>
-        </w:rPr>
-        <w:t>et</w:t>
-      </w:r>
-      <w:r>
-        <w:rPr>
-          <w:rFonts w:asciiTheme="majorBidi" w:hAnsiTheme="majorBidi" w:cstheme="majorBidi"/>
-          <w:sz w:val="24"/>
-          <w:szCs w:val="24"/>
-          <w:lang w:eastAsia="fr-FR"/>
-        </w:rPr>
-        <w:t xml:space="preserve"> le système détecte le format (image ou</w:t>
-      </w:r>
-      <w:r>
-        <w:rPr>
-          <w:rFonts w:asciiTheme="majorBidi" w:hAnsiTheme="majorBidi" w:cstheme="majorBidi"/>
-          <w:sz w:val="24"/>
-          <w:szCs w:val="24"/>
-          <w:lang w:eastAsia="fr-FR"/>
-        </w:rPr>
-        <w:t xml:space="preserve"> </w:t>
-      </w:r>
-      <w:r>
-        <w:rPr>
-          <w:rFonts w:asciiTheme="majorBidi" w:hAnsiTheme="majorBidi" w:cstheme="majorBidi"/>
-          <w:sz w:val="24"/>
-          <w:szCs w:val="24"/>
-          <w:lang w:eastAsia="fr-FR"/>
-        </w:rPr>
-        <w:t>PDF)</w:t>
-      </w:r>
-      <w:r>
-        <w:rPr>
-          <w:rFonts w:asciiTheme="majorBidi" w:hAnsiTheme="majorBidi" w:cstheme="majorBidi"/>
-          <w:sz w:val="24"/>
-          <w:szCs w:val="24"/>
-          <w:lang w:eastAsia="fr-FR"/>
-        </w:rPr>
-        <w:t>. L’outil</w:t>
-      </w:r>
-      <w:r>
-        <w:rPr>
-          <w:rFonts w:asciiTheme="majorBidi" w:hAnsiTheme="majorBidi" w:cstheme="majorBidi"/>
-          <w:sz w:val="24"/>
-          <w:szCs w:val="24"/>
-          <w:lang w:eastAsia="fr-FR"/>
-        </w:rPr>
-        <w:t xml:space="preserve"> OCR approprié extrait le texte</w:t>
-      </w:r>
-      <w:r>
-        <w:rPr>
-          <w:rFonts w:asciiTheme="majorBidi" w:hAnsiTheme="majorBidi" w:cstheme="majorBidi"/>
-          <w:sz w:val="24"/>
-          <w:szCs w:val="24"/>
-          <w:lang w:eastAsia="fr-FR"/>
-        </w:rPr>
-        <w:t>, puis</w:t>
-      </w:r>
-      <w:r>
-        <w:rPr>
-          <w:rFonts w:asciiTheme="majorBidi" w:hAnsiTheme="majorBidi" w:cstheme="majorBidi"/>
-          <w:sz w:val="24"/>
-          <w:szCs w:val="24"/>
-          <w:lang w:eastAsia="fr-FR"/>
-        </w:rPr>
-        <w:t xml:space="preserve"> le texte récupéré est transmis au module de classification pour</w:t>
-      </w:r>
-      <w:r>
-        <w:rPr>
-          <w:rFonts w:asciiTheme="majorBidi" w:eastAsia="MS Gothic" w:hAnsiTheme="majorBidi" w:cstheme="majorBidi"/>
-          <w:sz w:val="24"/>
-          <w:szCs w:val="24"/>
-          <w:lang w:eastAsia="fr-FR"/>
-        </w:rPr>
-        <w:t xml:space="preserve"> </w:t>
-      </w:r>
-      <w:r>
-        <w:rPr>
-          <w:rFonts w:asciiTheme="majorBidi" w:hAnsiTheme="majorBidi" w:cstheme="majorBidi"/>
-          <w:sz w:val="24"/>
-          <w:szCs w:val="24"/>
-          <w:lang w:eastAsia="fr-FR"/>
-        </w:rPr>
-        <w:t>analyse. Cette approche permet d'augmenter considérablement la précision du système en intégrant l'ensemble des informations contenues dans</w:t>
-      </w:r>
-      <w:r>
-        <w:rPr>
-          <w:rFonts w:asciiTheme="majorBidi" w:eastAsia="MS Gothic" w:hAnsiTheme="majorBidi" w:cstheme="majorBidi"/>
-          <w:sz w:val="24"/>
-          <w:szCs w:val="24"/>
-          <w:lang w:eastAsia="fr-FR"/>
-        </w:rPr>
-        <w:t xml:space="preserve"> </w:t>
-      </w:r>
-      <w:r>
-        <w:rPr>
-          <w:rFonts w:asciiTheme="majorBidi" w:hAnsiTheme="majorBidi" w:cstheme="majorBidi"/>
-          <w:sz w:val="24"/>
-          <w:szCs w:val="24"/>
-          <w:lang w:eastAsia="fr-FR"/>
-        </w:rPr>
-        <w:t>les pièces jointes.</w:t>
-      </w:r>
-    </w:p>
-    <w:p>
-      <w:pPr>
-        <w:pStyle w:val="ListParagraph"/>
-        <w:numPr>
-          <w:ilvl w:val="0"/>
-          <w:numId w:val="2"/>
-        </w:numPr>
-        <w:tabs>
-          <w:tab w:val="left" w:pos="927"/>
-        </w:tabs>
-        <w:spacing w:line="276" w:lineRule="auto"/>
-        <w:jc w:val="both"/>
-        <w:rPr>
-          <w:rFonts w:asciiTheme="majorBidi" w:hAnsiTheme="majorBidi" w:cstheme="majorBidi"/>
-          <w:b/>
-          <w:bCs/>
-          <w:sz w:val="32"/>
-          <w:szCs w:val="32"/>
-          <w:lang w:eastAsia="fr-FR"/>
-        </w:rPr>
-      </w:pPr>
-      <w:r>
-        <w:rPr>
-          <w:rFonts w:asciiTheme="majorBidi" w:hAnsiTheme="majorBidi" w:cstheme="majorBidi"/>
-          <w:b/>
-          <w:bCs/>
-          <w:sz w:val="32"/>
-          <w:szCs w:val="32"/>
-        </w:rPr>
-        <w:t>Activité de réalisation</w:t>
-      </w:r>
-    </w:p>
-    <w:p>
-      <w:pPr>
-        <w:pStyle w:val="ListParagraph"/>
-        <w:numPr>
-          <w:ilvl w:val="1"/>
-          <w:numId w:val="2"/>
-        </w:numPr>
-        <w:tabs>
-          <w:tab w:val="left" w:pos="927"/>
-        </w:tabs>
-        <w:spacing w:line="276" w:lineRule="auto"/>
+        <w:spacing w:line="360" w:lineRule="auto"/>
         <w:jc w:val="both"/>
         <w:rPr>
           <w:rFonts w:asciiTheme="majorBidi" w:hAnsiTheme="majorBidi" w:cstheme="majorBidi"/>
@@ -1545,7 +1807,7 @@
         <w:tabs>
           <w:tab w:val="left" w:pos="927"/>
         </w:tabs>
-        <w:spacing w:line="276" w:lineRule="auto"/>
+        <w:spacing w:line="360" w:lineRule="auto"/>
         <w:jc w:val="both"/>
         <w:rPr>
           <w:rFonts w:asciiTheme="majorBidi" w:hAnsiTheme="majorBidi" w:cstheme="majorBidi"/>
@@ -1572,7 +1834,7 @@
         <w:tabs>
           <w:tab w:val="left" w:pos="927"/>
         </w:tabs>
-        <w:spacing w:line="276" w:lineRule="auto"/>
+        <w:spacing w:line="360" w:lineRule="auto"/>
         <w:jc w:val="both"/>
         <w:rPr>
           <w:rFonts w:asciiTheme="majorBidi" w:hAnsiTheme="majorBidi" w:cstheme="majorBidi"/>
@@ -1619,7 +1881,7 @@
         <w:tabs>
           <w:tab w:val="left" w:pos="927"/>
         </w:tabs>
-        <w:spacing w:line="276" w:lineRule="auto"/>
+        <w:spacing w:line="360" w:lineRule="auto"/>
         <w:jc w:val="both"/>
         <w:rPr>
           <w:rFonts w:asciiTheme="majorBidi" w:hAnsiTheme="majorBidi" w:cstheme="majorBidi"/>
@@ -1666,7 +1928,7 @@
         <w:tabs>
           <w:tab w:val="left" w:pos="927"/>
         </w:tabs>
-        <w:spacing w:line="276" w:lineRule="auto"/>
+        <w:spacing w:line="360" w:lineRule="auto"/>
         <w:jc w:val="both"/>
         <w:rPr>
           <w:rFonts w:asciiTheme="majorBidi" w:hAnsiTheme="majorBidi" w:cstheme="majorBidi"/>
@@ -1682,7 +1944,79 @@
           <w:szCs w:val="24"/>
           <w:lang w:eastAsia="fr-FR"/>
         </w:rPr>
-        <w:t xml:space="preserve"> La gestion des jetons (jwt_handler.py) : Il s'occupe de créer et de vérifier les jetons JWT, et de sécuriser les mots de passe avec</w:t>
+        <w:t xml:space="preserve"> La gestion des jetons (jwt_handler.py) : Il s'occupe de </w:t>
+      </w:r>
+      <w:r>
+        <w:rPr>
+          <w:rFonts w:asciiTheme="majorBidi" w:hAnsiTheme="majorBidi" w:cstheme="majorBidi"/>
+          <w:sz w:val="24"/>
+          <w:szCs w:val="24"/>
+          <w:lang w:eastAsia="fr-FR"/>
+        </w:rPr>
+        <w:t>la création</w:t>
+      </w:r>
+      <w:r>
+        <w:rPr>
+          <w:rFonts w:asciiTheme="majorBidi" w:hAnsiTheme="majorBidi" w:cstheme="majorBidi"/>
+          <w:sz w:val="24"/>
+          <w:szCs w:val="24"/>
+          <w:lang w:eastAsia="fr-FR"/>
+        </w:rPr>
+        <w:t xml:space="preserve"> et </w:t>
+      </w:r>
+      <w:r>
+        <w:rPr>
+          <w:rFonts w:asciiTheme="majorBidi" w:hAnsiTheme="majorBidi" w:cstheme="majorBidi"/>
+          <w:sz w:val="24"/>
+          <w:szCs w:val="24"/>
+          <w:lang w:eastAsia="fr-FR"/>
+        </w:rPr>
+        <w:t>la</w:t>
+      </w:r>
+      <w:r>
+        <w:rPr>
+          <w:rFonts w:asciiTheme="majorBidi" w:hAnsiTheme="majorBidi" w:cstheme="majorBidi"/>
+          <w:sz w:val="24"/>
+          <w:szCs w:val="24"/>
+          <w:lang w:eastAsia="fr-FR"/>
+        </w:rPr>
+        <w:t xml:space="preserve"> vérifi</w:t>
+      </w:r>
+      <w:r>
+        <w:rPr>
+          <w:rFonts w:asciiTheme="majorBidi" w:hAnsiTheme="majorBidi" w:cstheme="majorBidi"/>
+          <w:sz w:val="24"/>
+          <w:szCs w:val="24"/>
+          <w:lang w:eastAsia="fr-FR"/>
+        </w:rPr>
+        <w:t>cation</w:t>
+      </w:r>
+      <w:r>
+        <w:rPr>
+          <w:rFonts w:asciiTheme="majorBidi" w:hAnsiTheme="majorBidi" w:cstheme="majorBidi"/>
+          <w:sz w:val="24"/>
+          <w:szCs w:val="24"/>
+          <w:lang w:eastAsia="fr-FR"/>
+        </w:rPr>
+        <w:t xml:space="preserve"> </w:t>
+      </w:r>
+      <w:r>
+        <w:rPr>
+          <w:rFonts w:asciiTheme="majorBidi" w:hAnsiTheme="majorBidi" w:cstheme="majorBidi"/>
+          <w:sz w:val="24"/>
+          <w:szCs w:val="24"/>
+          <w:lang w:eastAsia="fr-FR"/>
+        </w:rPr>
+        <w:t>d</w:t>
+      </w:r>
+      <w:r>
+        <w:rPr>
+          <w:rFonts w:asciiTheme="majorBidi" w:hAnsiTheme="majorBidi" w:cstheme="majorBidi"/>
+          <w:sz w:val="24"/>
+          <w:szCs w:val="24"/>
+          <w:lang w:eastAsia="fr-FR"/>
+        </w:rPr>
+        <w:t>es jetons JWT, et de sécuriser les mots de passe avec</w:t>
       </w:r>
       <w:r>
         <w:rPr>
@@ -1713,7 +2047,7 @@
         <w:tabs>
           <w:tab w:val="left" w:pos="927"/>
         </w:tabs>
-        <w:spacing w:line="276" w:lineRule="auto"/>
+        <w:spacing w:line="360" w:lineRule="auto"/>
         <w:jc w:val="both"/>
         <w:rPr>
           <w:rFonts w:asciiTheme="majorBidi" w:hAnsiTheme="majorBidi" w:cstheme="majorBidi"/>
@@ -1742,7 +2076,7 @@
         <w:tabs>
           <w:tab w:val="left" w:pos="927"/>
         </w:tabs>
-        <w:spacing w:line="276" w:lineRule="auto"/>
+        <w:spacing w:line="360" w:lineRule="auto"/>
         <w:jc w:val="both"/>
         <w:rPr>
           <w:rFonts w:asciiTheme="majorBidi" w:hAnsiTheme="majorBidi" w:cstheme="majorBidi"/>
@@ -1758,6 +2092,7 @@
           <w:szCs w:val="24"/>
           <w:lang w:eastAsia="fr-FR"/>
         </w:rPr>
+        <w:lastRenderedPageBreak/>
         <w:t xml:space="preserve"> La structure des données (models.py) : Il définit les informations de l'utilisateur enregistrées dans la base de données (email, rôle, mot</w:t>
       </w:r>
       <w:r>
@@ -1784,7 +2119,7 @@
         <w:tabs>
           <w:tab w:val="left" w:pos="927"/>
         </w:tabs>
-        <w:spacing w:line="276" w:lineRule="auto"/>
+        <w:spacing w:line="360" w:lineRule="auto"/>
         <w:jc w:val="both"/>
         <w:rPr>
           <w:rFonts w:asciiTheme="majorBidi" w:hAnsiTheme="majorBidi" w:cstheme="majorBidi"/>
@@ -1823,231 +2158,13 @@
     </w:p>
     <w:p>
       <w:pPr>
-        <w:pStyle w:val="ListParagraph"/>
-        <w:numPr>
-          <w:ilvl w:val="2"/>
-          <w:numId w:val="2"/>
-        </w:numPr>
         <w:tabs>
           <w:tab w:val="left" w:pos="927"/>
         </w:tabs>
-        <w:spacing w:line="276" w:lineRule="auto"/>
+        <w:spacing w:line="360" w:lineRule="auto"/>
         <w:jc w:val="both"/>
         <w:rPr>
           <w:rFonts w:asciiTheme="majorBidi" w:hAnsiTheme="majorBidi" w:cstheme="majorBidi"/>
-          <w:b/>
-          <w:bCs/>
-          <w:sz w:val="24"/>
-          <w:szCs w:val="24"/>
-          <w:lang w:eastAsia="fr-FR"/>
-        </w:rPr>
-      </w:pPr>
-      <w:r>
-        <w:rPr>
-          <w:rStyle w:val="Strong"/>
-          <w:rFonts w:asciiTheme="majorBidi" w:hAnsiTheme="majorBidi" w:cstheme="majorBidi"/>
-          <w:sz w:val="24"/>
-          <w:szCs w:val="24"/>
-        </w:rPr>
-        <w:t>Hashage des mots de passe</w:t>
-      </w:r>
-      <w:r>
-        <w:rPr>
-          <w:rFonts w:asciiTheme="majorBidi" w:hAnsiTheme="majorBidi" w:cstheme="majorBidi"/>
-          <w:sz w:val="24"/>
-          <w:szCs w:val="24"/>
-        </w:rPr>
-        <w:t xml:space="preserve"> </w:t>
-      </w:r>
-    </w:p>
-    <w:p>
-      <w:pPr>
-        <w:tabs>
-          <w:tab w:val="left" w:pos="927"/>
-        </w:tabs>
-        <w:spacing w:line="276" w:lineRule="auto"/>
-        <w:jc w:val="both"/>
-        <w:rPr>
-          <w:rFonts w:asciiTheme="majorBidi" w:hAnsiTheme="majorBidi" w:cstheme="majorBidi"/>
-          <w:sz w:val="24"/>
-          <w:szCs w:val="24"/>
-          <w:lang w:eastAsia="fr-FR"/>
-        </w:rPr>
-      </w:pPr>
-      <w:r>
-        <w:rPr>
-          <w:rFonts w:asciiTheme="majorBidi" w:hAnsiTheme="majorBidi" w:cstheme="majorBidi"/>
-          <w:sz w:val="24"/>
-          <w:szCs w:val="24"/>
-          <w:lang w:eastAsia="fr-FR"/>
-        </w:rPr>
-        <w:t>La sécurisation des identifiants a été mise en place via la bibliothèque bcrypt pour le stockage dans la base de données SQLite. Le processus</w:t>
-      </w:r>
-      <w:r>
-        <w:rPr>
-          <w:rFonts w:asciiTheme="majorBidi" w:eastAsia="MS Gothic" w:hAnsiTheme="majorBidi" w:cstheme="majorBidi"/>
-          <w:sz w:val="24"/>
-          <w:szCs w:val="24"/>
-          <w:lang w:eastAsia="fr-FR"/>
-        </w:rPr>
-        <w:t xml:space="preserve"> </w:t>
-      </w:r>
-      <w:r>
-        <w:rPr>
-          <w:rFonts w:asciiTheme="majorBidi" w:hAnsiTheme="majorBidi" w:cstheme="majorBidi"/>
-          <w:sz w:val="24"/>
-          <w:szCs w:val="24"/>
-          <w:lang w:eastAsia="fr-FR"/>
-        </w:rPr>
-        <w:t>se déroule en deux étapes :</w:t>
-      </w:r>
-    </w:p>
-    <w:p>
-      <w:pPr>
-        <w:pStyle w:val="ListParagraph"/>
-        <w:numPr>
-          <w:ilvl w:val="0"/>
-          <w:numId w:val="8"/>
-        </w:numPr>
-        <w:tabs>
-          <w:tab w:val="left" w:pos="927"/>
-        </w:tabs>
-        <w:spacing w:line="276" w:lineRule="auto"/>
-        <w:jc w:val="both"/>
-        <w:rPr>
-          <w:rFonts w:asciiTheme="majorBidi" w:hAnsiTheme="majorBidi" w:cstheme="majorBidi"/>
-          <w:sz w:val="24"/>
-          <w:szCs w:val="24"/>
-          <w:lang w:eastAsia="fr-FR"/>
-        </w:rPr>
-      </w:pPr>
-      <w:r>
-        <w:rPr>
-          <w:rFonts w:asciiTheme="majorBidi" w:hAnsiTheme="majorBidi" w:cstheme="majorBidi"/>
-          <w:sz w:val="24"/>
-          <w:szCs w:val="24"/>
-          <w:lang w:eastAsia="fr-FR"/>
-        </w:rPr>
-        <w:t xml:space="preserve"> Lors de l'inscription : Le mot de passe saisi est combiné à un "sel" (une valeur aléatoire) puis haché. C'est cette empreinte finale, et</w:t>
-      </w:r>
-      <w:r>
-        <w:rPr>
-          <w:rFonts w:asciiTheme="majorBidi" w:eastAsia="MS Gothic" w:hAnsiTheme="majorBidi" w:cstheme="majorBidi"/>
-          <w:sz w:val="24"/>
-          <w:szCs w:val="24"/>
-          <w:lang w:eastAsia="fr-FR"/>
-        </w:rPr>
-        <w:t xml:space="preserve"> </w:t>
-      </w:r>
-      <w:r>
-        <w:rPr>
-          <w:rFonts w:asciiTheme="majorBidi" w:hAnsiTheme="majorBidi" w:cstheme="majorBidi"/>
-          <w:sz w:val="24"/>
-          <w:szCs w:val="24"/>
-          <w:lang w:eastAsia="fr-FR"/>
-        </w:rPr>
-        <w:t>le mot de passe, qui est enregistrée dans la colonne hashed_password (figure dessous) de la table Utilisateurs.</w:t>
-      </w:r>
-    </w:p>
-    <w:p>
-      <w:pPr>
-        <w:pStyle w:val="ListParagraph"/>
-        <w:numPr>
-          <w:ilvl w:val="0"/>
-          <w:numId w:val="8"/>
-        </w:numPr>
-        <w:tabs>
-          <w:tab w:val="left" w:pos="927"/>
-        </w:tabs>
-        <w:spacing w:line="276" w:lineRule="auto"/>
-        <w:jc w:val="both"/>
-        <w:rPr>
-          <w:rFonts w:asciiTheme="majorBidi" w:hAnsiTheme="majorBidi" w:cstheme="majorBidi"/>
-          <w:sz w:val="24"/>
-          <w:szCs w:val="24"/>
-          <w:lang w:eastAsia="fr-FR"/>
-        </w:rPr>
-      </w:pPr>
-      <w:r>
-        <w:rPr>
-          <w:rFonts w:asciiTheme="majorBidi" w:hAnsiTheme="majorBidi" w:cstheme="majorBidi"/>
-          <w:sz w:val="24"/>
-          <w:szCs w:val="24"/>
-          <w:lang w:eastAsia="fr-FR"/>
-        </w:rPr>
-        <w:t xml:space="preserve"> Lors de la connexion : Le système récupère l'empreinte stockée dans SQLite et utilise la fonction de vérification de bcrypt pour comparer</w:t>
-      </w:r>
-      <w:r>
-        <w:rPr>
-          <w:rFonts w:asciiTheme="majorBidi" w:eastAsia="MS Gothic" w:hAnsiTheme="majorBidi" w:cstheme="majorBidi"/>
-          <w:sz w:val="24"/>
-          <w:szCs w:val="24"/>
-          <w:lang w:eastAsia="fr-FR"/>
-        </w:rPr>
-        <w:t xml:space="preserve"> </w:t>
-      </w:r>
-      <w:r>
-        <w:rPr>
-          <w:rFonts w:asciiTheme="majorBidi" w:hAnsiTheme="majorBidi" w:cstheme="majorBidi"/>
-          <w:sz w:val="24"/>
-          <w:szCs w:val="24"/>
-          <w:lang w:eastAsia="fr-FR"/>
-        </w:rPr>
-        <w:t>mot de passe saisi avec le hachage enregistré.</w:t>
-      </w:r>
-    </w:p>
-    <w:p>
-      <w:pPr>
-        <w:tabs>
-          <w:tab w:val="left" w:pos="927"/>
-        </w:tabs>
-        <w:spacing w:line="276" w:lineRule="auto"/>
-        <w:jc w:val="both"/>
-        <w:rPr>
-          <w:rFonts w:asciiTheme="majorBidi" w:hAnsiTheme="majorBidi" w:cstheme="majorBidi"/>
-          <w:sz w:val="24"/>
-          <w:szCs w:val="24"/>
-          <w:lang w:eastAsia="fr-FR"/>
-        </w:rPr>
-      </w:pPr>
-      <w:r>
-        <w:rPr>
-          <w:rFonts w:asciiTheme="majorBidi" w:hAnsiTheme="majorBidi" w:cstheme="majorBidi"/>
-          <w:sz w:val="24"/>
-          <w:szCs w:val="24"/>
-          <w:lang w:eastAsia="fr-FR"/>
-        </w:rPr>
-        <w:lastRenderedPageBreak/>
-        <w:t>Cette méthode protège l'application contre les attaques par "dictionnaire" ou par "force brute", car bcrypt est conçu pour être</w:t>
-      </w:r>
-      <w:r>
-        <w:rPr>
-          <w:rFonts w:asciiTheme="majorBidi" w:eastAsia="MS Gothic" w:hAnsiTheme="majorBidi" w:cstheme="majorBidi"/>
-          <w:sz w:val="24"/>
-          <w:szCs w:val="24"/>
-          <w:lang w:eastAsia="fr-FR"/>
-        </w:rPr>
-        <w:t xml:space="preserve"> </w:t>
-      </w:r>
-      <w:r>
-        <w:rPr>
-          <w:rFonts w:asciiTheme="majorBidi" w:hAnsiTheme="majorBidi" w:cstheme="majorBidi"/>
-          <w:sz w:val="24"/>
-          <w:szCs w:val="24"/>
-          <w:lang w:eastAsia="fr-FR"/>
-        </w:rPr>
-        <w:t>volontairement lent, rendant le craquage des mots de passe extrêmement difficile pour un attaquant.</w:t>
-      </w:r>
-    </w:p>
-    <w:p>
-      <w:pPr>
-        <w:tabs>
-          <w:tab w:val="left" w:pos="927"/>
-        </w:tabs>
-        <w:spacing w:line="276" w:lineRule="auto"/>
-        <w:jc w:val="both"/>
-        <w:rPr>
-          <w:rFonts w:asciiTheme="majorBidi" w:hAnsiTheme="majorBidi" w:cstheme="majorBidi"/>
           <w:sz w:val="24"/>
           <w:szCs w:val="24"/>
           <w:lang w:eastAsia="fr-FR"/>
@@ -2062,1387 +2179,10 @@
           <w:lang w:eastAsia="fr-FR"/>
         </w:rPr>
         <w:drawing>
-          <wp:inline distT="0" distB="0" distL="0" distR="0" wp14:anchorId="6549B705" wp14:editId="7D298330">
-            <wp:extent cx="6190624" cy="731520"/>
-            <wp:effectExtent l="0" t="0" r="635" b="0"/>
-            <wp:docPr id="4" name="Picture 4"/>
-            <wp:cNvGraphicFramePr>
-              <a:graphicFrameLocks xmlns:a="http://schemas.openxmlformats.org/drawingml/2006/main" noChangeAspect="1"/>
-            </wp:cNvGraphicFramePr>
-            <a:graphic xmlns:a="http://schemas.openxmlformats.org/drawingml/2006/main">
-              <a:graphicData uri="http://schemas.openxmlformats.org/drawingml/2006/picture">
-                <pic:pic xmlns:pic="http://schemas.openxmlformats.org/drawingml/2006/picture">
-                  <pic:nvPicPr>
-                    <pic:cNvPr id="1" name=""/>
-                    <pic:cNvPicPr/>
-                  </pic:nvPicPr>
-                  <pic:blipFill>
-                    <a:blip r:embed="rId8"/>
-                    <a:stretch>
-                      <a:fillRect/>
-                    </a:stretch>
-                  </pic:blipFill>
-                  <pic:spPr>
-                    <a:xfrm>
-                      <a:off x="0" y="0"/>
-                      <a:ext cx="6276114" cy="741622"/>
-                    </a:xfrm>
-                    <a:prstGeom prst="rect">
-                      <a:avLst/>
-                    </a:prstGeom>
-                  </pic:spPr>
-                </pic:pic>
-              </a:graphicData>
-            </a:graphic>
-          </wp:inline>
-        </w:drawing>
-      </w:r>
-    </w:p>
-    <w:p>
-      <w:pPr>
-        <w:pStyle w:val="ListParagraph"/>
-        <w:numPr>
-          <w:ilvl w:val="2"/>
-          <w:numId w:val="2"/>
-        </w:numPr>
-        <w:tabs>
-          <w:tab w:val="left" w:pos="927"/>
-        </w:tabs>
-        <w:spacing w:line="276" w:lineRule="auto"/>
-        <w:jc w:val="both"/>
-        <w:rPr>
-          <w:rFonts w:asciiTheme="majorBidi" w:hAnsiTheme="majorBidi" w:cstheme="majorBidi"/>
-          <w:sz w:val="28"/>
-          <w:szCs w:val="28"/>
-          <w:lang w:eastAsia="fr-FR"/>
-        </w:rPr>
-      </w:pPr>
-      <w:r>
-        <w:rPr>
-          <w:rStyle w:val="Strong"/>
-          <w:rFonts w:asciiTheme="majorBidi" w:hAnsiTheme="majorBidi" w:cstheme="majorBidi"/>
-          <w:sz w:val="24"/>
-          <w:szCs w:val="24"/>
-        </w:rPr>
-        <w:t>Génération et validation du JWT</w:t>
-      </w:r>
-      <w:r>
-        <w:rPr>
-          <w:rFonts w:asciiTheme="majorBidi" w:hAnsiTheme="majorBidi" w:cstheme="majorBidi"/>
-          <w:sz w:val="24"/>
-          <w:szCs w:val="24"/>
-        </w:rPr>
-        <w:t xml:space="preserve"> </w:t>
-      </w:r>
-    </w:p>
-    <w:p>
-      <w:pPr>
-        <w:tabs>
-          <w:tab w:val="left" w:pos="927"/>
-        </w:tabs>
-        <w:spacing w:line="276" w:lineRule="auto"/>
-        <w:jc w:val="both"/>
-        <w:rPr>
-          <w:rFonts w:asciiTheme="majorBidi" w:hAnsiTheme="majorBidi" w:cstheme="majorBidi"/>
-          <w:sz w:val="24"/>
-          <w:szCs w:val="24"/>
-          <w:lang w:eastAsia="fr-FR"/>
-        </w:rPr>
-      </w:pPr>
-      <w:r>
-        <w:rPr>
-          <w:rFonts w:asciiTheme="majorBidi" w:hAnsiTheme="majorBidi" w:cstheme="majorBidi"/>
-          <w:sz w:val="24"/>
-          <w:szCs w:val="24"/>
-          <w:lang w:eastAsia="fr-FR"/>
-        </w:rPr>
-        <w:t>La gestion des sessions est orchestrée via deux points d'accès (</w:t>
-      </w:r>
-      <w:proofErr w:type="spellStart"/>
-      <w:r>
-        <w:rPr>
-          <w:rFonts w:asciiTheme="majorBidi" w:hAnsiTheme="majorBidi" w:cstheme="majorBidi"/>
-          <w:sz w:val="24"/>
-          <w:szCs w:val="24"/>
-          <w:lang w:eastAsia="fr-FR"/>
-        </w:rPr>
-        <w:t>endpoints</w:t>
-      </w:r>
-      <w:proofErr w:type="spellEnd"/>
-      <w:r>
-        <w:rPr>
-          <w:rFonts w:asciiTheme="majorBidi" w:hAnsiTheme="majorBidi" w:cstheme="majorBidi"/>
-          <w:sz w:val="24"/>
-          <w:szCs w:val="24"/>
-          <w:lang w:eastAsia="fr-FR"/>
-        </w:rPr>
-        <w:t>) principaux dans le module d'authentification :</w:t>
-      </w:r>
-    </w:p>
-    <w:p>
-      <w:pPr>
-        <w:pStyle w:val="ListParagraph"/>
-        <w:numPr>
-          <w:ilvl w:val="0"/>
-          <w:numId w:val="9"/>
-        </w:numPr>
-        <w:tabs>
-          <w:tab w:val="left" w:pos="927"/>
-        </w:tabs>
-        <w:spacing w:line="276" w:lineRule="auto"/>
-        <w:jc w:val="both"/>
-        <w:rPr>
-          <w:rFonts w:asciiTheme="majorBidi" w:hAnsiTheme="majorBidi" w:cstheme="majorBidi"/>
-          <w:sz w:val="24"/>
-          <w:szCs w:val="24"/>
-          <w:lang w:eastAsia="fr-FR"/>
-        </w:rPr>
-      </w:pPr>
-      <w:r>
-        <w:rPr>
-          <w:rFonts w:asciiTheme="majorBidi" w:hAnsiTheme="majorBidi" w:cstheme="majorBidi"/>
-          <w:sz w:val="24"/>
-          <w:szCs w:val="24"/>
-          <w:lang w:eastAsia="fr-FR"/>
-        </w:rPr>
-        <w:t xml:space="preserve"> </w:t>
-      </w:r>
-      <w:proofErr w:type="spellStart"/>
-      <w:r>
-        <w:rPr>
-          <w:rFonts w:asciiTheme="majorBidi" w:hAnsiTheme="majorBidi" w:cstheme="majorBidi"/>
-          <w:sz w:val="24"/>
-          <w:szCs w:val="24"/>
-          <w:lang w:eastAsia="fr-FR"/>
-        </w:rPr>
-        <w:t>L'endpoint</w:t>
-      </w:r>
-      <w:proofErr w:type="spellEnd"/>
-      <w:r>
-        <w:rPr>
-          <w:rFonts w:asciiTheme="majorBidi" w:hAnsiTheme="majorBidi" w:cstheme="majorBidi"/>
-          <w:sz w:val="24"/>
-          <w:szCs w:val="24"/>
-          <w:lang w:eastAsia="fr-FR"/>
-        </w:rPr>
-        <w:t xml:space="preserve"> /</w:t>
-      </w:r>
-      <w:proofErr w:type="spellStart"/>
-      <w:r>
-        <w:rPr>
-          <w:rFonts w:asciiTheme="majorBidi" w:hAnsiTheme="majorBidi" w:cstheme="majorBidi"/>
-          <w:sz w:val="24"/>
-          <w:szCs w:val="24"/>
-          <w:lang w:eastAsia="fr-FR"/>
-        </w:rPr>
-        <w:t>auth</w:t>
-      </w:r>
-      <w:proofErr w:type="spellEnd"/>
-      <w:r>
-        <w:rPr>
-          <w:rFonts w:asciiTheme="majorBidi" w:hAnsiTheme="majorBidi" w:cstheme="majorBidi"/>
-          <w:sz w:val="24"/>
-          <w:szCs w:val="24"/>
-          <w:lang w:eastAsia="fr-FR"/>
-        </w:rPr>
-        <w:t xml:space="preserve">/login : Après vérification du mot de passe, le serveur génère un couple de jetons. </w:t>
-      </w:r>
-      <w:proofErr w:type="spellStart"/>
-      <w:r>
-        <w:rPr>
-          <w:rFonts w:asciiTheme="majorBidi" w:hAnsiTheme="majorBidi" w:cstheme="majorBidi"/>
-          <w:sz w:val="24"/>
-          <w:szCs w:val="24"/>
-          <w:lang w:eastAsia="fr-FR"/>
-        </w:rPr>
-        <w:t>L'access</w:t>
-      </w:r>
-      <w:proofErr w:type="spellEnd"/>
-      <w:r>
-        <w:rPr>
-          <w:rFonts w:asciiTheme="majorBidi" w:hAnsiTheme="majorBidi" w:cstheme="majorBidi"/>
-          <w:sz w:val="24"/>
-          <w:szCs w:val="24"/>
-          <w:lang w:eastAsia="fr-FR"/>
-        </w:rPr>
-        <w:t xml:space="preserve"> token contient les</w:t>
-      </w:r>
-      <w:r>
-        <w:rPr>
-          <w:rFonts w:asciiTheme="majorBidi" w:eastAsia="MS Gothic" w:hAnsiTheme="majorBidi" w:cstheme="majorBidi"/>
-          <w:sz w:val="24"/>
-          <w:szCs w:val="24"/>
-          <w:lang w:eastAsia="fr-FR"/>
-        </w:rPr>
-        <w:t xml:space="preserve"> </w:t>
-      </w:r>
-      <w:r>
-        <w:rPr>
-          <w:rFonts w:asciiTheme="majorBidi" w:hAnsiTheme="majorBidi" w:cstheme="majorBidi"/>
-          <w:sz w:val="24"/>
-          <w:szCs w:val="24"/>
-          <w:lang w:eastAsia="fr-FR"/>
-        </w:rPr>
-        <w:t>informations de l'utilisateur et une date d'expiration courte. Le refresh token est créé avec une expiration longue et un type spécifique</w:t>
-      </w:r>
-      <w:r>
-        <w:rPr>
-          <w:rFonts w:asciiTheme="majorBidi" w:eastAsia="MS Gothic" w:hAnsiTheme="majorBidi" w:cstheme="majorBidi"/>
-          <w:sz w:val="24"/>
-          <w:szCs w:val="24"/>
-          <w:lang w:eastAsia="fr-FR"/>
-        </w:rPr>
-        <w:t xml:space="preserve"> </w:t>
-      </w:r>
-      <w:r>
-        <w:rPr>
-          <w:rFonts w:asciiTheme="majorBidi" w:hAnsiTheme="majorBidi" w:cstheme="majorBidi"/>
-          <w:sz w:val="24"/>
-          <w:szCs w:val="24"/>
-          <w:lang w:eastAsia="fr-FR"/>
-        </w:rPr>
-        <w:t>pour être distingué du premier.</w:t>
-      </w:r>
-    </w:p>
-    <w:p>
-      <w:pPr>
-        <w:pStyle w:val="ListParagraph"/>
-        <w:numPr>
-          <w:ilvl w:val="0"/>
-          <w:numId w:val="9"/>
-        </w:numPr>
-        <w:tabs>
-          <w:tab w:val="left" w:pos="927"/>
-        </w:tabs>
-        <w:spacing w:line="276" w:lineRule="auto"/>
-        <w:jc w:val="both"/>
-        <w:rPr>
-          <w:rFonts w:asciiTheme="majorBidi" w:hAnsiTheme="majorBidi" w:cstheme="majorBidi"/>
-          <w:sz w:val="24"/>
-          <w:szCs w:val="24"/>
-          <w:lang w:eastAsia="fr-FR"/>
-        </w:rPr>
-      </w:pPr>
-      <w:r>
-        <w:rPr>
-          <w:rFonts w:asciiTheme="majorBidi" w:hAnsiTheme="majorBidi" w:cstheme="majorBidi"/>
-          <w:sz w:val="24"/>
-          <w:szCs w:val="24"/>
-          <w:lang w:eastAsia="fr-FR"/>
-        </w:rPr>
-        <w:t xml:space="preserve"> </w:t>
-      </w:r>
-      <w:proofErr w:type="spellStart"/>
-      <w:r>
-        <w:rPr>
-          <w:rFonts w:asciiTheme="majorBidi" w:hAnsiTheme="majorBidi" w:cstheme="majorBidi"/>
-          <w:sz w:val="24"/>
-          <w:szCs w:val="24"/>
-          <w:lang w:eastAsia="fr-FR"/>
-        </w:rPr>
-        <w:t>L'endpoint</w:t>
-      </w:r>
-      <w:proofErr w:type="spellEnd"/>
-      <w:r>
-        <w:rPr>
-          <w:rFonts w:asciiTheme="majorBidi" w:hAnsiTheme="majorBidi" w:cstheme="majorBidi"/>
-          <w:sz w:val="24"/>
-          <w:szCs w:val="24"/>
-          <w:lang w:eastAsia="fr-FR"/>
-        </w:rPr>
-        <w:t xml:space="preserve"> /</w:t>
-      </w:r>
-      <w:proofErr w:type="spellStart"/>
-      <w:r>
-        <w:rPr>
-          <w:rFonts w:asciiTheme="majorBidi" w:hAnsiTheme="majorBidi" w:cstheme="majorBidi"/>
-          <w:sz w:val="24"/>
-          <w:szCs w:val="24"/>
-          <w:lang w:eastAsia="fr-FR"/>
-        </w:rPr>
-        <w:t>auth</w:t>
-      </w:r>
-      <w:proofErr w:type="spellEnd"/>
-      <w:r>
-        <w:rPr>
-          <w:rFonts w:asciiTheme="majorBidi" w:hAnsiTheme="majorBidi" w:cstheme="majorBidi"/>
-          <w:sz w:val="24"/>
-          <w:szCs w:val="24"/>
-          <w:lang w:eastAsia="fr-FR"/>
-        </w:rPr>
-        <w:t>/refresh : Ce point d'accès permet de renouveler la session. Le serveur vérifie la validité du refresh token fourni</w:t>
-      </w:r>
-      <w:r>
-        <w:rPr>
-          <w:rFonts w:asciiTheme="majorBidi" w:hAnsiTheme="majorBidi" w:cstheme="majorBidi"/>
-          <w:sz w:val="24"/>
-          <w:szCs w:val="24"/>
-          <w:lang w:eastAsia="fr-FR"/>
-        </w:rPr>
-        <w:t>, s’il est</w:t>
-      </w:r>
-      <w:r>
-        <w:rPr>
-          <w:rFonts w:asciiTheme="majorBidi" w:hAnsiTheme="majorBidi" w:cstheme="majorBidi"/>
-          <w:sz w:val="24"/>
-          <w:szCs w:val="24"/>
-          <w:lang w:eastAsia="fr-FR"/>
-        </w:rPr>
-        <w:t xml:space="preserve"> correct et non expiré, un nouveau couple de jetons (access et refresh) est émis pour prolonger la session.</w:t>
-      </w:r>
-    </w:p>
-    <w:p>
-      <w:pPr>
-        <w:tabs>
-          <w:tab w:val="left" w:pos="927"/>
-        </w:tabs>
-        <w:spacing w:line="276" w:lineRule="auto"/>
-        <w:jc w:val="both"/>
-        <w:rPr>
-          <w:rFonts w:asciiTheme="majorBidi" w:hAnsiTheme="majorBidi" w:cstheme="majorBidi"/>
-          <w:sz w:val="24"/>
-          <w:szCs w:val="24"/>
-          <w:lang w:eastAsia="fr-FR"/>
-        </w:rPr>
-      </w:pPr>
-      <w:r>
-        <w:rPr>
-          <w:rFonts w:asciiTheme="majorBidi" w:hAnsiTheme="majorBidi" w:cstheme="majorBidi"/>
-          <w:sz w:val="24"/>
-          <w:szCs w:val="24"/>
-          <w:lang w:eastAsia="fr-FR"/>
-        </w:rPr>
-        <w:t>La validation est assurée par une fonction de vérification qui décode le jeton, contrôle sa signature via une clé secrète et vérifie que la</w:t>
-      </w:r>
-      <w:r>
-        <w:rPr>
-          <w:rFonts w:asciiTheme="majorBidi" w:eastAsia="MS Gothic" w:hAnsiTheme="majorBidi" w:cstheme="majorBidi"/>
-          <w:sz w:val="24"/>
-          <w:szCs w:val="24"/>
-          <w:lang w:eastAsia="fr-FR"/>
-        </w:rPr>
-        <w:t xml:space="preserve"> </w:t>
-      </w:r>
-      <w:r>
-        <w:rPr>
-          <w:rFonts w:asciiTheme="majorBidi" w:hAnsiTheme="majorBidi" w:cstheme="majorBidi"/>
-          <w:sz w:val="24"/>
-          <w:szCs w:val="24"/>
-          <w:lang w:eastAsia="fr-FR"/>
-        </w:rPr>
-        <w:t>date d'expiration n'est pas dépassée. Si le jeton est invalide ou expiré, le serveur renvoie une erreur 401 Unauthorized, déclenchant la</w:t>
-      </w:r>
-      <w:r>
-        <w:rPr>
-          <w:rFonts w:asciiTheme="majorBidi" w:eastAsia="MS Gothic" w:hAnsiTheme="majorBidi" w:cstheme="majorBidi"/>
-          <w:sz w:val="24"/>
-          <w:szCs w:val="24"/>
-          <w:lang w:eastAsia="fr-FR"/>
-        </w:rPr>
-        <w:t xml:space="preserve"> </w:t>
-      </w:r>
-      <w:r>
-        <w:rPr>
-          <w:rFonts w:asciiTheme="majorBidi" w:hAnsiTheme="majorBidi" w:cstheme="majorBidi"/>
-          <w:sz w:val="24"/>
-          <w:szCs w:val="24"/>
-          <w:lang w:eastAsia="fr-FR"/>
-        </w:rPr>
-        <w:t>déconnexion automatique côté frontend.</w:t>
-      </w:r>
-    </w:p>
-    <w:p>
-      <w:pPr>
-        <w:pStyle w:val="ListParagraph"/>
-        <w:numPr>
-          <w:ilvl w:val="2"/>
-          <w:numId w:val="2"/>
-        </w:numPr>
-        <w:tabs>
-          <w:tab w:val="left" w:pos="927"/>
-        </w:tabs>
-        <w:spacing w:line="276" w:lineRule="auto"/>
-        <w:jc w:val="both"/>
-        <w:rPr>
-          <w:rStyle w:val="Strong"/>
-          <w:rFonts w:asciiTheme="majorBidi" w:hAnsiTheme="majorBidi" w:cstheme="majorBidi"/>
-          <w:b w:val="0"/>
-          <w:bCs w:val="0"/>
-          <w:sz w:val="28"/>
-          <w:szCs w:val="28"/>
-          <w:lang w:eastAsia="fr-FR"/>
-        </w:rPr>
-      </w:pPr>
-      <w:r>
-        <w:rPr>
-          <w:rStyle w:val="Strong"/>
-          <w:rFonts w:asciiTheme="majorBidi" w:hAnsiTheme="majorBidi" w:cstheme="majorBidi"/>
-          <w:sz w:val="24"/>
-          <w:szCs w:val="24"/>
-        </w:rPr>
-        <w:t xml:space="preserve">Intégration côté frontend </w:t>
-      </w:r>
-    </w:p>
-    <w:p>
-      <w:pPr>
-        <w:spacing w:line="276" w:lineRule="auto"/>
-        <w:jc w:val="both"/>
-        <w:rPr>
-          <w:rFonts w:asciiTheme="majorBidi" w:hAnsiTheme="majorBidi" w:cstheme="majorBidi"/>
-          <w:sz w:val="24"/>
-          <w:szCs w:val="24"/>
-          <w:lang w:eastAsia="fr-FR"/>
-        </w:rPr>
-      </w:pPr>
-      <w:r>
-        <w:rPr>
-          <w:rFonts w:asciiTheme="majorBidi" w:hAnsiTheme="majorBidi" w:cstheme="majorBidi"/>
-          <w:sz w:val="24"/>
-          <w:szCs w:val="24"/>
-          <w:lang w:eastAsia="fr-FR"/>
-        </w:rPr>
-        <w:t xml:space="preserve">Le fichier AuthContext.jsx concrétise l'implémentation du module d'authentification côté client. Il centralise la logique de gestion des jetons JWT à travers trois mécanismes </w:t>
-      </w:r>
-      <w:r>
-        <w:rPr>
-          <w:rFonts w:asciiTheme="majorBidi" w:hAnsiTheme="majorBidi" w:cstheme="majorBidi"/>
-          <w:sz w:val="24"/>
-          <w:szCs w:val="24"/>
-          <w:lang w:eastAsia="fr-FR"/>
-        </w:rPr>
-        <w:t>principaux :</w:t>
-      </w:r>
-    </w:p>
-    <w:p>
-      <w:pPr>
-        <w:pStyle w:val="ListParagraph"/>
-        <w:numPr>
-          <w:ilvl w:val="0"/>
-          <w:numId w:val="10"/>
-        </w:numPr>
-        <w:tabs>
-          <w:tab w:val="left" w:pos="927"/>
-        </w:tabs>
-        <w:spacing w:line="276" w:lineRule="auto"/>
-        <w:jc w:val="both"/>
-        <w:rPr>
-          <w:rFonts w:asciiTheme="majorBidi" w:hAnsiTheme="majorBidi" w:cstheme="majorBidi"/>
-          <w:sz w:val="24"/>
-          <w:szCs w:val="24"/>
-          <w:lang w:eastAsia="fr-FR"/>
-        </w:rPr>
-      </w:pPr>
-      <w:r>
-        <w:rPr>
-          <w:rFonts w:asciiTheme="majorBidi" w:hAnsiTheme="majorBidi" w:cstheme="majorBidi"/>
-          <w:sz w:val="24"/>
-          <w:szCs w:val="24"/>
-          <w:lang w:eastAsia="fr-FR"/>
-        </w:rPr>
-        <w:t xml:space="preserve"> Le stockage et la persistance : Lors de la connexion, les jetons access_token et refresh_token sont récupérés depuis l'API et enregistrés</w:t>
-      </w:r>
-      <w:r>
-        <w:rPr>
-          <w:rFonts w:asciiTheme="majorBidi" w:eastAsia="MS Gothic" w:hAnsiTheme="majorBidi" w:cstheme="majorBidi"/>
-          <w:sz w:val="24"/>
-          <w:szCs w:val="24"/>
-          <w:lang w:eastAsia="fr-FR"/>
-        </w:rPr>
-        <w:t xml:space="preserve"> </w:t>
-      </w:r>
-      <w:r>
-        <w:rPr>
-          <w:rFonts w:asciiTheme="majorBidi" w:hAnsiTheme="majorBidi" w:cstheme="majorBidi"/>
-          <w:sz w:val="24"/>
-          <w:szCs w:val="24"/>
-          <w:lang w:eastAsia="fr-FR"/>
-        </w:rPr>
-        <w:t>dans le localStorage.</w:t>
-      </w:r>
-    </w:p>
-    <w:p>
-      <w:pPr>
-        <w:pStyle w:val="ListParagraph"/>
-        <w:numPr>
-          <w:ilvl w:val="0"/>
-          <w:numId w:val="10"/>
-        </w:numPr>
-        <w:tabs>
-          <w:tab w:val="left" w:pos="927"/>
-        </w:tabs>
-        <w:spacing w:line="276" w:lineRule="auto"/>
-        <w:jc w:val="both"/>
-        <w:rPr>
-          <w:rFonts w:asciiTheme="majorBidi" w:hAnsiTheme="majorBidi" w:cstheme="majorBidi"/>
-          <w:sz w:val="24"/>
-          <w:szCs w:val="24"/>
-          <w:lang w:eastAsia="fr-FR"/>
-        </w:rPr>
-      </w:pPr>
-      <w:r>
-        <w:rPr>
-          <w:rFonts w:asciiTheme="majorBidi" w:hAnsiTheme="majorBidi" w:cstheme="majorBidi"/>
-          <w:sz w:val="24"/>
-          <w:szCs w:val="24"/>
-          <w:lang w:eastAsia="fr-FR"/>
-        </w:rPr>
-        <w:t xml:space="preserve"> Le cycle de vie de la session : Un effet d'initialisation (useEffect) vérifie au chargement de l'application si un jeton est présent. Si</w:t>
-      </w:r>
-      <w:r>
-        <w:rPr>
-          <w:rFonts w:asciiTheme="majorBidi" w:eastAsia="MS Gothic" w:hAnsiTheme="majorBidi" w:cstheme="majorBidi"/>
-          <w:sz w:val="24"/>
-          <w:szCs w:val="24"/>
-          <w:lang w:eastAsia="fr-FR"/>
-        </w:rPr>
-        <w:t xml:space="preserve"> </w:t>
-      </w:r>
-      <w:r>
-        <w:rPr>
-          <w:rFonts w:asciiTheme="majorBidi" w:hAnsiTheme="majorBidi" w:cstheme="majorBidi"/>
-          <w:sz w:val="24"/>
-          <w:szCs w:val="24"/>
-          <w:lang w:eastAsia="fr-FR"/>
-        </w:rPr>
-        <w:t xml:space="preserve">c'est le cas, une requête est envoyée vers </w:t>
-      </w:r>
-      <w:proofErr w:type="spellStart"/>
-      <w:r>
-        <w:rPr>
-          <w:rFonts w:asciiTheme="majorBidi" w:hAnsiTheme="majorBidi" w:cstheme="majorBidi"/>
-          <w:sz w:val="24"/>
-          <w:szCs w:val="24"/>
-          <w:lang w:eastAsia="fr-FR"/>
-        </w:rPr>
-        <w:t>l'endpoint</w:t>
-      </w:r>
-      <w:proofErr w:type="spellEnd"/>
-      <w:r>
-        <w:rPr>
-          <w:rFonts w:asciiTheme="majorBidi" w:hAnsiTheme="majorBidi" w:cstheme="majorBidi"/>
-          <w:sz w:val="24"/>
-          <w:szCs w:val="24"/>
-          <w:lang w:eastAsia="fr-FR"/>
-        </w:rPr>
-        <w:t xml:space="preserve"> </w:t>
-      </w:r>
-      <w:r>
-        <w:rPr>
-          <w:rFonts w:asciiTheme="majorBidi" w:hAnsiTheme="majorBidi" w:cstheme="majorBidi"/>
-          <w:b/>
-          <w:bCs/>
-          <w:sz w:val="24"/>
-          <w:szCs w:val="24"/>
-          <w:lang w:eastAsia="fr-FR"/>
-        </w:rPr>
-        <w:t>/</w:t>
-      </w:r>
-      <w:proofErr w:type="spellStart"/>
-      <w:r>
-        <w:rPr>
-          <w:rFonts w:asciiTheme="majorBidi" w:hAnsiTheme="majorBidi" w:cstheme="majorBidi"/>
-          <w:b/>
-          <w:bCs/>
-          <w:sz w:val="24"/>
-          <w:szCs w:val="24"/>
-          <w:lang w:eastAsia="fr-FR"/>
-        </w:rPr>
-        <w:t>auth</w:t>
-      </w:r>
-      <w:proofErr w:type="spellEnd"/>
-      <w:r>
-        <w:rPr>
-          <w:rFonts w:asciiTheme="majorBidi" w:hAnsiTheme="majorBidi" w:cstheme="majorBidi"/>
-          <w:b/>
-          <w:bCs/>
-          <w:sz w:val="24"/>
-          <w:szCs w:val="24"/>
-          <w:lang w:eastAsia="fr-FR"/>
-        </w:rPr>
-        <w:t>/me</w:t>
-      </w:r>
-      <w:r>
-        <w:rPr>
-          <w:rFonts w:asciiTheme="majorBidi" w:hAnsiTheme="majorBidi" w:cstheme="majorBidi"/>
-          <w:sz w:val="24"/>
-          <w:szCs w:val="24"/>
-          <w:lang w:eastAsia="fr-FR"/>
-        </w:rPr>
-        <w:t xml:space="preserve"> pour récupérer les informations de l'utilisateur et restaurer la session.</w:t>
-      </w:r>
-    </w:p>
-    <w:p>
-      <w:pPr>
-        <w:pStyle w:val="ListParagraph"/>
-        <w:numPr>
-          <w:ilvl w:val="0"/>
-          <w:numId w:val="10"/>
-        </w:numPr>
-        <w:tabs>
-          <w:tab w:val="left" w:pos="927"/>
-        </w:tabs>
-        <w:spacing w:line="276" w:lineRule="auto"/>
-        <w:jc w:val="both"/>
-        <w:rPr>
-          <w:rFonts w:asciiTheme="majorBidi" w:hAnsiTheme="majorBidi" w:cstheme="majorBidi"/>
-          <w:sz w:val="24"/>
-          <w:szCs w:val="24"/>
-          <w:lang w:eastAsia="fr-FR"/>
-        </w:rPr>
-      </w:pPr>
-      <w:r>
-        <w:rPr>
-          <w:rFonts w:asciiTheme="majorBidi" w:hAnsiTheme="majorBidi" w:cstheme="majorBidi"/>
-          <w:sz w:val="24"/>
-          <w:szCs w:val="24"/>
-          <w:lang w:eastAsia="fr-FR"/>
-        </w:rPr>
-        <w:t xml:space="preserve"> La gestion des erreurs de session : Le contexte est étroitement lié aux intercepteurs Axios. Lorsqu'une erreur 401 Unauthorized est</w:t>
-      </w:r>
-      <w:r>
-        <w:rPr>
-          <w:rFonts w:asciiTheme="majorBidi" w:eastAsia="MS Gothic" w:hAnsiTheme="majorBidi" w:cstheme="majorBidi"/>
-          <w:sz w:val="24"/>
-          <w:szCs w:val="24"/>
-          <w:lang w:eastAsia="fr-FR"/>
-        </w:rPr>
-        <w:t xml:space="preserve"> </w:t>
-      </w:r>
-      <w:r>
-        <w:rPr>
-          <w:rFonts w:asciiTheme="majorBidi" w:hAnsiTheme="majorBidi" w:cstheme="majorBidi"/>
-          <w:sz w:val="24"/>
-          <w:szCs w:val="24"/>
-          <w:lang w:eastAsia="fr-FR"/>
-        </w:rPr>
-        <w:t>détectée (indiquant un jeton expiré), le contexte déclenche automatiquement l'état session Expiré, ce qui affiche une notification à l’utilisateur et le redirige vers la page de connexion.</w:t>
-      </w:r>
-    </w:p>
-    <w:p>
-      <w:pPr>
-        <w:tabs>
-          <w:tab w:val="left" w:pos="927"/>
-        </w:tabs>
-        <w:spacing w:line="276" w:lineRule="auto"/>
-        <w:jc w:val="both"/>
-        <w:rPr>
-          <w:rFonts w:asciiTheme="majorBidi" w:hAnsiTheme="majorBidi" w:cstheme="majorBidi"/>
-          <w:sz w:val="24"/>
-          <w:szCs w:val="24"/>
-          <w:lang w:eastAsia="fr-FR"/>
-        </w:rPr>
-      </w:pPr>
-      <w:r>
-        <w:rPr>
-          <w:rFonts w:asciiTheme="majorBidi" w:hAnsiTheme="majorBidi" w:cstheme="majorBidi"/>
-          <w:sz w:val="24"/>
-          <w:szCs w:val="24"/>
-          <w:lang w:eastAsia="fr-FR"/>
-        </w:rPr>
-        <w:t>Cette implémentation finalise la structure présentée initialement à la Figure 7 du Chapitre 2, transformant la maquette conceptuelle en un</w:t>
-      </w:r>
-      <w:r>
-        <w:rPr>
-          <w:rFonts w:asciiTheme="majorBidi" w:eastAsia="MS Gothic" w:hAnsiTheme="majorBidi" w:cstheme="majorBidi"/>
-          <w:sz w:val="24"/>
-          <w:szCs w:val="24"/>
-          <w:lang w:eastAsia="fr-FR"/>
-        </w:rPr>
-        <w:t xml:space="preserve"> </w:t>
-      </w:r>
-      <w:r>
-        <w:rPr>
-          <w:rFonts w:asciiTheme="majorBidi" w:hAnsiTheme="majorBidi" w:cstheme="majorBidi"/>
-          <w:sz w:val="24"/>
-          <w:szCs w:val="24"/>
-          <w:lang w:eastAsia="fr-FR"/>
-        </w:rPr>
-        <w:t>système de sécurité opérationnel.</w:t>
-      </w:r>
-    </w:p>
-    <w:p>
-      <w:pPr>
-        <w:tabs>
-          <w:tab w:val="left" w:pos="927"/>
-        </w:tabs>
-        <w:spacing w:line="276" w:lineRule="auto"/>
-        <w:jc w:val="both"/>
-        <w:rPr>
-          <w:rFonts w:asciiTheme="majorBidi" w:hAnsiTheme="majorBidi" w:cstheme="majorBidi"/>
-          <w:noProof/>
-        </w:rPr>
-      </w:pPr>
-      <w:r>
-        <w:rPr>
-          <w:rFonts w:asciiTheme="majorBidi" w:hAnsiTheme="majorBidi" w:cstheme="majorBidi"/>
-          <w:noProof/>
-          <w:sz w:val="24"/>
-          <w:szCs w:val="24"/>
-          <w:lang w:val="en-GB" w:eastAsia="fr-FR"/>
-        </w:rPr>
-        <w:lastRenderedPageBreak/>
-        <w:drawing>
-          <wp:inline distT="0" distB="0" distL="0" distR="0" wp14:anchorId="1D1BC953" wp14:editId="3D759947">
-            <wp:extent cx="3419061" cy="623365"/>
-            <wp:effectExtent l="0" t="0" r="0" b="5715"/>
-            <wp:docPr id="5" name="Picture 5"/>
-            <wp:cNvGraphicFramePr>
-              <a:graphicFrameLocks xmlns:a="http://schemas.openxmlformats.org/drawingml/2006/main" noChangeAspect="1"/>
-            </wp:cNvGraphicFramePr>
-            <a:graphic xmlns:a="http://schemas.openxmlformats.org/drawingml/2006/main">
-              <a:graphicData uri="http://schemas.openxmlformats.org/drawingml/2006/picture">
-                <pic:pic xmlns:pic="http://schemas.openxmlformats.org/drawingml/2006/picture">
-                  <pic:nvPicPr>
-                    <pic:cNvPr id="1" name=""/>
-                    <pic:cNvPicPr/>
-                  </pic:nvPicPr>
-                  <pic:blipFill>
-                    <a:blip r:embed="rId9"/>
-                    <a:stretch>
-                      <a:fillRect/>
-                    </a:stretch>
-                  </pic:blipFill>
-                  <pic:spPr>
-                    <a:xfrm>
-                      <a:off x="0" y="0"/>
-                      <a:ext cx="3453579" cy="629658"/>
-                    </a:xfrm>
-                    <a:prstGeom prst="rect">
-                      <a:avLst/>
-                    </a:prstGeom>
-                  </pic:spPr>
-                </pic:pic>
-              </a:graphicData>
-            </a:graphic>
-          </wp:inline>
-        </w:drawing>
-      </w:r>
-      <w:r>
-        <w:rPr>
-          <w:rFonts w:asciiTheme="majorBidi" w:hAnsiTheme="majorBidi" w:cstheme="majorBidi"/>
-          <w:noProof/>
-        </w:rPr>
-        <w:t xml:space="preserve"> </w:t>
-      </w:r>
-      <w:r>
-        <w:rPr>
-          <w:rFonts w:asciiTheme="majorBidi" w:hAnsiTheme="majorBidi" w:cstheme="majorBidi"/>
-          <w:noProof/>
-          <w:sz w:val="24"/>
-          <w:szCs w:val="24"/>
-          <w:lang w:val="en-GB" w:eastAsia="fr-FR"/>
-        </w:rPr>
-        <w:drawing>
-          <wp:inline distT="0" distB="0" distL="0" distR="0" wp14:anchorId="359902A8" wp14:editId="3F1B7DD2">
-            <wp:extent cx="6100506" cy="552758"/>
+          <wp:inline distT="0" distB="0" distL="0" distR="0" wp14:anchorId="441DFF03" wp14:editId="7C383D41">
+            <wp:extent cx="5760720" cy="3074670"/>
             <wp:effectExtent l="0" t="0" r="0" b="0"/>
-            <wp:docPr id="6" name="Picture 6"/>
-            <wp:cNvGraphicFramePr>
-              <a:graphicFrameLocks xmlns:a="http://schemas.openxmlformats.org/drawingml/2006/main" noChangeAspect="1"/>
-            </wp:cNvGraphicFramePr>
-            <a:graphic xmlns:a="http://schemas.openxmlformats.org/drawingml/2006/main">
-              <a:graphicData uri="http://schemas.openxmlformats.org/drawingml/2006/picture">
-                <pic:pic xmlns:pic="http://schemas.openxmlformats.org/drawingml/2006/picture">
-                  <pic:nvPicPr>
-                    <pic:cNvPr id="1" name=""/>
-                    <pic:cNvPicPr/>
-                  </pic:nvPicPr>
-                  <pic:blipFill>
-                    <a:blip r:embed="rId10"/>
-                    <a:stretch>
-                      <a:fillRect/>
-                    </a:stretch>
-                  </pic:blipFill>
-                  <pic:spPr>
-                    <a:xfrm>
-                      <a:off x="0" y="0"/>
-                      <a:ext cx="6321359" cy="572769"/>
-                    </a:xfrm>
-                    <a:prstGeom prst="rect">
-                      <a:avLst/>
-                    </a:prstGeom>
-                  </pic:spPr>
-                </pic:pic>
-              </a:graphicData>
-            </a:graphic>
-          </wp:inline>
-        </w:drawing>
-      </w:r>
-    </w:p>
-    <w:p>
-      <w:pPr>
-        <w:tabs>
-          <w:tab w:val="left" w:pos="927"/>
-        </w:tabs>
-        <w:spacing w:line="276" w:lineRule="auto"/>
-        <w:jc w:val="both"/>
-        <w:rPr>
-          <w:rFonts w:asciiTheme="majorBidi" w:hAnsiTheme="majorBidi" w:cstheme="majorBidi"/>
-          <w:sz w:val="24"/>
-          <w:szCs w:val="24"/>
-          <w:lang w:val="en-GB" w:eastAsia="fr-FR"/>
-        </w:rPr>
-      </w:pPr>
-      <w:r>
-        <w:rPr>
-          <w:rFonts w:asciiTheme="majorBidi" w:hAnsiTheme="majorBidi" w:cstheme="majorBidi"/>
-          <w:noProof/>
-          <w:sz w:val="24"/>
-          <w:szCs w:val="24"/>
-          <w:lang w:val="en-GB" w:eastAsia="fr-FR"/>
-        </w:rPr>
-        <w:drawing>
-          <wp:inline distT="0" distB="0" distL="0" distR="0" wp14:anchorId="44AC1369" wp14:editId="187170FF">
-            <wp:extent cx="5477639" cy="581106"/>
-            <wp:effectExtent l="0" t="0" r="8890" b="9525"/>
-            <wp:docPr id="7" name="Picture 7"/>
-            <wp:cNvGraphicFramePr>
-              <a:graphicFrameLocks xmlns:a="http://schemas.openxmlformats.org/drawingml/2006/main" noChangeAspect="1"/>
-            </wp:cNvGraphicFramePr>
-            <a:graphic xmlns:a="http://schemas.openxmlformats.org/drawingml/2006/main">
-              <a:graphicData uri="http://schemas.openxmlformats.org/drawingml/2006/picture">
-                <pic:pic xmlns:pic="http://schemas.openxmlformats.org/drawingml/2006/picture">
-                  <pic:nvPicPr>
-                    <pic:cNvPr id="1" name=""/>
-                    <pic:cNvPicPr/>
-                  </pic:nvPicPr>
-                  <pic:blipFill>
-                    <a:blip r:embed="rId11"/>
-                    <a:stretch>
-                      <a:fillRect/>
-                    </a:stretch>
-                  </pic:blipFill>
-                  <pic:spPr>
-                    <a:xfrm>
-                      <a:off x="0" y="0"/>
-                      <a:ext cx="5477639" cy="581106"/>
-                    </a:xfrm>
-                    <a:prstGeom prst="rect">
-                      <a:avLst/>
-                    </a:prstGeom>
-                  </pic:spPr>
-                </pic:pic>
-              </a:graphicData>
-            </a:graphic>
-          </wp:inline>
-        </w:drawing>
-      </w:r>
-    </w:p>
-    <w:p>
-      <w:pPr>
-        <w:tabs>
-          <w:tab w:val="left" w:pos="927"/>
-        </w:tabs>
-        <w:spacing w:line="276" w:lineRule="auto"/>
-        <w:jc w:val="both"/>
-        <w:rPr>
-          <w:rFonts w:asciiTheme="majorBidi" w:hAnsiTheme="majorBidi" w:cstheme="majorBidi"/>
-          <w:sz w:val="24"/>
-          <w:szCs w:val="24"/>
-          <w:lang w:val="en-GB" w:eastAsia="fr-FR"/>
-        </w:rPr>
-      </w:pPr>
-    </w:p>
-    <w:p>
-      <w:pPr>
-        <w:tabs>
-          <w:tab w:val="left" w:pos="927"/>
-        </w:tabs>
-        <w:spacing w:line="276" w:lineRule="auto"/>
-        <w:jc w:val="both"/>
-        <w:rPr>
-          <w:rFonts w:asciiTheme="majorBidi" w:hAnsiTheme="majorBidi" w:cstheme="majorBidi"/>
-          <w:sz w:val="24"/>
-          <w:szCs w:val="24"/>
-          <w:lang w:val="en-GB" w:eastAsia="fr-FR"/>
-        </w:rPr>
-      </w:pPr>
-    </w:p>
-    <w:p>
-      <w:pPr>
-        <w:pStyle w:val="ListParagraph"/>
-        <w:numPr>
-          <w:ilvl w:val="1"/>
-          <w:numId w:val="2"/>
-        </w:numPr>
-        <w:tabs>
-          <w:tab w:val="left" w:pos="927"/>
-        </w:tabs>
-        <w:spacing w:line="276" w:lineRule="auto"/>
-        <w:jc w:val="both"/>
-        <w:rPr>
-          <w:rFonts w:asciiTheme="majorBidi" w:hAnsiTheme="majorBidi" w:cstheme="majorBidi"/>
-          <w:b/>
-          <w:bCs/>
-          <w:sz w:val="36"/>
-          <w:szCs w:val="36"/>
-          <w:lang w:val="en-GB" w:eastAsia="fr-FR"/>
-        </w:rPr>
-      </w:pPr>
-      <w:r>
-        <w:rPr>
-          <w:rFonts w:asciiTheme="majorBidi" w:hAnsiTheme="majorBidi" w:cstheme="majorBidi"/>
-          <w:b/>
-          <w:bCs/>
-          <w:sz w:val="28"/>
-          <w:szCs w:val="28"/>
-        </w:rPr>
-        <w:t>Gestion des utilisateurs (US10)</w:t>
-      </w:r>
-    </w:p>
-    <w:p>
-      <w:pPr>
-        <w:pStyle w:val="ListParagraph"/>
-        <w:numPr>
-          <w:ilvl w:val="2"/>
-          <w:numId w:val="2"/>
-        </w:numPr>
-        <w:tabs>
-          <w:tab w:val="left" w:pos="927"/>
-        </w:tabs>
-        <w:spacing w:line="276" w:lineRule="auto"/>
-        <w:jc w:val="both"/>
-        <w:rPr>
-          <w:rFonts w:asciiTheme="majorBidi" w:hAnsiTheme="majorBidi" w:cstheme="majorBidi"/>
-          <w:b/>
-          <w:bCs/>
-          <w:sz w:val="28"/>
-          <w:szCs w:val="28"/>
-          <w:lang w:eastAsia="fr-FR"/>
-        </w:rPr>
-      </w:pPr>
-      <w:r>
-        <w:rPr>
-          <w:rStyle w:val="Strong"/>
-          <w:rFonts w:asciiTheme="majorBidi" w:hAnsiTheme="majorBidi" w:cstheme="majorBidi"/>
-          <w:sz w:val="24"/>
-          <w:szCs w:val="24"/>
-        </w:rPr>
-        <w:t>Modèle de données utilisateur dans SQLite via SQLAlchemy</w:t>
-      </w:r>
-      <w:r>
-        <w:rPr>
-          <w:rFonts w:asciiTheme="majorBidi" w:hAnsiTheme="majorBidi" w:cstheme="majorBidi"/>
-          <w:sz w:val="24"/>
-          <w:szCs w:val="24"/>
-        </w:rPr>
-        <w:t xml:space="preserve"> </w:t>
-      </w:r>
-    </w:p>
-    <w:p>
-      <w:pPr>
-        <w:tabs>
-          <w:tab w:val="left" w:pos="927"/>
-        </w:tabs>
-        <w:spacing w:line="276" w:lineRule="auto"/>
-        <w:jc w:val="both"/>
-        <w:rPr>
-          <w:rFonts w:asciiTheme="majorBidi" w:hAnsiTheme="majorBidi" w:cstheme="majorBidi"/>
-          <w:sz w:val="24"/>
-          <w:szCs w:val="24"/>
-          <w:lang w:eastAsia="fr-FR"/>
-        </w:rPr>
-      </w:pPr>
-      <w:r>
-        <w:rPr>
-          <w:rFonts w:asciiTheme="majorBidi" w:hAnsiTheme="majorBidi" w:cstheme="majorBidi"/>
-          <w:sz w:val="24"/>
-          <w:szCs w:val="24"/>
-          <w:lang w:eastAsia="fr-FR"/>
-        </w:rPr>
-        <w:t>La persistance des données utilisateurs est assurée par une base de données SQLite, gérée via l'ORM SQLAlchemy. Nous avons défini un modèle</w:t>
-      </w:r>
-      <w:r>
-        <w:rPr>
-          <w:rFonts w:asciiTheme="majorBidi" w:eastAsia="MS Gothic" w:hAnsiTheme="majorBidi" w:cstheme="majorBidi"/>
-          <w:sz w:val="24"/>
-          <w:szCs w:val="24"/>
-          <w:lang w:eastAsia="fr-FR"/>
-        </w:rPr>
-        <w:t xml:space="preserve"> </w:t>
-      </w:r>
-      <w:r>
-        <w:rPr>
-          <w:rFonts w:asciiTheme="majorBidi" w:hAnsiTheme="majorBidi" w:cstheme="majorBidi"/>
-          <w:sz w:val="24"/>
-          <w:szCs w:val="24"/>
-          <w:lang w:eastAsia="fr-FR"/>
-        </w:rPr>
-        <w:t>User dont la structure est optimisée pour la sécurité et la rapidité d'accès.</w:t>
-      </w:r>
-    </w:p>
-    <w:p>
-      <w:pPr>
-        <w:tabs>
-          <w:tab w:val="left" w:pos="927"/>
-        </w:tabs>
-        <w:spacing w:line="276" w:lineRule="auto"/>
-        <w:jc w:val="both"/>
-        <w:rPr>
-          <w:rFonts w:asciiTheme="majorBidi" w:hAnsiTheme="majorBidi" w:cstheme="majorBidi"/>
-          <w:sz w:val="24"/>
-          <w:szCs w:val="24"/>
-          <w:lang w:eastAsia="fr-FR"/>
-        </w:rPr>
-      </w:pPr>
-      <w:r>
-        <w:rPr>
-          <w:rFonts w:asciiTheme="majorBidi" w:hAnsiTheme="majorBidi" w:cstheme="majorBidi"/>
-          <w:sz w:val="24"/>
-          <w:szCs w:val="24"/>
-          <w:lang w:eastAsia="fr-FR"/>
-        </w:rPr>
-        <w:t>La table se compose des champs suivants :</w:t>
-      </w:r>
-    </w:p>
-    <w:p>
-      <w:pPr>
-        <w:pStyle w:val="ListParagraph"/>
-        <w:numPr>
-          <w:ilvl w:val="0"/>
-          <w:numId w:val="11"/>
-        </w:numPr>
-        <w:tabs>
-          <w:tab w:val="left" w:pos="927"/>
-        </w:tabs>
-        <w:spacing w:line="276" w:lineRule="auto"/>
-        <w:jc w:val="both"/>
-        <w:rPr>
-          <w:rFonts w:asciiTheme="majorBidi" w:hAnsiTheme="majorBidi" w:cstheme="majorBidi"/>
-          <w:sz w:val="24"/>
-          <w:szCs w:val="24"/>
-          <w:lang w:eastAsia="fr-FR"/>
-        </w:rPr>
-      </w:pPr>
-      <w:r>
-        <w:rPr>
-          <w:rFonts w:asciiTheme="majorBidi" w:hAnsiTheme="majorBidi" w:cstheme="majorBidi"/>
-          <w:sz w:val="24"/>
-          <w:szCs w:val="24"/>
-          <w:lang w:eastAsia="fr-FR"/>
-        </w:rPr>
-        <w:t xml:space="preserve"> Identifiant (id) : Clé primaire unique permettant d'identifier chaque utilisateur de manière certaine.</w:t>
-      </w:r>
-    </w:p>
-    <w:p>
-      <w:pPr>
-        <w:pStyle w:val="ListParagraph"/>
-        <w:numPr>
-          <w:ilvl w:val="0"/>
-          <w:numId w:val="11"/>
-        </w:numPr>
-        <w:tabs>
-          <w:tab w:val="left" w:pos="927"/>
-        </w:tabs>
-        <w:spacing w:line="276" w:lineRule="auto"/>
-        <w:jc w:val="both"/>
-        <w:rPr>
-          <w:rFonts w:asciiTheme="majorBidi" w:hAnsiTheme="majorBidi" w:cstheme="majorBidi"/>
-          <w:sz w:val="24"/>
-          <w:szCs w:val="24"/>
-          <w:lang w:eastAsia="fr-FR"/>
-        </w:rPr>
-      </w:pPr>
-      <w:r>
-        <w:rPr>
-          <w:rFonts w:asciiTheme="majorBidi" w:hAnsiTheme="majorBidi" w:cstheme="majorBidi"/>
-          <w:sz w:val="24"/>
-          <w:szCs w:val="24"/>
-          <w:lang w:eastAsia="fr-FR"/>
-        </w:rPr>
-        <w:t xml:space="preserve"> Identifiants de compte (email, </w:t>
-      </w:r>
-      <w:proofErr w:type="spellStart"/>
-      <w:r>
-        <w:rPr>
-          <w:rFonts w:asciiTheme="majorBidi" w:hAnsiTheme="majorBidi" w:cstheme="majorBidi"/>
-          <w:sz w:val="24"/>
-          <w:szCs w:val="24"/>
-          <w:lang w:eastAsia="fr-FR"/>
-        </w:rPr>
-        <w:t>username</w:t>
-      </w:r>
-      <w:proofErr w:type="spellEnd"/>
-      <w:r>
-        <w:rPr>
-          <w:rFonts w:asciiTheme="majorBidi" w:hAnsiTheme="majorBidi" w:cstheme="majorBidi"/>
-          <w:sz w:val="24"/>
-          <w:szCs w:val="24"/>
-          <w:lang w:eastAsia="fr-FR"/>
-        </w:rPr>
-        <w:t>) : Champs uniques permettant d'éviter les doublons lors de la création de comptes.</w:t>
-      </w:r>
-    </w:p>
-    <w:p>
-      <w:pPr>
-        <w:pStyle w:val="ListParagraph"/>
-        <w:numPr>
-          <w:ilvl w:val="0"/>
-          <w:numId w:val="11"/>
-        </w:numPr>
-        <w:tabs>
-          <w:tab w:val="left" w:pos="927"/>
-        </w:tabs>
-        <w:spacing w:line="276" w:lineRule="auto"/>
-        <w:jc w:val="both"/>
-        <w:rPr>
-          <w:rFonts w:asciiTheme="majorBidi" w:hAnsiTheme="majorBidi" w:cstheme="majorBidi"/>
-          <w:sz w:val="24"/>
-          <w:szCs w:val="24"/>
-          <w:lang w:eastAsia="fr-FR"/>
-        </w:rPr>
-      </w:pPr>
-      <w:r>
-        <w:rPr>
-          <w:rFonts w:asciiTheme="majorBidi" w:hAnsiTheme="majorBidi" w:cstheme="majorBidi"/>
-          <w:sz w:val="24"/>
-          <w:szCs w:val="24"/>
-          <w:lang w:eastAsia="fr-FR"/>
-        </w:rPr>
-        <w:t xml:space="preserve"> Sécurité (hashed_password) : Stockage exclusif de l'empreinte bcrypt du mot de passe, garantissant qu'aucun mot de passe en clair n'est</w:t>
-      </w:r>
-      <w:r>
-        <w:rPr>
-          <w:rFonts w:asciiTheme="majorBidi" w:eastAsia="MS Gothic" w:hAnsiTheme="majorBidi" w:cstheme="majorBidi"/>
-          <w:sz w:val="24"/>
-          <w:szCs w:val="24"/>
-          <w:lang w:eastAsia="fr-FR"/>
-        </w:rPr>
-        <w:t xml:space="preserve"> </w:t>
-      </w:r>
-      <w:r>
-        <w:rPr>
-          <w:rFonts w:asciiTheme="majorBidi" w:hAnsiTheme="majorBidi" w:cstheme="majorBidi"/>
-          <w:sz w:val="24"/>
-          <w:szCs w:val="24"/>
-          <w:lang w:eastAsia="fr-FR"/>
-        </w:rPr>
-        <w:t>enregistré.</w:t>
-      </w:r>
-    </w:p>
-    <w:p>
-      <w:pPr>
-        <w:pStyle w:val="ListParagraph"/>
-        <w:numPr>
-          <w:ilvl w:val="0"/>
-          <w:numId w:val="11"/>
-        </w:numPr>
-        <w:tabs>
-          <w:tab w:val="left" w:pos="927"/>
-        </w:tabs>
-        <w:spacing w:line="276" w:lineRule="auto"/>
-        <w:jc w:val="both"/>
-        <w:rPr>
-          <w:rFonts w:asciiTheme="majorBidi" w:hAnsiTheme="majorBidi" w:cstheme="majorBidi"/>
-          <w:sz w:val="24"/>
-          <w:szCs w:val="24"/>
-          <w:lang w:eastAsia="fr-FR"/>
-        </w:rPr>
-      </w:pPr>
-      <w:r>
-        <w:rPr>
-          <w:rFonts w:asciiTheme="majorBidi" w:hAnsiTheme="majorBidi" w:cstheme="majorBidi"/>
-          <w:sz w:val="24"/>
-          <w:szCs w:val="24"/>
-          <w:lang w:eastAsia="fr-FR"/>
-        </w:rPr>
-        <w:t xml:space="preserve"> Privilèges (</w:t>
-      </w:r>
-      <w:proofErr w:type="spellStart"/>
-      <w:r>
-        <w:rPr>
-          <w:rFonts w:asciiTheme="majorBidi" w:hAnsiTheme="majorBidi" w:cstheme="majorBidi"/>
-          <w:sz w:val="24"/>
-          <w:szCs w:val="24"/>
-          <w:lang w:eastAsia="fr-FR"/>
-        </w:rPr>
-        <w:t>role</w:t>
-      </w:r>
-      <w:proofErr w:type="spellEnd"/>
-      <w:r>
-        <w:rPr>
-          <w:rFonts w:asciiTheme="majorBidi" w:hAnsiTheme="majorBidi" w:cstheme="majorBidi"/>
-          <w:sz w:val="24"/>
-          <w:szCs w:val="24"/>
-          <w:lang w:eastAsia="fr-FR"/>
-        </w:rPr>
-        <w:t>) : Utilisation d'une énumération (</w:t>
-      </w:r>
-      <w:proofErr w:type="spellStart"/>
-      <w:r>
-        <w:rPr>
-          <w:rFonts w:asciiTheme="majorBidi" w:hAnsiTheme="majorBidi" w:cstheme="majorBidi"/>
-          <w:sz w:val="24"/>
-          <w:szCs w:val="24"/>
-          <w:lang w:eastAsia="fr-FR"/>
-        </w:rPr>
-        <w:t>UserRole</w:t>
-      </w:r>
-      <w:proofErr w:type="spellEnd"/>
-      <w:r>
-        <w:rPr>
-          <w:rFonts w:asciiTheme="majorBidi" w:hAnsiTheme="majorBidi" w:cstheme="majorBidi"/>
-          <w:sz w:val="24"/>
-          <w:szCs w:val="24"/>
-          <w:lang w:eastAsia="fr-FR"/>
-        </w:rPr>
-        <w:t>) pour définir les droits d'accès (Administrateur ou</w:t>
-      </w:r>
-      <w:r>
-        <w:rPr>
-          <w:rFonts w:asciiTheme="majorBidi" w:hAnsiTheme="majorBidi" w:cstheme="majorBidi"/>
-          <w:sz w:val="24"/>
-          <w:szCs w:val="24"/>
-          <w:lang w:eastAsia="fr-FR"/>
-        </w:rPr>
-        <w:t xml:space="preserve"> autre</w:t>
-      </w:r>
-      <w:r>
-        <w:rPr>
-          <w:rFonts w:asciiTheme="majorBidi" w:hAnsiTheme="majorBidi" w:cstheme="majorBidi"/>
-          <w:sz w:val="24"/>
-          <w:szCs w:val="24"/>
-          <w:lang w:eastAsia="fr-FR"/>
-        </w:rPr>
-        <w:t xml:space="preserve"> </w:t>
-      </w:r>
-      <w:r>
-        <w:rPr>
-          <w:rFonts w:asciiTheme="majorBidi" w:hAnsiTheme="majorBidi" w:cstheme="majorBidi"/>
-          <w:sz w:val="24"/>
-          <w:szCs w:val="24"/>
-          <w:lang w:eastAsia="fr-FR"/>
-        </w:rPr>
-        <w:t>u</w:t>
-      </w:r>
-      <w:r>
-        <w:rPr>
-          <w:rFonts w:asciiTheme="majorBidi" w:hAnsiTheme="majorBidi" w:cstheme="majorBidi"/>
-          <w:sz w:val="24"/>
-          <w:szCs w:val="24"/>
-          <w:lang w:eastAsia="fr-FR"/>
-        </w:rPr>
-        <w:t>tilisateur).</w:t>
-      </w:r>
-    </w:p>
-    <w:p>
-      <w:pPr>
-        <w:pStyle w:val="ListParagraph"/>
-        <w:numPr>
-          <w:ilvl w:val="0"/>
-          <w:numId w:val="11"/>
-        </w:numPr>
-        <w:tabs>
-          <w:tab w:val="left" w:pos="927"/>
-        </w:tabs>
-        <w:spacing w:line="276" w:lineRule="auto"/>
-        <w:jc w:val="both"/>
-        <w:rPr>
-          <w:rFonts w:asciiTheme="majorBidi" w:hAnsiTheme="majorBidi" w:cstheme="majorBidi"/>
-          <w:sz w:val="24"/>
-          <w:szCs w:val="24"/>
-          <w:lang w:eastAsia="fr-FR"/>
-        </w:rPr>
-      </w:pPr>
-      <w:r>
-        <w:rPr>
-          <w:rFonts w:asciiTheme="majorBidi" w:hAnsiTheme="majorBidi" w:cstheme="majorBidi"/>
-          <w:sz w:val="24"/>
-          <w:szCs w:val="24"/>
-          <w:lang w:eastAsia="fr-FR"/>
-        </w:rPr>
-        <w:t xml:space="preserve"> État du compte (</w:t>
-      </w:r>
-      <w:proofErr w:type="spellStart"/>
-      <w:r>
-        <w:rPr>
-          <w:rFonts w:asciiTheme="majorBidi" w:hAnsiTheme="majorBidi" w:cstheme="majorBidi"/>
-          <w:sz w:val="24"/>
-          <w:szCs w:val="24"/>
-          <w:lang w:eastAsia="fr-FR"/>
-        </w:rPr>
-        <w:t>is_active</w:t>
-      </w:r>
-      <w:proofErr w:type="spellEnd"/>
-      <w:r>
-        <w:rPr>
-          <w:rFonts w:asciiTheme="majorBidi" w:hAnsiTheme="majorBidi" w:cstheme="majorBidi"/>
-          <w:sz w:val="24"/>
-          <w:szCs w:val="24"/>
-          <w:lang w:eastAsia="fr-FR"/>
-        </w:rPr>
-        <w:t>) : Un indicateur booléen permettant de désactiver un compte sans supprimer ses données.</w:t>
-      </w:r>
-    </w:p>
-    <w:p>
-      <w:pPr>
-        <w:tabs>
-          <w:tab w:val="left" w:pos="927"/>
-        </w:tabs>
-        <w:spacing w:line="276" w:lineRule="auto"/>
-        <w:jc w:val="both"/>
-        <w:rPr>
-          <w:rFonts w:asciiTheme="majorBidi" w:hAnsiTheme="majorBidi" w:cstheme="majorBidi"/>
-          <w:sz w:val="24"/>
-          <w:szCs w:val="24"/>
-          <w:lang w:eastAsia="fr-FR"/>
-        </w:rPr>
-      </w:pPr>
-      <w:r>
-        <w:rPr>
-          <w:rFonts w:asciiTheme="majorBidi" w:hAnsiTheme="majorBidi" w:cstheme="majorBidi"/>
-          <w:sz w:val="24"/>
-          <w:szCs w:val="24"/>
-          <w:lang w:eastAsia="fr-FR"/>
-        </w:rPr>
-        <w:t>Cette architecture assure une cohérence totale entre la base de données et la logique métier du backend, facilitant ainsi les requêtes de</w:t>
-      </w:r>
-      <w:r>
-        <w:rPr>
-          <w:rFonts w:asciiTheme="majorBidi" w:eastAsia="MS Gothic" w:hAnsiTheme="majorBidi" w:cstheme="majorBidi"/>
-          <w:sz w:val="24"/>
-          <w:szCs w:val="24"/>
-          <w:lang w:eastAsia="fr-FR"/>
-        </w:rPr>
-        <w:t xml:space="preserve"> </w:t>
-      </w:r>
-      <w:r>
-        <w:rPr>
-          <w:rFonts w:asciiTheme="majorBidi" w:hAnsiTheme="majorBidi" w:cstheme="majorBidi"/>
-          <w:sz w:val="24"/>
-          <w:szCs w:val="24"/>
-          <w:lang w:eastAsia="fr-FR"/>
-        </w:rPr>
-        <w:t>vérification lors de la phase d'authentification.</w:t>
-      </w:r>
-    </w:p>
-    <w:p>
-      <w:pPr>
-        <w:tabs>
-          <w:tab w:val="left" w:pos="927"/>
-        </w:tabs>
-        <w:spacing w:line="276" w:lineRule="auto"/>
-        <w:jc w:val="both"/>
-        <w:rPr>
-          <w:rFonts w:asciiTheme="majorBidi" w:hAnsiTheme="majorBidi" w:cstheme="majorBidi"/>
-          <w:sz w:val="24"/>
-          <w:szCs w:val="24"/>
-          <w:lang w:eastAsia="fr-FR"/>
-        </w:rPr>
-      </w:pPr>
-      <w:r>
-        <w:rPr>
-          <w:rFonts w:asciiTheme="majorBidi" w:hAnsiTheme="majorBidi" w:cstheme="majorBidi"/>
-          <w:noProof/>
-          <w:sz w:val="24"/>
-          <w:szCs w:val="24"/>
-          <w:lang w:eastAsia="fr-FR"/>
-        </w:rPr>
-        <w:drawing>
-          <wp:inline distT="0" distB="0" distL="0" distR="0" wp14:anchorId="78F5C15D" wp14:editId="0707F491">
-            <wp:extent cx="4915586" cy="362001"/>
-            <wp:effectExtent l="0" t="0" r="0" b="0"/>
-            <wp:docPr id="8" name="Picture 8"/>
+            <wp:docPr id="17" name="Picture 17"/>
             <wp:cNvGraphicFramePr>
               <a:graphicFrameLocks xmlns:a="http://schemas.openxmlformats.org/drawingml/2006/main" noChangeAspect="1"/>
             </wp:cNvGraphicFramePr>
@@ -3462,7 +2202,7 @@
                   <pic:spPr>
                     <a:xfrm>
                       <a:off x="0" y="0"/>
-                      <a:ext cx="4915586" cy="362001"/>
+                      <a:ext cx="5760720" cy="3074670"/>
                     </a:xfrm>
                     <a:prstGeom prst="rect">
                       <a:avLst/>
@@ -3477,25 +2217,227 @@
     </w:p>
     <w:p>
       <w:pPr>
+        <w:pStyle w:val="ListParagraph"/>
+        <w:numPr>
+          <w:ilvl w:val="2"/>
+          <w:numId w:val="2"/>
+        </w:numPr>
         <w:tabs>
           <w:tab w:val="left" w:pos="927"/>
         </w:tabs>
-        <w:spacing w:line="276" w:lineRule="auto"/>
+        <w:spacing w:line="360" w:lineRule="auto"/>
         <w:jc w:val="both"/>
         <w:rPr>
           <w:rFonts w:asciiTheme="majorBidi" w:hAnsiTheme="majorBidi" w:cstheme="majorBidi"/>
-          <w:sz w:val="24"/>
-          <w:szCs w:val="24"/>
-          <w:lang w:eastAsia="fr-FR"/>
-        </w:rPr>
-      </w:pPr>
+          <w:b/>
+          <w:bCs/>
+          <w:sz w:val="24"/>
+          <w:szCs w:val="24"/>
+          <w:lang w:eastAsia="fr-FR"/>
+        </w:rPr>
+      </w:pPr>
+      <w:r>
+        <w:rPr>
+          <w:rStyle w:val="Strong"/>
+          <w:rFonts w:asciiTheme="majorBidi" w:hAnsiTheme="majorBidi" w:cstheme="majorBidi"/>
+          <w:sz w:val="24"/>
+          <w:szCs w:val="24"/>
+        </w:rPr>
+        <w:t>Hashage des mots de passe</w:t>
+      </w:r>
+      <w:r>
+        <w:rPr>
+          <w:rFonts w:asciiTheme="majorBidi" w:hAnsiTheme="majorBidi" w:cstheme="majorBidi"/>
+          <w:sz w:val="24"/>
+          <w:szCs w:val="24"/>
+        </w:rPr>
+        <w:t xml:space="preserve"> </w:t>
+      </w:r>
     </w:p>
     <w:p>
       <w:pPr>
         <w:tabs>
           <w:tab w:val="left" w:pos="927"/>
         </w:tabs>
-        <w:spacing w:line="276" w:lineRule="auto"/>
+        <w:spacing w:line="360" w:lineRule="auto"/>
+        <w:jc w:val="both"/>
+        <w:rPr>
+          <w:rFonts w:asciiTheme="majorBidi" w:hAnsiTheme="majorBidi" w:cstheme="majorBidi"/>
+          <w:sz w:val="24"/>
+          <w:szCs w:val="24"/>
+          <w:lang w:eastAsia="fr-FR"/>
+        </w:rPr>
+      </w:pPr>
+      <w:r>
+        <w:rPr>
+          <w:rFonts w:asciiTheme="majorBidi" w:hAnsiTheme="majorBidi" w:cstheme="majorBidi"/>
+          <w:sz w:val="24"/>
+          <w:szCs w:val="24"/>
+          <w:lang w:eastAsia="fr-FR"/>
+        </w:rPr>
+        <w:t>La sécurisation des identifiants a été mise en place via la bibliothèque bcrypt pour le stockage dans la base de données SQLite. Le processus</w:t>
+      </w:r>
+      <w:r>
+        <w:rPr>
+          <w:rFonts w:asciiTheme="majorBidi" w:eastAsia="MS Gothic" w:hAnsiTheme="majorBidi" w:cstheme="majorBidi"/>
+          <w:sz w:val="24"/>
+          <w:szCs w:val="24"/>
+          <w:lang w:eastAsia="fr-FR"/>
+        </w:rPr>
+        <w:t xml:space="preserve"> </w:t>
+      </w:r>
+      <w:r>
+        <w:rPr>
+          <w:rFonts w:asciiTheme="majorBidi" w:hAnsiTheme="majorBidi" w:cstheme="majorBidi"/>
+          <w:sz w:val="24"/>
+          <w:szCs w:val="24"/>
+          <w:lang w:eastAsia="fr-FR"/>
+        </w:rPr>
+        <w:t>se déroule en deux étapes :</w:t>
+      </w:r>
+    </w:p>
+    <w:p>
+      <w:pPr>
+        <w:pStyle w:val="ListParagraph"/>
+        <w:numPr>
+          <w:ilvl w:val="0"/>
+          <w:numId w:val="8"/>
+        </w:numPr>
+        <w:tabs>
+          <w:tab w:val="left" w:pos="927"/>
+        </w:tabs>
+        <w:spacing w:line="360" w:lineRule="auto"/>
+        <w:jc w:val="both"/>
+        <w:rPr>
+          <w:rFonts w:asciiTheme="majorBidi" w:hAnsiTheme="majorBidi" w:cstheme="majorBidi"/>
+          <w:sz w:val="24"/>
+          <w:szCs w:val="24"/>
+          <w:lang w:eastAsia="fr-FR"/>
+        </w:rPr>
+      </w:pPr>
+      <w:r>
+        <w:rPr>
+          <w:rFonts w:asciiTheme="majorBidi" w:hAnsiTheme="majorBidi" w:cstheme="majorBidi"/>
+          <w:sz w:val="24"/>
+          <w:szCs w:val="24"/>
+          <w:lang w:eastAsia="fr-FR"/>
+        </w:rPr>
+        <w:t xml:space="preserve"> Lors de l'inscription : Le mot de passe saisi est combiné à un "sel" (une valeur aléatoire) puis haché. C'est cette empreinte finale, et</w:t>
+      </w:r>
+      <w:r>
+        <w:rPr>
+          <w:rFonts w:asciiTheme="majorBidi" w:eastAsia="MS Gothic" w:hAnsiTheme="majorBidi" w:cstheme="majorBidi"/>
+          <w:sz w:val="24"/>
+          <w:szCs w:val="24"/>
+          <w:lang w:eastAsia="fr-FR"/>
+        </w:rPr>
+        <w:t xml:space="preserve"> </w:t>
+      </w:r>
+      <w:r>
+        <w:rPr>
+          <w:rFonts w:asciiTheme="majorBidi" w:hAnsiTheme="majorBidi" w:cstheme="majorBidi"/>
+          <w:sz w:val="24"/>
+          <w:szCs w:val="24"/>
+          <w:lang w:eastAsia="fr-FR"/>
+        </w:rPr>
+        <w:t>le mot de passe, qui est enregistrée dans la colonne hashed_password (figure dessous) de la table Utilisateurs.</w:t>
+      </w:r>
+    </w:p>
+    <w:p>
+      <w:pPr>
+        <w:pStyle w:val="ListParagraph"/>
+        <w:numPr>
+          <w:ilvl w:val="0"/>
+          <w:numId w:val="8"/>
+        </w:numPr>
+        <w:tabs>
+          <w:tab w:val="left" w:pos="927"/>
+        </w:tabs>
+        <w:spacing w:line="360" w:lineRule="auto"/>
+        <w:jc w:val="both"/>
+        <w:rPr>
+          <w:rFonts w:asciiTheme="majorBidi" w:hAnsiTheme="majorBidi" w:cstheme="majorBidi"/>
+          <w:sz w:val="24"/>
+          <w:szCs w:val="24"/>
+          <w:lang w:eastAsia="fr-FR"/>
+        </w:rPr>
+      </w:pPr>
+      <w:r>
+        <w:rPr>
+          <w:rFonts w:asciiTheme="majorBidi" w:hAnsiTheme="majorBidi" w:cstheme="majorBidi"/>
+          <w:sz w:val="24"/>
+          <w:szCs w:val="24"/>
+          <w:lang w:eastAsia="fr-FR"/>
+        </w:rPr>
+        <w:t xml:space="preserve"> Lors de la connexion : Le système récupère l'empreinte stockée dans SQLite et utilise la fonction de vérification de bcrypt pour comparer</w:t>
+      </w:r>
+      <w:r>
+        <w:rPr>
+          <w:rFonts w:asciiTheme="majorBidi" w:eastAsia="MS Gothic" w:hAnsiTheme="majorBidi" w:cstheme="majorBidi"/>
+          <w:sz w:val="24"/>
+          <w:szCs w:val="24"/>
+          <w:lang w:eastAsia="fr-FR"/>
+        </w:rPr>
+        <w:t xml:space="preserve"> </w:t>
+      </w:r>
+      <w:r>
+        <w:rPr>
+          <w:rFonts w:asciiTheme="majorBidi" w:hAnsiTheme="majorBidi" w:cstheme="majorBidi"/>
+          <w:sz w:val="24"/>
+          <w:szCs w:val="24"/>
+          <w:lang w:eastAsia="fr-FR"/>
+        </w:rPr>
+        <w:t>mot de passe saisi avec le hachage enregistré.</w:t>
+      </w:r>
+    </w:p>
+    <w:p>
+      <w:pPr>
+        <w:tabs>
+          <w:tab w:val="left" w:pos="927"/>
+        </w:tabs>
+        <w:spacing w:line="360" w:lineRule="auto"/>
+        <w:jc w:val="both"/>
+        <w:rPr>
+          <w:rFonts w:asciiTheme="majorBidi" w:hAnsiTheme="majorBidi" w:cstheme="majorBidi"/>
+          <w:sz w:val="24"/>
+          <w:szCs w:val="24"/>
+          <w:lang w:eastAsia="fr-FR"/>
+        </w:rPr>
+      </w:pPr>
+      <w:r>
+        <w:rPr>
+          <w:rFonts w:asciiTheme="majorBidi" w:hAnsiTheme="majorBidi" w:cstheme="majorBidi"/>
+          <w:sz w:val="24"/>
+          <w:szCs w:val="24"/>
+          <w:lang w:eastAsia="fr-FR"/>
+        </w:rPr>
+        <w:t>Cette méthode protège l'application contre les attaques par "dictionnaire" ou par "force brute", car bcrypt est conçu pour être</w:t>
+      </w:r>
+      <w:r>
+        <w:rPr>
+          <w:rFonts w:asciiTheme="majorBidi" w:eastAsia="MS Gothic" w:hAnsiTheme="majorBidi" w:cstheme="majorBidi"/>
+          <w:sz w:val="24"/>
+          <w:szCs w:val="24"/>
+          <w:lang w:eastAsia="fr-FR"/>
+        </w:rPr>
+        <w:t xml:space="preserve"> </w:t>
+      </w:r>
+      <w:r>
+        <w:rPr>
+          <w:rFonts w:asciiTheme="majorBidi" w:hAnsiTheme="majorBidi" w:cstheme="majorBidi"/>
+          <w:sz w:val="24"/>
+          <w:szCs w:val="24"/>
+          <w:lang w:eastAsia="fr-FR"/>
+        </w:rPr>
+        <w:t>volontairement lent, rendant le craquage des mots de passe extrêmement difficile pour un attaquant.</w:t>
+      </w:r>
+    </w:p>
+    <w:p>
+      <w:pPr>
+        <w:tabs>
+          <w:tab w:val="left" w:pos="927"/>
+        </w:tabs>
+        <w:spacing w:line="360" w:lineRule="auto"/>
         <w:jc w:val="both"/>
         <w:rPr>
           <w:rFonts w:asciiTheme="majorBidi" w:hAnsiTheme="majorBidi" w:cstheme="majorBidi"/>
@@ -3514,10 +2456,10 @@
         </w:rPr>
         <w:lastRenderedPageBreak/>
         <w:drawing>
-          <wp:inline distT="0" distB="0" distL="0" distR="0" wp14:anchorId="4CD9E0C7" wp14:editId="313E0B8F">
-            <wp:extent cx="5133315" cy="2317191"/>
-            <wp:effectExtent l="0" t="0" r="0" b="6985"/>
-            <wp:docPr id="9" name="Picture 9"/>
+          <wp:inline distT="0" distB="0" distL="0" distR="0" wp14:anchorId="6549B705" wp14:editId="76F2B812">
+            <wp:extent cx="4489450" cy="1074295"/>
+            <wp:effectExtent l="0" t="0" r="6350" b="0"/>
+            <wp:docPr id="4" name="Picture 4"/>
             <wp:cNvGraphicFramePr>
               <a:graphicFrameLocks xmlns:a="http://schemas.openxmlformats.org/drawingml/2006/main" noChangeAspect="1"/>
             </wp:cNvGraphicFramePr>
@@ -3530,13 +2472,13 @@
                   </pic:nvPicPr>
                   <pic:blipFill rotWithShape="1">
                     <a:blip r:embed="rId13"/>
-                    <a:srcRect l="-472" t="13373" r="29083" b="53589"/>
+                    <a:srcRect l="33952" r="16667"/>
                     <a:stretch/>
                   </pic:blipFill>
                   <pic:spPr bwMode="auto">
                     <a:xfrm>
                       <a:off x="0" y="0"/>
-                      <a:ext cx="5157791" cy="2328239"/>
+                      <a:ext cx="4656931" cy="1114372"/>
                     </a:xfrm>
                     <a:prstGeom prst="rect">
                       <a:avLst/>
@@ -3562,29 +2504,36 @@
         <w:pStyle w:val="ListParagraph"/>
         <w:numPr>
           <w:ilvl w:val="2"/>
-          <w:numId w:val="11"/>
+          <w:numId w:val="2"/>
         </w:numPr>
         <w:tabs>
           <w:tab w:val="left" w:pos="927"/>
         </w:tabs>
-        <w:spacing w:line="276" w:lineRule="auto"/>
+        <w:spacing w:line="360" w:lineRule="auto"/>
         <w:jc w:val="both"/>
         <w:rPr>
+          <w:rFonts w:asciiTheme="majorBidi" w:hAnsiTheme="majorBidi" w:cstheme="majorBidi"/>
+          <w:sz w:val="28"/>
+          <w:szCs w:val="28"/>
+          <w:lang w:eastAsia="fr-FR"/>
+        </w:rPr>
+      </w:pPr>
+      <w:r>
+        <w:rPr>
           <w:rStyle w:val="Strong"/>
           <w:rFonts w:asciiTheme="majorBidi" w:hAnsiTheme="majorBidi" w:cstheme="majorBidi"/>
-          <w:b w:val="0"/>
-          <w:bCs w:val="0"/>
-          <w:sz w:val="24"/>
-          <w:szCs w:val="24"/>
-          <w:lang w:eastAsia="fr-FR"/>
-        </w:rPr>
-      </w:pPr>
-      <w:r>
-        <w:rPr>
-          <w:rStyle w:val="Strong"/>
-          <w:rFonts w:asciiTheme="majorBidi" w:hAnsiTheme="majorBidi" w:cstheme="majorBidi"/>
-        </w:rPr>
-        <w:t>Endpoints CRUD réservés à l'administrateur</w:t>
+          <w:sz w:val="24"/>
+          <w:szCs w:val="24"/>
+        </w:rPr>
+        <w:t>Génération et validation du JWT</w:t>
+      </w:r>
+      <w:r>
+        <w:rPr>
+          <w:rFonts w:asciiTheme="majorBidi" w:hAnsiTheme="majorBidi" w:cstheme="majorBidi"/>
+          <w:sz w:val="24"/>
+          <w:szCs w:val="24"/>
+        </w:rPr>
+        <w:t xml:space="preserve"> </w:t>
       </w:r>
     </w:p>
     <w:p>
@@ -3592,7 +2541,7 @@
         <w:tabs>
           <w:tab w:val="left" w:pos="927"/>
         </w:tabs>
-        <w:spacing w:line="276" w:lineRule="auto"/>
+        <w:spacing w:line="360" w:lineRule="auto"/>
         <w:jc w:val="both"/>
         <w:rPr>
           <w:rFonts w:asciiTheme="majorBidi" w:hAnsiTheme="majorBidi" w:cstheme="majorBidi"/>
@@ -3608,147 +2557,25 @@
           <w:szCs w:val="24"/>
           <w:lang w:eastAsia="fr-FR"/>
         </w:rPr>
-        <w:t xml:space="preserve">Nous avons mis en place un ensemble de routes dédiées à la gestion des utilisateurs via </w:t>
-      </w:r>
-      <w:proofErr w:type="spellStart"/>
-      <w:r>
-        <w:rPr>
-          <w:rFonts w:asciiTheme="majorBidi" w:hAnsiTheme="majorBidi" w:cstheme="majorBidi"/>
-          <w:sz w:val="24"/>
-          <w:szCs w:val="24"/>
-          <w:lang w:eastAsia="fr-FR"/>
-        </w:rPr>
-        <w:t>l'endpoint</w:t>
-      </w:r>
-      <w:proofErr w:type="spellEnd"/>
-      <w:r>
-        <w:rPr>
-          <w:rFonts w:asciiTheme="majorBidi" w:hAnsiTheme="majorBidi" w:cstheme="majorBidi"/>
-          <w:sz w:val="24"/>
-          <w:szCs w:val="24"/>
-          <w:lang w:eastAsia="fr-FR"/>
-        </w:rPr>
-        <w:t xml:space="preserve"> /</w:t>
-      </w:r>
-      <w:proofErr w:type="spellStart"/>
-      <w:r>
-        <w:rPr>
-          <w:rFonts w:asciiTheme="majorBidi" w:hAnsiTheme="majorBidi" w:cstheme="majorBidi"/>
-          <w:sz w:val="24"/>
-          <w:szCs w:val="24"/>
-          <w:lang w:eastAsia="fr-FR"/>
-        </w:rPr>
-        <w:t>auth</w:t>
-      </w:r>
-      <w:proofErr w:type="spellEnd"/>
-      <w:r>
-        <w:rPr>
-          <w:rFonts w:asciiTheme="majorBidi" w:hAnsiTheme="majorBidi" w:cstheme="majorBidi"/>
-          <w:sz w:val="24"/>
-          <w:szCs w:val="24"/>
-          <w:lang w:eastAsia="fr-FR"/>
-        </w:rPr>
-        <w:t>/</w:t>
-      </w:r>
-      <w:proofErr w:type="spellStart"/>
-      <w:r>
-        <w:rPr>
-          <w:rFonts w:asciiTheme="majorBidi" w:hAnsiTheme="majorBidi" w:cstheme="majorBidi"/>
-          <w:sz w:val="24"/>
-          <w:szCs w:val="24"/>
-          <w:lang w:eastAsia="fr-FR"/>
-        </w:rPr>
-        <w:t>users</w:t>
-      </w:r>
-      <w:proofErr w:type="spellEnd"/>
-      <w:r>
-        <w:rPr>
-          <w:rFonts w:asciiTheme="majorBidi" w:hAnsiTheme="majorBidi" w:cstheme="majorBidi"/>
-          <w:sz w:val="24"/>
-          <w:szCs w:val="24"/>
-          <w:lang w:eastAsia="fr-FR"/>
-        </w:rPr>
-        <w:t>. Pour garantir la sécurité,</w:t>
-      </w:r>
-      <w:r>
-        <w:rPr>
-          <w:rFonts w:asciiTheme="majorBidi" w:eastAsia="MS Gothic" w:hAnsiTheme="majorBidi" w:cstheme="majorBidi"/>
-          <w:sz w:val="24"/>
-          <w:szCs w:val="24"/>
-          <w:lang w:eastAsia="fr-FR"/>
-        </w:rPr>
-        <w:t xml:space="preserve"> </w:t>
-      </w:r>
-      <w:r>
-        <w:rPr>
-          <w:rFonts w:asciiTheme="majorBidi" w:hAnsiTheme="majorBidi" w:cstheme="majorBidi"/>
-          <w:sz w:val="24"/>
-          <w:szCs w:val="24"/>
-          <w:lang w:eastAsia="fr-FR"/>
-        </w:rPr>
-        <w:t xml:space="preserve">toutes ces routes sont protégées par la dépendance </w:t>
-      </w:r>
-      <w:proofErr w:type="spellStart"/>
-      <w:r>
-        <w:rPr>
-          <w:rFonts w:asciiTheme="majorBidi" w:hAnsiTheme="majorBidi" w:cstheme="majorBidi"/>
-          <w:sz w:val="24"/>
-          <w:szCs w:val="24"/>
-          <w:lang w:eastAsia="fr-FR"/>
-        </w:rPr>
-        <w:t>require_admin</w:t>
-      </w:r>
-      <w:proofErr w:type="spellEnd"/>
-      <w:r>
-        <w:rPr>
-          <w:rFonts w:asciiTheme="majorBidi" w:hAnsiTheme="majorBidi" w:cstheme="majorBidi"/>
-          <w:sz w:val="24"/>
-          <w:szCs w:val="24"/>
-          <w:lang w:eastAsia="fr-FR"/>
-        </w:rPr>
-        <w:t>, qui vérifie le rôle de l'utilisateur avant d'autoriser l'exécution de la</w:t>
-      </w:r>
-      <w:r>
-        <w:rPr>
-          <w:rFonts w:asciiTheme="majorBidi" w:eastAsia="MS Gothic" w:hAnsiTheme="majorBidi" w:cstheme="majorBidi"/>
-          <w:sz w:val="24"/>
-          <w:szCs w:val="24"/>
-          <w:lang w:eastAsia="fr-FR"/>
-        </w:rPr>
-        <w:t xml:space="preserve"> </w:t>
-      </w:r>
-      <w:r>
-        <w:rPr>
-          <w:rFonts w:asciiTheme="majorBidi" w:hAnsiTheme="majorBidi" w:cstheme="majorBidi"/>
-          <w:sz w:val="24"/>
-          <w:szCs w:val="24"/>
-          <w:lang w:eastAsia="fr-FR"/>
-        </w:rPr>
-        <w:t>requête.</w:t>
-      </w:r>
-    </w:p>
-    <w:p>
-      <w:pPr>
-        <w:tabs>
-          <w:tab w:val="left" w:pos="927"/>
-        </w:tabs>
-        <w:spacing w:line="276" w:lineRule="auto"/>
-        <w:jc w:val="both"/>
-        <w:rPr>
-          <w:rFonts w:asciiTheme="majorBidi" w:hAnsiTheme="majorBidi" w:cstheme="majorBidi"/>
-          <w:sz w:val="24"/>
-          <w:szCs w:val="24"/>
-          <w:lang w:eastAsia="fr-FR"/>
-        </w:rPr>
-      </w:pPr>
-      <w:r>
-        <w:rPr>
-          <w:rFonts w:asciiTheme="majorBidi" w:hAnsiTheme="majorBidi" w:cstheme="majorBidi"/>
-          <w:sz w:val="24"/>
-          <w:szCs w:val="24"/>
-          <w:lang w:eastAsia="fr-FR"/>
-        </w:rPr>
-        <w:t>Le module administrateur permet d'effectuer les opérations CRUD suivantes :</w:t>
+        <w:t>La gestion des sessions est orchestrée via deux points d'accès (</w:t>
+      </w:r>
+      <w:r>
+        <w:rPr>
+          <w:rFonts w:asciiTheme="majorBidi" w:hAnsiTheme="majorBidi" w:cstheme="majorBidi"/>
+          <w:sz w:val="24"/>
+          <w:szCs w:val="24"/>
+          <w:lang w:eastAsia="fr-FR"/>
+        </w:rPr>
+        <w:t>Endpoints</w:t>
+      </w:r>
+      <w:r>
+        <w:rPr>
+          <w:rFonts w:asciiTheme="majorBidi" w:hAnsiTheme="majorBidi" w:cstheme="majorBidi"/>
+          <w:sz w:val="24"/>
+          <w:szCs w:val="24"/>
+          <w:lang w:eastAsia="fr-FR"/>
+        </w:rPr>
+        <w:t>) principaux dans le module d'authentification :</w:t>
       </w:r>
     </w:p>
     <w:p>
@@ -3756,12 +2583,12 @@
         <w:pStyle w:val="ListParagraph"/>
         <w:numPr>
           <w:ilvl w:val="0"/>
-          <w:numId w:val="12"/>
+          <w:numId w:val="9"/>
         </w:numPr>
         <w:tabs>
           <w:tab w:val="left" w:pos="927"/>
         </w:tabs>
-        <w:spacing w:line="276" w:lineRule="auto"/>
+        <w:spacing w:line="360" w:lineRule="auto"/>
         <w:jc w:val="both"/>
         <w:rPr>
           <w:rFonts w:asciiTheme="majorBidi" w:hAnsiTheme="majorBidi" w:cstheme="majorBidi"/>
@@ -3787,7 +2614,7 @@
           <w:szCs w:val="24"/>
           <w:lang w:eastAsia="fr-FR"/>
         </w:rPr>
-        <w:t>Create</w:t>
+        <w:t>L'endpoint</w:t>
       </w:r>
       <w:proofErr w:type="spellEnd"/>
       <w:r>
@@ -3797,7 +2624,47 @@
           <w:szCs w:val="24"/>
           <w:lang w:eastAsia="fr-FR"/>
         </w:rPr>
-        <w:t xml:space="preserve"> (Création) : Ajout de nouveaux utilisateurs avec attribution d'un rôle spécifique. Ce processus inclut l'envoi automatisé des</w:t>
+        <w:t xml:space="preserve"> /</w:t>
+      </w:r>
+      <w:proofErr w:type="spellStart"/>
+      <w:r>
+        <w:rPr>
+          <w:rFonts w:asciiTheme="majorBidi" w:hAnsiTheme="majorBidi" w:cstheme="majorBidi"/>
+          <w:sz w:val="24"/>
+          <w:szCs w:val="24"/>
+          <w:lang w:eastAsia="fr-FR"/>
+        </w:rPr>
+        <w:t>auth</w:t>
+      </w:r>
+      <w:proofErr w:type="spellEnd"/>
+      <w:r>
+        <w:rPr>
+          <w:rFonts w:asciiTheme="majorBidi" w:hAnsiTheme="majorBidi" w:cstheme="majorBidi"/>
+          <w:sz w:val="24"/>
+          <w:szCs w:val="24"/>
+          <w:lang w:eastAsia="fr-FR"/>
+        </w:rPr>
+        <w:t xml:space="preserve">/login : Après vérification du mot de passe, le serveur génère un couple de jetons. </w:t>
+      </w:r>
+      <w:proofErr w:type="spellStart"/>
+      <w:r>
+        <w:rPr>
+          <w:rFonts w:asciiTheme="majorBidi" w:hAnsiTheme="majorBidi" w:cstheme="majorBidi"/>
+          <w:sz w:val="24"/>
+          <w:szCs w:val="24"/>
+          <w:lang w:eastAsia="fr-FR"/>
+        </w:rPr>
+        <w:t>L'access</w:t>
+      </w:r>
+      <w:proofErr w:type="spellEnd"/>
+      <w:r>
+        <w:rPr>
+          <w:rFonts w:asciiTheme="majorBidi" w:hAnsiTheme="majorBidi" w:cstheme="majorBidi"/>
+          <w:sz w:val="24"/>
+          <w:szCs w:val="24"/>
+          <w:lang w:eastAsia="fr-FR"/>
+        </w:rPr>
+        <w:t xml:space="preserve"> token contient les</w:t>
       </w:r>
       <w:r>
         <w:rPr>
@@ -3815,7 +2682,25 @@
           <w:szCs w:val="24"/>
           <w:lang w:eastAsia="fr-FR"/>
         </w:rPr>
-        <w:t>identifiants par email.</w:t>
+        <w:t>informations de l'utilisateur et une date d'expiration courte. Le refresh token est créé avec une expiration longue et un type spécifique</w:t>
+      </w:r>
+      <w:r>
+        <w:rPr>
+          <w:rFonts w:asciiTheme="majorBidi" w:eastAsia="MS Gothic" w:hAnsiTheme="majorBidi" w:cstheme="majorBidi"/>
+          <w:sz w:val="24"/>
+          <w:szCs w:val="24"/>
+          <w:lang w:eastAsia="fr-FR"/>
+        </w:rPr>
+        <w:t xml:space="preserve"> </w:t>
+      </w:r>
+      <w:r>
+        <w:rPr>
+          <w:rFonts w:asciiTheme="majorBidi" w:hAnsiTheme="majorBidi" w:cstheme="majorBidi"/>
+          <w:sz w:val="24"/>
+          <w:szCs w:val="24"/>
+          <w:lang w:eastAsia="fr-FR"/>
+        </w:rPr>
+        <w:t>pour être distingué du premier.</w:t>
       </w:r>
     </w:p>
     <w:p>
@@ -3823,12 +2708,12 @@
         <w:pStyle w:val="ListParagraph"/>
         <w:numPr>
           <w:ilvl w:val="0"/>
-          <w:numId w:val="12"/>
+          <w:numId w:val="9"/>
         </w:numPr>
         <w:tabs>
           <w:tab w:val="left" w:pos="927"/>
         </w:tabs>
-        <w:spacing w:line="276" w:lineRule="auto"/>
+        <w:spacing w:line="360" w:lineRule="auto"/>
         <w:jc w:val="both"/>
         <w:rPr>
           <w:rFonts w:asciiTheme="majorBidi" w:hAnsiTheme="majorBidi" w:cstheme="majorBidi"/>
@@ -3844,20 +2729,73 @@
           <w:szCs w:val="24"/>
           <w:lang w:eastAsia="fr-FR"/>
         </w:rPr>
-        <w:t xml:space="preserve"> Read (Lecture) : Consultation de la liste complète des utilisateurs ou des détails d'un compte spécifique.</w:t>
+        <w:t xml:space="preserve"> </w:t>
+      </w:r>
+      <w:proofErr w:type="spellStart"/>
+      <w:r>
+        <w:rPr>
+          <w:rFonts w:asciiTheme="majorBidi" w:hAnsiTheme="majorBidi" w:cstheme="majorBidi"/>
+          <w:sz w:val="24"/>
+          <w:szCs w:val="24"/>
+          <w:lang w:eastAsia="fr-FR"/>
+        </w:rPr>
+        <w:t>L'endpoint</w:t>
+      </w:r>
+      <w:proofErr w:type="spellEnd"/>
+      <w:r>
+        <w:rPr>
+          <w:rFonts w:asciiTheme="majorBidi" w:hAnsiTheme="majorBidi" w:cstheme="majorBidi"/>
+          <w:sz w:val="24"/>
+          <w:szCs w:val="24"/>
+          <w:lang w:eastAsia="fr-FR"/>
+        </w:rPr>
+        <w:t xml:space="preserve"> /</w:t>
+      </w:r>
+      <w:proofErr w:type="spellStart"/>
+      <w:r>
+        <w:rPr>
+          <w:rFonts w:asciiTheme="majorBidi" w:hAnsiTheme="majorBidi" w:cstheme="majorBidi"/>
+          <w:sz w:val="24"/>
+          <w:szCs w:val="24"/>
+          <w:lang w:eastAsia="fr-FR"/>
+        </w:rPr>
+        <w:t>auth</w:t>
+      </w:r>
+      <w:proofErr w:type="spellEnd"/>
+      <w:r>
+        <w:rPr>
+          <w:rFonts w:asciiTheme="majorBidi" w:hAnsiTheme="majorBidi" w:cstheme="majorBidi"/>
+          <w:sz w:val="24"/>
+          <w:szCs w:val="24"/>
+          <w:lang w:eastAsia="fr-FR"/>
+        </w:rPr>
+        <w:t>/refresh : Ce point d'accès permet de renouveler la session. Le serveur vérifie la validité du refresh token fourni</w:t>
+      </w:r>
+      <w:r>
+        <w:rPr>
+          <w:rFonts w:asciiTheme="majorBidi" w:hAnsiTheme="majorBidi" w:cstheme="majorBidi"/>
+          <w:sz w:val="24"/>
+          <w:szCs w:val="24"/>
+          <w:lang w:eastAsia="fr-FR"/>
+        </w:rPr>
+        <w:t>, s’il est</w:t>
+      </w:r>
+      <w:r>
+        <w:rPr>
+          <w:rFonts w:asciiTheme="majorBidi" w:hAnsiTheme="majorBidi" w:cstheme="majorBidi"/>
+          <w:sz w:val="24"/>
+          <w:szCs w:val="24"/>
+          <w:lang w:eastAsia="fr-FR"/>
+        </w:rPr>
+        <w:t xml:space="preserve"> correct et non expiré, un nouveau couple de jetons (access et refresh) est émis pour prolonger la session.</w:t>
       </w:r>
     </w:p>
     <w:p>
       <w:pPr>
-        <w:pStyle w:val="ListParagraph"/>
-        <w:numPr>
-          <w:ilvl w:val="0"/>
-          <w:numId w:val="12"/>
-        </w:numPr>
         <w:tabs>
           <w:tab w:val="left" w:pos="927"/>
         </w:tabs>
-        <w:spacing w:line="276" w:lineRule="auto"/>
+        <w:spacing w:line="360" w:lineRule="auto"/>
         <w:jc w:val="both"/>
         <w:rPr>
           <w:rFonts w:asciiTheme="majorBidi" w:hAnsiTheme="majorBidi" w:cstheme="majorBidi"/>
@@ -3869,126 +2807,16 @@
       <w:r>
         <w:rPr>
           <w:rFonts w:asciiTheme="majorBidi" w:hAnsiTheme="majorBidi" w:cstheme="majorBidi"/>
-          <w:sz w:val="24"/>
-          <w:szCs w:val="24"/>
-          <w:lang w:eastAsia="fr-FR"/>
-        </w:rPr>
-        <w:t xml:space="preserve"> Update (Modification) : Mise à jour des informations d'un utilisateur ou modification de son statut d'activation (activation/désactivation</w:t>
-      </w:r>
-      <w:r>
-        <w:rPr>
-          <w:rFonts w:asciiTheme="majorBidi" w:eastAsia="MS Gothic" w:hAnsiTheme="majorBidi" w:cstheme="majorBidi"/>
-          <w:sz w:val="24"/>
-          <w:szCs w:val="24"/>
-          <w:lang w:eastAsia="fr-FR"/>
-        </w:rPr>
-        <w:t xml:space="preserve"> </w:t>
-      </w:r>
-      <w:r>
-        <w:rPr>
-          <w:rFonts w:asciiTheme="majorBidi" w:hAnsiTheme="majorBidi" w:cstheme="majorBidi"/>
-          <w:sz w:val="24"/>
-          <w:szCs w:val="24"/>
-          <w:lang w:eastAsia="fr-FR"/>
-        </w:rPr>
-        <w:t>du compte).</w:t>
-      </w:r>
-    </w:p>
-    <w:p>
-      <w:pPr>
-        <w:pStyle w:val="ListParagraph"/>
-        <w:numPr>
-          <w:ilvl w:val="0"/>
-          <w:numId w:val="12"/>
-        </w:numPr>
-        <w:tabs>
-          <w:tab w:val="left" w:pos="927"/>
-        </w:tabs>
-        <w:spacing w:line="276" w:lineRule="auto"/>
-        <w:jc w:val="both"/>
-        <w:rPr>
-          <w:rFonts w:asciiTheme="majorBidi" w:hAnsiTheme="majorBidi" w:cstheme="majorBidi"/>
-          <w:sz w:val="24"/>
-          <w:szCs w:val="24"/>
-          <w:lang w:eastAsia="fr-FR"/>
-        </w:rPr>
-      </w:pPr>
-      <w:r>
-        <w:rPr>
-          <w:rFonts w:asciiTheme="majorBidi" w:hAnsiTheme="majorBidi" w:cstheme="majorBidi"/>
-          <w:sz w:val="24"/>
-          <w:szCs w:val="24"/>
-          <w:lang w:eastAsia="fr-FR"/>
-        </w:rPr>
-        <w:t xml:space="preserve"> Delete (Suppression) : Retrait définitif d'un compte de la base de données.</w:t>
-      </w:r>
-    </w:p>
-    <w:p>
-      <w:pPr>
-        <w:tabs>
-          <w:tab w:val="left" w:pos="927"/>
-        </w:tabs>
-        <w:spacing w:line="276" w:lineRule="auto"/>
-        <w:jc w:val="both"/>
-        <w:rPr>
-          <w:rFonts w:asciiTheme="majorBidi" w:hAnsiTheme="majorBidi" w:cstheme="majorBidi"/>
-          <w:sz w:val="24"/>
-          <w:szCs w:val="24"/>
-          <w:lang w:eastAsia="fr-FR"/>
-        </w:rPr>
-      </w:pPr>
-      <w:r>
-        <w:rPr>
-          <w:rFonts w:asciiTheme="majorBidi" w:hAnsiTheme="majorBidi" w:cstheme="majorBidi"/>
-          <w:sz w:val="24"/>
-          <w:szCs w:val="24"/>
-          <w:lang w:eastAsia="fr-FR"/>
-        </w:rPr>
-        <w:t>Cette structure permet une gestion granulaire des utilisateurs et assure que seules les personnes autorisées peuvent modifier la composition et les droits d'accès de la plateforme.</w:t>
-      </w:r>
-    </w:p>
-    <w:p>
-      <w:pPr>
-        <w:tabs>
-          <w:tab w:val="left" w:pos="927"/>
-        </w:tabs>
-        <w:spacing w:line="276" w:lineRule="auto"/>
-        <w:jc w:val="both"/>
-        <w:rPr>
-          <w:rFonts w:asciiTheme="majorBidi" w:hAnsiTheme="majorBidi" w:cstheme="majorBidi"/>
-          <w:sz w:val="24"/>
-          <w:szCs w:val="24"/>
-          <w:lang w:eastAsia="fr-FR"/>
-        </w:rPr>
-      </w:pPr>
-    </w:p>
-    <w:p>
-      <w:pPr>
-        <w:tabs>
-          <w:tab w:val="left" w:pos="927"/>
-        </w:tabs>
-        <w:spacing w:line="276" w:lineRule="auto"/>
-        <w:jc w:val="both"/>
-        <w:rPr>
-          <w:rFonts w:asciiTheme="majorBidi" w:hAnsiTheme="majorBidi" w:cstheme="majorBidi"/>
-          <w:sz w:val="24"/>
-          <w:szCs w:val="24"/>
-          <w:lang w:eastAsia="fr-FR"/>
-        </w:rPr>
-      </w:pPr>
-      <w:r>
-        <w:rPr>
-          <w:rFonts w:asciiTheme="majorBidi" w:hAnsiTheme="majorBidi" w:cstheme="majorBidi"/>
           <w:noProof/>
           <w:sz w:val="24"/>
           <w:szCs w:val="24"/>
           <w:lang w:eastAsia="fr-FR"/>
         </w:rPr>
         <w:drawing>
-          <wp:inline distT="0" distB="0" distL="0" distR="0" wp14:anchorId="6F3ABB17" wp14:editId="7634818E">
-            <wp:extent cx="5651985" cy="1656784"/>
-            <wp:effectExtent l="0" t="0" r="6350" b="635"/>
-            <wp:docPr id="10" name="Picture 10"/>
+          <wp:inline distT="0" distB="0" distL="0" distR="0" wp14:anchorId="19DB01B1" wp14:editId="1A87B93D">
+            <wp:extent cx="5760720" cy="2310130"/>
+            <wp:effectExtent l="0" t="0" r="0" b="0"/>
+            <wp:docPr id="26" name="Picture 26"/>
             <wp:cNvGraphicFramePr>
               <a:graphicFrameLocks xmlns:a="http://schemas.openxmlformats.org/drawingml/2006/main" noChangeAspect="1"/>
             </wp:cNvGraphicFramePr>
@@ -3999,27 +2827,20 @@
                     <pic:cNvPr id="1" name=""/>
                     <pic:cNvPicPr/>
                   </pic:nvPicPr>
-                  <pic:blipFill rotWithShape="1">
+                  <pic:blipFill>
                     <a:blip r:embed="rId14"/>
-                    <a:srcRect l="-160" r="24017" b="62523"/>
-                    <a:stretch/>
+                    <a:stretch>
+                      <a:fillRect/>
+                    </a:stretch>
                   </pic:blipFill>
-                  <pic:spPr bwMode="auto">
+                  <pic:spPr>
                     <a:xfrm>
                       <a:off x="0" y="0"/>
-                      <a:ext cx="5706753" cy="1672838"/>
+                      <a:ext cx="5760720" cy="2310130"/>
                     </a:xfrm>
                     <a:prstGeom prst="rect">
                       <a:avLst/>
                     </a:prstGeom>
-                    <a:ln>
-                      <a:noFill/>
-                    </a:ln>
-                    <a:extLst>
-                      <a:ext uri="{53640926-AAD7-44D8-BBD7-CCE9431645EC}">
-                        <a14:shadowObscured xmlns:a14="http://schemas.microsoft.com/office/drawing/2010/main"/>
-                      </a:ext>
-                    </a:extLst>
                   </pic:spPr>
                 </pic:pic>
               </a:graphicData>
@@ -4033,37 +2854,89 @@
         <w:tabs>
           <w:tab w:val="left" w:pos="927"/>
         </w:tabs>
-        <w:spacing w:line="276" w:lineRule="auto"/>
+        <w:spacing w:line="360" w:lineRule="auto"/>
         <w:jc w:val="both"/>
         <w:rPr>
           <w:rFonts w:asciiTheme="majorBidi" w:hAnsiTheme="majorBidi" w:cstheme="majorBidi"/>
-          <w:noProof/>
-        </w:rPr>
-      </w:pPr>
+          <w:sz w:val="24"/>
+          <w:szCs w:val="24"/>
+          <w:lang w:eastAsia="fr-FR"/>
+        </w:rPr>
+      </w:pPr>
+      <w:r>
+        <w:rPr>
+          <w:rFonts w:asciiTheme="majorBidi" w:hAnsiTheme="majorBidi" w:cstheme="majorBidi"/>
+          <w:sz w:val="24"/>
+          <w:szCs w:val="24"/>
+          <w:lang w:eastAsia="fr-FR"/>
+        </w:rPr>
+        <w:t>La validation est assurée par une fonction de vérification qui décode le jeton, contrôle sa signature via une clé secrète et vérifie que la</w:t>
+      </w:r>
+      <w:r>
+        <w:rPr>
+          <w:rFonts w:asciiTheme="majorBidi" w:eastAsia="MS Gothic" w:hAnsiTheme="majorBidi" w:cstheme="majorBidi"/>
+          <w:sz w:val="24"/>
+          <w:szCs w:val="24"/>
+          <w:lang w:eastAsia="fr-FR"/>
+        </w:rPr>
+        <w:t xml:space="preserve"> </w:t>
+      </w:r>
+      <w:r>
+        <w:rPr>
+          <w:rFonts w:asciiTheme="majorBidi" w:hAnsiTheme="majorBidi" w:cstheme="majorBidi"/>
+          <w:sz w:val="24"/>
+          <w:szCs w:val="24"/>
+          <w:lang w:eastAsia="fr-FR"/>
+        </w:rPr>
+        <w:t>date d'expiration n'est pas dépassée. Si le jeton est invalide ou expiré, le serveur renvoie une erreur 401 Unauthorized, déclenchant la</w:t>
+      </w:r>
+      <w:r>
+        <w:rPr>
+          <w:rFonts w:asciiTheme="majorBidi" w:eastAsia="MS Gothic" w:hAnsiTheme="majorBidi" w:cstheme="majorBidi"/>
+          <w:sz w:val="24"/>
+          <w:szCs w:val="24"/>
+          <w:lang w:eastAsia="fr-FR"/>
+        </w:rPr>
+        <w:t xml:space="preserve"> </w:t>
+      </w:r>
+      <w:r>
+        <w:rPr>
+          <w:rFonts w:asciiTheme="majorBidi" w:hAnsiTheme="majorBidi" w:cstheme="majorBidi"/>
+          <w:sz w:val="24"/>
+          <w:szCs w:val="24"/>
+          <w:lang w:eastAsia="fr-FR"/>
+        </w:rPr>
+        <w:t>déconnexion automatique côté frontend.</w:t>
+      </w:r>
     </w:p>
     <w:p>
       <w:pPr>
-        <w:keepNext/>
         <w:tabs>
           <w:tab w:val="left" w:pos="927"/>
         </w:tabs>
-        <w:spacing w:line="276" w:lineRule="auto"/>
-        <w:jc w:val="both"/>
-        <w:rPr>
-          <w:rFonts w:asciiTheme="majorBidi" w:hAnsiTheme="majorBidi" w:cstheme="majorBidi"/>
+        <w:spacing w:line="360" w:lineRule="auto"/>
+        <w:jc w:val="center"/>
+        <w:rPr>
+          <w:rFonts w:asciiTheme="majorBidi" w:hAnsiTheme="majorBidi" w:cstheme="majorBidi"/>
+          <w:sz w:val="24"/>
+          <w:szCs w:val="24"/>
+          <w:lang w:eastAsia="fr-FR"/>
         </w:rPr>
       </w:pPr>
       <w:r>
         <w:rPr>
           <w:rFonts w:asciiTheme="majorBidi" w:hAnsiTheme="majorBidi" w:cstheme="majorBidi"/>
           <w:noProof/>
+          <w:sz w:val="24"/>
+          <w:szCs w:val="24"/>
+          <w:lang w:eastAsia="fr-FR"/>
         </w:rPr>
         <w:lastRenderedPageBreak/>
         <w:drawing>
-          <wp:inline distT="0" distB="0" distL="0" distR="0" wp14:anchorId="1CC4CF31" wp14:editId="780A7A49">
-            <wp:extent cx="6117594" cy="2163779"/>
-            <wp:effectExtent l="0" t="0" r="0" b="8255"/>
-            <wp:docPr id="11" name="Picture 11"/>
+          <wp:inline distT="0" distB="0" distL="0" distR="0" wp14:anchorId="728F9A64" wp14:editId="05B5E92F">
+            <wp:extent cx="5760720" cy="1386840"/>
+            <wp:effectExtent l="0" t="0" r="0" b="3810"/>
+            <wp:docPr id="22" name="Picture 22"/>
             <wp:cNvGraphicFramePr>
               <a:graphicFrameLocks xmlns:a="http://schemas.openxmlformats.org/drawingml/2006/main" noChangeAspect="1"/>
             </wp:cNvGraphicFramePr>
@@ -4074,27 +2947,20 @@
                     <pic:cNvPr id="1" name=""/>
                     <pic:cNvPicPr/>
                   </pic:nvPicPr>
-                  <pic:blipFill rotWithShape="1">
+                  <pic:blipFill>
                     <a:blip r:embed="rId15"/>
-                    <a:srcRect l="1100" t="38006" r="1120" b="3913"/>
-                    <a:stretch/>
+                    <a:stretch>
+                      <a:fillRect/>
+                    </a:stretch>
                   </pic:blipFill>
-                  <pic:spPr bwMode="auto">
+                  <pic:spPr>
                     <a:xfrm>
                       <a:off x="0" y="0"/>
-                      <a:ext cx="6131475" cy="2168689"/>
+                      <a:ext cx="5760720" cy="1386840"/>
                     </a:xfrm>
                     <a:prstGeom prst="rect">
                       <a:avLst/>
                     </a:prstGeom>
-                    <a:ln>
-                      <a:noFill/>
-                    </a:ln>
-                    <a:extLst>
-                      <a:ext uri="{53640926-AAD7-44D8-BBD7-CCE9431645EC}">
-                        <a14:shadowObscured xmlns:a14="http://schemas.microsoft.com/office/drawing/2010/main"/>
-                      </a:ext>
-                    </a:extLst>
                   </pic:spPr>
                 </pic:pic>
               </a:graphicData>
@@ -4105,62 +2971,16 @@
     </w:p>
     <w:p>
       <w:pPr>
-        <w:pStyle w:val="Caption"/>
-        <w:spacing w:line="276" w:lineRule="auto"/>
+        <w:tabs>
+          <w:tab w:val="left" w:pos="927"/>
+        </w:tabs>
+        <w:spacing w:line="360" w:lineRule="auto"/>
         <w:jc w:val="both"/>
         <w:rPr>
           <w:rFonts w:asciiTheme="majorBidi" w:hAnsiTheme="majorBidi" w:cstheme="majorBidi"/>
-        </w:rPr>
-      </w:pPr>
-      <w:r>
-        <w:rPr>
-          <w:rFonts w:asciiTheme="majorBidi" w:hAnsiTheme="majorBidi" w:cstheme="majorBidi"/>
-        </w:rPr>
-        <w:t xml:space="preserve">Figure </w:t>
-      </w:r>
-      <w:r>
-        <w:rPr>
-          <w:rFonts w:asciiTheme="majorBidi" w:hAnsiTheme="majorBidi" w:cstheme="majorBidi"/>
-        </w:rPr>
-        <w:fldChar w:fldCharType="begin"/>
-      </w:r>
-      <w:r>
-        <w:rPr>
-          <w:rFonts w:asciiTheme="majorBidi" w:hAnsiTheme="majorBidi" w:cstheme="majorBidi"/>
-        </w:rPr>
-        <w:instrText xml:space="preserve"> SEQ Figure \* ARABIC </w:instrText>
-      </w:r>
-      <w:r>
-        <w:rPr>
-          <w:rFonts w:asciiTheme="majorBidi" w:hAnsiTheme="majorBidi" w:cstheme="majorBidi"/>
-        </w:rPr>
-        <w:fldChar w:fldCharType="separate"/>
-      </w:r>
-      <w:r>
-        <w:rPr>
-          <w:rFonts w:asciiTheme="majorBidi" w:hAnsiTheme="majorBidi" w:cstheme="majorBidi"/>
-          <w:noProof/>
-        </w:rPr>
-        <w:t>1</w:t>
-      </w:r>
-      <w:r>
-        <w:rPr>
-          <w:rFonts w:asciiTheme="majorBidi" w:hAnsiTheme="majorBidi" w:cstheme="majorBidi"/>
-        </w:rPr>
-        <w:fldChar w:fldCharType="end"/>
-      </w:r>
-      <w:r>
-        <w:rPr>
-          <w:rFonts w:asciiTheme="majorBidi" w:hAnsiTheme="majorBidi" w:cstheme="majorBidi"/>
-        </w:rPr>
-        <w:t>: exemple de CRUD réservés à l'administrateur</w:t>
-      </w:r>
-    </w:p>
-    <w:p>
-      <w:pPr>
-        <w:jc w:val="both"/>
-        <w:rPr>
-          <w:rFonts w:asciiTheme="majorBidi" w:hAnsiTheme="majorBidi" w:cstheme="majorBidi"/>
+          <w:sz w:val="24"/>
+          <w:szCs w:val="24"/>
+          <w:lang w:eastAsia="fr-FR"/>
         </w:rPr>
       </w:pPr>
     </w:p>
@@ -4169,16 +2989,19 @@
         <w:pStyle w:val="ListParagraph"/>
         <w:numPr>
           <w:ilvl w:val="1"/>
-          <w:numId w:val="11"/>
+          <w:numId w:val="2"/>
         </w:numPr>
-        <w:spacing w:line="276" w:lineRule="auto"/>
+        <w:tabs>
+          <w:tab w:val="left" w:pos="927"/>
+        </w:tabs>
+        <w:spacing w:line="360" w:lineRule="auto"/>
         <w:jc w:val="both"/>
         <w:rPr>
           <w:rFonts w:asciiTheme="majorBidi" w:hAnsiTheme="majorBidi" w:cstheme="majorBidi"/>
           <w:b/>
           <w:bCs/>
-          <w:sz w:val="32"/>
-          <w:szCs w:val="32"/>
+          <w:sz w:val="36"/>
+          <w:szCs w:val="36"/>
           <w:lang w:eastAsia="fr-FR"/>
         </w:rPr>
       </w:pPr>
@@ -4190,46 +3013,83 @@
           <w:sz w:val="28"/>
           <w:szCs w:val="28"/>
         </w:rPr>
-        <w:t>Gestion des rôles et droits d'accès (US11)</w:t>
+        <w:t>Gestion des utilisateurs</w:t>
+      </w:r>
+      <w:r>
+        <w:rPr>
+          <w:rFonts w:asciiTheme="majorBidi" w:hAnsiTheme="majorBidi" w:cstheme="majorBidi"/>
+          <w:b/>
+          <w:bCs/>
+          <w:sz w:val="28"/>
+          <w:szCs w:val="28"/>
+        </w:rPr>
+        <w:t xml:space="preserve"> et </w:t>
+      </w:r>
+      <w:r>
+        <w:rPr>
+          <w:rFonts w:asciiTheme="majorBidi" w:hAnsiTheme="majorBidi" w:cstheme="majorBidi"/>
+          <w:b/>
+          <w:bCs/>
+          <w:sz w:val="28"/>
+          <w:szCs w:val="28"/>
+        </w:rPr>
+        <w:t>droits d'accès</w:t>
+      </w:r>
+      <w:r>
+        <w:rPr>
+          <w:rFonts w:asciiTheme="majorBidi" w:hAnsiTheme="majorBidi" w:cstheme="majorBidi"/>
+          <w:b/>
+          <w:bCs/>
+          <w:sz w:val="28"/>
+          <w:szCs w:val="28"/>
+        </w:rPr>
+        <w:t xml:space="preserve"> (US10)</w:t>
       </w:r>
     </w:p>
     <w:p>
       <w:pPr>
-        <w:spacing w:line="276" w:lineRule="auto"/>
-        <w:ind w:left="360"/>
+        <w:pStyle w:val="ListParagraph"/>
+        <w:numPr>
+          <w:ilvl w:val="2"/>
+          <w:numId w:val="2"/>
+        </w:numPr>
+        <w:tabs>
+          <w:tab w:val="left" w:pos="927"/>
+        </w:tabs>
+        <w:spacing w:line="360" w:lineRule="auto"/>
         <w:jc w:val="both"/>
         <w:rPr>
           <w:rFonts w:asciiTheme="majorBidi" w:hAnsiTheme="majorBidi" w:cstheme="majorBidi"/>
           <w:b/>
           <w:bCs/>
-          <w:sz w:val="24"/>
-          <w:szCs w:val="24"/>
-        </w:rPr>
-      </w:pPr>
-      <w:r>
-        <w:rPr>
-          <w:rFonts w:asciiTheme="majorBidi" w:hAnsiTheme="majorBidi" w:cstheme="majorBidi"/>
-          <w:b/>
-          <w:bCs/>
-          <w:sz w:val="24"/>
-          <w:szCs w:val="24"/>
-          <w:lang w:eastAsia="fr-FR"/>
-        </w:rPr>
-        <w:t xml:space="preserve">5.3.1. </w:t>
-      </w:r>
-      <w:r>
-        <w:rPr>
-          <w:rFonts w:asciiTheme="majorBidi" w:hAnsiTheme="majorBidi" w:cstheme="majorBidi"/>
-          <w:b/>
-          <w:bCs/>
-          <w:sz w:val="24"/>
-          <w:szCs w:val="24"/>
-        </w:rPr>
-        <w:t>Définition des trois rôles en base de données</w:t>
+          <w:sz w:val="28"/>
+          <w:szCs w:val="28"/>
+          <w:lang w:eastAsia="fr-FR"/>
+        </w:rPr>
+      </w:pPr>
+      <w:r>
+        <w:rPr>
+          <w:rStyle w:val="Strong"/>
+          <w:rFonts w:asciiTheme="majorBidi" w:hAnsiTheme="majorBidi" w:cstheme="majorBidi"/>
+          <w:sz w:val="24"/>
+          <w:szCs w:val="24"/>
+        </w:rPr>
+        <w:t>Modèle de données utilisateur dans SQLite via SQLAlchemy</w:t>
+      </w:r>
+      <w:r>
+        <w:rPr>
+          <w:rFonts w:asciiTheme="majorBidi" w:hAnsiTheme="majorBidi" w:cstheme="majorBidi"/>
+          <w:sz w:val="24"/>
+          <w:szCs w:val="24"/>
+        </w:rPr>
+        <w:t xml:space="preserve"> </w:t>
       </w:r>
     </w:p>
     <w:p>
       <w:pPr>
+        <w:tabs>
+          <w:tab w:val="left" w:pos="927"/>
+        </w:tabs>
         <w:spacing w:line="360" w:lineRule="auto"/>
         <w:jc w:val="both"/>
         <w:rPr>
@@ -4246,31 +3106,32 @@
           <w:szCs w:val="24"/>
           <w:lang w:eastAsia="fr-FR"/>
         </w:rPr>
-        <w:t>La distinction des privilèges est implémentée au niveau de la base de données SQLite via l'utilisation d'une énumération (</w:t>
-      </w:r>
-      <w:proofErr w:type="spellStart"/>
-      <w:r>
-        <w:rPr>
-          <w:rFonts w:asciiTheme="majorBidi" w:hAnsiTheme="majorBidi" w:cstheme="majorBidi"/>
-          <w:sz w:val="24"/>
-          <w:szCs w:val="24"/>
-          <w:lang w:eastAsia="fr-FR"/>
-        </w:rPr>
-        <w:t>UserRole</w:t>
-      </w:r>
-      <w:proofErr w:type="spellEnd"/>
-      <w:r>
-        <w:rPr>
-          <w:rFonts w:asciiTheme="majorBidi" w:hAnsiTheme="majorBidi" w:cstheme="majorBidi"/>
-          <w:sz w:val="24"/>
-          <w:szCs w:val="24"/>
-          <w:lang w:eastAsia="fr-FR"/>
-        </w:rPr>
-        <w:t>) gérée par   SQLAlchemy. Cette méthode permet de stocker le rôle de l'utilisateur sous une forme standardisée, évitant ainsi les erreurs de saisie et assurant la cohérence des données.</w:t>
+        <w:t>La persistance des données utilisateurs est assurée par une base de données SQLite, gérée via l'ORM SQLAlchemy. Nous avons défini un modèle</w:t>
+      </w:r>
+      <w:r>
+        <w:rPr>
+          <w:rFonts w:asciiTheme="majorBidi" w:eastAsia="MS Gothic" w:hAnsiTheme="majorBidi" w:cstheme="majorBidi"/>
+          <w:sz w:val="24"/>
+          <w:szCs w:val="24"/>
+          <w:lang w:eastAsia="fr-FR"/>
+        </w:rPr>
+        <w:t xml:space="preserve"> </w:t>
+      </w:r>
+      <w:r>
+        <w:rPr>
+          <w:rFonts w:asciiTheme="majorBidi" w:hAnsiTheme="majorBidi" w:cstheme="majorBidi"/>
+          <w:sz w:val="24"/>
+          <w:szCs w:val="24"/>
+          <w:lang w:eastAsia="fr-FR"/>
+        </w:rPr>
+        <w:t>User dont la structure est optimisée pour la sécurité et la rapidité d'accès.</w:t>
       </w:r>
     </w:p>
     <w:p>
       <w:pPr>
+        <w:tabs>
+          <w:tab w:val="left" w:pos="927"/>
+        </w:tabs>
         <w:spacing w:line="360" w:lineRule="auto"/>
         <w:jc w:val="both"/>
         <w:rPr>
@@ -4287,7 +3148,7 @@
           <w:szCs w:val="24"/>
           <w:lang w:eastAsia="fr-FR"/>
         </w:rPr>
-        <w:t>Trois rôles ont été configurés dans le système :</w:t>
+        <w:t>La table se compose des champs suivants :</w:t>
       </w:r>
     </w:p>
     <w:p>
@@ -4295,8 +3156,11 @@
         <w:pStyle w:val="ListParagraph"/>
         <w:numPr>
           <w:ilvl w:val="0"/>
-          <w:numId w:val="14"/>
+          <w:numId w:val="11"/>
         </w:numPr>
+        <w:tabs>
+          <w:tab w:val="left" w:pos="927"/>
+        </w:tabs>
         <w:spacing w:line="360" w:lineRule="auto"/>
         <w:jc w:val="both"/>
         <w:rPr>
@@ -4313,7 +3177,43 @@
           <w:szCs w:val="24"/>
           <w:lang w:eastAsia="fr-FR"/>
         </w:rPr>
-        <w:t>ADMIN : Accès complet à toutes les fonctionnalités, y compris la gestion des utilisateurs et la configuration globale du système.</w:t>
+        <w:t xml:space="preserve"> </w:t>
+      </w:r>
+      <w:r>
+        <w:rPr>
+          <w:rFonts w:asciiTheme="majorBidi" w:hAnsiTheme="majorBidi" w:cstheme="majorBidi"/>
+          <w:b/>
+          <w:bCs/>
+          <w:sz w:val="24"/>
+          <w:szCs w:val="24"/>
+          <w:lang w:eastAsia="fr-FR"/>
+        </w:rPr>
+        <w:t>Identifiant</w:t>
+      </w:r>
+      <w:r>
+        <w:rPr>
+          <w:rFonts w:asciiTheme="majorBidi" w:hAnsiTheme="majorBidi" w:cstheme="majorBidi"/>
+          <w:sz w:val="24"/>
+          <w:szCs w:val="24"/>
+          <w:lang w:eastAsia="fr-FR"/>
+        </w:rPr>
+        <w:t xml:space="preserve"> (</w:t>
+      </w:r>
+      <w:r>
+        <w:rPr>
+          <w:rFonts w:ascii="Courier New" w:hAnsi="Courier New" w:cs="Courier New"/>
+          <w:lang w:eastAsia="fr-FR"/>
+        </w:rPr>
+        <w:t>id</w:t>
+      </w:r>
+      <w:r>
+        <w:rPr>
+          <w:rFonts w:asciiTheme="majorBidi" w:hAnsiTheme="majorBidi" w:cstheme="majorBidi"/>
+          <w:sz w:val="24"/>
+          <w:szCs w:val="24"/>
+          <w:lang w:eastAsia="fr-FR"/>
+        </w:rPr>
+        <w:t>) : Clé primaire unique permettant d'identifier chaque utilisateur de manière certaine.</w:t>
       </w:r>
     </w:p>
     <w:p>
@@ -4321,8 +3221,11 @@
         <w:pStyle w:val="ListParagraph"/>
         <w:numPr>
           <w:ilvl w:val="0"/>
-          <w:numId w:val="14"/>
+          <w:numId w:val="11"/>
         </w:numPr>
+        <w:tabs>
+          <w:tab w:val="left" w:pos="927"/>
+        </w:tabs>
         <w:spacing w:line="360" w:lineRule="auto"/>
         <w:jc w:val="both"/>
         <w:rPr>
@@ -4339,25 +3242,61 @@
           <w:szCs w:val="24"/>
           <w:lang w:eastAsia="fr-FR"/>
         </w:rPr>
-        <w:t>RESPONSABLE_DEMANDES : Accès privilégié aux modules de traitement des demandes, permettant la modification et la validation des dossiers</w:t>
-      </w:r>
-      <w:r>
-        <w:rPr>
-          <w:rFonts w:asciiTheme="majorBidi" w:eastAsia="MS Gothic" w:hAnsiTheme="majorBidi" w:cstheme="majorBidi"/>
-          <w:sz w:val="24"/>
-          <w:szCs w:val="24"/>
-          <w:lang w:eastAsia="fr-FR"/>
-        </w:rPr>
         <w:t xml:space="preserve"> </w:t>
       </w:r>
       <w:r>
         <w:rPr>
           <w:rFonts w:asciiTheme="majorBidi" w:hAnsiTheme="majorBidi" w:cstheme="majorBidi"/>
-          <w:sz w:val="24"/>
-          <w:szCs w:val="24"/>
-          <w:lang w:eastAsia="fr-FR"/>
-        </w:rPr>
-        <w:t>de requêtes.</w:t>
+          <w:b/>
+          <w:bCs/>
+          <w:sz w:val="24"/>
+          <w:szCs w:val="24"/>
+          <w:lang w:eastAsia="fr-FR"/>
+        </w:rPr>
+        <w:t>Identifiants de compte</w:t>
+      </w:r>
+      <w:r>
+        <w:rPr>
+          <w:rFonts w:asciiTheme="majorBidi" w:hAnsiTheme="majorBidi" w:cstheme="majorBidi"/>
+          <w:sz w:val="24"/>
+          <w:szCs w:val="24"/>
+          <w:lang w:eastAsia="fr-FR"/>
+        </w:rPr>
+        <w:t xml:space="preserve"> (</w:t>
+      </w:r>
+      <w:r>
+        <w:rPr>
+          <w:rFonts w:ascii="Courier New" w:hAnsi="Courier New" w:cs="Courier New"/>
+          <w:lang w:eastAsia="fr-FR"/>
+        </w:rPr>
+        <w:t>email</w:t>
+      </w:r>
+      <w:r>
+        <w:rPr>
+          <w:rFonts w:asciiTheme="majorBidi" w:hAnsiTheme="majorBidi" w:cstheme="majorBidi"/>
+          <w:sz w:val="24"/>
+          <w:szCs w:val="24"/>
+          <w:lang w:eastAsia="fr-FR"/>
+        </w:rPr>
+        <w:t xml:space="preserve">, </w:t>
+      </w:r>
+      <w:proofErr w:type="spellStart"/>
+      <w:r>
+        <w:rPr>
+          <w:rFonts w:ascii="Courier New" w:hAnsi="Courier New" w:cs="Courier New"/>
+          <w:lang w:eastAsia="fr-FR"/>
+        </w:rPr>
+        <w:t>username</w:t>
+      </w:r>
+      <w:proofErr w:type="spellEnd"/>
+      <w:r>
+        <w:rPr>
+          <w:rFonts w:asciiTheme="majorBidi" w:hAnsiTheme="majorBidi" w:cstheme="majorBidi"/>
+          <w:sz w:val="24"/>
+          <w:szCs w:val="24"/>
+          <w:lang w:eastAsia="fr-FR"/>
+        </w:rPr>
+        <w:t>) : Champs uniques permettant d'éviter les doublons lors de la création de comptes.</w:t>
       </w:r>
     </w:p>
     <w:p>
@@ -4365,8 +3304,11 @@
         <w:pStyle w:val="ListParagraph"/>
         <w:numPr>
           <w:ilvl w:val="0"/>
-          <w:numId w:val="14"/>
+          <w:numId w:val="11"/>
         </w:numPr>
+        <w:tabs>
+          <w:tab w:val="left" w:pos="927"/>
+        </w:tabs>
         <w:spacing w:line="360" w:lineRule="auto"/>
         <w:jc w:val="both"/>
         <w:rPr>
@@ -4383,11 +3325,73 @@
           <w:szCs w:val="24"/>
           <w:lang w:eastAsia="fr-FR"/>
         </w:rPr>
-        <w:t>RESPONSABLE_RECLAMATIONS : Accès privilégié aux modules de gestion des réclamations pour le traitement des litiges clients.</w:t>
+        <w:t xml:space="preserve"> </w:t>
+      </w:r>
+      <w:r>
+        <w:rPr>
+          <w:rFonts w:asciiTheme="majorBidi" w:hAnsiTheme="majorBidi" w:cstheme="majorBidi"/>
+          <w:b/>
+          <w:bCs/>
+          <w:sz w:val="24"/>
+          <w:szCs w:val="24"/>
+          <w:lang w:eastAsia="fr-FR"/>
+        </w:rPr>
+        <w:t>Sécurité</w:t>
+      </w:r>
+      <w:r>
+        <w:rPr>
+          <w:rFonts w:asciiTheme="majorBidi" w:hAnsiTheme="majorBidi" w:cstheme="majorBidi"/>
+          <w:sz w:val="24"/>
+          <w:szCs w:val="24"/>
+          <w:lang w:eastAsia="fr-FR"/>
+        </w:rPr>
+        <w:t xml:space="preserve"> (</w:t>
+      </w:r>
+      <w:r>
+        <w:rPr>
+          <w:rFonts w:ascii="Courier New" w:hAnsi="Courier New" w:cs="Courier New"/>
+          <w:lang w:eastAsia="fr-FR"/>
+        </w:rPr>
+        <w:t>hashed_password</w:t>
+      </w:r>
+      <w:r>
+        <w:rPr>
+          <w:rFonts w:asciiTheme="majorBidi" w:hAnsiTheme="majorBidi" w:cstheme="majorBidi"/>
+          <w:sz w:val="24"/>
+          <w:szCs w:val="24"/>
+          <w:lang w:eastAsia="fr-FR"/>
+        </w:rPr>
+        <w:t>) : Stockage exclusif de l'empreinte bcrypt du mot de passe, garantissant qu'aucun mot de passe en clair n'est</w:t>
+      </w:r>
+      <w:r>
+        <w:rPr>
+          <w:rFonts w:asciiTheme="majorBidi" w:eastAsia="MS Gothic" w:hAnsiTheme="majorBidi" w:cstheme="majorBidi"/>
+          <w:sz w:val="24"/>
+          <w:szCs w:val="24"/>
+          <w:lang w:eastAsia="fr-FR"/>
+        </w:rPr>
+        <w:t xml:space="preserve"> </w:t>
+      </w:r>
+      <w:r>
+        <w:rPr>
+          <w:rFonts w:asciiTheme="majorBidi" w:hAnsiTheme="majorBidi" w:cstheme="majorBidi"/>
+          <w:sz w:val="24"/>
+          <w:szCs w:val="24"/>
+          <w:lang w:eastAsia="fr-FR"/>
+        </w:rPr>
+        <w:t>enregistré.</w:t>
       </w:r>
     </w:p>
     <w:p>
       <w:pPr>
+        <w:pStyle w:val="ListParagraph"/>
+        <w:numPr>
+          <w:ilvl w:val="0"/>
+          <w:numId w:val="11"/>
+        </w:numPr>
+        <w:tabs>
+          <w:tab w:val="left" w:pos="927"/>
+        </w:tabs>
         <w:spacing w:line="360" w:lineRule="auto"/>
         <w:jc w:val="both"/>
         <w:rPr>
@@ -4404,11 +3408,111 @@
           <w:szCs w:val="24"/>
           <w:lang w:eastAsia="fr-FR"/>
         </w:rPr>
-        <w:t>Ces rôles sont vérifiés dynamiquement par le backend grâce à la fonction require_role. Cette fonction intercepte la requête et compare-le de l'utilisateur authentifié avec la liste des rôles autorisés pour l’Endpoint sollicité, renvoyant une erreur 403 Forbidden en cas de non-correspondance.</w:t>
+        <w:t xml:space="preserve"> </w:t>
+      </w:r>
+      <w:r>
+        <w:rPr>
+          <w:rFonts w:asciiTheme="majorBidi" w:hAnsiTheme="majorBidi" w:cstheme="majorBidi"/>
+          <w:b/>
+          <w:bCs/>
+          <w:sz w:val="24"/>
+          <w:szCs w:val="24"/>
+          <w:lang w:eastAsia="fr-FR"/>
+        </w:rPr>
+        <w:t>Privilèges</w:t>
+      </w:r>
+      <w:r>
+        <w:rPr>
+          <w:rFonts w:asciiTheme="majorBidi" w:hAnsiTheme="majorBidi" w:cstheme="majorBidi"/>
+          <w:sz w:val="24"/>
+          <w:szCs w:val="24"/>
+          <w:lang w:eastAsia="fr-FR"/>
+        </w:rPr>
+        <w:t xml:space="preserve"> (</w:t>
+      </w:r>
+      <w:proofErr w:type="spellStart"/>
+      <w:r>
+        <w:rPr>
+          <w:rFonts w:ascii="Courier New" w:hAnsi="Courier New" w:cs="Courier New"/>
+          <w:lang w:eastAsia="fr-FR"/>
+        </w:rPr>
+        <w:t>role</w:t>
+      </w:r>
+      <w:proofErr w:type="spellEnd"/>
+      <w:r>
+        <w:rPr>
+          <w:rFonts w:asciiTheme="majorBidi" w:hAnsiTheme="majorBidi" w:cstheme="majorBidi"/>
+          <w:sz w:val="24"/>
+          <w:szCs w:val="24"/>
+          <w:lang w:eastAsia="fr-FR"/>
+        </w:rPr>
+        <w:t>) : Utilisation d'une énumération (</w:t>
+      </w:r>
+      <w:proofErr w:type="spellStart"/>
+      <w:r>
+        <w:rPr>
+          <w:rFonts w:ascii="Courier New" w:hAnsi="Courier New" w:cs="Courier New"/>
+          <w:lang w:eastAsia="fr-FR"/>
+        </w:rPr>
+        <w:t>UserRole</w:t>
+      </w:r>
+      <w:proofErr w:type="spellEnd"/>
+      <w:r>
+        <w:rPr>
+          <w:rFonts w:asciiTheme="majorBidi" w:hAnsiTheme="majorBidi" w:cstheme="majorBidi"/>
+          <w:sz w:val="24"/>
+          <w:szCs w:val="24"/>
+          <w:lang w:eastAsia="fr-FR"/>
+        </w:rPr>
+        <w:t>) pour définir les droits d'accès (Administrateur ou</w:t>
+      </w:r>
+      <w:r>
+        <w:rPr>
+          <w:rFonts w:asciiTheme="majorBidi" w:hAnsiTheme="majorBidi" w:cstheme="majorBidi"/>
+          <w:sz w:val="24"/>
+          <w:szCs w:val="24"/>
+          <w:lang w:eastAsia="fr-FR"/>
+        </w:rPr>
+        <w:t xml:space="preserve"> autre</w:t>
+      </w:r>
+      <w:r>
+        <w:rPr>
+          <w:rFonts w:asciiTheme="majorBidi" w:hAnsiTheme="majorBidi" w:cstheme="majorBidi"/>
+          <w:sz w:val="24"/>
+          <w:szCs w:val="24"/>
+          <w:lang w:eastAsia="fr-FR"/>
+        </w:rPr>
+        <w:t xml:space="preserve"> </w:t>
+      </w:r>
+      <w:r>
+        <w:rPr>
+          <w:rFonts w:asciiTheme="majorBidi" w:hAnsiTheme="majorBidi" w:cstheme="majorBidi"/>
+          <w:sz w:val="24"/>
+          <w:szCs w:val="24"/>
+          <w:lang w:eastAsia="fr-FR"/>
+        </w:rPr>
+        <w:t>u</w:t>
+      </w:r>
+      <w:r>
+        <w:rPr>
+          <w:rFonts w:asciiTheme="majorBidi" w:hAnsiTheme="majorBidi" w:cstheme="majorBidi"/>
+          <w:sz w:val="24"/>
+          <w:szCs w:val="24"/>
+          <w:lang w:eastAsia="fr-FR"/>
+        </w:rPr>
+        <w:t>tilisateur).</w:t>
       </w:r>
     </w:p>
     <w:p>
       <w:pPr>
+        <w:pStyle w:val="ListParagraph"/>
+        <w:numPr>
+          <w:ilvl w:val="0"/>
+          <w:numId w:val="11"/>
+        </w:numPr>
+        <w:tabs>
+          <w:tab w:val="left" w:pos="927"/>
+        </w:tabs>
         <w:spacing w:line="360" w:lineRule="auto"/>
         <w:jc w:val="both"/>
         <w:rPr>
@@ -4421,17 +3525,86 @@
       <w:r>
         <w:rPr>
           <w:rFonts w:asciiTheme="majorBidi" w:hAnsiTheme="majorBidi" w:cstheme="majorBidi"/>
+          <w:sz w:val="24"/>
+          <w:szCs w:val="24"/>
+          <w:lang w:eastAsia="fr-FR"/>
+        </w:rPr>
+        <w:t xml:space="preserve"> </w:t>
+      </w:r>
+      <w:r>
+        <w:rPr>
+          <w:rFonts w:asciiTheme="majorBidi" w:hAnsiTheme="majorBidi" w:cstheme="majorBidi"/>
+          <w:b/>
+          <w:bCs/>
+          <w:sz w:val="24"/>
+          <w:szCs w:val="24"/>
+          <w:lang w:eastAsia="fr-FR"/>
+        </w:rPr>
+        <w:t>État du compte</w:t>
+      </w:r>
+      <w:r>
+        <w:rPr>
+          <w:rFonts w:asciiTheme="majorBidi" w:hAnsiTheme="majorBidi" w:cstheme="majorBidi"/>
+          <w:sz w:val="24"/>
+          <w:szCs w:val="24"/>
+          <w:lang w:eastAsia="fr-FR"/>
+        </w:rPr>
+        <w:t xml:space="preserve"> (</w:t>
+      </w:r>
+      <w:proofErr w:type="spellStart"/>
+      <w:r>
+        <w:rPr>
+          <w:rFonts w:ascii="Courier New" w:hAnsi="Courier New" w:cs="Courier New"/>
+          <w:lang w:eastAsia="fr-FR"/>
+        </w:rPr>
+        <w:t>is_active</w:t>
+      </w:r>
+      <w:proofErr w:type="spellEnd"/>
+      <w:r>
+        <w:rPr>
+          <w:rFonts w:asciiTheme="majorBidi" w:hAnsiTheme="majorBidi" w:cstheme="majorBidi"/>
+          <w:sz w:val="24"/>
+          <w:szCs w:val="24"/>
+          <w:lang w:eastAsia="fr-FR"/>
+        </w:rPr>
+        <w:t>) : Un indicateur booléen permettant de désactiver un compte sans supprimer ses données.</w:t>
+      </w:r>
+    </w:p>
+    <w:p>
+      <w:pPr>
+        <w:tabs>
+          <w:tab w:val="left" w:pos="927"/>
+        </w:tabs>
+        <w:spacing w:line="360" w:lineRule="auto"/>
+        <w:jc w:val="both"/>
+        <w:rPr>
+          <w:rFonts w:asciiTheme="majorBidi" w:hAnsiTheme="majorBidi" w:cstheme="majorBidi"/>
+          <w:sz w:val="24"/>
+          <w:szCs w:val="24"/>
+          <w:lang w:eastAsia="fr-FR"/>
+        </w:rPr>
+      </w:pPr>
+      <w:r>
+        <w:rPr>
+          <w:rFonts w:asciiTheme="majorBidi" w:hAnsiTheme="majorBidi" w:cstheme="majorBidi"/>
           <w:noProof/>
           <w:sz w:val="24"/>
           <w:szCs w:val="24"/>
           <w:lang w:eastAsia="fr-FR"/>
         </w:rPr>
-        <w:lastRenderedPageBreak/>
         <w:drawing>
-          <wp:inline distT="0" distB="0" distL="0" distR="0" wp14:anchorId="468EA3B1" wp14:editId="21912FC5">
-            <wp:extent cx="5441133" cy="1091324"/>
-            <wp:effectExtent l="0" t="0" r="7620" b="0"/>
-            <wp:docPr id="12" name="Picture 12"/>
+          <wp:anchor distT="0" distB="0" distL="114300" distR="114300" simplePos="0" relativeHeight="251658240" behindDoc="0" locked="0" layoutInCell="1" allowOverlap="1" wp14:anchorId="7D04FB12" wp14:editId="7811B086">
+            <wp:simplePos x="0" y="0"/>
+            <wp:positionH relativeFrom="margin">
+              <wp:posOffset>-493395</wp:posOffset>
+            </wp:positionH>
+            <wp:positionV relativeFrom="paragraph">
+              <wp:posOffset>563880</wp:posOffset>
+            </wp:positionV>
+            <wp:extent cx="6616700" cy="781050"/>
+            <wp:effectExtent l="0" t="0" r="0" b="0"/>
+            <wp:wrapTopAndBottom/>
+            <wp:docPr id="21" name="Picture 21"/>
             <wp:cNvGraphicFramePr>
               <a:graphicFrameLocks xmlns:a="http://schemas.openxmlformats.org/drawingml/2006/main" noChangeAspect="1"/>
             </wp:cNvGraphicFramePr>
@@ -4442,27 +3615,155 @@
                     <pic:cNvPr id="1" name=""/>
                     <pic:cNvPicPr/>
                   </pic:nvPicPr>
-                  <pic:blipFill rotWithShape="1">
-                    <a:blip r:embed="rId13"/>
-                    <a:srcRect r="45151" b="88722"/>
-                    <a:stretch/>
+                  <pic:blipFill>
+                    <a:blip r:embed="rId16">
+                      <a:extLst>
+                        <a:ext uri="{28A0092B-C50C-407E-A947-70E740481C1C}">
+                          <a14:useLocalDpi xmlns:a14="http://schemas.microsoft.com/office/drawing/2010/main" val="0"/>
+                        </a:ext>
+                      </a:extLst>
+                    </a:blip>
+                    <a:stretch>
+                      <a:fillRect/>
+                    </a:stretch>
                   </pic:blipFill>
-                  <pic:spPr bwMode="auto">
+                  <pic:spPr>
                     <a:xfrm>
                       <a:off x="0" y="0"/>
-                      <a:ext cx="5476405" cy="1098399"/>
+                      <a:ext cx="6616700" cy="781050"/>
                     </a:xfrm>
                     <a:prstGeom prst="rect">
                       <a:avLst/>
                     </a:prstGeom>
-                    <a:ln>
-                      <a:noFill/>
-                    </a:ln>
-                    <a:extLst>
-                      <a:ext uri="{53640926-AAD7-44D8-BBD7-CCE9431645EC}">
-                        <a14:shadowObscured xmlns:a14="http://schemas.microsoft.com/office/drawing/2010/main"/>
-                      </a:ext>
-                    </a:extLst>
+                  </pic:spPr>
+                </pic:pic>
+              </a:graphicData>
+            </a:graphic>
+            <wp14:sizeRelH relativeFrom="margin">
+              <wp14:pctWidth>0</wp14:pctWidth>
+            </wp14:sizeRelH>
+            <wp14:sizeRelV relativeFrom="margin">
+              <wp14:pctHeight>0</wp14:pctHeight>
+            </wp14:sizeRelV>
+          </wp:anchor>
+        </w:drawing>
+      </w:r>
+      <w:r>
+        <w:rPr>
+          <w:rFonts w:asciiTheme="majorBidi" w:hAnsiTheme="majorBidi" w:cstheme="majorBidi"/>
+          <w:sz w:val="24"/>
+          <w:szCs w:val="24"/>
+          <w:lang w:eastAsia="fr-FR"/>
+        </w:rPr>
+        <w:t>Cette architecture assure une cohérence totale entre la base de données et la logique métier du backend, facilitant ainsi les requêtes de</w:t>
+      </w:r>
+      <w:r>
+        <w:rPr>
+          <w:rFonts w:asciiTheme="majorBidi" w:eastAsia="MS Gothic" w:hAnsiTheme="majorBidi" w:cstheme="majorBidi"/>
+          <w:sz w:val="24"/>
+          <w:szCs w:val="24"/>
+          <w:lang w:eastAsia="fr-FR"/>
+        </w:rPr>
+        <w:t xml:space="preserve"> </w:t>
+      </w:r>
+      <w:r>
+        <w:rPr>
+          <w:rFonts w:asciiTheme="majorBidi" w:hAnsiTheme="majorBidi" w:cstheme="majorBidi"/>
+          <w:sz w:val="24"/>
+          <w:szCs w:val="24"/>
+          <w:lang w:eastAsia="fr-FR"/>
+        </w:rPr>
+        <w:t>vérification lors de la phase d'authentification.</w:t>
+      </w:r>
+    </w:p>
+    <w:p>
+      <w:pPr>
+        <w:tabs>
+          <w:tab w:val="left" w:pos="927"/>
+        </w:tabs>
+        <w:spacing w:line="360" w:lineRule="auto"/>
+        <w:jc w:val="both"/>
+        <w:rPr>
+          <w:rFonts w:asciiTheme="majorBidi" w:hAnsiTheme="majorBidi" w:cstheme="majorBidi"/>
+          <w:sz w:val="24"/>
+          <w:szCs w:val="24"/>
+          <w:lang w:eastAsia="fr-FR"/>
+        </w:rPr>
+      </w:pPr>
+    </w:p>
+    <w:p>
+      <w:pPr>
+        <w:tabs>
+          <w:tab w:val="left" w:pos="927"/>
+        </w:tabs>
+        <w:spacing w:line="360" w:lineRule="auto"/>
+        <w:jc w:val="both"/>
+        <w:rPr>
+          <w:rFonts w:asciiTheme="majorBidi" w:hAnsiTheme="majorBidi" w:cstheme="majorBidi"/>
+          <w:sz w:val="24"/>
+          <w:szCs w:val="24"/>
+          <w:lang w:eastAsia="fr-FR"/>
+        </w:rPr>
+      </w:pPr>
+    </w:p>
+    <w:p>
+      <w:pPr>
+        <w:tabs>
+          <w:tab w:val="left" w:pos="927"/>
+        </w:tabs>
+        <w:spacing w:line="360" w:lineRule="auto"/>
+        <w:jc w:val="center"/>
+        <w:rPr>
+          <w:rFonts w:asciiTheme="majorBidi" w:hAnsiTheme="majorBidi" w:cstheme="majorBidi"/>
+          <w:sz w:val="24"/>
+          <w:szCs w:val="24"/>
+          <w:lang w:eastAsia="fr-FR"/>
+        </w:rPr>
+      </w:pPr>
+      <w:r>
+        <w:rPr>
+          <w:rFonts w:asciiTheme="majorBidi" w:hAnsiTheme="majorBidi" w:cstheme="majorBidi"/>
+          <w:noProof/>
+          <w:sz w:val="24"/>
+          <w:szCs w:val="24"/>
+          <w:lang w:eastAsia="fr-FR"/>
+        </w:rPr>
+        <w:lastRenderedPageBreak/>
+        <w:drawing>
+          <wp:inline distT="0" distB="0" distL="0" distR="0" wp14:anchorId="53BC0C2B" wp14:editId="3A3AC38A">
+            <wp:extent cx="4502150" cy="1050105"/>
+            <wp:effectExtent l="0" t="0" r="0" b="0"/>
+            <wp:docPr id="33" name="Picture 33"/>
+            <wp:cNvGraphicFramePr>
+              <a:graphicFrameLocks xmlns:a="http://schemas.openxmlformats.org/drawingml/2006/main" noChangeAspect="1"/>
+            </wp:cNvGraphicFramePr>
+            <a:graphic xmlns:a="http://schemas.openxmlformats.org/drawingml/2006/main">
+              <a:graphicData uri="http://schemas.openxmlformats.org/drawingml/2006/picture">
+                <pic:pic xmlns:pic="http://schemas.openxmlformats.org/drawingml/2006/picture">
+                  <pic:nvPicPr>
+                    <pic:cNvPr id="33" name="Picture 33"/>
+                    <pic:cNvPicPr/>
+                  </pic:nvPicPr>
+                  <pic:blipFill>
+                    <a:blip r:embed="rId17" cstate="print">
+                      <a:extLst>
+                        <a:ext uri="{28A0092B-C50C-407E-A947-70E740481C1C}">
+                          <a14:useLocalDpi xmlns:a14="http://schemas.microsoft.com/office/drawing/2010/main" val="0"/>
+                        </a:ext>
+                      </a:extLst>
+                    </a:blip>
+                    <a:stretch>
+                      <a:fillRect/>
+                    </a:stretch>
+                  </pic:blipFill>
+                  <pic:spPr>
+                    <a:xfrm>
+                      <a:off x="0" y="0"/>
+                      <a:ext cx="4575744" cy="1067270"/>
+                    </a:xfrm>
+                    <a:prstGeom prst="rect">
+                      <a:avLst/>
+                    </a:prstGeom>
                   </pic:spPr>
                 </pic:pic>
               </a:graphicData>
@@ -4478,6 +3779,9 @@
           <w:ilvl w:val="2"/>
           <w:numId w:val="11"/>
         </w:numPr>
+        <w:tabs>
+          <w:tab w:val="left" w:pos="927"/>
+        </w:tabs>
         <w:spacing w:line="360" w:lineRule="auto"/>
         <w:jc w:val="both"/>
         <w:rPr>
@@ -4485,8 +3789,8 @@
           <w:rFonts w:asciiTheme="majorBidi" w:hAnsiTheme="majorBidi" w:cstheme="majorBidi"/>
           <w:b w:val="0"/>
           <w:bCs w:val="0"/>
-          <w:sz w:val="28"/>
-          <w:szCs w:val="28"/>
+          <w:sz w:val="24"/>
+          <w:szCs w:val="24"/>
           <w:lang w:eastAsia="fr-FR"/>
         </w:rPr>
       </w:pPr>
@@ -4494,14 +3798,15 @@
         <w:rPr>
           <w:rStyle w:val="Strong"/>
           <w:rFonts w:asciiTheme="majorBidi" w:hAnsiTheme="majorBidi" w:cstheme="majorBidi"/>
-          <w:sz w:val="24"/>
-          <w:szCs w:val="24"/>
-        </w:rPr>
-        <w:t>Middleware de vérification des rôles dans FastAPI</w:t>
+        </w:rPr>
+        <w:t>Endpoints CRUD réservés à l'administrateur</w:t>
       </w:r>
     </w:p>
     <w:p>
       <w:pPr>
+        <w:tabs>
+          <w:tab w:val="left" w:pos="927"/>
+        </w:tabs>
         <w:spacing w:line="360" w:lineRule="auto"/>
         <w:jc w:val="both"/>
         <w:rPr>
@@ -4518,18 +3823,17 @@
           <w:szCs w:val="24"/>
           <w:lang w:eastAsia="fr-FR"/>
         </w:rPr>
-        <w:t xml:space="preserve">La protection des routes est assurée par l'injection de dépendances dans FastAPI, utilisant le mécanisme </w:t>
+        <w:t xml:space="preserve">Nous avons mis en place un ensemble de routes dédiées à la gestion des utilisateurs via </w:t>
       </w:r>
       <w:proofErr w:type="spellStart"/>
-      <w:proofErr w:type="gramStart"/>
-      <w:r>
-        <w:rPr>
-          <w:rFonts w:asciiTheme="majorBidi" w:hAnsiTheme="majorBidi" w:cstheme="majorBidi"/>
-          <w:sz w:val="24"/>
-          <w:szCs w:val="24"/>
-          <w:lang w:eastAsia="fr-FR"/>
-        </w:rPr>
-        <w:t>Depends</w:t>
+      <w:r>
+        <w:rPr>
+          <w:rFonts w:asciiTheme="majorBidi" w:hAnsiTheme="majorBidi" w:cstheme="majorBidi"/>
+          <w:sz w:val="24"/>
+          <w:szCs w:val="24"/>
+          <w:lang w:eastAsia="fr-FR"/>
+        </w:rPr>
+        <w:t>l'endpoint</w:t>
       </w:r>
       <w:proofErr w:type="spellEnd"/>
       <w:r>
@@ -4539,39 +3843,109 @@
           <w:szCs w:val="24"/>
           <w:lang w:eastAsia="fr-FR"/>
         </w:rPr>
-        <w:t>(</w:t>
-      </w:r>
-      <w:proofErr w:type="gramEnd"/>
-      <w:r>
-        <w:rPr>
-          <w:rFonts w:asciiTheme="majorBidi" w:hAnsiTheme="majorBidi" w:cstheme="majorBidi"/>
-          <w:sz w:val="24"/>
-          <w:szCs w:val="24"/>
-          <w:lang w:eastAsia="fr-FR"/>
-        </w:rPr>
-        <w:t xml:space="preserve">). Ce système permet d'isoler la logique de vérification des rôles et de l'appliquer de manière granulaire sur chaque </w:t>
-      </w:r>
-      <w:r>
-        <w:rPr>
-          <w:rFonts w:asciiTheme="majorBidi" w:hAnsiTheme="majorBidi" w:cstheme="majorBidi"/>
-          <w:sz w:val="24"/>
-          <w:szCs w:val="24"/>
-          <w:lang w:eastAsia="fr-FR"/>
-        </w:rPr>
-        <w:t>Endpoint</w:t>
-      </w:r>
-      <w:r>
-        <w:rPr>
-          <w:rFonts w:asciiTheme="majorBidi" w:hAnsiTheme="majorBidi" w:cstheme="majorBidi"/>
-          <w:sz w:val="24"/>
-          <w:szCs w:val="24"/>
-          <w:lang w:eastAsia="fr-FR"/>
-        </w:rPr>
-        <w:t xml:space="preserve"> protégé.</w:t>
+        <w:t xml:space="preserve"> </w:t>
+      </w:r>
+      <w:r>
+        <w:rPr>
+          <w:rFonts w:ascii="Courier New" w:hAnsi="Courier New" w:cs="Courier New"/>
+          <w:lang w:eastAsia="fr-FR"/>
+        </w:rPr>
+        <w:t>/</w:t>
+      </w:r>
+      <w:proofErr w:type="spellStart"/>
+      <w:r>
+        <w:rPr>
+          <w:rFonts w:ascii="Courier New" w:hAnsi="Courier New" w:cs="Courier New"/>
+          <w:lang w:eastAsia="fr-FR"/>
+        </w:rPr>
+        <w:t>auth</w:t>
+      </w:r>
+      <w:proofErr w:type="spellEnd"/>
+      <w:r>
+        <w:rPr>
+          <w:rFonts w:ascii="Courier New" w:hAnsi="Courier New" w:cs="Courier New"/>
+          <w:lang w:eastAsia="fr-FR"/>
+        </w:rPr>
+        <w:t>/</w:t>
+      </w:r>
+      <w:proofErr w:type="spellStart"/>
+      <w:r>
+        <w:rPr>
+          <w:rFonts w:ascii="Courier New" w:hAnsi="Courier New" w:cs="Courier New"/>
+          <w:lang w:eastAsia="fr-FR"/>
+        </w:rPr>
+        <w:t>users</w:t>
+      </w:r>
+      <w:proofErr w:type="spellEnd"/>
+      <w:r>
+        <w:rPr>
+          <w:rFonts w:asciiTheme="majorBidi" w:hAnsiTheme="majorBidi" w:cstheme="majorBidi"/>
+          <w:sz w:val="24"/>
+          <w:szCs w:val="24"/>
+          <w:lang w:eastAsia="fr-FR"/>
+        </w:rPr>
+        <w:t>. Pour garantir la sécurité,</w:t>
+      </w:r>
+      <w:r>
+        <w:rPr>
+          <w:rFonts w:asciiTheme="majorBidi" w:eastAsia="MS Gothic" w:hAnsiTheme="majorBidi" w:cstheme="majorBidi"/>
+          <w:sz w:val="24"/>
+          <w:szCs w:val="24"/>
+          <w:lang w:eastAsia="fr-FR"/>
+        </w:rPr>
+        <w:t xml:space="preserve"> </w:t>
+      </w:r>
+      <w:r>
+        <w:rPr>
+          <w:rFonts w:asciiTheme="majorBidi" w:hAnsiTheme="majorBidi" w:cstheme="majorBidi"/>
+          <w:sz w:val="24"/>
+          <w:szCs w:val="24"/>
+          <w:lang w:eastAsia="fr-FR"/>
+        </w:rPr>
+        <w:t xml:space="preserve">toutes ces routes sont protégées par la dépendance </w:t>
+      </w:r>
+      <w:proofErr w:type="spellStart"/>
+      <w:r>
+        <w:rPr>
+          <w:rFonts w:ascii="Courier New" w:hAnsi="Courier New" w:cs="Courier New"/>
+          <w:lang w:eastAsia="fr-FR"/>
+        </w:rPr>
+        <w:t>require_admin</w:t>
+      </w:r>
+      <w:proofErr w:type="spellEnd"/>
+      <w:r>
+        <w:rPr>
+          <w:rFonts w:asciiTheme="majorBidi" w:hAnsiTheme="majorBidi" w:cstheme="majorBidi"/>
+          <w:sz w:val="24"/>
+          <w:szCs w:val="24"/>
+          <w:lang w:eastAsia="fr-FR"/>
+        </w:rPr>
+        <w:t>, qui vérifie le rôle de l'utilisateur avant d'autoriser l'exécution de la</w:t>
+      </w:r>
+      <w:r>
+        <w:rPr>
+          <w:rFonts w:asciiTheme="majorBidi" w:eastAsia="MS Gothic" w:hAnsiTheme="majorBidi" w:cstheme="majorBidi"/>
+          <w:sz w:val="24"/>
+          <w:szCs w:val="24"/>
+          <w:lang w:eastAsia="fr-FR"/>
+        </w:rPr>
+        <w:t xml:space="preserve"> </w:t>
+      </w:r>
+      <w:r>
+        <w:rPr>
+          <w:rFonts w:asciiTheme="majorBidi" w:hAnsiTheme="majorBidi" w:cstheme="majorBidi"/>
+          <w:sz w:val="24"/>
+          <w:szCs w:val="24"/>
+          <w:lang w:eastAsia="fr-FR"/>
+        </w:rPr>
+        <w:t>requête.</w:t>
       </w:r>
     </w:p>
     <w:p>
       <w:pPr>
+        <w:tabs>
+          <w:tab w:val="left" w:pos="927"/>
+        </w:tabs>
         <w:spacing w:line="360" w:lineRule="auto"/>
         <w:jc w:val="both"/>
         <w:rPr>
@@ -4588,883 +3962,96 @@
           <w:szCs w:val="24"/>
           <w:lang w:eastAsia="fr-FR"/>
         </w:rPr>
-        <w:t>Le processus de vérification suit un flux rigoureux :</w:t>
-      </w:r>
-    </w:p>
-    <w:p>
-      <w:pPr>
-        <w:pStyle w:val="ListParagraph"/>
-        <w:numPr>
-          <w:ilvl w:val="0"/>
-          <w:numId w:val="16"/>
-        </w:numPr>
-        <w:spacing w:line="360" w:lineRule="auto"/>
-        <w:jc w:val="both"/>
-        <w:rPr>
-          <w:rFonts w:asciiTheme="majorBidi" w:hAnsiTheme="majorBidi" w:cstheme="majorBidi"/>
-          <w:sz w:val="24"/>
-          <w:szCs w:val="24"/>
-          <w:lang w:eastAsia="fr-FR"/>
-        </w:rPr>
-      </w:pPr>
-      <w:r>
-        <w:rPr>
-          <w:rFonts w:asciiTheme="majorBidi" w:hAnsiTheme="majorBidi" w:cstheme="majorBidi"/>
-          <w:sz w:val="24"/>
-          <w:szCs w:val="24"/>
-          <w:lang w:eastAsia="fr-FR"/>
-        </w:rPr>
-        <w:t>Validation de l'identité : Le système vérifie d'abord la validité du jeton JWT pour identifier l'utilisateur.</w:t>
-      </w:r>
-    </w:p>
-    <w:p>
-      <w:pPr>
-        <w:pStyle w:val="ListParagraph"/>
-        <w:numPr>
-          <w:ilvl w:val="0"/>
-          <w:numId w:val="16"/>
-        </w:numPr>
-        <w:spacing w:line="360" w:lineRule="auto"/>
-        <w:jc w:val="both"/>
-        <w:rPr>
-          <w:rFonts w:asciiTheme="majorBidi" w:hAnsiTheme="majorBidi" w:cstheme="majorBidi"/>
-          <w:sz w:val="24"/>
-          <w:szCs w:val="24"/>
-          <w:lang w:eastAsia="fr-FR"/>
-        </w:rPr>
-      </w:pPr>
-      <w:r>
-        <w:rPr>
-          <w:rFonts w:asciiTheme="majorBidi" w:hAnsiTheme="majorBidi" w:cstheme="majorBidi"/>
-          <w:sz w:val="24"/>
-          <w:szCs w:val="24"/>
-          <w:lang w:eastAsia="fr-FR"/>
-        </w:rPr>
-        <w:t xml:space="preserve"> Contrôle du rôle : La dépendance (comme require_role ou </w:t>
-      </w:r>
-      <w:proofErr w:type="spellStart"/>
-      <w:r>
-        <w:rPr>
-          <w:rFonts w:asciiTheme="majorBidi" w:hAnsiTheme="majorBidi" w:cstheme="majorBidi"/>
-          <w:sz w:val="24"/>
-          <w:szCs w:val="24"/>
-          <w:lang w:eastAsia="fr-FR"/>
-        </w:rPr>
-        <w:t>require_admin</w:t>
-      </w:r>
-      <w:proofErr w:type="spellEnd"/>
-      <w:r>
-        <w:rPr>
-          <w:rFonts w:asciiTheme="majorBidi" w:hAnsiTheme="majorBidi" w:cstheme="majorBidi"/>
-          <w:sz w:val="24"/>
-          <w:szCs w:val="24"/>
-          <w:lang w:eastAsia="fr-FR"/>
-        </w:rPr>
-        <w:t>) récupère le rôle de l'utilisateur en base de données et le compare la liste des rôles autorisés pour la route sollicitée.</w:t>
-      </w:r>
-    </w:p>
-    <w:p>
-      <w:pPr>
-        <w:pStyle w:val="ListParagraph"/>
-        <w:numPr>
-          <w:ilvl w:val="0"/>
-          <w:numId w:val="16"/>
-        </w:numPr>
-        <w:spacing w:line="360" w:lineRule="auto"/>
-        <w:jc w:val="both"/>
-        <w:rPr>
-          <w:rFonts w:asciiTheme="majorBidi" w:hAnsiTheme="majorBidi" w:cstheme="majorBidi"/>
-          <w:sz w:val="24"/>
-          <w:szCs w:val="24"/>
-          <w:lang w:eastAsia="fr-FR"/>
-        </w:rPr>
-      </w:pPr>
-      <w:r>
-        <w:rPr>
-          <w:rFonts w:asciiTheme="majorBidi" w:hAnsiTheme="majorBidi" w:cstheme="majorBidi"/>
-          <w:sz w:val="24"/>
-          <w:szCs w:val="24"/>
-          <w:lang w:eastAsia="fr-FR"/>
-        </w:rPr>
-        <w:t>Gestion du refus : Si le rôle ne correspond pas, le serveur interrompt immédiatement le traitement de la requête et retourne une exception</w:t>
-      </w:r>
-      <w:r>
-        <w:rPr>
-          <w:rFonts w:asciiTheme="majorBidi" w:eastAsia="MS Gothic" w:hAnsiTheme="majorBidi" w:cstheme="majorBidi"/>
-          <w:sz w:val="24"/>
-          <w:szCs w:val="24"/>
-          <w:lang w:eastAsia="fr-FR"/>
-        </w:rPr>
-        <w:t xml:space="preserve"> </w:t>
-      </w:r>
-      <w:r>
-        <w:rPr>
-          <w:rFonts w:asciiTheme="majorBidi" w:hAnsiTheme="majorBidi" w:cstheme="majorBidi"/>
-          <w:sz w:val="24"/>
-          <w:szCs w:val="24"/>
-          <w:lang w:eastAsia="fr-FR"/>
-        </w:rPr>
-        <w:t>HTTP 403 Forbidden, signalant que l'utilisateur est authentifié mais n'a pas les permissions suffisantes.</w:t>
-      </w:r>
-    </w:p>
-    <w:p>
-      <w:pPr>
-        <w:spacing w:line="360" w:lineRule="auto"/>
-        <w:jc w:val="both"/>
-        <w:rPr>
-          <w:rFonts w:asciiTheme="majorBidi" w:hAnsiTheme="majorBidi" w:cstheme="majorBidi"/>
-          <w:sz w:val="24"/>
-          <w:szCs w:val="24"/>
-          <w:lang w:eastAsia="fr-FR"/>
-        </w:rPr>
-      </w:pPr>
-      <w:r>
-        <w:rPr>
-          <w:rFonts w:asciiTheme="majorBidi" w:hAnsiTheme="majorBidi" w:cstheme="majorBidi"/>
-          <w:sz w:val="24"/>
-          <w:szCs w:val="24"/>
-          <w:lang w:eastAsia="fr-FR"/>
-        </w:rPr>
-        <w:t>Cette architecture permet de protéger efficacement les ressources du backend, rendant les tentatives d'accès non autorisées impossibles, même</w:t>
-      </w:r>
-      <w:r>
-        <w:rPr>
-          <w:rFonts w:asciiTheme="majorBidi" w:eastAsia="MS Gothic" w:hAnsiTheme="majorBidi" w:cstheme="majorBidi"/>
-          <w:sz w:val="24"/>
-          <w:szCs w:val="24"/>
-          <w:lang w:eastAsia="fr-FR"/>
-        </w:rPr>
-        <w:t xml:space="preserve"> </w:t>
-      </w:r>
-      <w:r>
-        <w:rPr>
-          <w:rFonts w:asciiTheme="majorBidi" w:hAnsiTheme="majorBidi" w:cstheme="majorBidi"/>
-          <w:sz w:val="24"/>
-          <w:szCs w:val="24"/>
-          <w:lang w:eastAsia="fr-FR"/>
-        </w:rPr>
-        <w:t>si l'utilisateur a réussi à contourner les restrictions visuelles du frontend.</w:t>
-      </w:r>
-    </w:p>
-    <w:p>
-      <w:pPr>
-        <w:pStyle w:val="ListParagraph"/>
-        <w:numPr>
-          <w:ilvl w:val="2"/>
-          <w:numId w:val="11"/>
-        </w:numPr>
-        <w:spacing w:line="360" w:lineRule="auto"/>
-        <w:jc w:val="both"/>
-        <w:rPr>
-          <w:rFonts w:asciiTheme="majorBidi" w:hAnsiTheme="majorBidi" w:cstheme="majorBidi"/>
-          <w:b/>
-          <w:bCs/>
-          <w:sz w:val="28"/>
-          <w:szCs w:val="28"/>
-          <w:lang w:eastAsia="fr-FR"/>
-        </w:rPr>
-      </w:pPr>
-      <w:r>
-        <w:rPr>
-          <w:rFonts w:asciiTheme="majorBidi" w:hAnsiTheme="majorBidi" w:cstheme="majorBidi"/>
-          <w:b/>
-          <w:bCs/>
-          <w:sz w:val="24"/>
-          <w:szCs w:val="24"/>
-        </w:rPr>
-        <w:t>Protection des routes selon le rôle</w:t>
-      </w:r>
-    </w:p>
-    <w:p>
-      <w:pPr>
-        <w:spacing w:line="360" w:lineRule="auto"/>
-        <w:jc w:val="both"/>
-        <w:rPr>
-          <w:rFonts w:asciiTheme="majorBidi" w:hAnsiTheme="majorBidi" w:cstheme="majorBidi"/>
-          <w:sz w:val="24"/>
-          <w:szCs w:val="24"/>
-          <w:lang w:eastAsia="fr-FR"/>
-        </w:rPr>
-      </w:pPr>
-      <w:r>
-        <w:rPr>
-          <w:rFonts w:asciiTheme="majorBidi" w:hAnsiTheme="majorBidi" w:cstheme="majorBidi"/>
-          <w:sz w:val="24"/>
-          <w:szCs w:val="24"/>
-          <w:lang w:eastAsia="fr-FR"/>
-        </w:rPr>
-        <w:t>La protection des ressources est appliquée de manière granulaire au niveau du backend, assurant que chaque route ne répond qu'aux rôles</w:t>
-      </w:r>
-      <w:r>
-        <w:rPr>
-          <w:rFonts w:ascii="MS Gothic" w:eastAsia="MS Gothic" w:hAnsi="MS Gothic" w:cs="MS Gothic" w:hint="eastAsia"/>
-          <w:sz w:val="24"/>
-          <w:szCs w:val="24"/>
-          <w:lang w:eastAsia="fr-FR"/>
-        </w:rPr>
-        <w:t xml:space="preserve"> </w:t>
-      </w:r>
-      <w:r>
-        <w:rPr>
-          <w:rFonts w:asciiTheme="majorBidi" w:hAnsiTheme="majorBidi" w:cstheme="majorBidi"/>
-          <w:sz w:val="24"/>
-          <w:szCs w:val="24"/>
-          <w:lang w:eastAsia="fr-FR"/>
-        </w:rPr>
-        <w:t>autoris</w:t>
-      </w:r>
-      <w:r>
-        <w:rPr>
-          <w:rFonts w:ascii="Times New Roman" w:hAnsi="Times New Roman" w:cs="Times New Roman"/>
-          <w:sz w:val="24"/>
-          <w:szCs w:val="24"/>
-          <w:lang w:eastAsia="fr-FR"/>
-        </w:rPr>
-        <w:t>é</w:t>
-      </w:r>
-      <w:r>
-        <w:rPr>
-          <w:rFonts w:asciiTheme="majorBidi" w:hAnsiTheme="majorBidi" w:cstheme="majorBidi"/>
-          <w:sz w:val="24"/>
-          <w:szCs w:val="24"/>
-          <w:lang w:eastAsia="fr-FR"/>
-        </w:rPr>
-        <w:t>s. Nous avons ainsi d</w:t>
-      </w:r>
-      <w:r>
-        <w:rPr>
-          <w:rFonts w:ascii="Times New Roman" w:hAnsi="Times New Roman" w:cs="Times New Roman"/>
-          <w:sz w:val="24"/>
-          <w:szCs w:val="24"/>
-          <w:lang w:eastAsia="fr-FR"/>
-        </w:rPr>
-        <w:t>é</w:t>
-      </w:r>
-      <w:r>
-        <w:rPr>
-          <w:rFonts w:asciiTheme="majorBidi" w:hAnsiTheme="majorBidi" w:cstheme="majorBidi"/>
-          <w:sz w:val="24"/>
-          <w:szCs w:val="24"/>
-          <w:lang w:eastAsia="fr-FR"/>
-        </w:rPr>
-        <w:t>fini la r</w:t>
-      </w:r>
-      <w:r>
-        <w:rPr>
-          <w:rFonts w:ascii="Times New Roman" w:hAnsi="Times New Roman" w:cs="Times New Roman"/>
-          <w:sz w:val="24"/>
-          <w:szCs w:val="24"/>
-          <w:lang w:eastAsia="fr-FR"/>
-        </w:rPr>
-        <w:t>é</w:t>
-      </w:r>
-      <w:r>
-        <w:rPr>
-          <w:rFonts w:asciiTheme="majorBidi" w:hAnsiTheme="majorBidi" w:cstheme="majorBidi"/>
-          <w:sz w:val="24"/>
-          <w:szCs w:val="24"/>
-          <w:lang w:eastAsia="fr-FR"/>
-        </w:rPr>
-        <w:t>partition suivante :</w:t>
-      </w:r>
-    </w:p>
-    <w:p>
-      <w:pPr>
-        <w:pStyle w:val="ListParagraph"/>
-        <w:numPr>
-          <w:ilvl w:val="0"/>
-          <w:numId w:val="17"/>
-        </w:numPr>
-        <w:spacing w:line="360" w:lineRule="auto"/>
-        <w:jc w:val="both"/>
-        <w:rPr>
-          <w:rFonts w:asciiTheme="majorBidi" w:hAnsiTheme="majorBidi" w:cstheme="majorBidi"/>
-          <w:sz w:val="24"/>
-          <w:szCs w:val="24"/>
-          <w:lang w:eastAsia="fr-FR"/>
-        </w:rPr>
-      </w:pPr>
-      <w:r>
-        <w:rPr>
-          <w:rFonts w:asciiTheme="majorBidi" w:hAnsiTheme="majorBidi" w:cstheme="majorBidi"/>
-          <w:sz w:val="24"/>
-          <w:szCs w:val="24"/>
-          <w:lang w:eastAsia="fr-FR"/>
-        </w:rPr>
-        <w:t>Acc</w:t>
-      </w:r>
-      <w:r>
-        <w:rPr>
-          <w:rFonts w:ascii="Times New Roman" w:hAnsi="Times New Roman" w:cs="Times New Roman"/>
-          <w:sz w:val="24"/>
-          <w:szCs w:val="24"/>
-          <w:lang w:eastAsia="fr-FR"/>
-        </w:rPr>
-        <w:t>è</w:t>
-      </w:r>
-      <w:r>
-        <w:rPr>
-          <w:rFonts w:asciiTheme="majorBidi" w:hAnsiTheme="majorBidi" w:cstheme="majorBidi"/>
-          <w:sz w:val="24"/>
-          <w:szCs w:val="24"/>
-          <w:lang w:eastAsia="fr-FR"/>
-        </w:rPr>
-        <w:t xml:space="preserve">s Administrateur (ADMIN) : L'administrateur a un accès total. Il est le seul autorisé à utiliser les </w:t>
-      </w:r>
-      <w:r>
-        <w:rPr>
-          <w:rFonts w:asciiTheme="majorBidi" w:hAnsiTheme="majorBidi" w:cstheme="majorBidi"/>
-          <w:sz w:val="24"/>
-          <w:szCs w:val="24"/>
-          <w:lang w:eastAsia="fr-FR"/>
-        </w:rPr>
-        <w:t>Endpoints</w:t>
-      </w:r>
-      <w:r>
-        <w:rPr>
-          <w:rFonts w:asciiTheme="majorBidi" w:hAnsiTheme="majorBidi" w:cstheme="majorBidi"/>
-          <w:sz w:val="24"/>
-          <w:szCs w:val="24"/>
-          <w:lang w:eastAsia="fr-FR"/>
-        </w:rPr>
-        <w:t xml:space="preserve"> de gestion des</w:t>
-      </w:r>
-      <w:r>
-        <w:rPr>
-          <w:rFonts w:ascii="MS Gothic" w:eastAsia="MS Gothic" w:hAnsi="MS Gothic" w:cs="MS Gothic" w:hint="eastAsia"/>
-          <w:sz w:val="24"/>
-          <w:szCs w:val="24"/>
-          <w:lang w:eastAsia="fr-FR"/>
-        </w:rPr>
-        <w:t xml:space="preserve"> </w:t>
-      </w:r>
-      <w:r>
-        <w:rPr>
-          <w:rFonts w:asciiTheme="majorBidi" w:hAnsiTheme="majorBidi" w:cstheme="majorBidi"/>
-          <w:sz w:val="24"/>
-          <w:szCs w:val="24"/>
-          <w:lang w:eastAsia="fr-FR"/>
-        </w:rPr>
-        <w:t>utilisateurs (/</w:t>
-      </w:r>
-      <w:proofErr w:type="spellStart"/>
-      <w:r>
-        <w:rPr>
-          <w:rFonts w:asciiTheme="majorBidi" w:hAnsiTheme="majorBidi" w:cstheme="majorBidi"/>
-          <w:sz w:val="24"/>
-          <w:szCs w:val="24"/>
-          <w:lang w:eastAsia="fr-FR"/>
-        </w:rPr>
-        <w:t>auth</w:t>
-      </w:r>
-      <w:proofErr w:type="spellEnd"/>
-      <w:r>
-        <w:rPr>
-          <w:rFonts w:asciiTheme="majorBidi" w:hAnsiTheme="majorBidi" w:cstheme="majorBidi"/>
-          <w:sz w:val="24"/>
-          <w:szCs w:val="24"/>
-          <w:lang w:eastAsia="fr-FR"/>
-        </w:rPr>
-        <w:t>/</w:t>
-      </w:r>
-      <w:proofErr w:type="spellStart"/>
-      <w:r>
-        <w:rPr>
-          <w:rFonts w:asciiTheme="majorBidi" w:hAnsiTheme="majorBidi" w:cstheme="majorBidi"/>
-          <w:sz w:val="24"/>
-          <w:szCs w:val="24"/>
-          <w:lang w:eastAsia="fr-FR"/>
-        </w:rPr>
-        <w:t>users</w:t>
-      </w:r>
-      <w:proofErr w:type="spellEnd"/>
-      <w:r>
-        <w:rPr>
-          <w:rFonts w:asciiTheme="majorBidi" w:hAnsiTheme="majorBidi" w:cstheme="majorBidi"/>
-          <w:sz w:val="24"/>
-          <w:szCs w:val="24"/>
-          <w:lang w:eastAsia="fr-FR"/>
-        </w:rPr>
-        <w:t>), ainsi que toutes les fonctionnalit</w:t>
-      </w:r>
-      <w:r>
-        <w:rPr>
-          <w:rFonts w:ascii="Times New Roman" w:hAnsi="Times New Roman" w:cs="Times New Roman"/>
-          <w:sz w:val="24"/>
-          <w:szCs w:val="24"/>
-          <w:lang w:eastAsia="fr-FR"/>
-        </w:rPr>
-        <w:t>é</w:t>
-      </w:r>
-      <w:r>
-        <w:rPr>
-          <w:rFonts w:asciiTheme="majorBidi" w:hAnsiTheme="majorBidi" w:cstheme="majorBidi"/>
-          <w:sz w:val="24"/>
-          <w:szCs w:val="24"/>
-          <w:lang w:eastAsia="fr-FR"/>
-        </w:rPr>
-        <w:t xml:space="preserve">s de consultation et de </w:t>
-      </w:r>
-      <w:r>
-        <w:rPr>
-          <w:rFonts w:asciiTheme="majorBidi" w:hAnsiTheme="majorBidi" w:cstheme="majorBidi"/>
-          <w:sz w:val="24"/>
-          <w:szCs w:val="24"/>
-          <w:lang w:eastAsia="fr-FR"/>
-        </w:rPr>
-        <w:t xml:space="preserve">modifier l’état </w:t>
-      </w:r>
-      <w:r>
-        <w:rPr>
-          <w:rFonts w:asciiTheme="majorBidi" w:hAnsiTheme="majorBidi" w:cstheme="majorBidi"/>
-          <w:sz w:val="24"/>
-          <w:szCs w:val="24"/>
-          <w:lang w:eastAsia="fr-FR"/>
-        </w:rPr>
-        <w:t>des demandes et des r</w:t>
-      </w:r>
-      <w:r>
-        <w:rPr>
-          <w:rFonts w:ascii="Times New Roman" w:hAnsi="Times New Roman" w:cs="Times New Roman"/>
-          <w:sz w:val="24"/>
-          <w:szCs w:val="24"/>
-          <w:lang w:eastAsia="fr-FR"/>
-        </w:rPr>
-        <w:t>é</w:t>
-      </w:r>
-      <w:r>
-        <w:rPr>
-          <w:rFonts w:asciiTheme="majorBidi" w:hAnsiTheme="majorBidi" w:cstheme="majorBidi"/>
-          <w:sz w:val="24"/>
-          <w:szCs w:val="24"/>
-          <w:lang w:eastAsia="fr-FR"/>
-        </w:rPr>
-        <w:t>clamations.</w:t>
-      </w:r>
-    </w:p>
-    <w:p>
-      <w:pPr>
-        <w:pStyle w:val="ListParagraph"/>
-        <w:numPr>
-          <w:ilvl w:val="0"/>
-          <w:numId w:val="17"/>
-        </w:numPr>
-        <w:spacing w:line="360" w:lineRule="auto"/>
-        <w:jc w:val="both"/>
-        <w:rPr>
-          <w:rFonts w:asciiTheme="majorBidi" w:hAnsiTheme="majorBidi" w:cstheme="majorBidi"/>
-          <w:sz w:val="24"/>
-          <w:szCs w:val="24"/>
-          <w:lang w:eastAsia="fr-FR"/>
-        </w:rPr>
-      </w:pPr>
-      <w:r>
-        <w:rPr>
-          <w:rFonts w:asciiTheme="majorBidi" w:hAnsiTheme="majorBidi" w:cstheme="majorBidi"/>
-          <w:sz w:val="24"/>
-          <w:szCs w:val="24"/>
-          <w:lang w:eastAsia="fr-FR"/>
-        </w:rPr>
-        <w:t xml:space="preserve"> Acc</w:t>
-      </w:r>
-      <w:r>
-        <w:rPr>
-          <w:rFonts w:ascii="Times New Roman" w:hAnsi="Times New Roman" w:cs="Times New Roman"/>
-          <w:sz w:val="24"/>
-          <w:szCs w:val="24"/>
-          <w:lang w:eastAsia="fr-FR"/>
-        </w:rPr>
-        <w:t>è</w:t>
-      </w:r>
-      <w:r>
-        <w:rPr>
-          <w:rFonts w:asciiTheme="majorBidi" w:hAnsiTheme="majorBidi" w:cstheme="majorBidi"/>
-          <w:sz w:val="24"/>
-          <w:szCs w:val="24"/>
-          <w:lang w:eastAsia="fr-FR"/>
-        </w:rPr>
-        <w:t>s Responsable Demandes (RESPONSABLE_DEMANDES) : Ce rôle est restreint aux routes liées aux demandes. Il peut consulter la liste des</w:t>
-      </w:r>
-      <w:r>
-        <w:rPr>
-          <w:rFonts w:ascii="MS Gothic" w:eastAsia="MS Gothic" w:hAnsi="MS Gothic" w:cs="MS Gothic" w:hint="eastAsia"/>
-          <w:sz w:val="24"/>
-          <w:szCs w:val="24"/>
-          <w:lang w:eastAsia="fr-FR"/>
-        </w:rPr>
-        <w:t xml:space="preserve"> </w:t>
-      </w:r>
-      <w:r>
-        <w:rPr>
-          <w:rFonts w:asciiTheme="majorBidi" w:hAnsiTheme="majorBidi" w:cstheme="majorBidi"/>
-          <w:sz w:val="24"/>
-          <w:szCs w:val="24"/>
-          <w:lang w:eastAsia="fr-FR"/>
-        </w:rPr>
-        <w:t>demandes, modifier leur statut (r</w:t>
-      </w:r>
-      <w:r>
-        <w:rPr>
-          <w:rFonts w:ascii="Times New Roman" w:hAnsi="Times New Roman" w:cs="Times New Roman"/>
-          <w:sz w:val="24"/>
-          <w:szCs w:val="24"/>
-          <w:lang w:eastAsia="fr-FR"/>
-        </w:rPr>
-        <w:t>é</w:t>
-      </w:r>
-      <w:r>
-        <w:rPr>
-          <w:rFonts w:asciiTheme="majorBidi" w:hAnsiTheme="majorBidi" w:cstheme="majorBidi"/>
-          <w:sz w:val="24"/>
-          <w:szCs w:val="24"/>
-          <w:lang w:eastAsia="fr-FR"/>
-        </w:rPr>
-        <w:t>solu/non r</w:t>
-      </w:r>
-      <w:r>
-        <w:rPr>
-          <w:rFonts w:ascii="Times New Roman" w:hAnsi="Times New Roman" w:cs="Times New Roman"/>
-          <w:sz w:val="24"/>
-          <w:szCs w:val="24"/>
-          <w:lang w:eastAsia="fr-FR"/>
-        </w:rPr>
-        <w:t>é</w:t>
-      </w:r>
-      <w:r>
-        <w:rPr>
-          <w:rFonts w:asciiTheme="majorBidi" w:hAnsiTheme="majorBidi" w:cstheme="majorBidi"/>
-          <w:sz w:val="24"/>
-          <w:szCs w:val="24"/>
-          <w:lang w:eastAsia="fr-FR"/>
-        </w:rPr>
-        <w:t>solu) et acc</w:t>
-      </w:r>
-      <w:r>
-        <w:rPr>
-          <w:rFonts w:ascii="Times New Roman" w:hAnsi="Times New Roman" w:cs="Times New Roman"/>
-          <w:sz w:val="24"/>
-          <w:szCs w:val="24"/>
-          <w:lang w:eastAsia="fr-FR"/>
-        </w:rPr>
-        <w:t>é</w:t>
-      </w:r>
-      <w:r>
-        <w:rPr>
-          <w:rFonts w:asciiTheme="majorBidi" w:hAnsiTheme="majorBidi" w:cstheme="majorBidi"/>
-          <w:sz w:val="24"/>
-          <w:szCs w:val="24"/>
-          <w:lang w:eastAsia="fr-FR"/>
-        </w:rPr>
-        <w:t>der au tableau de bord des statistiques de demandes.</w:t>
-      </w:r>
-    </w:p>
-    <w:p>
-      <w:pPr>
-        <w:pStyle w:val="ListParagraph"/>
-        <w:numPr>
-          <w:ilvl w:val="0"/>
-          <w:numId w:val="17"/>
-        </w:numPr>
-        <w:spacing w:line="360" w:lineRule="auto"/>
-        <w:jc w:val="both"/>
-        <w:rPr>
-          <w:rFonts w:asciiTheme="majorBidi" w:hAnsiTheme="majorBidi" w:cstheme="majorBidi"/>
-          <w:sz w:val="24"/>
-          <w:szCs w:val="24"/>
-          <w:lang w:eastAsia="fr-FR"/>
-        </w:rPr>
-      </w:pPr>
-      <w:r>
-        <w:rPr>
-          <w:rFonts w:asciiTheme="majorBidi" w:hAnsiTheme="majorBidi" w:cstheme="majorBidi"/>
-          <w:sz w:val="24"/>
-          <w:szCs w:val="24"/>
-          <w:lang w:eastAsia="fr-FR"/>
-        </w:rPr>
-        <w:lastRenderedPageBreak/>
-        <w:t>Acc</w:t>
-      </w:r>
-      <w:r>
-        <w:rPr>
-          <w:rFonts w:ascii="Times New Roman" w:hAnsi="Times New Roman" w:cs="Times New Roman"/>
-          <w:sz w:val="24"/>
-          <w:szCs w:val="24"/>
-          <w:lang w:eastAsia="fr-FR"/>
-        </w:rPr>
-        <w:t>è</w:t>
-      </w:r>
-      <w:r>
-        <w:rPr>
-          <w:rFonts w:asciiTheme="majorBidi" w:hAnsiTheme="majorBidi" w:cstheme="majorBidi"/>
-          <w:sz w:val="24"/>
-          <w:szCs w:val="24"/>
-          <w:lang w:eastAsia="fr-FR"/>
-        </w:rPr>
-        <w:t>s Responsable R</w:t>
-      </w:r>
-      <w:r>
-        <w:rPr>
-          <w:rFonts w:ascii="Times New Roman" w:hAnsi="Times New Roman" w:cs="Times New Roman"/>
-          <w:sz w:val="24"/>
-          <w:szCs w:val="24"/>
-          <w:lang w:eastAsia="fr-FR"/>
-        </w:rPr>
-        <w:t>é</w:t>
-      </w:r>
-      <w:r>
-        <w:rPr>
-          <w:rFonts w:asciiTheme="majorBidi" w:hAnsiTheme="majorBidi" w:cstheme="majorBidi"/>
-          <w:sz w:val="24"/>
-          <w:szCs w:val="24"/>
-          <w:lang w:eastAsia="fr-FR"/>
-        </w:rPr>
-        <w:t xml:space="preserve">clamations (RESPONSABLE_RECLAMATIONS) : De la même manière, ce rôle est limité aux </w:t>
-      </w:r>
-      <w:r>
-        <w:rPr>
-          <w:rFonts w:asciiTheme="majorBidi" w:hAnsiTheme="majorBidi" w:cstheme="majorBidi"/>
-          <w:sz w:val="24"/>
-          <w:szCs w:val="24"/>
-          <w:lang w:eastAsia="fr-FR"/>
-        </w:rPr>
-        <w:t>Endpoints</w:t>
-      </w:r>
-      <w:r>
-        <w:rPr>
-          <w:rFonts w:asciiTheme="majorBidi" w:hAnsiTheme="majorBidi" w:cstheme="majorBidi"/>
-          <w:sz w:val="24"/>
-          <w:szCs w:val="24"/>
-          <w:lang w:eastAsia="fr-FR"/>
-        </w:rPr>
-        <w:t xml:space="preserve"> des réclamations. Il a la</w:t>
-      </w:r>
-      <w:r>
-        <w:rPr>
-          <w:rFonts w:ascii="MS Gothic" w:eastAsia="MS Gothic" w:hAnsi="MS Gothic" w:cs="MS Gothic" w:hint="eastAsia"/>
-          <w:sz w:val="24"/>
-          <w:szCs w:val="24"/>
-          <w:lang w:eastAsia="fr-FR"/>
-        </w:rPr>
-        <w:t xml:space="preserve"> </w:t>
-      </w:r>
-      <w:r>
-        <w:rPr>
-          <w:rFonts w:asciiTheme="majorBidi" w:hAnsiTheme="majorBidi" w:cstheme="majorBidi"/>
-          <w:sz w:val="24"/>
-          <w:szCs w:val="24"/>
-          <w:lang w:eastAsia="fr-FR"/>
-        </w:rPr>
-        <w:t>main sur la gestion des litiges et la consultation des statistiques li</w:t>
-      </w:r>
-      <w:r>
-        <w:rPr>
-          <w:rFonts w:ascii="Times New Roman" w:hAnsi="Times New Roman" w:cs="Times New Roman"/>
-          <w:sz w:val="24"/>
-          <w:szCs w:val="24"/>
-          <w:lang w:eastAsia="fr-FR"/>
-        </w:rPr>
-        <w:t>é</w:t>
-      </w:r>
-      <w:r>
-        <w:rPr>
-          <w:rFonts w:asciiTheme="majorBidi" w:hAnsiTheme="majorBidi" w:cstheme="majorBidi"/>
-          <w:sz w:val="24"/>
-          <w:szCs w:val="24"/>
-          <w:lang w:eastAsia="fr-FR"/>
-        </w:rPr>
-        <w:t>es aux r</w:t>
-      </w:r>
-      <w:r>
-        <w:rPr>
-          <w:rFonts w:ascii="Times New Roman" w:hAnsi="Times New Roman" w:cs="Times New Roman"/>
-          <w:sz w:val="24"/>
-          <w:szCs w:val="24"/>
-          <w:lang w:eastAsia="fr-FR"/>
-        </w:rPr>
-        <w:t>é</w:t>
-      </w:r>
-      <w:r>
-        <w:rPr>
-          <w:rFonts w:asciiTheme="majorBidi" w:hAnsiTheme="majorBidi" w:cstheme="majorBidi"/>
-          <w:sz w:val="24"/>
-          <w:szCs w:val="24"/>
-          <w:lang w:eastAsia="fr-FR"/>
-        </w:rPr>
-        <w:t>clamations, sans pouvoir acc</w:t>
-      </w:r>
-      <w:r>
-        <w:rPr>
-          <w:rFonts w:ascii="Times New Roman" w:hAnsi="Times New Roman" w:cs="Times New Roman"/>
-          <w:sz w:val="24"/>
-          <w:szCs w:val="24"/>
-          <w:lang w:eastAsia="fr-FR"/>
-        </w:rPr>
-        <w:t>é</w:t>
-      </w:r>
-      <w:r>
-        <w:rPr>
-          <w:rFonts w:asciiTheme="majorBidi" w:hAnsiTheme="majorBidi" w:cstheme="majorBidi"/>
-          <w:sz w:val="24"/>
-          <w:szCs w:val="24"/>
-          <w:lang w:eastAsia="fr-FR"/>
-        </w:rPr>
-        <w:t>der aux dossiers de demandes.</w:t>
-      </w:r>
-    </w:p>
-    <w:p>
-      <w:pPr>
-        <w:spacing w:line="360" w:lineRule="auto"/>
-        <w:jc w:val="both"/>
-        <w:rPr>
-          <w:rFonts w:asciiTheme="majorBidi" w:hAnsiTheme="majorBidi" w:cstheme="majorBidi"/>
-          <w:sz w:val="24"/>
-          <w:szCs w:val="24"/>
-          <w:lang w:eastAsia="fr-FR"/>
-        </w:rPr>
-      </w:pPr>
-      <w:r>
-        <w:rPr>
-          <w:rFonts w:asciiTheme="majorBidi" w:hAnsiTheme="majorBidi" w:cstheme="majorBidi"/>
-          <w:sz w:val="24"/>
-          <w:szCs w:val="24"/>
-          <w:lang w:eastAsia="fr-FR"/>
-        </w:rPr>
-        <w:t>Toutes les autres tentatives d'acc</w:t>
-      </w:r>
-      <w:r>
-        <w:rPr>
-          <w:rFonts w:ascii="Times New Roman" w:hAnsi="Times New Roman" w:cs="Times New Roman"/>
-          <w:sz w:val="24"/>
-          <w:szCs w:val="24"/>
-          <w:lang w:eastAsia="fr-FR"/>
-        </w:rPr>
-        <w:t>è</w:t>
-      </w:r>
-      <w:r>
-        <w:rPr>
-          <w:rFonts w:asciiTheme="majorBidi" w:hAnsiTheme="majorBidi" w:cstheme="majorBidi"/>
-          <w:sz w:val="24"/>
-          <w:szCs w:val="24"/>
-          <w:lang w:eastAsia="fr-FR"/>
-        </w:rPr>
-        <w:t>s sont intercept</w:t>
-      </w:r>
-      <w:r>
-        <w:rPr>
-          <w:rFonts w:ascii="Times New Roman" w:hAnsi="Times New Roman" w:cs="Times New Roman"/>
-          <w:sz w:val="24"/>
-          <w:szCs w:val="24"/>
-          <w:lang w:eastAsia="fr-FR"/>
-        </w:rPr>
-        <w:t>é</w:t>
-      </w:r>
-      <w:r>
-        <w:rPr>
-          <w:rFonts w:asciiTheme="majorBidi" w:hAnsiTheme="majorBidi" w:cstheme="majorBidi"/>
-          <w:sz w:val="24"/>
-          <w:szCs w:val="24"/>
-          <w:lang w:eastAsia="fr-FR"/>
-        </w:rPr>
-        <w:t>es par le middleware de s</w:t>
-      </w:r>
-      <w:r>
-        <w:rPr>
-          <w:rFonts w:ascii="Times New Roman" w:hAnsi="Times New Roman" w:cs="Times New Roman"/>
-          <w:sz w:val="24"/>
-          <w:szCs w:val="24"/>
-          <w:lang w:eastAsia="fr-FR"/>
-        </w:rPr>
-        <w:t>é</w:t>
-      </w:r>
-      <w:r>
-        <w:rPr>
-          <w:rFonts w:asciiTheme="majorBidi" w:hAnsiTheme="majorBidi" w:cstheme="majorBidi"/>
-          <w:sz w:val="24"/>
-          <w:szCs w:val="24"/>
-          <w:lang w:eastAsia="fr-FR"/>
-        </w:rPr>
-        <w:t>curit</w:t>
-      </w:r>
-      <w:r>
-        <w:rPr>
-          <w:rFonts w:ascii="Times New Roman" w:hAnsi="Times New Roman" w:cs="Times New Roman"/>
-          <w:sz w:val="24"/>
-          <w:szCs w:val="24"/>
-          <w:lang w:eastAsia="fr-FR"/>
-        </w:rPr>
-        <w:t>é</w:t>
-      </w:r>
-      <w:r>
-        <w:rPr>
-          <w:rFonts w:asciiTheme="majorBidi" w:hAnsiTheme="majorBidi" w:cstheme="majorBidi"/>
-          <w:sz w:val="24"/>
-          <w:szCs w:val="24"/>
-          <w:lang w:eastAsia="fr-FR"/>
-        </w:rPr>
-        <w:t>, qui renvoie une erreur 403 Forbidden. Cette structure permet de transformer la logique m</w:t>
-      </w:r>
-      <w:r>
-        <w:rPr>
-          <w:rFonts w:ascii="Times New Roman" w:hAnsi="Times New Roman" w:cs="Times New Roman"/>
-          <w:sz w:val="24"/>
-          <w:szCs w:val="24"/>
-          <w:lang w:eastAsia="fr-FR"/>
-        </w:rPr>
-        <w:t>é</w:t>
-      </w:r>
-      <w:r>
-        <w:rPr>
-          <w:rFonts w:asciiTheme="majorBidi" w:hAnsiTheme="majorBidi" w:cstheme="majorBidi"/>
-          <w:sz w:val="24"/>
-          <w:szCs w:val="24"/>
-          <w:lang w:eastAsia="fr-FR"/>
-        </w:rPr>
-        <w:t>tier en une barri</w:t>
-      </w:r>
-      <w:r>
-        <w:rPr>
-          <w:rFonts w:ascii="Times New Roman" w:hAnsi="Times New Roman" w:cs="Times New Roman"/>
-          <w:sz w:val="24"/>
-          <w:szCs w:val="24"/>
-          <w:lang w:eastAsia="fr-FR"/>
-        </w:rPr>
-        <w:t>è</w:t>
-      </w:r>
-      <w:r>
-        <w:rPr>
-          <w:rFonts w:asciiTheme="majorBidi" w:hAnsiTheme="majorBidi" w:cstheme="majorBidi"/>
-          <w:sz w:val="24"/>
-          <w:szCs w:val="24"/>
-          <w:lang w:eastAsia="fr-FR"/>
-        </w:rPr>
-        <w:t>re technique infranchissable.</w:t>
+        <w:t>Le module administrateur permet d'effectuer les opérations CRUD suivantes :</w:t>
       </w:r>
     </w:p>
     <w:tbl>
       <w:tblPr>
         <w:tblStyle w:val="TableGrid"/>
-        <w:tblW w:w="9493" w:type="dxa"/>
-        <w:jc w:val="center"/>
+        <w:tblW w:w="0" w:type="auto"/>
         <w:tblLook w:val="04A0" w:firstRow="1" w:lastRow="0" w:firstColumn="1" w:lastColumn="0" w:noHBand="0" w:noVBand="1"/>
       </w:tblPr>
       <w:tblGrid>
-        <w:gridCol w:w="4638"/>
-        <w:gridCol w:w="886"/>
-        <w:gridCol w:w="1842"/>
-        <w:gridCol w:w="2127"/>
+        <w:gridCol w:w="2405"/>
+        <w:gridCol w:w="1214"/>
+        <w:gridCol w:w="5443"/>
       </w:tblGrid>
       <w:tr>
-        <w:trPr>
-          <w:jc w:val="center"/>
-        </w:trPr>
         <w:tc>
           <w:tcPr>
-            <w:tcW w:w="4638" w:type="dxa"/>
+            <w:tcW w:w="2405" w:type="dxa"/>
             <w:vAlign w:val="center"/>
           </w:tcPr>
           <w:p>
             <w:pPr>
-              <w:spacing w:line="276" w:lineRule="auto"/>
+              <w:tabs>
+                <w:tab w:val="left" w:pos="927"/>
+              </w:tabs>
+              <w:spacing w:line="360" w:lineRule="auto"/>
+              <w:jc w:val="center"/>
+              <w:rPr>
+                <w:rFonts w:asciiTheme="majorBidi" w:hAnsiTheme="majorBidi" w:cstheme="majorBidi"/>
+                <w:sz w:val="24"/>
+                <w:szCs w:val="24"/>
+                <w:lang w:eastAsia="fr-FR"/>
+              </w:rPr>
+            </w:pPr>
+            <w:proofErr w:type="spellStart"/>
+            <w:r>
+              <w:rPr>
+                <w:rFonts w:asciiTheme="majorBidi" w:hAnsiTheme="majorBidi" w:cstheme="majorBidi"/>
+                <w:sz w:val="24"/>
+                <w:szCs w:val="24"/>
+                <w:lang w:eastAsia="fr-FR"/>
+              </w:rPr>
+              <w:t>Operation</w:t>
+            </w:r>
+            <w:proofErr w:type="spellEnd"/>
+          </w:p>
+        </w:tc>
+        <w:tc>
+          <w:tcPr>
+            <w:tcW w:w="1214" w:type="dxa"/>
+            <w:vAlign w:val="center"/>
+          </w:tcPr>
+          <w:p>
+            <w:pPr>
+              <w:tabs>
+                <w:tab w:val="left" w:pos="927"/>
+              </w:tabs>
+              <w:spacing w:line="360" w:lineRule="auto"/>
+              <w:jc w:val="center"/>
+              <w:rPr>
+                <w:rFonts w:asciiTheme="majorBidi" w:hAnsiTheme="majorBidi" w:cstheme="majorBidi"/>
+                <w:sz w:val="24"/>
+                <w:szCs w:val="24"/>
+                <w:lang w:eastAsia="fr-FR"/>
+              </w:rPr>
+            </w:pPr>
+            <w:proofErr w:type="spellStart"/>
+            <w:r>
+              <w:rPr>
+                <w:rFonts w:asciiTheme="majorBidi" w:hAnsiTheme="majorBidi" w:cstheme="majorBidi"/>
+                <w:sz w:val="24"/>
+                <w:szCs w:val="24"/>
+                <w:lang w:eastAsia="fr-FR"/>
+              </w:rPr>
+              <w:t>Methode</w:t>
+            </w:r>
+            <w:proofErr w:type="spellEnd"/>
+          </w:p>
+        </w:tc>
+        <w:tc>
+          <w:tcPr>
+            <w:tcW w:w="5443" w:type="dxa"/>
+            <w:vAlign w:val="center"/>
+          </w:tcPr>
+          <w:p>
+            <w:pPr>
+              <w:tabs>
+                <w:tab w:val="left" w:pos="927"/>
+              </w:tabs>
+              <w:spacing w:line="360" w:lineRule="auto"/>
               <w:jc w:val="center"/>
               <w:rPr>
                 <w:rFonts w:asciiTheme="majorBidi" w:hAnsiTheme="majorBidi" w:cstheme="majorBidi"/>
@@ -5480,8 +4067,31 @@
                 <w:szCs w:val="24"/>
                 <w:lang w:eastAsia="fr-FR"/>
               </w:rPr>
-              <w:t>Fonctionnalité</w:t>
+              <w:t>Endpoint</w:t>
             </w:r>
+          </w:p>
+        </w:tc>
+      </w:tr>
+      <w:tr>
+        <w:tc>
+          <w:tcPr>
+            <w:tcW w:w="2405" w:type="dxa"/>
+            <w:vAlign w:val="center"/>
+          </w:tcPr>
+          <w:p>
+            <w:pPr>
+              <w:tabs>
+                <w:tab w:val="left" w:pos="927"/>
+              </w:tabs>
+              <w:spacing w:line="360" w:lineRule="auto"/>
+              <w:rPr>
+                <w:rFonts w:asciiTheme="majorBidi" w:hAnsiTheme="majorBidi" w:cstheme="majorBidi"/>
+                <w:sz w:val="24"/>
+                <w:szCs w:val="24"/>
+                <w:lang w:eastAsia="fr-FR"/>
+              </w:rPr>
+            </w:pPr>
+            <w:proofErr w:type="spellStart"/>
             <w:r>
               <w:rPr>
                 <w:rFonts w:asciiTheme="majorBidi" w:hAnsiTheme="majorBidi" w:cstheme="majorBidi"/>
@@ -5489,8 +4099,9 @@
                 <w:szCs w:val="24"/>
                 <w:lang w:eastAsia="fr-FR"/>
               </w:rPr>
-              <w:t xml:space="preserve"> </w:t>
+              <w:t>Create</w:t>
             </w:r>
+            <w:proofErr w:type="spellEnd"/>
             <w:r>
               <w:rPr>
                 <w:rFonts w:asciiTheme="majorBidi" w:hAnsiTheme="majorBidi" w:cstheme="majorBidi"/>
@@ -5498,8 +4109,29 @@
                 <w:szCs w:val="24"/>
                 <w:lang w:eastAsia="fr-FR"/>
               </w:rPr>
-              <w:t>/</w:t>
+              <w:t xml:space="preserve"> (Création)</w:t>
             </w:r>
+          </w:p>
+        </w:tc>
+        <w:tc>
+          <w:tcPr>
+            <w:tcW w:w="1214" w:type="dxa"/>
+            <w:vAlign w:val="center"/>
+          </w:tcPr>
+          <w:p>
+            <w:pPr>
+              <w:tabs>
+                <w:tab w:val="left" w:pos="927"/>
+              </w:tabs>
+              <w:spacing w:line="360" w:lineRule="auto"/>
+              <w:jc w:val="both"/>
+              <w:rPr>
+                <w:rFonts w:asciiTheme="majorBidi" w:hAnsiTheme="majorBidi" w:cstheme="majorBidi"/>
+                <w:sz w:val="24"/>
+                <w:szCs w:val="24"/>
+                <w:lang w:eastAsia="fr-FR"/>
+              </w:rPr>
+            </w:pPr>
             <w:r>
               <w:rPr>
                 <w:rFonts w:asciiTheme="majorBidi" w:hAnsiTheme="majorBidi" w:cstheme="majorBidi"/>
@@ -5507,8 +4139,71 @@
                 <w:szCs w:val="24"/>
                 <w:lang w:eastAsia="fr-FR"/>
               </w:rPr>
-              <w:t xml:space="preserve"> Ro</w:t>
+              <w:t>POST</w:t>
             </w:r>
+          </w:p>
+        </w:tc>
+        <w:tc>
+          <w:tcPr>
+            <w:tcW w:w="5443" w:type="dxa"/>
+            <w:vAlign w:val="center"/>
+          </w:tcPr>
+          <w:p>
+            <w:pPr>
+              <w:shd w:val="clear" w:color="auto" w:fill="FFFFFF"/>
+              <w:spacing w:line="360" w:lineRule="auto"/>
+              <w:rPr>
+                <w:rFonts w:ascii="Courier New" w:eastAsia="Times New Roman" w:hAnsi="Courier New" w:cs="Courier New"/>
+                <w:color w:val="202020"/>
+                <w:sz w:val="20"/>
+                <w:szCs w:val="20"/>
+                <w:lang w:eastAsia="fr-FR"/>
+              </w:rPr>
+            </w:pPr>
+            <w:r>
+              <w:rPr>
+                <w:rFonts w:ascii="Courier New" w:eastAsia="Times New Roman" w:hAnsi="Courier New" w:cs="Courier New"/>
+                <w:color w:val="0A3069"/>
+                <w:sz w:val="20"/>
+                <w:szCs w:val="20"/>
+                <w:lang w:eastAsia="fr-FR"/>
+              </w:rPr>
+              <w:t>/</w:t>
+            </w:r>
+            <w:proofErr w:type="spellStart"/>
+            <w:r>
+              <w:rPr>
+                <w:rFonts w:ascii="Courier New" w:eastAsia="Times New Roman" w:hAnsi="Courier New" w:cs="Courier New"/>
+                <w:color w:val="0A3069"/>
+                <w:sz w:val="20"/>
+                <w:szCs w:val="20"/>
+                <w:lang w:eastAsia="fr-FR"/>
+              </w:rPr>
+              <w:t>register</w:t>
+            </w:r>
+            <w:proofErr w:type="spellEnd"/>
+          </w:p>
+        </w:tc>
+      </w:tr>
+      <w:tr>
+        <w:tc>
+          <w:tcPr>
+            <w:tcW w:w="2405" w:type="dxa"/>
+            <w:vAlign w:val="center"/>
+          </w:tcPr>
+          <w:p>
+            <w:pPr>
+              <w:tabs>
+                <w:tab w:val="left" w:pos="927"/>
+              </w:tabs>
+              <w:spacing w:line="360" w:lineRule="auto"/>
+              <w:rPr>
+                <w:rFonts w:asciiTheme="majorBidi" w:hAnsiTheme="majorBidi" w:cstheme="majorBidi"/>
+                <w:sz w:val="24"/>
+                <w:szCs w:val="24"/>
+                <w:lang w:eastAsia="fr-FR"/>
+              </w:rPr>
+            </w:pPr>
             <w:r>
               <w:rPr>
                 <w:rFonts w:asciiTheme="majorBidi" w:hAnsiTheme="majorBidi" w:cstheme="majorBidi"/>
@@ -5516,7 +4211,667 @@
                 <w:szCs w:val="24"/>
                 <w:lang w:eastAsia="fr-FR"/>
               </w:rPr>
-              <w:t>ute</w:t>
+              <w:t>Read (Lecture)</w:t>
+            </w:r>
+          </w:p>
+        </w:tc>
+        <w:tc>
+          <w:tcPr>
+            <w:tcW w:w="1214" w:type="dxa"/>
+            <w:vAlign w:val="center"/>
+          </w:tcPr>
+          <w:p>
+            <w:pPr>
+              <w:tabs>
+                <w:tab w:val="left" w:pos="927"/>
+              </w:tabs>
+              <w:spacing w:line="360" w:lineRule="auto"/>
+              <w:jc w:val="both"/>
+              <w:rPr>
+                <w:rFonts w:asciiTheme="majorBidi" w:hAnsiTheme="majorBidi" w:cstheme="majorBidi"/>
+                <w:sz w:val="24"/>
+                <w:szCs w:val="24"/>
+                <w:lang w:eastAsia="fr-FR"/>
+              </w:rPr>
+            </w:pPr>
+            <w:r>
+              <w:rPr>
+                <w:rFonts w:asciiTheme="majorBidi" w:hAnsiTheme="majorBidi" w:cstheme="majorBidi"/>
+                <w:sz w:val="24"/>
+                <w:szCs w:val="24"/>
+                <w:lang w:eastAsia="fr-FR"/>
+              </w:rPr>
+              <w:t>GET</w:t>
+            </w:r>
+          </w:p>
+        </w:tc>
+        <w:tc>
+          <w:tcPr>
+            <w:tcW w:w="5443" w:type="dxa"/>
+            <w:vAlign w:val="center"/>
+          </w:tcPr>
+          <w:p>
+            <w:pPr>
+              <w:shd w:val="clear" w:color="auto" w:fill="FFFFFF"/>
+              <w:spacing w:line="360" w:lineRule="auto"/>
+              <w:rPr>
+                <w:rFonts w:ascii="Courier New" w:eastAsia="Times New Roman" w:hAnsi="Courier New" w:cs="Courier New"/>
+                <w:color w:val="202020"/>
+                <w:sz w:val="20"/>
+                <w:szCs w:val="20"/>
+                <w:lang w:val="en-GB" w:eastAsia="fr-FR"/>
+              </w:rPr>
+            </w:pPr>
+            <w:r>
+              <w:rPr>
+                <w:rFonts w:ascii="Courier New" w:eastAsia="Times New Roman" w:hAnsi="Courier New" w:cs="Courier New"/>
+                <w:color w:val="0A3069"/>
+                <w:sz w:val="20"/>
+                <w:szCs w:val="20"/>
+                <w:lang w:val="en-GB" w:eastAsia="fr-FR"/>
+              </w:rPr>
+              <w:t>/</w:t>
+            </w:r>
+            <w:proofErr w:type="gramStart"/>
+            <w:r>
+              <w:rPr>
+                <w:rFonts w:ascii="Courier New" w:eastAsia="Times New Roman" w:hAnsi="Courier New" w:cs="Courier New"/>
+                <w:color w:val="0A3069"/>
+                <w:sz w:val="20"/>
+                <w:szCs w:val="20"/>
+                <w:lang w:val="en-GB" w:eastAsia="fr-FR"/>
+              </w:rPr>
+              <w:t>users</w:t>
+            </w:r>
+            <w:proofErr w:type="gramEnd"/>
+            <w:r>
+              <w:rPr>
+                <w:rFonts w:ascii="Courier New" w:eastAsia="Times New Roman" w:hAnsi="Courier New" w:cs="Courier New"/>
+                <w:color w:val="0A3069"/>
+                <w:sz w:val="20"/>
+                <w:szCs w:val="20"/>
+                <w:lang w:val="en-GB" w:eastAsia="fr-FR"/>
+              </w:rPr>
+              <w:t xml:space="preserve"> </w:t>
+            </w:r>
+            <w:r>
+              <w:rPr>
+                <w:rFonts w:asciiTheme="majorBidi" w:eastAsia="Times New Roman" w:hAnsiTheme="majorBidi" w:cstheme="majorBidi"/>
+                <w:color w:val="0A3069"/>
+                <w:sz w:val="24"/>
+                <w:szCs w:val="24"/>
+                <w:lang w:val="en-GB" w:eastAsia="fr-FR"/>
+              </w:rPr>
+              <w:t>or</w:t>
+            </w:r>
+            <w:r>
+              <w:rPr>
+                <w:rFonts w:ascii="Courier New" w:eastAsia="Times New Roman" w:hAnsi="Courier New" w:cs="Courier New"/>
+                <w:color w:val="0A3069"/>
+                <w:sz w:val="20"/>
+                <w:szCs w:val="20"/>
+                <w:lang w:val="en-GB" w:eastAsia="fr-FR"/>
+              </w:rPr>
+              <w:t xml:space="preserve"> /users/</w:t>
+            </w:r>
+            <w:r>
+              <w:rPr>
+                <w:rFonts w:ascii="Courier New" w:eastAsia="Times New Roman" w:hAnsi="Courier New" w:cs="Courier New"/>
+                <w:color w:val="CF222E"/>
+                <w:sz w:val="20"/>
+                <w:szCs w:val="20"/>
+                <w:lang w:val="en-GB" w:eastAsia="fr-FR"/>
+              </w:rPr>
+              <w:t>{user_id}</w:t>
+            </w:r>
+          </w:p>
+        </w:tc>
+      </w:tr>
+      <w:tr>
+        <w:tc>
+          <w:tcPr>
+            <w:tcW w:w="2405" w:type="dxa"/>
+            <w:vAlign w:val="center"/>
+          </w:tcPr>
+          <w:p>
+            <w:pPr>
+              <w:tabs>
+                <w:tab w:val="left" w:pos="927"/>
+              </w:tabs>
+              <w:spacing w:line="360" w:lineRule="auto"/>
+              <w:rPr>
+                <w:rFonts w:asciiTheme="majorBidi" w:hAnsiTheme="majorBidi" w:cstheme="majorBidi"/>
+                <w:sz w:val="24"/>
+                <w:szCs w:val="24"/>
+                <w:lang w:eastAsia="fr-FR"/>
+              </w:rPr>
+            </w:pPr>
+            <w:r>
+              <w:rPr>
+                <w:rFonts w:asciiTheme="majorBidi" w:hAnsiTheme="majorBidi" w:cstheme="majorBidi"/>
+                <w:sz w:val="24"/>
+                <w:szCs w:val="24"/>
+                <w:lang w:eastAsia="fr-FR"/>
+              </w:rPr>
+              <w:t>Update (Modification)</w:t>
+            </w:r>
+          </w:p>
+        </w:tc>
+        <w:tc>
+          <w:tcPr>
+            <w:tcW w:w="1214" w:type="dxa"/>
+            <w:vAlign w:val="center"/>
+          </w:tcPr>
+          <w:p>
+            <w:pPr>
+              <w:tabs>
+                <w:tab w:val="left" w:pos="927"/>
+              </w:tabs>
+              <w:spacing w:line="360" w:lineRule="auto"/>
+              <w:jc w:val="both"/>
+              <w:rPr>
+                <w:rFonts w:asciiTheme="majorBidi" w:hAnsiTheme="majorBidi" w:cstheme="majorBidi"/>
+                <w:sz w:val="24"/>
+                <w:szCs w:val="24"/>
+                <w:lang w:eastAsia="fr-FR"/>
+              </w:rPr>
+            </w:pPr>
+            <w:r>
+              <w:rPr>
+                <w:rFonts w:asciiTheme="majorBidi" w:hAnsiTheme="majorBidi" w:cstheme="majorBidi"/>
+                <w:sz w:val="24"/>
+                <w:szCs w:val="24"/>
+                <w:lang w:eastAsia="fr-FR"/>
+              </w:rPr>
+              <w:t>PUT</w:t>
+            </w:r>
+          </w:p>
+        </w:tc>
+        <w:tc>
+          <w:tcPr>
+            <w:tcW w:w="5443" w:type="dxa"/>
+            <w:vAlign w:val="center"/>
+          </w:tcPr>
+          <w:p>
+            <w:pPr>
+              <w:shd w:val="clear" w:color="auto" w:fill="FFFFFF"/>
+              <w:spacing w:line="360" w:lineRule="auto"/>
+              <w:rPr>
+                <w:rFonts w:ascii="Courier New" w:eastAsia="Times New Roman" w:hAnsi="Courier New" w:cs="Courier New"/>
+                <w:color w:val="202020"/>
+                <w:sz w:val="20"/>
+                <w:szCs w:val="20"/>
+                <w:lang w:eastAsia="fr-FR"/>
+              </w:rPr>
+            </w:pPr>
+            <w:r>
+              <w:rPr>
+                <w:rFonts w:ascii="Courier New" w:eastAsia="Times New Roman" w:hAnsi="Courier New" w:cs="Courier New"/>
+                <w:color w:val="0A3069"/>
+                <w:sz w:val="20"/>
+                <w:szCs w:val="20"/>
+                <w:lang w:eastAsia="fr-FR"/>
+              </w:rPr>
+              <w:t>/</w:t>
+            </w:r>
+            <w:proofErr w:type="spellStart"/>
+            <w:r>
+              <w:rPr>
+                <w:rFonts w:ascii="Courier New" w:eastAsia="Times New Roman" w:hAnsi="Courier New" w:cs="Courier New"/>
+                <w:color w:val="0A3069"/>
+                <w:sz w:val="20"/>
+                <w:szCs w:val="20"/>
+                <w:lang w:eastAsia="fr-FR"/>
+              </w:rPr>
+              <w:t>users</w:t>
+            </w:r>
+            <w:proofErr w:type="spellEnd"/>
+            <w:r>
+              <w:rPr>
+                <w:rFonts w:ascii="Courier New" w:eastAsia="Times New Roman" w:hAnsi="Courier New" w:cs="Courier New"/>
+                <w:color w:val="0A3069"/>
+                <w:sz w:val="20"/>
+                <w:szCs w:val="20"/>
+                <w:lang w:eastAsia="fr-FR"/>
+              </w:rPr>
+              <w:t>/</w:t>
+            </w:r>
+            <w:r>
+              <w:rPr>
+                <w:rFonts w:ascii="Courier New" w:eastAsia="Times New Roman" w:hAnsi="Courier New" w:cs="Courier New"/>
+                <w:color w:val="CF222E"/>
+                <w:sz w:val="20"/>
+                <w:szCs w:val="20"/>
+                <w:lang w:eastAsia="fr-FR"/>
+              </w:rPr>
+              <w:t>{</w:t>
+            </w:r>
+            <w:proofErr w:type="spellStart"/>
+            <w:r>
+              <w:rPr>
+                <w:rFonts w:ascii="Courier New" w:eastAsia="Times New Roman" w:hAnsi="Courier New" w:cs="Courier New"/>
+                <w:color w:val="CF222E"/>
+                <w:sz w:val="20"/>
+                <w:szCs w:val="20"/>
+                <w:lang w:eastAsia="fr-FR"/>
+              </w:rPr>
+              <w:t>user_id</w:t>
+            </w:r>
+            <w:proofErr w:type="spellEnd"/>
+            <w:r>
+              <w:rPr>
+                <w:rFonts w:ascii="Courier New" w:eastAsia="Times New Roman" w:hAnsi="Courier New" w:cs="Courier New"/>
+                <w:color w:val="CF222E"/>
+                <w:sz w:val="20"/>
+                <w:szCs w:val="20"/>
+                <w:lang w:eastAsia="fr-FR"/>
+              </w:rPr>
+              <w:t>}</w:t>
+            </w:r>
+          </w:p>
+        </w:tc>
+      </w:tr>
+      <w:tr>
+        <w:tc>
+          <w:tcPr>
+            <w:tcW w:w="2405" w:type="dxa"/>
+            <w:vAlign w:val="center"/>
+          </w:tcPr>
+          <w:p>
+            <w:pPr>
+              <w:tabs>
+                <w:tab w:val="left" w:pos="927"/>
+              </w:tabs>
+              <w:spacing w:line="360" w:lineRule="auto"/>
+              <w:rPr>
+                <w:rFonts w:asciiTheme="majorBidi" w:hAnsiTheme="majorBidi" w:cstheme="majorBidi"/>
+                <w:sz w:val="24"/>
+                <w:szCs w:val="24"/>
+                <w:lang w:eastAsia="fr-FR"/>
+              </w:rPr>
+            </w:pPr>
+            <w:r>
+              <w:rPr>
+                <w:rFonts w:asciiTheme="majorBidi" w:hAnsiTheme="majorBidi" w:cstheme="majorBidi"/>
+                <w:sz w:val="24"/>
+                <w:szCs w:val="24"/>
+                <w:lang w:eastAsia="fr-FR"/>
+              </w:rPr>
+              <w:t>Delete (Suppression)</w:t>
+            </w:r>
+          </w:p>
+        </w:tc>
+        <w:tc>
+          <w:tcPr>
+            <w:tcW w:w="1214" w:type="dxa"/>
+            <w:vAlign w:val="center"/>
+          </w:tcPr>
+          <w:p>
+            <w:pPr>
+              <w:tabs>
+                <w:tab w:val="left" w:pos="927"/>
+              </w:tabs>
+              <w:spacing w:line="360" w:lineRule="auto"/>
+              <w:jc w:val="both"/>
+              <w:rPr>
+                <w:rFonts w:asciiTheme="majorBidi" w:hAnsiTheme="majorBidi" w:cstheme="majorBidi"/>
+                <w:sz w:val="24"/>
+                <w:szCs w:val="24"/>
+                <w:lang w:eastAsia="fr-FR"/>
+              </w:rPr>
+            </w:pPr>
+            <w:r>
+              <w:rPr>
+                <w:rFonts w:asciiTheme="majorBidi" w:hAnsiTheme="majorBidi" w:cstheme="majorBidi"/>
+                <w:sz w:val="24"/>
+                <w:szCs w:val="24"/>
+                <w:lang w:eastAsia="fr-FR"/>
+              </w:rPr>
+              <w:t>DELETE</w:t>
+            </w:r>
+          </w:p>
+        </w:tc>
+        <w:tc>
+          <w:tcPr>
+            <w:tcW w:w="5443" w:type="dxa"/>
+            <w:vAlign w:val="center"/>
+          </w:tcPr>
+          <w:p>
+            <w:pPr>
+              <w:shd w:val="clear" w:color="auto" w:fill="FFFFFF"/>
+              <w:spacing w:line="360" w:lineRule="auto"/>
+              <w:rPr>
+                <w:rFonts w:ascii="Courier New" w:eastAsia="Times New Roman" w:hAnsi="Courier New" w:cs="Courier New"/>
+                <w:color w:val="202020"/>
+                <w:sz w:val="20"/>
+                <w:szCs w:val="20"/>
+                <w:lang w:eastAsia="fr-FR"/>
+              </w:rPr>
+            </w:pPr>
+            <w:r>
+              <w:rPr>
+                <w:rFonts w:ascii="Courier New" w:eastAsia="Times New Roman" w:hAnsi="Courier New" w:cs="Courier New"/>
+                <w:color w:val="0A3069"/>
+                <w:sz w:val="20"/>
+                <w:szCs w:val="20"/>
+                <w:lang w:eastAsia="fr-FR"/>
+              </w:rPr>
+              <w:t>/</w:t>
+            </w:r>
+            <w:proofErr w:type="spellStart"/>
+            <w:r>
+              <w:rPr>
+                <w:rFonts w:ascii="Courier New" w:eastAsia="Times New Roman" w:hAnsi="Courier New" w:cs="Courier New"/>
+                <w:color w:val="0A3069"/>
+                <w:sz w:val="20"/>
+                <w:szCs w:val="20"/>
+                <w:lang w:eastAsia="fr-FR"/>
+              </w:rPr>
+              <w:t>users</w:t>
+            </w:r>
+            <w:proofErr w:type="spellEnd"/>
+            <w:r>
+              <w:rPr>
+                <w:rFonts w:ascii="Courier New" w:eastAsia="Times New Roman" w:hAnsi="Courier New" w:cs="Courier New"/>
+                <w:color w:val="0A3069"/>
+                <w:sz w:val="20"/>
+                <w:szCs w:val="20"/>
+                <w:lang w:eastAsia="fr-FR"/>
+              </w:rPr>
+              <w:t>/</w:t>
+            </w:r>
+            <w:r>
+              <w:rPr>
+                <w:rFonts w:ascii="Courier New" w:eastAsia="Times New Roman" w:hAnsi="Courier New" w:cs="Courier New"/>
+                <w:color w:val="CF222E"/>
+                <w:sz w:val="20"/>
+                <w:szCs w:val="20"/>
+                <w:lang w:eastAsia="fr-FR"/>
+              </w:rPr>
+              <w:t>{</w:t>
+            </w:r>
+            <w:proofErr w:type="spellStart"/>
+            <w:r>
+              <w:rPr>
+                <w:rFonts w:ascii="Courier New" w:eastAsia="Times New Roman" w:hAnsi="Courier New" w:cs="Courier New"/>
+                <w:color w:val="CF222E"/>
+                <w:sz w:val="20"/>
+                <w:szCs w:val="20"/>
+                <w:lang w:eastAsia="fr-FR"/>
+              </w:rPr>
+              <w:t>user_id</w:t>
+            </w:r>
+            <w:proofErr w:type="spellEnd"/>
+            <w:r>
+              <w:rPr>
+                <w:rFonts w:ascii="Courier New" w:eastAsia="Times New Roman" w:hAnsi="Courier New" w:cs="Courier New"/>
+                <w:color w:val="CF222E"/>
+                <w:sz w:val="20"/>
+                <w:szCs w:val="20"/>
+                <w:lang w:eastAsia="fr-FR"/>
+              </w:rPr>
+              <w:t>}</w:t>
+            </w:r>
+          </w:p>
+        </w:tc>
+      </w:tr>
+    </w:tbl>
+    <w:p>
+      <w:pPr>
+        <w:tabs>
+          <w:tab w:val="left" w:pos="927"/>
+        </w:tabs>
+        <w:spacing w:line="360" w:lineRule="auto"/>
+        <w:jc w:val="both"/>
+        <w:rPr>
+          <w:rFonts w:asciiTheme="majorBidi" w:hAnsiTheme="majorBidi" w:cstheme="majorBidi"/>
+          <w:sz w:val="24"/>
+          <w:szCs w:val="24"/>
+          <w:lang w:eastAsia="fr-FR"/>
+        </w:rPr>
+      </w:pPr>
+    </w:p>
+    <w:p>
+      <w:pPr>
+        <w:tabs>
+          <w:tab w:val="left" w:pos="927"/>
+        </w:tabs>
+        <w:spacing w:line="360" w:lineRule="auto"/>
+        <w:jc w:val="both"/>
+        <w:rPr>
+          <w:rFonts w:asciiTheme="majorBidi" w:hAnsiTheme="majorBidi" w:cstheme="majorBidi"/>
+          <w:sz w:val="24"/>
+          <w:szCs w:val="24"/>
+          <w:lang w:eastAsia="fr-FR"/>
+        </w:rPr>
+      </w:pPr>
+      <w:r>
+        <w:rPr>
+          <w:rFonts w:asciiTheme="majorBidi" w:hAnsiTheme="majorBidi" w:cstheme="majorBidi"/>
+          <w:sz w:val="24"/>
+          <w:szCs w:val="24"/>
+          <w:lang w:eastAsia="fr-FR"/>
+        </w:rPr>
+        <w:t>Cette structure permet une gestion granulaire des utilisateurs et assure que seules les personnes autorisées peuvent modifier la composition et les droits d'accès de la plateforme.</w:t>
+      </w:r>
+    </w:p>
+    <w:p>
+      <w:pPr>
+        <w:pStyle w:val="ListParagraph"/>
+        <w:numPr>
+          <w:ilvl w:val="2"/>
+          <w:numId w:val="11"/>
+        </w:numPr>
+        <w:spacing w:line="360" w:lineRule="auto"/>
+        <w:jc w:val="both"/>
+        <w:rPr>
+          <w:rFonts w:asciiTheme="majorBidi" w:hAnsiTheme="majorBidi" w:cstheme="majorBidi"/>
+          <w:b/>
+          <w:bCs/>
+          <w:sz w:val="24"/>
+          <w:szCs w:val="24"/>
+        </w:rPr>
+      </w:pPr>
+      <w:r>
+        <w:rPr>
+          <w:rFonts w:asciiTheme="majorBidi" w:hAnsiTheme="majorBidi" w:cstheme="majorBidi"/>
+          <w:b/>
+          <w:bCs/>
+          <w:sz w:val="24"/>
+          <w:szCs w:val="24"/>
+        </w:rPr>
+        <w:t>Définition des trois rôles en base de données</w:t>
+      </w:r>
+    </w:p>
+    <w:p>
+      <w:pPr>
+        <w:spacing w:line="360" w:lineRule="auto"/>
+        <w:jc w:val="both"/>
+        <w:rPr>
+          <w:rFonts w:asciiTheme="majorBidi" w:hAnsiTheme="majorBidi" w:cstheme="majorBidi"/>
+          <w:sz w:val="24"/>
+          <w:szCs w:val="24"/>
+          <w:lang w:eastAsia="fr-FR"/>
+        </w:rPr>
+      </w:pPr>
+      <w:r>
+        <w:rPr>
+          <w:rFonts w:asciiTheme="majorBidi" w:hAnsiTheme="majorBidi" w:cstheme="majorBidi"/>
+          <w:sz w:val="24"/>
+          <w:szCs w:val="24"/>
+          <w:lang w:eastAsia="fr-FR"/>
+        </w:rPr>
+        <w:t>Il y a t</w:t>
+      </w:r>
+      <w:r>
+        <w:rPr>
+          <w:rFonts w:asciiTheme="majorBidi" w:hAnsiTheme="majorBidi" w:cstheme="majorBidi"/>
+          <w:sz w:val="24"/>
+          <w:szCs w:val="24"/>
+          <w:lang w:eastAsia="fr-FR"/>
+        </w:rPr>
+        <w:t>rois rôles ont été configurés dans le système :</w:t>
+      </w:r>
+    </w:p>
+    <w:p>
+      <w:pPr>
+        <w:pStyle w:val="ListParagraph"/>
+        <w:numPr>
+          <w:ilvl w:val="0"/>
+          <w:numId w:val="14"/>
+        </w:numPr>
+        <w:spacing w:line="360" w:lineRule="auto"/>
+        <w:jc w:val="both"/>
+        <w:rPr>
+          <w:rFonts w:asciiTheme="majorBidi" w:hAnsiTheme="majorBidi" w:cstheme="majorBidi"/>
+          <w:sz w:val="24"/>
+          <w:szCs w:val="24"/>
+          <w:lang w:eastAsia="fr-FR"/>
+        </w:rPr>
+      </w:pPr>
+      <w:r>
+        <w:rPr>
+          <w:rFonts w:asciiTheme="majorBidi" w:hAnsiTheme="majorBidi" w:cstheme="majorBidi"/>
+          <w:sz w:val="24"/>
+          <w:szCs w:val="24"/>
+          <w:lang w:eastAsia="fr-FR"/>
+        </w:rPr>
+        <w:t>ADMIN : Accès complet à toutes les fonctionnalités, y compris la gestion des utilisateurs et la configuration globale du système.</w:t>
+      </w:r>
+    </w:p>
+    <w:p>
+      <w:pPr>
+        <w:pStyle w:val="ListParagraph"/>
+        <w:numPr>
+          <w:ilvl w:val="0"/>
+          <w:numId w:val="14"/>
+        </w:numPr>
+        <w:spacing w:line="360" w:lineRule="auto"/>
+        <w:jc w:val="both"/>
+        <w:rPr>
+          <w:rFonts w:asciiTheme="majorBidi" w:hAnsiTheme="majorBidi" w:cstheme="majorBidi"/>
+          <w:sz w:val="24"/>
+          <w:szCs w:val="24"/>
+          <w:lang w:eastAsia="fr-FR"/>
+        </w:rPr>
+      </w:pPr>
+      <w:r>
+        <w:rPr>
+          <w:rFonts w:asciiTheme="majorBidi" w:hAnsiTheme="majorBidi" w:cstheme="majorBidi"/>
+          <w:sz w:val="24"/>
+          <w:szCs w:val="24"/>
+          <w:lang w:eastAsia="fr-FR"/>
+        </w:rPr>
+        <w:t>RESPONSABLE_DEMANDES : Accès privilégié aux modules de traitement des demandes, permettant la modification et la validation des dossiers</w:t>
+      </w:r>
+      <w:r>
+        <w:rPr>
+          <w:rFonts w:asciiTheme="majorBidi" w:eastAsia="MS Gothic" w:hAnsiTheme="majorBidi" w:cstheme="majorBidi"/>
+          <w:sz w:val="24"/>
+          <w:szCs w:val="24"/>
+          <w:lang w:eastAsia="fr-FR"/>
+        </w:rPr>
+        <w:t xml:space="preserve"> </w:t>
+      </w:r>
+      <w:r>
+        <w:rPr>
+          <w:rFonts w:asciiTheme="majorBidi" w:hAnsiTheme="majorBidi" w:cstheme="majorBidi"/>
+          <w:sz w:val="24"/>
+          <w:szCs w:val="24"/>
+          <w:lang w:eastAsia="fr-FR"/>
+        </w:rPr>
+        <w:t>de requêtes.</w:t>
+      </w:r>
+    </w:p>
+    <w:p>
+      <w:pPr>
+        <w:pStyle w:val="ListParagraph"/>
+        <w:numPr>
+          <w:ilvl w:val="0"/>
+          <w:numId w:val="14"/>
+        </w:numPr>
+        <w:spacing w:line="360" w:lineRule="auto"/>
+        <w:jc w:val="both"/>
+        <w:rPr>
+          <w:rFonts w:asciiTheme="majorBidi" w:hAnsiTheme="majorBidi" w:cstheme="majorBidi"/>
+          <w:sz w:val="24"/>
+          <w:szCs w:val="24"/>
+          <w:lang w:eastAsia="fr-FR"/>
+        </w:rPr>
+      </w:pPr>
+      <w:r>
+        <w:rPr>
+          <w:rFonts w:asciiTheme="majorBidi" w:hAnsiTheme="majorBidi" w:cstheme="majorBidi"/>
+          <w:sz w:val="24"/>
+          <w:szCs w:val="24"/>
+          <w:lang w:eastAsia="fr-FR"/>
+        </w:rPr>
+        <w:t>RESPONSABLE_RECLAMATIONS : Accès privilégié aux modules de gestion des réclamations pour le traitement des litiges clients.</w:t>
+      </w:r>
+    </w:p>
+    <w:p>
+      <w:pPr>
+        <w:spacing w:line="360" w:lineRule="auto"/>
+        <w:jc w:val="both"/>
+        <w:rPr>
+          <w:rFonts w:asciiTheme="majorBidi" w:hAnsiTheme="majorBidi" w:cstheme="majorBidi"/>
+          <w:sz w:val="24"/>
+          <w:szCs w:val="24"/>
+          <w:lang w:eastAsia="fr-FR"/>
+        </w:rPr>
+      </w:pPr>
+    </w:p>
+    <w:p>
+      <w:pPr>
+        <w:spacing w:line="360" w:lineRule="auto"/>
+        <w:jc w:val="both"/>
+        <w:rPr>
+          <w:rFonts w:asciiTheme="majorBidi" w:hAnsiTheme="majorBidi" w:cstheme="majorBidi"/>
+          <w:sz w:val="24"/>
+          <w:szCs w:val="24"/>
+          <w:lang w:eastAsia="fr-FR"/>
+        </w:rPr>
+      </w:pPr>
+    </w:p>
+    <w:tbl>
+      <w:tblPr>
+        <w:tblStyle w:val="TableGrid"/>
+        <w:tblpPr w:leftFromText="141" w:rightFromText="141" w:vertAnchor="text" w:horzAnchor="margin" w:tblpY="37"/>
+        <w:tblW w:w="9493" w:type="dxa"/>
+        <w:tblLook w:val="04A0" w:firstRow="1" w:lastRow="0" w:firstColumn="1" w:lastColumn="0" w:noHBand="0" w:noVBand="1"/>
+      </w:tblPr>
+      <w:tblGrid>
+        <w:gridCol w:w="4638"/>
+        <w:gridCol w:w="886"/>
+        <w:gridCol w:w="1842"/>
+        <w:gridCol w:w="2127"/>
+      </w:tblGrid>
+      <w:tr>
+        <w:tc>
+          <w:tcPr>
+            <w:tcW w:w="4638" w:type="dxa"/>
+            <w:vAlign w:val="center"/>
+          </w:tcPr>
+          <w:p>
+            <w:pPr>
+              <w:spacing w:line="360" w:lineRule="auto"/>
+              <w:jc w:val="center"/>
+              <w:rPr>
+                <w:rFonts w:asciiTheme="majorBidi" w:hAnsiTheme="majorBidi" w:cstheme="majorBidi"/>
+                <w:sz w:val="24"/>
+                <w:szCs w:val="24"/>
+                <w:lang w:eastAsia="fr-FR"/>
+              </w:rPr>
+            </w:pPr>
+            <w:r>
+              <w:rPr>
+                <w:rFonts w:asciiTheme="majorBidi" w:hAnsiTheme="majorBidi" w:cstheme="majorBidi"/>
+                <w:sz w:val="24"/>
+                <w:szCs w:val="24"/>
+                <w:lang w:eastAsia="fr-FR"/>
+              </w:rPr>
+              <w:lastRenderedPageBreak/>
+              <w:t>Fonctionnalité</w:t>
             </w:r>
           </w:p>
         </w:tc>
@@ -5527,8 +4882,8 @@
           </w:tcPr>
           <w:p>
             <w:pPr>
-              <w:spacing w:line="276" w:lineRule="auto"/>
-              <w:jc w:val="center"/>
+              <w:spacing w:line="360" w:lineRule="auto"/>
+              <w:jc w:val="both"/>
               <w:rPr>
                 <w:rFonts w:asciiTheme="majorBidi" w:hAnsiTheme="majorBidi" w:cstheme="majorBidi"/>
                 <w:sz w:val="24"/>
@@ -5554,8 +4909,8 @@
           </w:tcPr>
           <w:p>
             <w:pPr>
-              <w:spacing w:line="276" w:lineRule="auto"/>
-              <w:jc w:val="center"/>
+              <w:spacing w:line="360" w:lineRule="auto"/>
+              <w:jc w:val="both"/>
               <w:rPr>
                 <w:rFonts w:asciiTheme="majorBidi" w:hAnsiTheme="majorBidi" w:cstheme="majorBidi"/>
                 <w:sz w:val="24"/>
@@ -5581,8 +4936,8 @@
           </w:tcPr>
           <w:p>
             <w:pPr>
-              <w:spacing w:line="276" w:lineRule="auto"/>
-              <w:jc w:val="center"/>
+              <w:spacing w:line="360" w:lineRule="auto"/>
+              <w:jc w:val="both"/>
               <w:rPr>
                 <w:rFonts w:asciiTheme="majorBidi" w:hAnsiTheme="majorBidi" w:cstheme="majorBidi"/>
                 <w:sz w:val="24"/>
@@ -5603,9 +4958,6 @@
         </w:tc>
       </w:tr>
       <w:tr>
-        <w:trPr>
-          <w:jc w:val="center"/>
-        </w:trPr>
         <w:tc>
           <w:tcPr>
             <w:tcW w:w="4638" w:type="dxa"/>
@@ -5613,7 +4965,7 @@
           </w:tcPr>
           <w:p>
             <w:pPr>
-              <w:spacing w:line="276" w:lineRule="auto"/>
+              <w:spacing w:line="360" w:lineRule="auto"/>
               <w:jc w:val="both"/>
               <w:rPr>
                 <w:rFonts w:asciiTheme="majorBidi" w:hAnsiTheme="majorBidi" w:cstheme="majorBidi"/>
@@ -5629,47 +4981,7 @@
                 <w:szCs w:val="24"/>
                 <w:lang w:eastAsia="fr-FR"/>
               </w:rPr>
-              <w:t>Gestion Utilisateurs (/</w:t>
-            </w:r>
-            <w:proofErr w:type="spellStart"/>
-            <w:r>
-              <w:rPr>
-                <w:rFonts w:asciiTheme="majorBidi" w:hAnsiTheme="majorBidi" w:cstheme="majorBidi"/>
-                <w:sz w:val="24"/>
-                <w:szCs w:val="24"/>
-                <w:lang w:eastAsia="fr-FR"/>
-              </w:rPr>
-              <w:t>auth</w:t>
-            </w:r>
-            <w:proofErr w:type="spellEnd"/>
-            <w:r>
-              <w:rPr>
-                <w:rFonts w:asciiTheme="majorBidi" w:hAnsiTheme="majorBidi" w:cstheme="majorBidi"/>
-                <w:sz w:val="24"/>
-                <w:szCs w:val="24"/>
-                <w:lang w:eastAsia="fr-FR"/>
-              </w:rPr>
-              <w:t>/</w:t>
-            </w:r>
-            <w:proofErr w:type="spellStart"/>
-            <w:r>
-              <w:rPr>
-                <w:rFonts w:asciiTheme="majorBidi" w:hAnsiTheme="majorBidi" w:cstheme="majorBidi"/>
-                <w:sz w:val="24"/>
-                <w:szCs w:val="24"/>
-                <w:lang w:eastAsia="fr-FR"/>
-              </w:rPr>
-              <w:t>users</w:t>
-            </w:r>
-            <w:proofErr w:type="spellEnd"/>
-            <w:r>
-              <w:rPr>
-                <w:rFonts w:asciiTheme="majorBidi" w:hAnsiTheme="majorBidi" w:cstheme="majorBidi"/>
-                <w:sz w:val="24"/>
-                <w:szCs w:val="24"/>
-                <w:lang w:eastAsia="fr-FR"/>
-              </w:rPr>
-              <w:t>)</w:t>
+              <w:t xml:space="preserve">Gestion Utilisateurs </w:t>
             </w:r>
           </w:p>
         </w:tc>
@@ -5680,7 +4992,7 @@
           </w:tcPr>
           <w:p>
             <w:pPr>
-              <w:spacing w:line="276" w:lineRule="auto"/>
+              <w:spacing w:line="360" w:lineRule="auto"/>
               <w:jc w:val="center"/>
               <w:rPr>
                 <w:rFonts w:asciiTheme="majorBidi" w:hAnsiTheme="majorBidi" w:cstheme="majorBidi"/>
@@ -5710,7 +5022,7 @@
           </w:tcPr>
           <w:p>
             <w:pPr>
-              <w:spacing w:line="276" w:lineRule="auto"/>
+              <w:spacing w:line="360" w:lineRule="auto"/>
               <w:jc w:val="center"/>
               <w:rPr>
                 <w:rFonts w:asciiTheme="majorBidi" w:hAnsiTheme="majorBidi" w:cstheme="majorBidi"/>
@@ -5741,7 +5053,7 @@
           </w:tcPr>
           <w:p>
             <w:pPr>
-              <w:spacing w:line="276" w:lineRule="auto"/>
+              <w:spacing w:line="360" w:lineRule="auto"/>
               <w:jc w:val="center"/>
               <w:rPr>
                 <w:rFonts w:asciiTheme="majorBidi" w:hAnsiTheme="majorBidi" w:cstheme="majorBidi"/>
@@ -5767,9 +5079,6 @@
         </w:tc>
       </w:tr>
       <w:tr>
-        <w:trPr>
-          <w:jc w:val="center"/>
-        </w:trPr>
         <w:tc>
           <w:tcPr>
             <w:tcW w:w="4638" w:type="dxa"/>
@@ -5777,7 +5086,7 @@
           </w:tcPr>
           <w:p>
             <w:pPr>
-              <w:spacing w:line="276" w:lineRule="auto"/>
+              <w:spacing w:line="360" w:lineRule="auto"/>
               <w:jc w:val="both"/>
               <w:rPr>
                 <w:rFonts w:asciiTheme="majorBidi" w:hAnsiTheme="majorBidi" w:cstheme="majorBidi"/>
@@ -5811,27 +5120,7 @@
                 <w:szCs w:val="24"/>
                 <w:lang w:eastAsia="fr-FR"/>
               </w:rPr>
-              <w:t>Demandes (/</w:t>
-            </w:r>
-            <w:proofErr w:type="spellStart"/>
-            <w:r>
-              <w:rPr>
-                <w:rFonts w:asciiTheme="majorBidi" w:hAnsiTheme="majorBidi" w:cstheme="majorBidi"/>
-                <w:sz w:val="24"/>
-                <w:szCs w:val="24"/>
-                <w:lang w:eastAsia="fr-FR"/>
-              </w:rPr>
-              <w:t>get_demandes</w:t>
-            </w:r>
-            <w:proofErr w:type="spellEnd"/>
-            <w:r>
-              <w:rPr>
-                <w:rFonts w:asciiTheme="majorBidi" w:hAnsiTheme="majorBidi" w:cstheme="majorBidi"/>
-                <w:sz w:val="24"/>
-                <w:szCs w:val="24"/>
-                <w:lang w:eastAsia="fr-FR"/>
-              </w:rPr>
-              <w:t>)</w:t>
+              <w:t xml:space="preserve">Demandes </w:t>
             </w:r>
           </w:p>
         </w:tc>
@@ -5842,7 +5131,7 @@
           </w:tcPr>
           <w:p>
             <w:pPr>
-              <w:spacing w:line="276" w:lineRule="auto"/>
+              <w:spacing w:line="360" w:lineRule="auto"/>
               <w:jc w:val="center"/>
               <w:rPr>
                 <w:rFonts w:asciiTheme="majorBidi" w:hAnsiTheme="majorBidi" w:cstheme="majorBidi"/>
@@ -5872,7 +5161,7 @@
           </w:tcPr>
           <w:p>
             <w:pPr>
-              <w:spacing w:line="276" w:lineRule="auto"/>
+              <w:spacing w:line="360" w:lineRule="auto"/>
               <w:jc w:val="center"/>
               <w:rPr>
                 <w:rFonts w:asciiTheme="majorBidi" w:hAnsiTheme="majorBidi" w:cstheme="majorBidi"/>
@@ -5902,7 +5191,7 @@
           </w:tcPr>
           <w:p>
             <w:pPr>
-              <w:spacing w:line="276" w:lineRule="auto"/>
+              <w:spacing w:line="360" w:lineRule="auto"/>
               <w:jc w:val="center"/>
               <w:rPr>
                 <w:rFonts w:asciiTheme="majorBidi" w:hAnsiTheme="majorBidi" w:cstheme="majorBidi"/>
@@ -5928,9 +5217,6 @@
         </w:tc>
       </w:tr>
       <w:tr>
-        <w:trPr>
-          <w:jc w:val="center"/>
-        </w:trPr>
         <w:tc>
           <w:tcPr>
             <w:tcW w:w="4638" w:type="dxa"/>
@@ -5938,7 +5224,7 @@
           </w:tcPr>
           <w:p>
             <w:pPr>
-              <w:spacing w:line="276" w:lineRule="auto"/>
+              <w:spacing w:line="360" w:lineRule="auto"/>
               <w:jc w:val="both"/>
               <w:rPr>
                 <w:rFonts w:asciiTheme="majorBidi" w:hAnsiTheme="majorBidi" w:cstheme="majorBidi"/>
@@ -5981,36 +5267,7 @@
                 <w:szCs w:val="24"/>
                 <w:lang w:eastAsia="fr-FR"/>
               </w:rPr>
-              <w:t xml:space="preserve"> (</w:t>
-            </w:r>
-            <w:r>
-              <w:rPr>
-                <w:rFonts w:asciiTheme="majorBidi" w:hAnsiTheme="majorBidi" w:cstheme="majorBidi"/>
-                <w:sz w:val="24"/>
-                <w:szCs w:val="24"/>
-                <w:lang w:eastAsia="fr-FR"/>
-              </w:rPr>
-              <w:t>/</w:t>
-            </w:r>
-            <w:proofErr w:type="spellStart"/>
-            <w:r>
-              <w:rPr>
-                <w:rFonts w:asciiTheme="majorBidi" w:hAnsiTheme="majorBidi" w:cstheme="majorBidi"/>
-                <w:sz w:val="24"/>
-                <w:szCs w:val="24"/>
-                <w:lang w:eastAsia="fr-FR"/>
-              </w:rPr>
-              <w:t>get_reclamations</w:t>
-            </w:r>
-            <w:proofErr w:type="spellEnd"/>
-            <w:r>
-              <w:rPr>
-                <w:rFonts w:asciiTheme="majorBidi" w:hAnsiTheme="majorBidi" w:cstheme="majorBidi"/>
-                <w:sz w:val="24"/>
-                <w:szCs w:val="24"/>
-                <w:lang w:eastAsia="fr-FR"/>
-              </w:rPr>
-              <w:t>)</w:t>
+              <w:t xml:space="preserve"> </w:t>
             </w:r>
           </w:p>
         </w:tc>
@@ -6021,7 +5278,7 @@
           </w:tcPr>
           <w:p>
             <w:pPr>
-              <w:spacing w:line="276" w:lineRule="auto"/>
+              <w:spacing w:line="360" w:lineRule="auto"/>
               <w:jc w:val="center"/>
               <w:rPr>
                 <w:rFonts w:asciiTheme="majorBidi" w:hAnsiTheme="majorBidi" w:cstheme="majorBidi"/>
@@ -6051,7 +5308,7 @@
           </w:tcPr>
           <w:p>
             <w:pPr>
-              <w:spacing w:line="276" w:lineRule="auto"/>
+              <w:spacing w:line="360" w:lineRule="auto"/>
               <w:jc w:val="center"/>
               <w:rPr>
                 <w:rFonts w:asciiTheme="majorBidi" w:hAnsiTheme="majorBidi" w:cstheme="majorBidi"/>
@@ -6082,7 +5339,7 @@
           </w:tcPr>
           <w:p>
             <w:pPr>
-              <w:spacing w:line="276" w:lineRule="auto"/>
+              <w:spacing w:line="360" w:lineRule="auto"/>
               <w:jc w:val="center"/>
               <w:rPr>
                 <w:rFonts w:asciiTheme="majorBidi" w:hAnsiTheme="majorBidi" w:cstheme="majorBidi"/>
@@ -6107,9 +5364,6 @@
         </w:tc>
       </w:tr>
       <w:tr>
-        <w:trPr>
-          <w:jc w:val="center"/>
-        </w:trPr>
         <w:tc>
           <w:tcPr>
             <w:tcW w:w="4638" w:type="dxa"/>
@@ -6117,7 +5371,7 @@
           </w:tcPr>
           <w:p>
             <w:pPr>
-              <w:spacing w:line="276" w:lineRule="auto"/>
+              <w:spacing w:line="360" w:lineRule="auto"/>
               <w:jc w:val="both"/>
               <w:rPr>
                 <w:rFonts w:asciiTheme="majorBidi" w:hAnsiTheme="majorBidi" w:cstheme="majorBidi"/>
@@ -6133,7 +5387,7 @@
                 <w:szCs w:val="24"/>
                 <w:lang w:eastAsia="fr-FR"/>
               </w:rPr>
-              <w:t>Dashboard Global (/stats)</w:t>
+              <w:t xml:space="preserve">Dashboard Global </w:t>
             </w:r>
           </w:p>
         </w:tc>
@@ -6144,7 +5398,7 @@
           </w:tcPr>
           <w:p>
             <w:pPr>
-              <w:spacing w:line="276" w:lineRule="auto"/>
+              <w:spacing w:line="360" w:lineRule="auto"/>
               <w:jc w:val="center"/>
               <w:rPr>
                 <w:rFonts w:asciiTheme="majorBidi" w:hAnsiTheme="majorBidi" w:cstheme="majorBidi"/>
@@ -6174,7 +5428,7 @@
           </w:tcPr>
           <w:p>
             <w:pPr>
-              <w:spacing w:line="276" w:lineRule="auto"/>
+              <w:spacing w:line="360" w:lineRule="auto"/>
               <w:jc w:val="center"/>
               <w:rPr>
                 <w:rFonts w:asciiTheme="majorBidi" w:hAnsiTheme="majorBidi" w:cstheme="majorBidi"/>
@@ -6204,7 +5458,7 @@
           </w:tcPr>
           <w:p>
             <w:pPr>
-              <w:spacing w:line="276" w:lineRule="auto"/>
+              <w:spacing w:line="360" w:lineRule="auto"/>
               <w:jc w:val="center"/>
               <w:rPr>
                 <w:rFonts w:asciiTheme="majorBidi" w:hAnsiTheme="majorBidi" w:cstheme="majorBidi"/>
@@ -6245,6 +5499,349 @@
       <w:pPr>
         <w:pStyle w:val="ListParagraph"/>
         <w:numPr>
+          <w:ilvl w:val="2"/>
+          <w:numId w:val="11"/>
+        </w:numPr>
+        <w:spacing w:line="360" w:lineRule="auto"/>
+        <w:jc w:val="both"/>
+        <w:rPr>
+          <w:rStyle w:val="Strong"/>
+          <w:rFonts w:asciiTheme="majorBidi" w:hAnsiTheme="majorBidi" w:cstheme="majorBidi"/>
+          <w:b w:val="0"/>
+          <w:bCs w:val="0"/>
+          <w:sz w:val="28"/>
+          <w:szCs w:val="28"/>
+          <w:lang w:eastAsia="fr-FR"/>
+        </w:rPr>
+      </w:pPr>
+      <w:r>
+        <w:rPr>
+          <w:rStyle w:val="Strong"/>
+          <w:rFonts w:asciiTheme="majorBidi" w:hAnsiTheme="majorBidi" w:cstheme="majorBidi"/>
+          <w:sz w:val="24"/>
+          <w:szCs w:val="24"/>
+        </w:rPr>
+        <w:t>Middleware de vérification des rôles dans FastAPI</w:t>
+      </w:r>
+    </w:p>
+    <w:p>
+      <w:pPr>
+        <w:spacing w:line="360" w:lineRule="auto"/>
+        <w:jc w:val="both"/>
+        <w:rPr>
+          <w:rFonts w:asciiTheme="majorBidi" w:hAnsiTheme="majorBidi" w:cstheme="majorBidi"/>
+          <w:sz w:val="24"/>
+          <w:szCs w:val="24"/>
+          <w:lang w:eastAsia="fr-FR"/>
+        </w:rPr>
+      </w:pPr>
+      <w:r>
+        <w:rPr>
+          <w:rFonts w:asciiTheme="majorBidi" w:hAnsiTheme="majorBidi" w:cstheme="majorBidi"/>
+          <w:sz w:val="24"/>
+          <w:szCs w:val="24"/>
+          <w:lang w:eastAsia="fr-FR"/>
+        </w:rPr>
+        <w:t xml:space="preserve">La protection des routes est assurée par l'injection de dépendances dans FastAPI, utilisant le mécanisme </w:t>
+      </w:r>
+      <w:proofErr w:type="spellStart"/>
+      <w:proofErr w:type="gramStart"/>
+      <w:r>
+        <w:rPr>
+          <w:rFonts w:asciiTheme="majorBidi" w:hAnsiTheme="majorBidi" w:cstheme="majorBidi"/>
+          <w:sz w:val="24"/>
+          <w:szCs w:val="24"/>
+          <w:lang w:eastAsia="fr-FR"/>
+        </w:rPr>
+        <w:t>Depends</w:t>
+      </w:r>
+      <w:proofErr w:type="spellEnd"/>
+      <w:r>
+        <w:rPr>
+          <w:rFonts w:asciiTheme="majorBidi" w:hAnsiTheme="majorBidi" w:cstheme="majorBidi"/>
+          <w:sz w:val="24"/>
+          <w:szCs w:val="24"/>
+          <w:lang w:eastAsia="fr-FR"/>
+        </w:rPr>
+        <w:t>(</w:t>
+      </w:r>
+      <w:proofErr w:type="gramEnd"/>
+      <w:r>
+        <w:rPr>
+          <w:rFonts w:asciiTheme="majorBidi" w:hAnsiTheme="majorBidi" w:cstheme="majorBidi"/>
+          <w:sz w:val="24"/>
+          <w:szCs w:val="24"/>
+          <w:lang w:eastAsia="fr-FR"/>
+        </w:rPr>
+        <w:t xml:space="preserve">). Ce système permet d'isoler la logique de vérification des rôles et de l'appliquer de manière granulaire sur chaque </w:t>
+      </w:r>
+      <w:r>
+        <w:rPr>
+          <w:rFonts w:asciiTheme="majorBidi" w:hAnsiTheme="majorBidi" w:cstheme="majorBidi"/>
+          <w:sz w:val="24"/>
+          <w:szCs w:val="24"/>
+          <w:lang w:eastAsia="fr-FR"/>
+        </w:rPr>
+        <w:t>Endpoint</w:t>
+      </w:r>
+      <w:r>
+        <w:rPr>
+          <w:rFonts w:asciiTheme="majorBidi" w:hAnsiTheme="majorBidi" w:cstheme="majorBidi"/>
+          <w:sz w:val="24"/>
+          <w:szCs w:val="24"/>
+          <w:lang w:eastAsia="fr-FR"/>
+        </w:rPr>
+        <w:t xml:space="preserve"> protégé.</w:t>
+      </w:r>
+    </w:p>
+    <w:p>
+      <w:pPr>
+        <w:spacing w:line="360" w:lineRule="auto"/>
+        <w:jc w:val="both"/>
+        <w:rPr>
+          <w:rFonts w:asciiTheme="majorBidi" w:hAnsiTheme="majorBidi" w:cstheme="majorBidi"/>
+          <w:sz w:val="24"/>
+          <w:szCs w:val="24"/>
+          <w:lang w:eastAsia="fr-FR"/>
+        </w:rPr>
+      </w:pPr>
+      <w:r>
+        <w:rPr>
+          <w:rFonts w:asciiTheme="majorBidi" w:hAnsiTheme="majorBidi" w:cstheme="majorBidi"/>
+          <w:sz w:val="24"/>
+          <w:szCs w:val="24"/>
+          <w:lang w:eastAsia="fr-FR"/>
+        </w:rPr>
+        <w:t>Le processus de vérification suit un flux rigoureux :</w:t>
+      </w:r>
+    </w:p>
+    <w:p>
+      <w:pPr>
+        <w:pStyle w:val="ListParagraph"/>
+        <w:numPr>
+          <w:ilvl w:val="0"/>
+          <w:numId w:val="16"/>
+        </w:numPr>
+        <w:spacing w:line="360" w:lineRule="auto"/>
+        <w:jc w:val="both"/>
+        <w:rPr>
+          <w:rFonts w:asciiTheme="majorBidi" w:hAnsiTheme="majorBidi" w:cstheme="majorBidi"/>
+          <w:sz w:val="24"/>
+          <w:szCs w:val="24"/>
+          <w:lang w:eastAsia="fr-FR"/>
+        </w:rPr>
+      </w:pPr>
+      <w:r>
+        <w:rPr>
+          <w:rFonts w:asciiTheme="majorBidi" w:hAnsiTheme="majorBidi" w:cstheme="majorBidi"/>
+          <w:sz w:val="24"/>
+          <w:szCs w:val="24"/>
+          <w:lang w:eastAsia="fr-FR"/>
+        </w:rPr>
+        <w:t>Validation de l'identité : Le système vérifie d'abord la validité du jeton JWT pour identifier l'utilisateur.</w:t>
+      </w:r>
+    </w:p>
+    <w:p>
+      <w:pPr>
+        <w:pStyle w:val="ListParagraph"/>
+        <w:numPr>
+          <w:ilvl w:val="0"/>
+          <w:numId w:val="16"/>
+        </w:numPr>
+        <w:spacing w:line="360" w:lineRule="auto"/>
+        <w:jc w:val="both"/>
+        <w:rPr>
+          <w:rFonts w:asciiTheme="majorBidi" w:hAnsiTheme="majorBidi" w:cstheme="majorBidi"/>
+          <w:sz w:val="24"/>
+          <w:szCs w:val="24"/>
+          <w:lang w:eastAsia="fr-FR"/>
+        </w:rPr>
+      </w:pPr>
+      <w:r>
+        <w:rPr>
+          <w:rFonts w:asciiTheme="majorBidi" w:hAnsiTheme="majorBidi" w:cstheme="majorBidi"/>
+          <w:sz w:val="24"/>
+          <w:szCs w:val="24"/>
+          <w:lang w:eastAsia="fr-FR"/>
+        </w:rPr>
+        <w:t xml:space="preserve"> Contrôle du rôle : La dépendance (comme require_role ou </w:t>
+      </w:r>
+      <w:proofErr w:type="spellStart"/>
+      <w:r>
+        <w:rPr>
+          <w:rFonts w:asciiTheme="majorBidi" w:hAnsiTheme="majorBidi" w:cstheme="majorBidi"/>
+          <w:sz w:val="24"/>
+          <w:szCs w:val="24"/>
+          <w:lang w:eastAsia="fr-FR"/>
+        </w:rPr>
+        <w:t>require_admin</w:t>
+      </w:r>
+      <w:proofErr w:type="spellEnd"/>
+      <w:r>
+        <w:rPr>
+          <w:rFonts w:asciiTheme="majorBidi" w:hAnsiTheme="majorBidi" w:cstheme="majorBidi"/>
+          <w:sz w:val="24"/>
+          <w:szCs w:val="24"/>
+          <w:lang w:eastAsia="fr-FR"/>
+        </w:rPr>
+        <w:t>) récupère le rôle de l'utilisateur en base de données et le compare la liste des rôles autorisés pour la route sollicitée.</w:t>
+      </w:r>
+    </w:p>
+    <w:p>
+      <w:pPr>
+        <w:pStyle w:val="ListParagraph"/>
+        <w:numPr>
+          <w:ilvl w:val="0"/>
+          <w:numId w:val="16"/>
+        </w:numPr>
+        <w:spacing w:line="360" w:lineRule="auto"/>
+        <w:jc w:val="both"/>
+        <w:rPr>
+          <w:rFonts w:asciiTheme="majorBidi" w:hAnsiTheme="majorBidi" w:cstheme="majorBidi"/>
+          <w:sz w:val="24"/>
+          <w:szCs w:val="24"/>
+          <w:lang w:eastAsia="fr-FR"/>
+        </w:rPr>
+      </w:pPr>
+      <w:r>
+        <w:rPr>
+          <w:rFonts w:asciiTheme="majorBidi" w:hAnsiTheme="majorBidi" w:cstheme="majorBidi"/>
+          <w:sz w:val="24"/>
+          <w:szCs w:val="24"/>
+          <w:lang w:eastAsia="fr-FR"/>
+        </w:rPr>
+        <w:t>Gestion du refus : Si le rôle ne correspond pas, le serveur interrompt immédiatement le traitement de la requête et retourne une exception</w:t>
+      </w:r>
+      <w:r>
+        <w:rPr>
+          <w:rFonts w:asciiTheme="majorBidi" w:eastAsia="MS Gothic" w:hAnsiTheme="majorBidi" w:cstheme="majorBidi"/>
+          <w:sz w:val="24"/>
+          <w:szCs w:val="24"/>
+          <w:lang w:eastAsia="fr-FR"/>
+        </w:rPr>
+        <w:t xml:space="preserve"> </w:t>
+      </w:r>
+      <w:r>
+        <w:rPr>
+          <w:rFonts w:asciiTheme="majorBidi" w:hAnsiTheme="majorBidi" w:cstheme="majorBidi"/>
+          <w:sz w:val="24"/>
+          <w:szCs w:val="24"/>
+          <w:lang w:eastAsia="fr-FR"/>
+        </w:rPr>
+        <w:t>HTTP 403 Forbidden, signalant que l'utilisateur est authentifié mais n'a pas les permissions suffisantes.</w:t>
+      </w:r>
+    </w:p>
+    <w:p>
+      <w:pPr>
+        <w:spacing w:line="360" w:lineRule="auto"/>
+        <w:jc w:val="both"/>
+        <w:rPr>
+          <w:rFonts w:asciiTheme="majorBidi" w:hAnsiTheme="majorBidi" w:cstheme="majorBidi"/>
+          <w:sz w:val="24"/>
+          <w:szCs w:val="24"/>
+          <w:lang w:eastAsia="fr-FR"/>
+        </w:rPr>
+      </w:pPr>
+      <w:r>
+        <w:rPr>
+          <w:rFonts w:asciiTheme="majorBidi" w:hAnsiTheme="majorBidi" w:cstheme="majorBidi"/>
+          <w:sz w:val="24"/>
+          <w:szCs w:val="24"/>
+          <w:lang w:eastAsia="fr-FR"/>
+        </w:rPr>
+        <w:t>Cette architecture permet de protéger efficacement les ressources du backend, rendant les tentatives d'accès non autorisées impossibles, même</w:t>
+      </w:r>
+      <w:r>
+        <w:rPr>
+          <w:rFonts w:asciiTheme="majorBidi" w:eastAsia="MS Gothic" w:hAnsiTheme="majorBidi" w:cstheme="majorBidi"/>
+          <w:sz w:val="24"/>
+          <w:szCs w:val="24"/>
+          <w:lang w:eastAsia="fr-FR"/>
+        </w:rPr>
+        <w:t xml:space="preserve"> </w:t>
+      </w:r>
+      <w:r>
+        <w:rPr>
+          <w:rFonts w:asciiTheme="majorBidi" w:hAnsiTheme="majorBidi" w:cstheme="majorBidi"/>
+          <w:sz w:val="24"/>
+          <w:szCs w:val="24"/>
+          <w:lang w:eastAsia="fr-FR"/>
+        </w:rPr>
+        <w:t>si l'utilisateur a réussi à contourner les restrictions visuelles du frontend.</w:t>
+      </w:r>
+    </w:p>
+    <w:p>
+      <w:pPr>
+        <w:spacing w:line="360" w:lineRule="auto"/>
+        <w:jc w:val="both"/>
+        <w:rPr>
+          <w:rFonts w:asciiTheme="majorBidi" w:hAnsiTheme="majorBidi" w:cstheme="majorBidi"/>
+          <w:sz w:val="24"/>
+          <w:szCs w:val="24"/>
+          <w:lang w:eastAsia="fr-FR"/>
+        </w:rPr>
+      </w:pPr>
+      <w:r>
+        <w:rPr>
+          <w:rFonts w:asciiTheme="majorBidi" w:hAnsiTheme="majorBidi" w:cstheme="majorBidi"/>
+          <w:noProof/>
+          <w:sz w:val="24"/>
+          <w:szCs w:val="24"/>
+          <w:lang w:eastAsia="fr-FR"/>
+        </w:rPr>
+        <w:drawing>
+          <wp:inline distT="0" distB="0" distL="0" distR="0" wp14:anchorId="5B9EA2FC" wp14:editId="5022070F">
+            <wp:extent cx="5982207" cy="1835150"/>
+            <wp:effectExtent l="0" t="0" r="0" b="0"/>
+            <wp:docPr id="27" name="Picture 27"/>
+            <wp:cNvGraphicFramePr>
+              <a:graphicFrameLocks xmlns:a="http://schemas.openxmlformats.org/drawingml/2006/main" noChangeAspect="1"/>
+            </wp:cNvGraphicFramePr>
+            <a:graphic xmlns:a="http://schemas.openxmlformats.org/drawingml/2006/main">
+              <a:graphicData uri="http://schemas.openxmlformats.org/drawingml/2006/picture">
+                <pic:pic xmlns:pic="http://schemas.openxmlformats.org/drawingml/2006/picture">
+                  <pic:nvPicPr>
+                    <pic:cNvPr id="1" name=""/>
+                    <pic:cNvPicPr/>
+                  </pic:nvPicPr>
+                  <pic:blipFill>
+                    <a:blip r:embed="rId18"/>
+                    <a:stretch>
+                      <a:fillRect/>
+                    </a:stretch>
+                  </pic:blipFill>
+                  <pic:spPr>
+                    <a:xfrm>
+                      <a:off x="0" y="0"/>
+                      <a:ext cx="5995416" cy="1839202"/>
+                    </a:xfrm>
+                    <a:prstGeom prst="rect">
+                      <a:avLst/>
+                    </a:prstGeom>
+                  </pic:spPr>
+                </pic:pic>
+              </a:graphicData>
+            </a:graphic>
+          </wp:inline>
+        </w:drawing>
+      </w:r>
+    </w:p>
+    <w:p>
+      <w:pPr>
+        <w:spacing w:line="360" w:lineRule="auto"/>
+        <w:jc w:val="both"/>
+        <w:rPr>
+          <w:rFonts w:asciiTheme="majorBidi" w:hAnsiTheme="majorBidi" w:cstheme="majorBidi"/>
+          <w:sz w:val="24"/>
+          <w:szCs w:val="24"/>
+          <w:lang w:eastAsia="fr-FR"/>
+        </w:rPr>
+      </w:pPr>
+    </w:p>
+    <w:p>
+      <w:pPr>
+        <w:pStyle w:val="ListParagraph"/>
+        <w:numPr>
           <w:ilvl w:val="1"/>
           <w:numId w:val="11"/>
         </w:numPr>
@@ -6266,7 +5863,30 @@
           <w:szCs w:val="28"/>
           <w:lang w:eastAsia="fr-FR"/>
         </w:rPr>
-        <w:t>Intégration OCR des pièces jointes (US12)</w:t>
+        <w:lastRenderedPageBreak/>
+        <w:t>Intégration OCR des pièces jointes (US1</w:t>
+      </w:r>
+      <w:r>
+        <w:rPr>
+          <w:rFonts w:asciiTheme="majorBidi" w:hAnsiTheme="majorBidi" w:cstheme="majorBidi"/>
+          <w:b/>
+          <w:bCs/>
+          <w:sz w:val="28"/>
+          <w:szCs w:val="28"/>
+          <w:lang w:eastAsia="fr-FR"/>
+        </w:rPr>
+        <w:t>1</w:t>
+      </w:r>
+      <w:r>
+        <w:rPr>
+          <w:rFonts w:asciiTheme="majorBidi" w:hAnsiTheme="majorBidi" w:cstheme="majorBidi"/>
+          <w:b/>
+          <w:bCs/>
+          <w:sz w:val="28"/>
+          <w:szCs w:val="28"/>
+          <w:lang w:eastAsia="fr-FR"/>
+        </w:rPr>
+        <w:t>)</w:t>
       </w:r>
     </w:p>
     <w:p>
@@ -6329,7 +5949,25 @@
           <w:szCs w:val="24"/>
           <w:lang w:eastAsia="fr-FR"/>
         </w:rPr>
-        <w:t>Pour concrétiser l'objectif d'une analyse complète du corpus d'emails télécom, nous avons développé un module d'OCR basé sur deux</w:t>
+        <w:t xml:space="preserve">Pour concrétiser l'objectif d'une analyse complète du corpus d'emails </w:t>
+      </w:r>
+      <w:r>
+        <w:rPr>
+          <w:rFonts w:asciiTheme="majorBidi" w:hAnsiTheme="majorBidi" w:cstheme="majorBidi"/>
+          <w:sz w:val="24"/>
+          <w:szCs w:val="24"/>
+          <w:lang w:eastAsia="fr-FR"/>
+        </w:rPr>
+        <w:t>orange</w:t>
+      </w:r>
+      <w:r>
+        <w:rPr>
+          <w:rFonts w:asciiTheme="majorBidi" w:hAnsiTheme="majorBidi" w:cstheme="majorBidi"/>
+          <w:sz w:val="24"/>
+          <w:szCs w:val="24"/>
+          <w:lang w:eastAsia="fr-FR"/>
+        </w:rPr>
+        <w:t>, nous avons développé un module d'OCR basé sur deux</w:t>
       </w:r>
       <w:r>
         <w:rPr>
@@ -6414,7 +6052,7 @@
       <w:proofErr w:type="spellStart"/>
       <w:r>
         <w:rPr>
-          <w:rFonts w:asciiTheme="majorBidi" w:hAnsiTheme="majorBidi" w:cstheme="majorBidi"/>
+          <w:rFonts w:ascii="Courier New" w:hAnsi="Courier New" w:cs="Courier New"/>
           <w:sz w:val="24"/>
           <w:szCs w:val="24"/>
           <w:lang w:eastAsia="fr-FR"/>
@@ -6469,7 +6107,7 @@
       <w:proofErr w:type="spellStart"/>
       <w:r>
         <w:rPr>
-          <w:rFonts w:asciiTheme="majorBidi" w:hAnsiTheme="majorBidi" w:cstheme="majorBidi"/>
+          <w:rFonts w:ascii="Courier New" w:hAnsi="Courier New" w:cs="Courier New"/>
           <w:sz w:val="24"/>
           <w:szCs w:val="24"/>
           <w:lang w:eastAsia="fr-FR"/>
@@ -6478,7 +6116,7 @@
       </w:r>
       <w:r>
         <w:rPr>
-          <w:rFonts w:asciiTheme="majorBidi" w:hAnsiTheme="majorBidi" w:cstheme="majorBidi"/>
+          <w:rFonts w:ascii="Courier New" w:hAnsi="Courier New" w:cs="Courier New"/>
           <w:sz w:val="24"/>
           <w:szCs w:val="24"/>
           <w:lang w:eastAsia="fr-FR"/>
@@ -6900,43 +6538,25 @@
           <w:szCs w:val="24"/>
           <w:lang w:eastAsia="fr-FR"/>
         </w:rPr>
-        <w:t>es t</w:t>
-      </w:r>
-      <w:r>
-        <w:rPr>
-          <w:rFonts w:ascii="Times New Roman" w:hAnsi="Times New Roman" w:cs="Times New Roman"/>
-          <w:sz w:val="24"/>
-          <w:szCs w:val="24"/>
-          <w:lang w:eastAsia="fr-FR"/>
-        </w:rPr>
-        <w:t>é</w:t>
-      </w:r>
-      <w:r>
-        <w:rPr>
-          <w:rFonts w:asciiTheme="majorBidi" w:hAnsiTheme="majorBidi" w:cstheme="majorBidi"/>
-          <w:sz w:val="24"/>
-          <w:szCs w:val="24"/>
-          <w:lang w:eastAsia="fr-FR"/>
-        </w:rPr>
-        <w:t>l</w:t>
-      </w:r>
-      <w:r>
-        <w:rPr>
-          <w:rFonts w:ascii="Times New Roman" w:hAnsi="Times New Roman" w:cs="Times New Roman"/>
-          <w:sz w:val="24"/>
-          <w:szCs w:val="24"/>
-          <w:lang w:eastAsia="fr-FR"/>
-        </w:rPr>
-        <w:t>é</w:t>
-      </w:r>
-      <w:r>
-        <w:rPr>
-          <w:rFonts w:asciiTheme="majorBidi" w:hAnsiTheme="majorBidi" w:cstheme="majorBidi"/>
-          <w:sz w:val="24"/>
-          <w:szCs w:val="24"/>
-          <w:lang w:eastAsia="fr-FR"/>
-        </w:rPr>
-        <w:t>coms montrent des performances satisfaisantes, permettant de r</w:t>
+        <w:t xml:space="preserve">es </w:t>
+      </w:r>
+      <w:r>
+        <w:rPr>
+          <w:rFonts w:asciiTheme="majorBidi" w:hAnsiTheme="majorBidi" w:cstheme="majorBidi"/>
+          <w:sz w:val="24"/>
+          <w:szCs w:val="24"/>
+          <w:lang w:eastAsia="fr-FR"/>
+        </w:rPr>
+        <w:t>orange</w:t>
+      </w:r>
+      <w:r>
+        <w:rPr>
+          <w:rFonts w:asciiTheme="majorBidi" w:hAnsiTheme="majorBidi" w:cstheme="majorBidi"/>
+          <w:sz w:val="24"/>
+          <w:szCs w:val="24"/>
+          <w:lang w:eastAsia="fr-FR"/>
+        </w:rPr>
+        <w:t xml:space="preserve"> montrent des performances satisfaisantes, permettant de r</w:t>
       </w:r>
       <w:r>
         <w:rPr>
@@ -7166,6 +6786,83 @@
           <w:lang w:eastAsia="fr-FR"/>
         </w:rPr>
       </w:pPr>
+      <w:r>
+        <w:rPr>
+          <w:rFonts w:asciiTheme="majorBidi" w:hAnsiTheme="majorBidi" w:cstheme="majorBidi"/>
+          <w:sz w:val="24"/>
+          <w:szCs w:val="24"/>
+          <w:lang w:eastAsia="fr-FR"/>
+        </w:rPr>
+        <w:t xml:space="preserve">La figure 2 illustre </w:t>
+      </w:r>
+      <w:r>
+        <w:rPr>
+          <w:rFonts w:asciiTheme="majorBidi" w:hAnsiTheme="majorBidi" w:cstheme="majorBidi"/>
+          <w:sz w:val="24"/>
+          <w:szCs w:val="24"/>
+          <w:lang w:eastAsia="fr-FR"/>
+        </w:rPr>
+        <w:t>le texte</w:t>
+      </w:r>
+      <w:r>
+        <w:rPr>
+          <w:rFonts w:asciiTheme="majorBidi" w:hAnsiTheme="majorBidi" w:cstheme="majorBidi"/>
+          <w:sz w:val="24"/>
+          <w:szCs w:val="24"/>
+          <w:lang w:eastAsia="fr-FR"/>
+        </w:rPr>
+        <w:t xml:space="preserve"> extraient d’une pi</w:t>
+      </w:r>
+      <w:r>
+        <w:rPr>
+          <w:rFonts w:asciiTheme="majorBidi" w:hAnsiTheme="majorBidi" w:cstheme="majorBidi"/>
+          <w:sz w:val="24"/>
+          <w:szCs w:val="24"/>
+          <w:lang w:eastAsia="fr-FR"/>
+        </w:rPr>
+        <w:t>èce jointe (fig1) en format « </w:t>
+      </w:r>
+      <w:proofErr w:type="spellStart"/>
+      <w:r>
+        <w:rPr>
+          <w:rFonts w:asciiTheme="majorBidi" w:hAnsiTheme="majorBidi" w:cstheme="majorBidi"/>
+          <w:sz w:val="24"/>
+          <w:szCs w:val="24"/>
+          <w:lang w:eastAsia="fr-FR"/>
+        </w:rPr>
+        <w:t>pdf</w:t>
+      </w:r>
+      <w:proofErr w:type="spellEnd"/>
+      <w:r>
+        <w:rPr>
+          <w:rFonts w:asciiTheme="majorBidi" w:hAnsiTheme="majorBidi" w:cstheme="majorBidi"/>
+          <w:sz w:val="24"/>
+          <w:szCs w:val="24"/>
+          <w:lang w:eastAsia="fr-FR"/>
+        </w:rPr>
+        <w:t> » est qui comporte une capture d’un certificat médical.</w:t>
+      </w:r>
+    </w:p>
+    <w:p>
+      <w:pPr>
+        <w:spacing w:line="360" w:lineRule="auto"/>
+        <w:jc w:val="both"/>
+        <w:rPr>
+          <w:rFonts w:asciiTheme="majorBidi" w:hAnsiTheme="majorBidi" w:cstheme="majorBidi"/>
+          <w:sz w:val="24"/>
+          <w:szCs w:val="24"/>
+          <w:lang w:eastAsia="fr-FR"/>
+        </w:rPr>
+      </w:pPr>
+      <w:r>
+        <w:rPr>
+          <w:rFonts w:asciiTheme="majorBidi" w:hAnsiTheme="majorBidi" w:cstheme="majorBidi"/>
+          <w:sz w:val="24"/>
+          <w:szCs w:val="24"/>
+          <w:lang w:eastAsia="fr-FR"/>
+        </w:rPr>
+        <w:t>La figure 4 illustre le texte extraient d’une pièce jointe (fig3) en format « png » est qui comporte une capture d’un certificat médical.</w:t>
+      </w:r>
     </w:p>
     <w:p>
       <w:pPr>
@@ -7199,7 +6896,7 @@
                     <pic:cNvPicPr/>
                   </pic:nvPicPr>
                   <pic:blipFill rotWithShape="1">
-                    <a:blip r:embed="rId16"/>
+                    <a:blip r:embed="rId19"/>
                     <a:srcRect l="-276" t="-430" r="276" b="36085"/>
                     <a:stretch/>
                   </pic:blipFill>
@@ -7256,7 +6953,7 @@
                     <pic:cNvPicPr/>
                   </pic:nvPicPr>
                   <pic:blipFill>
-                    <a:blip r:embed="rId17"/>
+                    <a:blip r:embed="rId20"/>
                     <a:stretch>
                       <a:fillRect/>
                     </a:stretch>
@@ -7279,669 +6976,22 @@
     </w:p>
     <w:p>
       <w:pPr>
-        <w:pStyle w:val="ListParagraph"/>
-        <w:numPr>
-          <w:ilvl w:val="2"/>
-          <w:numId w:val="11"/>
-        </w:numPr>
         <w:spacing w:line="360" w:lineRule="auto"/>
         <w:jc w:val="both"/>
         <w:rPr>
-          <w:rFonts w:asciiTheme="majorBidi" w:hAnsiTheme="majorBidi" w:cstheme="majorBidi"/>
-          <w:b/>
-          <w:bCs/>
-          <w:sz w:val="28"/>
-          <w:szCs w:val="28"/>
-          <w:lang w:eastAsia="fr-FR"/>
-        </w:rPr>
-      </w:pPr>
-      <w:r>
-        <w:rPr>
-          <w:rFonts w:asciiTheme="majorBidi" w:hAnsiTheme="majorBidi" w:cstheme="majorBidi"/>
-          <w:b/>
-          <w:bCs/>
-          <w:sz w:val="24"/>
-          <w:szCs w:val="24"/>
-        </w:rPr>
-        <w:t>Pipeline d'extraction</w:t>
-      </w:r>
-    </w:p>
-    <w:p>
-      <w:pPr>
-        <w:spacing w:line="360" w:lineRule="auto"/>
-        <w:jc w:val="both"/>
-        <w:rPr>
-          <w:rFonts w:asciiTheme="majorBidi" w:hAnsiTheme="majorBidi" w:cstheme="majorBidi"/>
-          <w:sz w:val="24"/>
-          <w:szCs w:val="24"/>
-          <w:lang w:eastAsia="fr-FR"/>
-        </w:rPr>
-      </w:pPr>
-      <w:r>
-        <w:rPr>
-          <w:rFonts w:asciiTheme="majorBidi" w:hAnsiTheme="majorBidi" w:cstheme="majorBidi"/>
-          <w:sz w:val="24"/>
-          <w:szCs w:val="24"/>
-          <w:lang w:eastAsia="fr-FR"/>
-        </w:rPr>
-        <w:t>Le pipeline d'OCR a été conçu comme une chaîne de traitement modulaire capable de gérer différents formats de fichiers. Le processus se</w:t>
-      </w:r>
-      <w:r>
-        <w:rPr>
-          <w:rFonts w:ascii="MS Gothic" w:eastAsia="MS Gothic" w:hAnsi="MS Gothic" w:cs="MS Gothic" w:hint="eastAsia"/>
-          <w:sz w:val="24"/>
-          <w:szCs w:val="24"/>
-          <w:lang w:eastAsia="fr-FR"/>
-        </w:rPr>
-        <w:t xml:space="preserve"> </w:t>
-      </w:r>
-      <w:r>
-        <w:rPr>
-          <w:rFonts w:asciiTheme="majorBidi" w:hAnsiTheme="majorBidi" w:cstheme="majorBidi"/>
-          <w:sz w:val="24"/>
-          <w:szCs w:val="24"/>
-          <w:lang w:eastAsia="fr-FR"/>
-        </w:rPr>
-        <w:t>d</w:t>
-      </w:r>
-      <w:r>
-        <w:rPr>
-          <w:rFonts w:ascii="Times New Roman" w:hAnsi="Times New Roman" w:cs="Times New Roman"/>
-          <w:sz w:val="24"/>
-          <w:szCs w:val="24"/>
-          <w:lang w:eastAsia="fr-FR"/>
-        </w:rPr>
-        <w:t>é</w:t>
-      </w:r>
-      <w:r>
-        <w:rPr>
-          <w:rFonts w:asciiTheme="majorBidi" w:hAnsiTheme="majorBidi" w:cstheme="majorBidi"/>
-          <w:sz w:val="24"/>
-          <w:szCs w:val="24"/>
-          <w:lang w:eastAsia="fr-FR"/>
-        </w:rPr>
-        <w:t>cline en quatre étapes techniques :</w:t>
-      </w:r>
-    </w:p>
-    <w:p>
-      <w:pPr>
-        <w:pStyle w:val="ListParagraph"/>
-        <w:numPr>
-          <w:ilvl w:val="0"/>
-          <w:numId w:val="19"/>
-        </w:numPr>
-        <w:spacing w:line="360" w:lineRule="auto"/>
-        <w:jc w:val="both"/>
-        <w:rPr>
-          <w:rFonts w:asciiTheme="majorBidi" w:hAnsiTheme="majorBidi" w:cstheme="majorBidi"/>
-          <w:sz w:val="24"/>
-          <w:szCs w:val="24"/>
-          <w:lang w:eastAsia="fr-FR"/>
-        </w:rPr>
-      </w:pPr>
-      <w:r>
-        <w:rPr>
-          <w:rFonts w:asciiTheme="majorBidi" w:hAnsiTheme="majorBidi" w:cstheme="majorBidi"/>
-          <w:sz w:val="24"/>
-          <w:szCs w:val="24"/>
-          <w:lang w:eastAsia="fr-FR"/>
-        </w:rPr>
-        <w:t>D</w:t>
-      </w:r>
-      <w:r>
-        <w:rPr>
-          <w:rFonts w:ascii="Times New Roman" w:hAnsi="Times New Roman" w:cs="Times New Roman"/>
-          <w:sz w:val="24"/>
-          <w:szCs w:val="24"/>
-          <w:lang w:eastAsia="fr-FR"/>
-        </w:rPr>
-        <w:t>é</w:t>
-      </w:r>
-      <w:r>
-        <w:rPr>
-          <w:rFonts w:asciiTheme="majorBidi" w:hAnsiTheme="majorBidi" w:cstheme="majorBidi"/>
-          <w:sz w:val="24"/>
-          <w:szCs w:val="24"/>
-          <w:lang w:eastAsia="fr-FR"/>
-        </w:rPr>
-        <w:t>tection et Routage : Le syst</w:t>
-      </w:r>
-      <w:r>
-        <w:rPr>
-          <w:rFonts w:ascii="Times New Roman" w:hAnsi="Times New Roman" w:cs="Times New Roman"/>
-          <w:sz w:val="24"/>
-          <w:szCs w:val="24"/>
-          <w:lang w:eastAsia="fr-FR"/>
-        </w:rPr>
-        <w:t>è</w:t>
-      </w:r>
-      <w:r>
-        <w:rPr>
-          <w:rFonts w:asciiTheme="majorBidi" w:hAnsiTheme="majorBidi" w:cstheme="majorBidi"/>
-          <w:sz w:val="24"/>
-          <w:szCs w:val="24"/>
-          <w:lang w:eastAsia="fr-FR"/>
-        </w:rPr>
-        <w:t>me identifie le format du fichier. Si le document est une image, il est dirig</w:t>
-      </w:r>
-      <w:r>
-        <w:rPr>
-          <w:rFonts w:ascii="Times New Roman" w:hAnsi="Times New Roman" w:cs="Times New Roman"/>
-          <w:sz w:val="24"/>
-          <w:szCs w:val="24"/>
-          <w:lang w:eastAsia="fr-FR"/>
-        </w:rPr>
-        <w:t>é</w:t>
-      </w:r>
-      <w:r>
-        <w:rPr>
-          <w:rFonts w:asciiTheme="majorBidi" w:hAnsiTheme="majorBidi" w:cstheme="majorBidi"/>
-          <w:sz w:val="24"/>
-          <w:szCs w:val="24"/>
-          <w:lang w:eastAsia="fr-FR"/>
-        </w:rPr>
-        <w:t xml:space="preserve"> vers la fonction </w:t>
-      </w:r>
-      <w:proofErr w:type="spellStart"/>
-      <w:r>
-        <w:rPr>
-          <w:rFonts w:asciiTheme="majorBidi" w:hAnsiTheme="majorBidi" w:cstheme="majorBidi"/>
-          <w:sz w:val="24"/>
-          <w:szCs w:val="24"/>
-          <w:lang w:eastAsia="fr-FR"/>
-        </w:rPr>
-        <w:t>Ocr_picture</w:t>
-      </w:r>
-      <w:proofErr w:type="spellEnd"/>
-      <w:r>
-        <w:rPr>
-          <w:rFonts w:ascii="MS Gothic" w:eastAsia="MS Gothic" w:hAnsi="MS Gothic" w:cs="MS Gothic" w:hint="eastAsia"/>
-          <w:sz w:val="24"/>
-          <w:szCs w:val="24"/>
-          <w:lang w:eastAsia="fr-FR"/>
-        </w:rPr>
-        <w:t xml:space="preserve"> </w:t>
-      </w:r>
-      <w:r>
-        <w:rPr>
-          <w:rFonts w:asciiTheme="majorBidi" w:hAnsiTheme="majorBidi" w:cstheme="majorBidi"/>
-          <w:sz w:val="24"/>
-          <w:szCs w:val="24"/>
-          <w:lang w:eastAsia="fr-FR"/>
-        </w:rPr>
-        <w:t>; s'il s'agit d'un PDF, il est orient</w:t>
-      </w:r>
-      <w:r>
-        <w:rPr>
-          <w:rFonts w:ascii="Times New Roman" w:hAnsi="Times New Roman" w:cs="Times New Roman"/>
-          <w:sz w:val="24"/>
-          <w:szCs w:val="24"/>
-          <w:lang w:eastAsia="fr-FR"/>
-        </w:rPr>
-        <w:t>é</w:t>
-      </w:r>
-      <w:r>
-        <w:rPr>
-          <w:rFonts w:asciiTheme="majorBidi" w:hAnsiTheme="majorBidi" w:cstheme="majorBidi"/>
-          <w:sz w:val="24"/>
-          <w:szCs w:val="24"/>
-          <w:lang w:eastAsia="fr-FR"/>
-        </w:rPr>
-        <w:t xml:space="preserve"> vers la fonction </w:t>
-      </w:r>
-      <w:proofErr w:type="spellStart"/>
-      <w:r>
-        <w:rPr>
-          <w:rFonts w:asciiTheme="majorBidi" w:hAnsiTheme="majorBidi" w:cstheme="majorBidi"/>
-          <w:sz w:val="24"/>
-          <w:szCs w:val="24"/>
-          <w:lang w:eastAsia="fr-FR"/>
-        </w:rPr>
-        <w:t>Ocr_pdf</w:t>
-      </w:r>
-      <w:proofErr w:type="spellEnd"/>
-      <w:r>
-        <w:rPr>
-          <w:rFonts w:asciiTheme="majorBidi" w:hAnsiTheme="majorBidi" w:cstheme="majorBidi"/>
-          <w:sz w:val="24"/>
-          <w:szCs w:val="24"/>
-          <w:lang w:eastAsia="fr-FR"/>
-        </w:rPr>
-        <w:t>.</w:t>
-      </w:r>
-    </w:p>
-    <w:p>
-      <w:pPr>
-        <w:pStyle w:val="ListParagraph"/>
-        <w:numPr>
-          <w:ilvl w:val="0"/>
-          <w:numId w:val="19"/>
-        </w:numPr>
-        <w:spacing w:line="360" w:lineRule="auto"/>
-        <w:jc w:val="both"/>
-        <w:rPr>
-          <w:rFonts w:asciiTheme="majorBidi" w:hAnsiTheme="majorBidi" w:cstheme="majorBidi"/>
-          <w:sz w:val="24"/>
-          <w:szCs w:val="24"/>
-          <w:lang w:eastAsia="fr-FR"/>
-        </w:rPr>
-      </w:pPr>
-      <w:r>
-        <w:rPr>
-          <w:rFonts w:asciiTheme="majorBidi" w:hAnsiTheme="majorBidi" w:cstheme="majorBidi"/>
-          <w:sz w:val="24"/>
-          <w:szCs w:val="24"/>
-          <w:lang w:eastAsia="fr-FR"/>
-        </w:rPr>
-        <w:t xml:space="preserve">Extraction Spécifique : </w:t>
-      </w:r>
-    </w:p>
-    <w:p>
-      <w:pPr>
-        <w:pStyle w:val="ListParagraph"/>
-        <w:numPr>
-          <w:ilvl w:val="0"/>
-          <w:numId w:val="18"/>
-        </w:numPr>
-        <w:spacing w:line="360" w:lineRule="auto"/>
-        <w:jc w:val="both"/>
-        <w:rPr>
-          <w:rFonts w:asciiTheme="majorBidi" w:hAnsiTheme="majorBidi" w:cstheme="majorBidi"/>
-          <w:sz w:val="24"/>
-          <w:szCs w:val="24"/>
-          <w:lang w:eastAsia="fr-FR"/>
-        </w:rPr>
-      </w:pPr>
-      <w:r>
-        <w:rPr>
-          <w:rFonts w:asciiTheme="majorBidi" w:hAnsiTheme="majorBidi" w:cstheme="majorBidi"/>
-          <w:sz w:val="24"/>
-          <w:szCs w:val="24"/>
-          <w:lang w:eastAsia="fr-FR"/>
-        </w:rPr>
-        <w:t>Pour les images, la biblioth</w:t>
-      </w:r>
-      <w:r>
-        <w:rPr>
-          <w:rFonts w:ascii="Times New Roman" w:hAnsi="Times New Roman" w:cs="Times New Roman"/>
-          <w:sz w:val="24"/>
-          <w:szCs w:val="24"/>
-          <w:lang w:eastAsia="fr-FR"/>
-        </w:rPr>
-        <w:t>è</w:t>
-      </w:r>
-      <w:r>
-        <w:rPr>
-          <w:rFonts w:asciiTheme="majorBidi" w:hAnsiTheme="majorBidi" w:cstheme="majorBidi"/>
-          <w:sz w:val="24"/>
-          <w:szCs w:val="24"/>
-          <w:lang w:eastAsia="fr-FR"/>
-        </w:rPr>
-        <w:t>que Tesseract analyse les pixels pour reconstruire les caract</w:t>
-      </w:r>
-      <w:r>
-        <w:rPr>
-          <w:rFonts w:ascii="Times New Roman" w:hAnsi="Times New Roman" w:cs="Times New Roman"/>
-          <w:sz w:val="24"/>
-          <w:szCs w:val="24"/>
-          <w:lang w:eastAsia="fr-FR"/>
-        </w:rPr>
-        <w:t>è</w:t>
-      </w:r>
-      <w:r>
-        <w:rPr>
-          <w:rFonts w:asciiTheme="majorBidi" w:hAnsiTheme="majorBidi" w:cstheme="majorBidi"/>
-          <w:sz w:val="24"/>
-          <w:szCs w:val="24"/>
-          <w:lang w:eastAsia="fr-FR"/>
-        </w:rPr>
-        <w:t>res.</w:t>
-      </w:r>
-    </w:p>
-    <w:p>
-      <w:pPr>
-        <w:pStyle w:val="ListParagraph"/>
-        <w:numPr>
-          <w:ilvl w:val="0"/>
-          <w:numId w:val="18"/>
-        </w:numPr>
-        <w:spacing w:line="360" w:lineRule="auto"/>
-        <w:jc w:val="both"/>
-        <w:rPr>
-          <w:rFonts w:asciiTheme="majorBidi" w:hAnsiTheme="majorBidi" w:cstheme="majorBidi"/>
-          <w:sz w:val="24"/>
-          <w:szCs w:val="24"/>
-          <w:lang w:eastAsia="fr-FR"/>
-        </w:rPr>
-      </w:pPr>
-      <w:r>
-        <w:rPr>
-          <w:rFonts w:asciiTheme="majorBidi" w:hAnsiTheme="majorBidi" w:cstheme="majorBidi"/>
-          <w:sz w:val="24"/>
-          <w:szCs w:val="24"/>
-          <w:lang w:eastAsia="fr-FR"/>
-        </w:rPr>
-        <w:t xml:space="preserve">Pour les PDF, </w:t>
-      </w:r>
-      <w:proofErr w:type="spellStart"/>
-      <w:r>
-        <w:rPr>
-          <w:rFonts w:asciiTheme="majorBidi" w:hAnsiTheme="majorBidi" w:cstheme="majorBidi"/>
-          <w:sz w:val="24"/>
-          <w:szCs w:val="24"/>
-          <w:lang w:eastAsia="fr-FR"/>
-        </w:rPr>
-        <w:t>spaCyLayout</w:t>
-      </w:r>
-      <w:proofErr w:type="spellEnd"/>
-      <w:r>
-        <w:rPr>
-          <w:rFonts w:asciiTheme="majorBidi" w:hAnsiTheme="majorBidi" w:cstheme="majorBidi"/>
-          <w:sz w:val="24"/>
-          <w:szCs w:val="24"/>
-          <w:lang w:eastAsia="fr-FR"/>
-        </w:rPr>
-        <w:t xml:space="preserve"> analyse la structure spatiale du document pour extraire le texte tout en respectant la mise en page.</w:t>
-      </w:r>
-    </w:p>
-    <w:p>
-      <w:pPr>
-        <w:pStyle w:val="ListParagraph"/>
-        <w:numPr>
-          <w:ilvl w:val="0"/>
-          <w:numId w:val="19"/>
-        </w:numPr>
-        <w:spacing w:line="360" w:lineRule="auto"/>
-        <w:jc w:val="both"/>
-        <w:rPr>
-          <w:rFonts w:asciiTheme="majorBidi" w:hAnsiTheme="majorBidi" w:cstheme="majorBidi"/>
-          <w:sz w:val="24"/>
-          <w:szCs w:val="24"/>
-          <w:lang w:eastAsia="fr-FR"/>
-        </w:rPr>
-      </w:pPr>
-      <w:r>
-        <w:rPr>
-          <w:rFonts w:asciiTheme="majorBidi" w:hAnsiTheme="majorBidi" w:cstheme="majorBidi"/>
-          <w:sz w:val="24"/>
-          <w:szCs w:val="24"/>
-          <w:lang w:eastAsia="fr-FR"/>
-        </w:rPr>
-        <w:t>Normalisation : Le texte brut extrait est converti en une cha</w:t>
-      </w:r>
-      <w:r>
-        <w:rPr>
-          <w:rFonts w:ascii="Times New Roman" w:hAnsi="Times New Roman" w:cs="Times New Roman"/>
-          <w:sz w:val="24"/>
-          <w:szCs w:val="24"/>
-          <w:lang w:eastAsia="fr-FR"/>
-        </w:rPr>
-        <w:t>î</w:t>
-      </w:r>
-      <w:r>
-        <w:rPr>
-          <w:rFonts w:asciiTheme="majorBidi" w:hAnsiTheme="majorBidi" w:cstheme="majorBidi"/>
-          <w:sz w:val="24"/>
-          <w:szCs w:val="24"/>
-          <w:lang w:eastAsia="fr-FR"/>
-        </w:rPr>
-        <w:t>ne de caract</w:t>
-      </w:r>
-      <w:r>
-        <w:rPr>
-          <w:rFonts w:ascii="Times New Roman" w:hAnsi="Times New Roman" w:cs="Times New Roman"/>
-          <w:sz w:val="24"/>
-          <w:szCs w:val="24"/>
-          <w:lang w:eastAsia="fr-FR"/>
-        </w:rPr>
-        <w:t>è</w:t>
-      </w:r>
-      <w:r>
-        <w:rPr>
-          <w:rFonts w:asciiTheme="majorBidi" w:hAnsiTheme="majorBidi" w:cstheme="majorBidi"/>
-          <w:sz w:val="24"/>
-          <w:szCs w:val="24"/>
-          <w:lang w:eastAsia="fr-FR"/>
-        </w:rPr>
-        <w:t>res standardis</w:t>
-      </w:r>
-      <w:r>
-        <w:rPr>
-          <w:rFonts w:ascii="Times New Roman" w:hAnsi="Times New Roman" w:cs="Times New Roman"/>
-          <w:sz w:val="24"/>
-          <w:szCs w:val="24"/>
-          <w:lang w:eastAsia="fr-FR"/>
-        </w:rPr>
-        <w:t>é</w:t>
-      </w:r>
-      <w:r>
-        <w:rPr>
-          <w:rFonts w:asciiTheme="majorBidi" w:hAnsiTheme="majorBidi" w:cstheme="majorBidi"/>
-          <w:sz w:val="24"/>
-          <w:szCs w:val="24"/>
-          <w:lang w:eastAsia="fr-FR"/>
-        </w:rPr>
-        <w:t>e, pr</w:t>
-      </w:r>
-      <w:r>
-        <w:rPr>
-          <w:rFonts w:ascii="Times New Roman" w:hAnsi="Times New Roman" w:cs="Times New Roman"/>
-          <w:sz w:val="24"/>
-          <w:szCs w:val="24"/>
-          <w:lang w:eastAsia="fr-FR"/>
-        </w:rPr>
-        <w:t>ê</w:t>
-      </w:r>
-      <w:r>
-        <w:rPr>
-          <w:rFonts w:asciiTheme="majorBidi" w:hAnsiTheme="majorBidi" w:cstheme="majorBidi"/>
-          <w:sz w:val="24"/>
-          <w:szCs w:val="24"/>
-          <w:lang w:eastAsia="fr-FR"/>
-        </w:rPr>
-        <w:t xml:space="preserve">te </w:t>
-      </w:r>
-      <w:r>
-        <w:rPr>
-          <w:rFonts w:ascii="Times New Roman" w:hAnsi="Times New Roman" w:cs="Times New Roman"/>
-          <w:sz w:val="24"/>
-          <w:szCs w:val="24"/>
-          <w:lang w:eastAsia="fr-FR"/>
-        </w:rPr>
-        <w:t>à</w:t>
-      </w:r>
-      <w:r>
-        <w:rPr>
-          <w:rFonts w:asciiTheme="majorBidi" w:hAnsiTheme="majorBidi" w:cstheme="majorBidi"/>
-          <w:sz w:val="24"/>
-          <w:szCs w:val="24"/>
-          <w:lang w:eastAsia="fr-FR"/>
-        </w:rPr>
-        <w:t xml:space="preserve"> </w:t>
-      </w:r>
-      <w:r>
-        <w:rPr>
-          <w:rFonts w:ascii="Times New Roman" w:hAnsi="Times New Roman" w:cs="Times New Roman"/>
-          <w:sz w:val="24"/>
-          <w:szCs w:val="24"/>
-          <w:lang w:eastAsia="fr-FR"/>
-        </w:rPr>
-        <w:t>ê</w:t>
-      </w:r>
-      <w:r>
-        <w:rPr>
-          <w:rFonts w:asciiTheme="majorBidi" w:hAnsiTheme="majorBidi" w:cstheme="majorBidi"/>
-          <w:sz w:val="24"/>
-          <w:szCs w:val="24"/>
-          <w:lang w:eastAsia="fr-FR"/>
-        </w:rPr>
-        <w:t>tre trait</w:t>
-      </w:r>
-      <w:r>
-        <w:rPr>
-          <w:rFonts w:ascii="Times New Roman" w:hAnsi="Times New Roman" w:cs="Times New Roman"/>
-          <w:sz w:val="24"/>
-          <w:szCs w:val="24"/>
-          <w:lang w:eastAsia="fr-FR"/>
-        </w:rPr>
-        <w:t>é</w:t>
-      </w:r>
-      <w:r>
-        <w:rPr>
-          <w:rFonts w:asciiTheme="majorBidi" w:hAnsiTheme="majorBidi" w:cstheme="majorBidi"/>
-          <w:sz w:val="24"/>
-          <w:szCs w:val="24"/>
-          <w:lang w:eastAsia="fr-FR"/>
-        </w:rPr>
-        <w:t>e.</w:t>
-      </w:r>
-    </w:p>
-    <w:p>
-      <w:pPr>
-        <w:pStyle w:val="ListParagraph"/>
-        <w:numPr>
-          <w:ilvl w:val="0"/>
-          <w:numId w:val="19"/>
-        </w:numPr>
-        <w:spacing w:line="360" w:lineRule="auto"/>
-        <w:jc w:val="both"/>
-        <w:rPr>
-          <w:rFonts w:asciiTheme="majorBidi" w:hAnsiTheme="majorBidi" w:cstheme="majorBidi"/>
-          <w:sz w:val="24"/>
-          <w:szCs w:val="24"/>
-          <w:lang w:eastAsia="fr-FR"/>
-        </w:rPr>
-      </w:pPr>
-      <w:r>
-        <w:rPr>
-          <w:rFonts w:asciiTheme="majorBidi" w:hAnsiTheme="majorBidi" w:cstheme="majorBidi"/>
-          <w:sz w:val="24"/>
-          <w:szCs w:val="24"/>
-          <w:lang w:eastAsia="fr-FR"/>
-        </w:rPr>
-        <w:t xml:space="preserve"> Transmission : Le texte final est </w:t>
-      </w:r>
-      <w:r>
-        <w:rPr>
-          <w:rFonts w:asciiTheme="majorBidi" w:hAnsiTheme="majorBidi" w:cstheme="majorBidi"/>
-          <w:sz w:val="24"/>
-          <w:szCs w:val="24"/>
-          <w:lang w:eastAsia="fr-FR"/>
-        </w:rPr>
-        <w:t>ajouté au contenue d’email pour les analyser.</w:t>
-      </w:r>
-    </w:p>
-    <w:p>
-      <w:pPr>
-        <w:spacing w:line="360" w:lineRule="auto"/>
-        <w:jc w:val="both"/>
-        <w:rPr>
-          <w:rFonts w:asciiTheme="majorBidi" w:hAnsiTheme="majorBidi" w:cstheme="majorBidi"/>
-          <w:sz w:val="24"/>
-          <w:szCs w:val="24"/>
-          <w:lang w:eastAsia="fr-FR"/>
-        </w:rPr>
-      </w:pPr>
-      <w:r>
-        <w:rPr>
-          <w:rFonts w:asciiTheme="majorBidi" w:hAnsiTheme="majorBidi" w:cstheme="majorBidi"/>
-          <w:sz w:val="24"/>
-          <w:szCs w:val="24"/>
-          <w:lang w:eastAsia="fr-FR"/>
-        </w:rPr>
-        <w:t>Cette architecture modulaire permet d'ajouter facilement de nouveaux formats de fichiers à l'avenir sans impacter le reste du système,</w:t>
-      </w:r>
-      <w:r>
-        <w:rPr>
-          <w:rFonts w:ascii="MS Gothic" w:eastAsia="MS Gothic" w:hAnsi="MS Gothic" w:cs="MS Gothic" w:hint="eastAsia"/>
-          <w:sz w:val="24"/>
-          <w:szCs w:val="24"/>
-          <w:lang w:eastAsia="fr-FR"/>
-        </w:rPr>
-        <w:t xml:space="preserve"> </w:t>
-      </w:r>
-      <w:r>
-        <w:rPr>
-          <w:rFonts w:asciiTheme="majorBidi" w:hAnsiTheme="majorBidi" w:cstheme="majorBidi"/>
-          <w:sz w:val="24"/>
-          <w:szCs w:val="24"/>
-          <w:lang w:eastAsia="fr-FR"/>
-        </w:rPr>
-        <w:t>assurant ainsi la robustesse et l'</w:t>
-      </w:r>
-      <w:r>
-        <w:rPr>
-          <w:rFonts w:ascii="Times New Roman" w:hAnsi="Times New Roman" w:cs="Times New Roman"/>
-          <w:sz w:val="24"/>
-          <w:szCs w:val="24"/>
-          <w:lang w:eastAsia="fr-FR"/>
-        </w:rPr>
-        <w:t>é</w:t>
-      </w:r>
-      <w:r>
-        <w:rPr>
-          <w:rFonts w:asciiTheme="majorBidi" w:hAnsiTheme="majorBidi" w:cstheme="majorBidi"/>
-          <w:sz w:val="24"/>
-          <w:szCs w:val="24"/>
-          <w:lang w:eastAsia="fr-FR"/>
-        </w:rPr>
-        <w:t>volutivit</w:t>
-      </w:r>
-      <w:r>
-        <w:rPr>
-          <w:rFonts w:ascii="Times New Roman" w:hAnsi="Times New Roman" w:cs="Times New Roman"/>
-          <w:sz w:val="24"/>
-          <w:szCs w:val="24"/>
-          <w:lang w:eastAsia="fr-FR"/>
-        </w:rPr>
-        <w:t>é</w:t>
-      </w:r>
-      <w:r>
-        <w:rPr>
-          <w:rFonts w:asciiTheme="majorBidi" w:hAnsiTheme="majorBidi" w:cstheme="majorBidi"/>
-          <w:sz w:val="24"/>
-          <w:szCs w:val="24"/>
-          <w:lang w:eastAsia="fr-FR"/>
-        </w:rPr>
-        <w:t xml:space="preserve"> du pipeline.</w:t>
-      </w:r>
-    </w:p>
-    <w:p>
-      <w:pPr>
-        <w:spacing w:line="360" w:lineRule="auto"/>
-        <w:jc w:val="both"/>
-        <w:rPr>
-          <w:rFonts w:asciiTheme="majorBidi" w:hAnsiTheme="majorBidi" w:cstheme="majorBidi"/>
-          <w:sz w:val="24"/>
-          <w:szCs w:val="24"/>
-          <w:lang w:eastAsia="fr-FR"/>
-        </w:rPr>
-      </w:pPr>
-    </w:p>
-    <w:p>
-      <w:pPr>
-        <w:spacing w:line="360" w:lineRule="auto"/>
-        <w:jc w:val="both"/>
-        <w:rPr>
-          <w:rFonts w:asciiTheme="majorBidi" w:hAnsiTheme="majorBidi" w:cstheme="majorBidi"/>
-          <w:sz w:val="24"/>
-          <w:szCs w:val="24"/>
-          <w:lang w:eastAsia="fr-FR"/>
-        </w:rPr>
-      </w:pPr>
-      <w:r>
-        <w:rPr>
-          <w:rFonts w:asciiTheme="majorBidi" w:hAnsiTheme="majorBidi" w:cstheme="majorBidi"/>
-          <w:sz w:val="24"/>
-          <w:szCs w:val="24"/>
-          <w:lang w:eastAsia="fr-FR"/>
+          <w:noProof/>
+        </w:rPr>
+      </w:pPr>
+      <w:r>
+        <w:rPr>
+          <w:noProof/>
         </w:rPr>
         <w:lastRenderedPageBreak/>
         <w:drawing>
-          <wp:inline distT="0" distB="0" distL="0" distR="0" wp14:anchorId="040B8CFF" wp14:editId="3A609403">
-            <wp:extent cx="2057397" cy="276225"/>
-            <wp:effectExtent l="0" t="0" r="635" b="0"/>
-            <wp:docPr id="18" name="Picture 18"/>
+          <wp:inline distT="0" distB="0" distL="0" distR="0" wp14:anchorId="4EA80D9A" wp14:editId="6EAA204C">
+            <wp:extent cx="3365418" cy="882015"/>
+            <wp:effectExtent l="0" t="0" r="6985" b="0"/>
+            <wp:docPr id="29" name="Picture 29"/>
             <wp:cNvGraphicFramePr>
               <a:graphicFrameLocks xmlns:a="http://schemas.openxmlformats.org/drawingml/2006/main" noChangeAspect="1"/>
             </wp:cNvGraphicFramePr>
@@ -7952,8 +7002,804 @@
                     <pic:cNvPr id="1" name=""/>
                     <pic:cNvPicPr/>
                   </pic:nvPicPr>
+                  <pic:blipFill rotWithShape="1">
+                    <a:blip r:embed="rId21"/>
+                    <a:srcRect r="15209"/>
+                    <a:stretch/>
+                  </pic:blipFill>
+                  <pic:spPr bwMode="auto">
+                    <a:xfrm>
+                      <a:off x="0" y="0"/>
+                      <a:ext cx="3499930" cy="917268"/>
+                    </a:xfrm>
+                    <a:prstGeom prst="rect">
+                      <a:avLst/>
+                    </a:prstGeom>
+                    <a:ln>
+                      <a:noFill/>
+                    </a:ln>
+                    <a:extLst>
+                      <a:ext uri="{53640926-AAD7-44D8-BBD7-CCE9431645EC}">
+                        <a14:shadowObscured xmlns:a14="http://schemas.microsoft.com/office/drawing/2010/main"/>
+                      </a:ext>
+                    </a:extLst>
+                  </pic:spPr>
+                </pic:pic>
+              </a:graphicData>
+            </a:graphic>
+          </wp:inline>
+        </w:drawing>
+      </w:r>
+      <w:r>
+        <w:rPr>
+          <w:noProof/>
+        </w:rPr>
+        <w:t xml:space="preserve"> </w:t>
+      </w:r>
+      <w:r>
+        <w:rPr>
+          <w:noProof/>
+        </w:rPr>
+        <w:drawing>
+          <wp:inline distT="0" distB="0" distL="0" distR="0" wp14:anchorId="4FC95EDF" wp14:editId="236C2D13">
+            <wp:extent cx="2272215" cy="1594485"/>
+            <wp:effectExtent l="0" t="0" r="0" b="5715"/>
+            <wp:docPr id="28" name="Picture 28"/>
+            <wp:cNvGraphicFramePr>
+              <a:graphicFrameLocks xmlns:a="http://schemas.openxmlformats.org/drawingml/2006/main" noChangeAspect="1"/>
+            </wp:cNvGraphicFramePr>
+            <a:graphic xmlns:a="http://schemas.openxmlformats.org/drawingml/2006/main">
+              <a:graphicData uri="http://schemas.openxmlformats.org/drawingml/2006/picture">
+                <pic:pic xmlns:pic="http://schemas.openxmlformats.org/drawingml/2006/picture">
+                  <pic:nvPicPr>
+                    <pic:cNvPr id="28" name="Picture 28"/>
+                    <pic:cNvPicPr/>
+                  </pic:nvPicPr>
+                  <pic:blipFill rotWithShape="1">
+                    <a:blip r:embed="rId22">
+                      <a:extLst>
+                        <a:ext uri="{28A0092B-C50C-407E-A947-70E740481C1C}">
+                          <a14:useLocalDpi xmlns:a14="http://schemas.microsoft.com/office/drawing/2010/main" val="0"/>
+                        </a:ext>
+                      </a:extLst>
+                    </a:blip>
+                    <a:srcRect l="12181" r="8556"/>
+                    <a:stretch/>
+                  </pic:blipFill>
+                  <pic:spPr bwMode="auto">
+                    <a:xfrm>
+                      <a:off x="0" y="0"/>
+                      <a:ext cx="2322173" cy="1629542"/>
+                    </a:xfrm>
+                    <a:prstGeom prst="rect">
+                      <a:avLst/>
+                    </a:prstGeom>
+                    <a:ln>
+                      <a:noFill/>
+                    </a:ln>
+                    <a:extLst>
+                      <a:ext uri="{53640926-AAD7-44D8-BBD7-CCE9431645EC}">
+                        <a14:shadowObscured xmlns:a14="http://schemas.microsoft.com/office/drawing/2010/main"/>
+                      </a:ext>
+                    </a:extLst>
+                  </pic:spPr>
+                </pic:pic>
+              </a:graphicData>
+            </a:graphic>
+          </wp:inline>
+        </w:drawing>
+      </w:r>
+    </w:p>
+    <w:p>
+      <w:pPr>
+        <w:spacing w:line="360" w:lineRule="auto"/>
+        <w:jc w:val="both"/>
+        <w:rPr>
+          <w:noProof/>
+        </w:rPr>
+      </w:pPr>
+    </w:p>
+    <w:p>
+      <w:pPr>
+        <w:pStyle w:val="ListParagraph"/>
+        <w:numPr>
+          <w:ilvl w:val="2"/>
+          <w:numId w:val="11"/>
+        </w:numPr>
+        <w:spacing w:line="360" w:lineRule="auto"/>
+        <w:jc w:val="both"/>
+        <w:rPr>
+          <w:rFonts w:asciiTheme="majorBidi" w:hAnsiTheme="majorBidi" w:cstheme="majorBidi"/>
+          <w:b/>
+          <w:bCs/>
+          <w:sz w:val="28"/>
+          <w:szCs w:val="28"/>
+          <w:lang w:eastAsia="fr-FR"/>
+        </w:rPr>
+      </w:pPr>
+      <w:r>
+        <w:rPr>
+          <w:rFonts w:asciiTheme="majorBidi" w:hAnsiTheme="majorBidi" w:cstheme="majorBidi"/>
+          <w:b/>
+          <w:bCs/>
+          <w:sz w:val="24"/>
+          <w:szCs w:val="24"/>
+        </w:rPr>
+        <w:t>Pipeline d'extraction</w:t>
+      </w:r>
+    </w:p>
+    <w:p>
+      <w:pPr>
+        <w:spacing w:line="360" w:lineRule="auto"/>
+        <w:jc w:val="both"/>
+        <w:rPr>
+          <w:rFonts w:asciiTheme="majorBidi" w:hAnsiTheme="majorBidi" w:cstheme="majorBidi"/>
+          <w:sz w:val="24"/>
+          <w:szCs w:val="24"/>
+          <w:lang w:eastAsia="fr-FR"/>
+        </w:rPr>
+      </w:pPr>
+      <w:r>
+        <w:rPr>
+          <w:rFonts w:asciiTheme="majorBidi" w:hAnsiTheme="majorBidi" w:cstheme="majorBidi"/>
+          <w:sz w:val="24"/>
+          <w:szCs w:val="24"/>
+          <w:lang w:eastAsia="fr-FR"/>
+        </w:rPr>
+        <w:t>Le pipeline d'OCR a été conçu comme une chaîne de traitement modulaire capable de gérer différents formats de fichiers. Le processus se</w:t>
+      </w:r>
+      <w:r>
+        <w:rPr>
+          <w:rFonts w:ascii="MS Gothic" w:eastAsia="MS Gothic" w:hAnsi="MS Gothic" w:cs="MS Gothic" w:hint="eastAsia"/>
+          <w:sz w:val="24"/>
+          <w:szCs w:val="24"/>
+          <w:lang w:eastAsia="fr-FR"/>
+        </w:rPr>
+        <w:t xml:space="preserve"> </w:t>
+      </w:r>
+      <w:r>
+        <w:rPr>
+          <w:rFonts w:asciiTheme="majorBidi" w:hAnsiTheme="majorBidi" w:cstheme="majorBidi"/>
+          <w:sz w:val="24"/>
+          <w:szCs w:val="24"/>
+          <w:lang w:eastAsia="fr-FR"/>
+        </w:rPr>
+        <w:t>d</w:t>
+      </w:r>
+      <w:r>
+        <w:rPr>
+          <w:rFonts w:ascii="Times New Roman" w:hAnsi="Times New Roman" w:cs="Times New Roman"/>
+          <w:sz w:val="24"/>
+          <w:szCs w:val="24"/>
+          <w:lang w:eastAsia="fr-FR"/>
+        </w:rPr>
+        <w:t>é</w:t>
+      </w:r>
+      <w:r>
+        <w:rPr>
+          <w:rFonts w:asciiTheme="majorBidi" w:hAnsiTheme="majorBidi" w:cstheme="majorBidi"/>
+          <w:sz w:val="24"/>
+          <w:szCs w:val="24"/>
+          <w:lang w:eastAsia="fr-FR"/>
+        </w:rPr>
+        <w:t>cline en quatre étapes techniques :</w:t>
+      </w:r>
+    </w:p>
+    <w:p>
+      <w:pPr>
+        <w:pStyle w:val="ListParagraph"/>
+        <w:numPr>
+          <w:ilvl w:val="0"/>
+          <w:numId w:val="19"/>
+        </w:numPr>
+        <w:spacing w:line="360" w:lineRule="auto"/>
+        <w:jc w:val="both"/>
+        <w:rPr>
+          <w:rFonts w:asciiTheme="majorBidi" w:hAnsiTheme="majorBidi" w:cstheme="majorBidi"/>
+          <w:sz w:val="24"/>
+          <w:szCs w:val="24"/>
+          <w:lang w:eastAsia="fr-FR"/>
+        </w:rPr>
+      </w:pPr>
+      <w:r>
+        <w:rPr>
+          <w:rFonts w:asciiTheme="majorBidi" w:hAnsiTheme="majorBidi" w:cstheme="majorBidi"/>
+          <w:sz w:val="24"/>
+          <w:szCs w:val="24"/>
+          <w:lang w:eastAsia="fr-FR"/>
+        </w:rPr>
+        <w:t>D</w:t>
+      </w:r>
+      <w:r>
+        <w:rPr>
+          <w:rFonts w:ascii="Times New Roman" w:hAnsi="Times New Roman" w:cs="Times New Roman"/>
+          <w:sz w:val="24"/>
+          <w:szCs w:val="24"/>
+          <w:lang w:eastAsia="fr-FR"/>
+        </w:rPr>
+        <w:t>é</w:t>
+      </w:r>
+      <w:r>
+        <w:rPr>
+          <w:rFonts w:asciiTheme="majorBidi" w:hAnsiTheme="majorBidi" w:cstheme="majorBidi"/>
+          <w:sz w:val="24"/>
+          <w:szCs w:val="24"/>
+          <w:lang w:eastAsia="fr-FR"/>
+        </w:rPr>
+        <w:t>tection et Routage : Le syst</w:t>
+      </w:r>
+      <w:r>
+        <w:rPr>
+          <w:rFonts w:ascii="Times New Roman" w:hAnsi="Times New Roman" w:cs="Times New Roman"/>
+          <w:sz w:val="24"/>
+          <w:szCs w:val="24"/>
+          <w:lang w:eastAsia="fr-FR"/>
+        </w:rPr>
+        <w:t>è</w:t>
+      </w:r>
+      <w:r>
+        <w:rPr>
+          <w:rFonts w:asciiTheme="majorBidi" w:hAnsiTheme="majorBidi" w:cstheme="majorBidi"/>
+          <w:sz w:val="24"/>
+          <w:szCs w:val="24"/>
+          <w:lang w:eastAsia="fr-FR"/>
+        </w:rPr>
+        <w:t>me identifie le format du fichier. Si le document est une image, il est dirig</w:t>
+      </w:r>
+      <w:r>
+        <w:rPr>
+          <w:rFonts w:ascii="Times New Roman" w:hAnsi="Times New Roman" w:cs="Times New Roman"/>
+          <w:sz w:val="24"/>
+          <w:szCs w:val="24"/>
+          <w:lang w:eastAsia="fr-FR"/>
+        </w:rPr>
+        <w:t>é</w:t>
+      </w:r>
+      <w:r>
+        <w:rPr>
+          <w:rFonts w:asciiTheme="majorBidi" w:hAnsiTheme="majorBidi" w:cstheme="majorBidi"/>
+          <w:sz w:val="24"/>
+          <w:szCs w:val="24"/>
+          <w:lang w:eastAsia="fr-FR"/>
+        </w:rPr>
+        <w:t xml:space="preserve"> vers la fonction </w:t>
+      </w:r>
+      <w:proofErr w:type="spellStart"/>
+      <w:r>
+        <w:rPr>
+          <w:rFonts w:ascii="Courier New" w:hAnsi="Courier New" w:cs="Courier New"/>
+          <w:sz w:val="24"/>
+          <w:szCs w:val="24"/>
+          <w:lang w:eastAsia="fr-FR"/>
+        </w:rPr>
+        <w:t>Ocr_picture</w:t>
+      </w:r>
+      <w:proofErr w:type="spellEnd"/>
+      <w:r>
+        <w:rPr>
+          <w:rFonts w:ascii="MS Gothic" w:eastAsia="MS Gothic" w:hAnsi="MS Gothic" w:cs="MS Gothic" w:hint="eastAsia"/>
+          <w:sz w:val="24"/>
+          <w:szCs w:val="24"/>
+          <w:lang w:eastAsia="fr-FR"/>
+        </w:rPr>
+        <w:t xml:space="preserve"> </w:t>
+      </w:r>
+      <w:r>
+        <w:rPr>
+          <w:rFonts w:asciiTheme="majorBidi" w:hAnsiTheme="majorBidi" w:cstheme="majorBidi"/>
+          <w:sz w:val="24"/>
+          <w:szCs w:val="24"/>
+          <w:lang w:eastAsia="fr-FR"/>
+        </w:rPr>
+        <w:t>; s'il s'agit d'un PDF, il est orient</w:t>
+      </w:r>
+      <w:r>
+        <w:rPr>
+          <w:rFonts w:ascii="Times New Roman" w:hAnsi="Times New Roman" w:cs="Times New Roman"/>
+          <w:sz w:val="24"/>
+          <w:szCs w:val="24"/>
+          <w:lang w:eastAsia="fr-FR"/>
+        </w:rPr>
+        <w:t>é</w:t>
+      </w:r>
+      <w:r>
+        <w:rPr>
+          <w:rFonts w:asciiTheme="majorBidi" w:hAnsiTheme="majorBidi" w:cstheme="majorBidi"/>
+          <w:sz w:val="24"/>
+          <w:szCs w:val="24"/>
+          <w:lang w:eastAsia="fr-FR"/>
+        </w:rPr>
+        <w:t xml:space="preserve"> vers la fonction </w:t>
+      </w:r>
+      <w:proofErr w:type="spellStart"/>
+      <w:r>
+        <w:rPr>
+          <w:rFonts w:ascii="Courier New" w:hAnsi="Courier New" w:cs="Courier New"/>
+          <w:sz w:val="24"/>
+          <w:szCs w:val="24"/>
+          <w:lang w:eastAsia="fr-FR"/>
+        </w:rPr>
+        <w:t>Ocr_pdf</w:t>
+      </w:r>
+      <w:proofErr w:type="spellEnd"/>
+      <w:r>
+        <w:rPr>
+          <w:rFonts w:asciiTheme="majorBidi" w:hAnsiTheme="majorBidi" w:cstheme="majorBidi"/>
+          <w:sz w:val="24"/>
+          <w:szCs w:val="24"/>
+          <w:lang w:eastAsia="fr-FR"/>
+        </w:rPr>
+        <w:t>.</w:t>
+      </w:r>
+    </w:p>
+    <w:p>
+      <w:pPr>
+        <w:pStyle w:val="ListParagraph"/>
+        <w:numPr>
+          <w:ilvl w:val="0"/>
+          <w:numId w:val="19"/>
+        </w:numPr>
+        <w:spacing w:line="360" w:lineRule="auto"/>
+        <w:jc w:val="both"/>
+        <w:rPr>
+          <w:rFonts w:asciiTheme="majorBidi" w:hAnsiTheme="majorBidi" w:cstheme="majorBidi"/>
+          <w:sz w:val="24"/>
+          <w:szCs w:val="24"/>
+          <w:lang w:eastAsia="fr-FR"/>
+        </w:rPr>
+      </w:pPr>
+      <w:r>
+        <w:rPr>
+          <w:rFonts w:asciiTheme="majorBidi" w:hAnsiTheme="majorBidi" w:cstheme="majorBidi"/>
+          <w:sz w:val="24"/>
+          <w:szCs w:val="24"/>
+          <w:lang w:eastAsia="fr-FR"/>
+        </w:rPr>
+        <w:t xml:space="preserve">Extraction Spécifique : </w:t>
+      </w:r>
+    </w:p>
+    <w:p>
+      <w:pPr>
+        <w:pStyle w:val="ListParagraph"/>
+        <w:numPr>
+          <w:ilvl w:val="0"/>
+          <w:numId w:val="18"/>
+        </w:numPr>
+        <w:spacing w:line="360" w:lineRule="auto"/>
+        <w:jc w:val="both"/>
+        <w:rPr>
+          <w:rFonts w:asciiTheme="majorBidi" w:hAnsiTheme="majorBidi" w:cstheme="majorBidi"/>
+          <w:sz w:val="24"/>
+          <w:szCs w:val="24"/>
+          <w:lang w:eastAsia="fr-FR"/>
+        </w:rPr>
+      </w:pPr>
+      <w:r>
+        <w:rPr>
+          <w:rFonts w:asciiTheme="majorBidi" w:hAnsiTheme="majorBidi" w:cstheme="majorBidi"/>
+          <w:sz w:val="24"/>
+          <w:szCs w:val="24"/>
+          <w:lang w:eastAsia="fr-FR"/>
+        </w:rPr>
+        <w:t>Pour les images, la biblioth</w:t>
+      </w:r>
+      <w:r>
+        <w:rPr>
+          <w:rFonts w:ascii="Times New Roman" w:hAnsi="Times New Roman" w:cs="Times New Roman"/>
+          <w:sz w:val="24"/>
+          <w:szCs w:val="24"/>
+          <w:lang w:eastAsia="fr-FR"/>
+        </w:rPr>
+        <w:t>è</w:t>
+      </w:r>
+      <w:r>
+        <w:rPr>
+          <w:rFonts w:asciiTheme="majorBidi" w:hAnsiTheme="majorBidi" w:cstheme="majorBidi"/>
+          <w:sz w:val="24"/>
+          <w:szCs w:val="24"/>
+          <w:lang w:eastAsia="fr-FR"/>
+        </w:rPr>
+        <w:t xml:space="preserve">que </w:t>
+      </w:r>
+      <w:proofErr w:type="spellStart"/>
+      <w:r>
+        <w:rPr>
+          <w:rFonts w:ascii="Courier New" w:hAnsi="Courier New" w:cs="Courier New"/>
+          <w:sz w:val="24"/>
+          <w:szCs w:val="24"/>
+          <w:lang w:eastAsia="fr-FR"/>
+        </w:rPr>
+        <w:t>pyt</w:t>
+      </w:r>
+      <w:r>
+        <w:rPr>
+          <w:rFonts w:ascii="Courier New" w:hAnsi="Courier New" w:cs="Courier New"/>
+          <w:sz w:val="24"/>
+          <w:szCs w:val="24"/>
+          <w:lang w:eastAsia="fr-FR"/>
+        </w:rPr>
+        <w:t>esseract</w:t>
+      </w:r>
+      <w:proofErr w:type="spellEnd"/>
+      <w:r>
+        <w:rPr>
+          <w:rFonts w:asciiTheme="majorBidi" w:hAnsiTheme="majorBidi" w:cstheme="majorBidi"/>
+          <w:sz w:val="24"/>
+          <w:szCs w:val="24"/>
+          <w:lang w:eastAsia="fr-FR"/>
+        </w:rPr>
+        <w:t xml:space="preserve"> analyse les pixels pour reconstruire les caract</w:t>
+      </w:r>
+      <w:r>
+        <w:rPr>
+          <w:rFonts w:ascii="Times New Roman" w:hAnsi="Times New Roman" w:cs="Times New Roman"/>
+          <w:sz w:val="24"/>
+          <w:szCs w:val="24"/>
+          <w:lang w:eastAsia="fr-FR"/>
+        </w:rPr>
+        <w:t>è</w:t>
+      </w:r>
+      <w:r>
+        <w:rPr>
+          <w:rFonts w:asciiTheme="majorBidi" w:hAnsiTheme="majorBidi" w:cstheme="majorBidi"/>
+          <w:sz w:val="24"/>
+          <w:szCs w:val="24"/>
+          <w:lang w:eastAsia="fr-FR"/>
+        </w:rPr>
+        <w:t>res.</w:t>
+      </w:r>
+    </w:p>
+    <w:p>
+      <w:pPr>
+        <w:pStyle w:val="ListParagraph"/>
+        <w:numPr>
+          <w:ilvl w:val="0"/>
+          <w:numId w:val="18"/>
+        </w:numPr>
+        <w:spacing w:line="360" w:lineRule="auto"/>
+        <w:jc w:val="both"/>
+        <w:rPr>
+          <w:rFonts w:asciiTheme="majorBidi" w:hAnsiTheme="majorBidi" w:cstheme="majorBidi"/>
+          <w:sz w:val="24"/>
+          <w:szCs w:val="24"/>
+          <w:lang w:eastAsia="fr-FR"/>
+        </w:rPr>
+      </w:pPr>
+      <w:r>
+        <w:rPr>
+          <w:rFonts w:asciiTheme="majorBidi" w:hAnsiTheme="majorBidi" w:cstheme="majorBidi"/>
+          <w:sz w:val="24"/>
+          <w:szCs w:val="24"/>
+          <w:lang w:eastAsia="fr-FR"/>
+        </w:rPr>
+        <w:t xml:space="preserve">Pour les PDF, </w:t>
+      </w:r>
+      <w:proofErr w:type="spellStart"/>
+      <w:r>
+        <w:rPr>
+          <w:rFonts w:ascii="Courier New" w:hAnsi="Courier New" w:cs="Courier New"/>
+          <w:sz w:val="24"/>
+          <w:szCs w:val="24"/>
+          <w:lang w:eastAsia="fr-FR"/>
+        </w:rPr>
+        <w:t>spaCyLayout</w:t>
+      </w:r>
+      <w:proofErr w:type="spellEnd"/>
+      <w:r>
+        <w:rPr>
+          <w:rFonts w:asciiTheme="majorBidi" w:hAnsiTheme="majorBidi" w:cstheme="majorBidi"/>
+          <w:sz w:val="24"/>
+          <w:szCs w:val="24"/>
+          <w:lang w:eastAsia="fr-FR"/>
+        </w:rPr>
+        <w:t xml:space="preserve"> analyse la structure spatiale du document pour extraire le texte tout en respectant la mise en page.</w:t>
+      </w:r>
+    </w:p>
+    <w:p>
+      <w:pPr>
+        <w:pStyle w:val="ListParagraph"/>
+        <w:numPr>
+          <w:ilvl w:val="0"/>
+          <w:numId w:val="19"/>
+        </w:numPr>
+        <w:spacing w:line="360" w:lineRule="auto"/>
+        <w:jc w:val="both"/>
+        <w:rPr>
+          <w:rFonts w:asciiTheme="majorBidi" w:hAnsiTheme="majorBidi" w:cstheme="majorBidi"/>
+          <w:sz w:val="24"/>
+          <w:szCs w:val="24"/>
+          <w:lang w:eastAsia="fr-FR"/>
+        </w:rPr>
+      </w:pPr>
+      <w:r>
+        <w:rPr>
+          <w:rFonts w:asciiTheme="majorBidi" w:hAnsiTheme="majorBidi" w:cstheme="majorBidi"/>
+          <w:sz w:val="24"/>
+          <w:szCs w:val="24"/>
+          <w:lang w:eastAsia="fr-FR"/>
+        </w:rPr>
+        <w:t>Normalisation : Le texte brut extrait est converti en une cha</w:t>
+      </w:r>
+      <w:r>
+        <w:rPr>
+          <w:rFonts w:ascii="Times New Roman" w:hAnsi="Times New Roman" w:cs="Times New Roman"/>
+          <w:sz w:val="24"/>
+          <w:szCs w:val="24"/>
+          <w:lang w:eastAsia="fr-FR"/>
+        </w:rPr>
+        <w:t>î</w:t>
+      </w:r>
+      <w:r>
+        <w:rPr>
+          <w:rFonts w:asciiTheme="majorBidi" w:hAnsiTheme="majorBidi" w:cstheme="majorBidi"/>
+          <w:sz w:val="24"/>
+          <w:szCs w:val="24"/>
+          <w:lang w:eastAsia="fr-FR"/>
+        </w:rPr>
+        <w:t>ne de caract</w:t>
+      </w:r>
+      <w:r>
+        <w:rPr>
+          <w:rFonts w:ascii="Times New Roman" w:hAnsi="Times New Roman" w:cs="Times New Roman"/>
+          <w:sz w:val="24"/>
+          <w:szCs w:val="24"/>
+          <w:lang w:eastAsia="fr-FR"/>
+        </w:rPr>
+        <w:t>è</w:t>
+      </w:r>
+      <w:r>
+        <w:rPr>
+          <w:rFonts w:asciiTheme="majorBidi" w:hAnsiTheme="majorBidi" w:cstheme="majorBidi"/>
+          <w:sz w:val="24"/>
+          <w:szCs w:val="24"/>
+          <w:lang w:eastAsia="fr-FR"/>
+        </w:rPr>
+        <w:t>res standardis</w:t>
+      </w:r>
+      <w:r>
+        <w:rPr>
+          <w:rFonts w:ascii="Times New Roman" w:hAnsi="Times New Roman" w:cs="Times New Roman"/>
+          <w:sz w:val="24"/>
+          <w:szCs w:val="24"/>
+          <w:lang w:eastAsia="fr-FR"/>
+        </w:rPr>
+        <w:t>é</w:t>
+      </w:r>
+      <w:r>
+        <w:rPr>
+          <w:rFonts w:asciiTheme="majorBidi" w:hAnsiTheme="majorBidi" w:cstheme="majorBidi"/>
+          <w:sz w:val="24"/>
+          <w:szCs w:val="24"/>
+          <w:lang w:eastAsia="fr-FR"/>
+        </w:rPr>
+        <w:t>e, pr</w:t>
+      </w:r>
+      <w:r>
+        <w:rPr>
+          <w:rFonts w:ascii="Times New Roman" w:hAnsi="Times New Roman" w:cs="Times New Roman"/>
+          <w:sz w:val="24"/>
+          <w:szCs w:val="24"/>
+          <w:lang w:eastAsia="fr-FR"/>
+        </w:rPr>
+        <w:t>ê</w:t>
+      </w:r>
+      <w:r>
+        <w:rPr>
+          <w:rFonts w:asciiTheme="majorBidi" w:hAnsiTheme="majorBidi" w:cstheme="majorBidi"/>
+          <w:sz w:val="24"/>
+          <w:szCs w:val="24"/>
+          <w:lang w:eastAsia="fr-FR"/>
+        </w:rPr>
+        <w:t xml:space="preserve">te </w:t>
+      </w:r>
+      <w:r>
+        <w:rPr>
+          <w:rFonts w:ascii="Times New Roman" w:hAnsi="Times New Roman" w:cs="Times New Roman"/>
+          <w:sz w:val="24"/>
+          <w:szCs w:val="24"/>
+          <w:lang w:eastAsia="fr-FR"/>
+        </w:rPr>
+        <w:t>à</w:t>
+      </w:r>
+      <w:r>
+        <w:rPr>
+          <w:rFonts w:asciiTheme="majorBidi" w:hAnsiTheme="majorBidi" w:cstheme="majorBidi"/>
+          <w:sz w:val="24"/>
+          <w:szCs w:val="24"/>
+          <w:lang w:eastAsia="fr-FR"/>
+        </w:rPr>
+        <w:t xml:space="preserve"> </w:t>
+      </w:r>
+      <w:r>
+        <w:rPr>
+          <w:rFonts w:ascii="Times New Roman" w:hAnsi="Times New Roman" w:cs="Times New Roman"/>
+          <w:sz w:val="24"/>
+          <w:szCs w:val="24"/>
+          <w:lang w:eastAsia="fr-FR"/>
+        </w:rPr>
+        <w:t>ê</w:t>
+      </w:r>
+      <w:r>
+        <w:rPr>
+          <w:rFonts w:asciiTheme="majorBidi" w:hAnsiTheme="majorBidi" w:cstheme="majorBidi"/>
+          <w:sz w:val="24"/>
+          <w:szCs w:val="24"/>
+          <w:lang w:eastAsia="fr-FR"/>
+        </w:rPr>
+        <w:t>tre trait</w:t>
+      </w:r>
+      <w:r>
+        <w:rPr>
+          <w:rFonts w:ascii="Times New Roman" w:hAnsi="Times New Roman" w:cs="Times New Roman"/>
+          <w:sz w:val="24"/>
+          <w:szCs w:val="24"/>
+          <w:lang w:eastAsia="fr-FR"/>
+        </w:rPr>
+        <w:t>é</w:t>
+      </w:r>
+      <w:r>
+        <w:rPr>
+          <w:rFonts w:asciiTheme="majorBidi" w:hAnsiTheme="majorBidi" w:cstheme="majorBidi"/>
+          <w:sz w:val="24"/>
+          <w:szCs w:val="24"/>
+          <w:lang w:eastAsia="fr-FR"/>
+        </w:rPr>
+        <w:t>e.</w:t>
+      </w:r>
+    </w:p>
+    <w:p>
+      <w:pPr>
+        <w:pStyle w:val="ListParagraph"/>
+        <w:numPr>
+          <w:ilvl w:val="0"/>
+          <w:numId w:val="19"/>
+        </w:numPr>
+        <w:spacing w:line="360" w:lineRule="auto"/>
+        <w:jc w:val="both"/>
+        <w:rPr>
+          <w:rFonts w:asciiTheme="majorBidi" w:hAnsiTheme="majorBidi" w:cstheme="majorBidi"/>
+          <w:sz w:val="24"/>
+          <w:szCs w:val="24"/>
+          <w:lang w:eastAsia="fr-FR"/>
+        </w:rPr>
+      </w:pPr>
+      <w:r>
+        <w:rPr>
+          <w:rFonts w:asciiTheme="majorBidi" w:hAnsiTheme="majorBidi" w:cstheme="majorBidi"/>
+          <w:sz w:val="24"/>
+          <w:szCs w:val="24"/>
+          <w:lang w:eastAsia="fr-FR"/>
+        </w:rPr>
+        <w:t xml:space="preserve"> Transmission : Le texte final est </w:t>
+      </w:r>
+      <w:r>
+        <w:rPr>
+          <w:rFonts w:asciiTheme="majorBidi" w:hAnsiTheme="majorBidi" w:cstheme="majorBidi"/>
+          <w:sz w:val="24"/>
+          <w:szCs w:val="24"/>
+          <w:lang w:eastAsia="fr-FR"/>
+        </w:rPr>
+        <w:t>ajouté au contenue d’email pour les analyser.</w:t>
+      </w:r>
+    </w:p>
+    <w:p>
+      <w:pPr>
+        <w:spacing w:line="360" w:lineRule="auto"/>
+        <w:jc w:val="both"/>
+        <w:rPr>
+          <w:rFonts w:asciiTheme="majorBidi" w:hAnsiTheme="majorBidi" w:cstheme="majorBidi"/>
+          <w:sz w:val="24"/>
+          <w:szCs w:val="24"/>
+          <w:lang w:eastAsia="fr-FR"/>
+        </w:rPr>
+      </w:pPr>
+      <w:r>
+        <w:rPr>
+          <w:rFonts w:asciiTheme="majorBidi" w:hAnsiTheme="majorBidi" w:cstheme="majorBidi"/>
+          <w:sz w:val="24"/>
+          <w:szCs w:val="24"/>
+          <w:lang w:eastAsia="fr-FR"/>
+        </w:rPr>
+        <w:t>Cette architecture modulaire permet d'ajouter facilement de nouveaux formats de fichiers à l'avenir sans impacter le reste du système,</w:t>
+      </w:r>
+      <w:r>
+        <w:rPr>
+          <w:rFonts w:ascii="MS Gothic" w:eastAsia="MS Gothic" w:hAnsi="MS Gothic" w:cs="MS Gothic" w:hint="eastAsia"/>
+          <w:sz w:val="24"/>
+          <w:szCs w:val="24"/>
+          <w:lang w:eastAsia="fr-FR"/>
+        </w:rPr>
+        <w:t xml:space="preserve"> </w:t>
+      </w:r>
+      <w:r>
+        <w:rPr>
+          <w:rFonts w:asciiTheme="majorBidi" w:hAnsiTheme="majorBidi" w:cstheme="majorBidi"/>
+          <w:sz w:val="24"/>
+          <w:szCs w:val="24"/>
+          <w:lang w:eastAsia="fr-FR"/>
+        </w:rPr>
+        <w:t>assurant ainsi la robustesse et l'</w:t>
+      </w:r>
+      <w:r>
+        <w:rPr>
+          <w:rFonts w:ascii="Times New Roman" w:hAnsi="Times New Roman" w:cs="Times New Roman"/>
+          <w:sz w:val="24"/>
+          <w:szCs w:val="24"/>
+          <w:lang w:eastAsia="fr-FR"/>
+        </w:rPr>
+        <w:t>é</w:t>
+      </w:r>
+      <w:r>
+        <w:rPr>
+          <w:rFonts w:asciiTheme="majorBidi" w:hAnsiTheme="majorBidi" w:cstheme="majorBidi"/>
+          <w:sz w:val="24"/>
+          <w:szCs w:val="24"/>
+          <w:lang w:eastAsia="fr-FR"/>
+        </w:rPr>
+        <w:t>volutivit</w:t>
+      </w:r>
+      <w:r>
+        <w:rPr>
+          <w:rFonts w:ascii="Times New Roman" w:hAnsi="Times New Roman" w:cs="Times New Roman"/>
+          <w:sz w:val="24"/>
+          <w:szCs w:val="24"/>
+          <w:lang w:eastAsia="fr-FR"/>
+        </w:rPr>
+        <w:t>é</w:t>
+      </w:r>
+      <w:r>
+        <w:rPr>
+          <w:rFonts w:asciiTheme="majorBidi" w:hAnsiTheme="majorBidi" w:cstheme="majorBidi"/>
+          <w:sz w:val="24"/>
+          <w:szCs w:val="24"/>
+          <w:lang w:eastAsia="fr-FR"/>
+        </w:rPr>
+        <w:t xml:space="preserve"> du pipeline.</w:t>
+      </w:r>
+    </w:p>
+    <w:p>
+      <w:pPr>
+        <w:spacing w:line="360" w:lineRule="auto"/>
+        <w:jc w:val="both"/>
+        <w:rPr>
+          <w:rFonts w:asciiTheme="majorBidi" w:hAnsiTheme="majorBidi" w:cstheme="majorBidi"/>
+          <w:sz w:val="24"/>
+          <w:szCs w:val="24"/>
+          <w:lang w:eastAsia="fr-FR"/>
+        </w:rPr>
+      </w:pPr>
+      <w:r>
+        <w:rPr>
+          <w:rFonts w:asciiTheme="majorBidi" w:hAnsiTheme="majorBidi" w:cstheme="majorBidi"/>
+          <w:noProof/>
+          <w:sz w:val="24"/>
+          <w:szCs w:val="24"/>
+          <w:lang w:eastAsia="fr-FR"/>
+        </w:rPr>
+        <w:lastRenderedPageBreak/>
+        <w:drawing>
+          <wp:inline distT="0" distB="0" distL="0" distR="0" wp14:anchorId="55972BD0" wp14:editId="3288728E">
+            <wp:extent cx="5760720" cy="2262505"/>
+            <wp:effectExtent l="0" t="0" r="0" b="4445"/>
+            <wp:docPr id="30" name="Picture 30"/>
+            <wp:cNvGraphicFramePr>
+              <a:graphicFrameLocks xmlns:a="http://schemas.openxmlformats.org/drawingml/2006/main" noChangeAspect="1"/>
+            </wp:cNvGraphicFramePr>
+            <a:graphic xmlns:a="http://schemas.openxmlformats.org/drawingml/2006/main">
+              <a:graphicData uri="http://schemas.openxmlformats.org/drawingml/2006/picture">
+                <pic:pic xmlns:pic="http://schemas.openxmlformats.org/drawingml/2006/picture">
+                  <pic:nvPicPr>
+                    <pic:cNvPr id="30" name="Picture 30"/>
+                    <pic:cNvPicPr/>
+                  </pic:nvPicPr>
                   <pic:blipFill>
-                    <a:blip r:embed="rId18"/>
+                    <a:blip r:embed="rId23" cstate="print">
+                      <a:extLst>
+                        <a:ext uri="{28A0092B-C50C-407E-A947-70E740481C1C}">
+                          <a14:useLocalDpi xmlns:a14="http://schemas.microsoft.com/office/drawing/2010/main" val="0"/>
+                        </a:ext>
+                      </a:extLst>
+                    </a:blip>
                     <a:stretch>
                       <a:fillRect/>
                     </a:stretch>
@@ -7961,7 +7807,7 @@
                   <pic:spPr>
                     <a:xfrm>
                       <a:off x="0" y="0"/>
-                      <a:ext cx="2152041" cy="288932"/>
+                      <a:ext cx="5760720" cy="2262505"/>
                     </a:xfrm>
                     <a:prstGeom prst="rect">
                       <a:avLst/>
@@ -7973,92 +7819,6 @@
           </wp:inline>
         </w:drawing>
       </w:r>
-      <w:r>
-        <w:rPr>
-          <w:rFonts w:asciiTheme="majorBidi" w:hAnsiTheme="majorBidi" w:cstheme="majorBidi"/>
-          <w:sz w:val="24"/>
-          <w:szCs w:val="24"/>
-          <w:lang w:eastAsia="fr-FR"/>
-        </w:rPr>
-        <w:drawing>
-          <wp:inline distT="0" distB="0" distL="0" distR="0" wp14:anchorId="313FF65C" wp14:editId="7DDAE35C">
-            <wp:extent cx="4241800" cy="3388485"/>
-            <wp:effectExtent l="0" t="0" r="6350" b="2540"/>
-            <wp:docPr id="16" name="Picture 16"/>
-            <wp:cNvGraphicFramePr>
-              <a:graphicFrameLocks xmlns:a="http://schemas.openxmlformats.org/drawingml/2006/main" noChangeAspect="1"/>
-            </wp:cNvGraphicFramePr>
-            <a:graphic xmlns:a="http://schemas.openxmlformats.org/drawingml/2006/main">
-              <a:graphicData uri="http://schemas.openxmlformats.org/drawingml/2006/picture">
-                <pic:pic xmlns:pic="http://schemas.openxmlformats.org/drawingml/2006/picture">
-                  <pic:nvPicPr>
-                    <pic:cNvPr id="1" name=""/>
-                    <pic:cNvPicPr/>
-                  </pic:nvPicPr>
-                  <pic:blipFill>
-                    <a:blip r:embed="rId19"/>
-                    <a:stretch>
-                      <a:fillRect/>
-                    </a:stretch>
-                  </pic:blipFill>
-                  <pic:spPr>
-                    <a:xfrm>
-                      <a:off x="0" y="0"/>
-                      <a:ext cx="4257184" cy="3400774"/>
-                    </a:xfrm>
-                    <a:prstGeom prst="rect">
-                      <a:avLst/>
-                    </a:prstGeom>
-                  </pic:spPr>
-                </pic:pic>
-              </a:graphicData>
-            </a:graphic>
-          </wp:inline>
-        </w:drawing>
-      </w:r>
-      <w:r>
-        <w:rPr>
-          <w:rFonts w:asciiTheme="majorBidi" w:hAnsiTheme="majorBidi" w:cstheme="majorBidi"/>
-          <w:sz w:val="24"/>
-          <w:szCs w:val="24"/>
-          <w:lang w:eastAsia="fr-FR"/>
-        </w:rPr>
-        <w:drawing>
-          <wp:inline distT="0" distB="0" distL="0" distR="0" wp14:anchorId="7A97077A" wp14:editId="0F06BE06">
-            <wp:extent cx="3459824" cy="2603500"/>
-            <wp:effectExtent l="0" t="0" r="7620" b="6350"/>
-            <wp:docPr id="15" name="Picture 15"/>
-            <wp:cNvGraphicFramePr>
-              <a:graphicFrameLocks xmlns:a="http://schemas.openxmlformats.org/drawingml/2006/main" noChangeAspect="1"/>
-            </wp:cNvGraphicFramePr>
-            <a:graphic xmlns:a="http://schemas.openxmlformats.org/drawingml/2006/main">
-              <a:graphicData uri="http://schemas.openxmlformats.org/drawingml/2006/picture">
-                <pic:pic xmlns:pic="http://schemas.openxmlformats.org/drawingml/2006/picture">
-                  <pic:nvPicPr>
-                    <pic:cNvPr id="1" name=""/>
-                    <pic:cNvPicPr/>
-                  </pic:nvPicPr>
-                  <pic:blipFill>
-                    <a:blip r:embed="rId20"/>
-                    <a:stretch>
-                      <a:fillRect/>
-                    </a:stretch>
-                  </pic:blipFill>
-                  <pic:spPr>
-                    <a:xfrm>
-                      <a:off x="0" y="0"/>
-                      <a:ext cx="3476898" cy="2616348"/>
-                    </a:xfrm>
-                    <a:prstGeom prst="rect">
-                      <a:avLst/>
-                    </a:prstGeom>
-                  </pic:spPr>
-                </pic:pic>
-              </a:graphicData>
-            </a:graphic>
-          </wp:inline>
-        </w:drawing>
-      </w:r>
     </w:p>
     <w:p>
       <w:pPr>
@@ -8193,7 +7953,6 @@
           <w:szCs w:val="24"/>
           <w:lang w:eastAsia="fr-FR"/>
         </w:rPr>
-        <w:lastRenderedPageBreak/>
         <w:t>Toutefois, le développement a été marqué par des défis techniques complexes. Nous avons notamment dû optimiser la gestion des sessions côté</w:t>
       </w:r>
       <w:r>
@@ -8377,6 +8136,7 @@
           <w:szCs w:val="24"/>
           <w:lang w:eastAsia="fr-FR"/>
         </w:rPr>
+        <w:lastRenderedPageBreak/>
         <w:t>Ce projet a permis de réaliser un système intelligent de classification d'emails, alliant un backend FastAPI et un frontend React. Grâce à l'impl</w:t>
       </w:r>
       <w:r>
@@ -8938,7 +8698,7 @@
       <w:lvlText w:val="%1.%2.%3."/>
       <w:lvlJc w:val="left"/>
       <w:pPr>
-        <w:ind w:left="1080" w:hanging="720"/>
+        <w:ind w:left="861" w:hanging="720"/>
       </w:pPr>
       <w:rPr>
         <w:rFonts w:hint="default"/>
@@ -10148,7 +9908,7 @@
   <w:abstractNum w:abstractNumId="15" w15:restartNumberingAfterBreak="0">
     <w:nsid w:val="57D851D8"/>
     <w:multiLevelType w:val="multilevel"/>
-    <w:tmpl w:val="C6984400"/>
+    <w:tmpl w:val="55447320"/>
     <w:lvl w:ilvl="0">
       <w:start w:val="1"/>
       <w:numFmt w:val="decimal"/>
@@ -10191,6 +9951,8 @@
         <w:rFonts w:hint="default"/>
         <w:b/>
         <w:bCs/>
+        <w:sz w:val="24"/>
+        <w:szCs w:val="24"/>
       </w:rPr>
     </w:lvl>
     <w:lvl w:ilvl="3">
@@ -11397,6 +11159,18 @@
       <w:szCs w:val="18"/>
     </w:rPr>
   </w:style>
+  <w:style w:type="character" w:styleId="Hyperlink">
+    <w:name w:val="Hyperlink"/>
+    <w:basedOn w:val="DefaultParagraphFont"/>
+    <w:uiPriority w:val="99"/>
+    <w:semiHidden/>
+    <w:unhideWhenUsed/>
+    <w:rsid w:val="00543511"/>
+    <w:rPr>
+      <w:color w:val="0000FF"/>
+      <w:u w:val="single"/>
+    </w:rPr>
+  </w:style>
 </w:styles>
 </file>
 
